--- a/DB/lab10/lab10DB.docx
+++ b/DB/lab10/lab10DB.docx
@@ -8,6 +8,7 @@
           <w:ilvl w:val="0"/>
           <w:numId w:val="1"/>
         </w:numPr>
+        <w:spacing w:after="0" w:line="240" w:lineRule="auto"/>
         <w:rPr>
           <w:lang w:val="ru-RU"/>
         </w:rPr>
@@ -23,12 +24,17 @@
     </w:p>
     <w:p>
       <w:pPr>
-        <w:rPr>
+        <w:spacing w:after="0" w:line="240" w:lineRule="auto"/>
+        <w:rPr>
+          <w:b/>
+          <w:bCs/>
           <w:lang w:val="ru-RU"/>
         </w:rPr>
       </w:pPr>
       <w:r>
         <w:rPr>
+          <w:b/>
+          <w:bCs/>
           <w:lang w:val="ru-RU"/>
         </w:rPr>
         <w:t>BEGIN</w:t>
@@ -36,12 +42,17 @@
     </w:p>
     <w:p>
       <w:pPr>
-        <w:rPr>
+        <w:spacing w:after="0" w:line="240" w:lineRule="auto"/>
+        <w:rPr>
+          <w:b/>
+          <w:bCs/>
           <w:lang w:val="ru-RU"/>
         </w:rPr>
       </w:pPr>
       <w:r>
         <w:rPr>
+          <w:b/>
+          <w:bCs/>
           <w:lang w:val="ru-RU"/>
         </w:rPr>
         <w:t xml:space="preserve">    NULL;</w:t>
@@ -49,16 +60,31 @@
     </w:p>
     <w:p>
       <w:pPr>
-        <w:rPr>
+        <w:spacing w:after="0" w:line="240" w:lineRule="auto"/>
+        <w:rPr>
+          <w:b/>
+          <w:bCs/>
           <w:lang w:val="ru-RU"/>
         </w:rPr>
       </w:pPr>
       <w:r>
         <w:rPr>
+          <w:b/>
+          <w:bCs/>
           <w:lang w:val="ru-RU"/>
         </w:rPr>
         <w:t>END;</w:t>
       </w:r>
+    </w:p>
+    <w:p>
+      <w:pPr>
+        <w:spacing w:after="0" w:line="240" w:lineRule="auto"/>
+        <w:rPr>
+          <w:b/>
+          <w:bCs/>
+          <w:lang w:val="ru-RU"/>
+        </w:rPr>
+      </w:pPr>
     </w:p>
     <w:p>
       <w:pPr>
@@ -66,6 +92,7 @@
           <w:ilvl w:val="0"/>
           <w:numId w:val="1"/>
         </w:numPr>
+        <w:spacing w:after="0" w:line="240" w:lineRule="auto"/>
         <w:rPr>
           <w:lang w:val="ru-RU"/>
         </w:rPr>
@@ -79,43 +106,79 @@
     </w:p>
     <w:p>
       <w:pPr>
-        <w:rPr>
-          <w:lang w:val="ru-BY"/>
-        </w:rPr>
-      </w:pPr>
-      <w:r>
-        <w:rPr>
-          <w:lang w:val="ru-BY"/>
+        <w:spacing w:after="0" w:line="240" w:lineRule="auto"/>
+        <w:rPr>
+          <w:b/>
+          <w:bCs/>
+        </w:rPr>
+      </w:pPr>
+      <w:r>
+        <w:rPr>
+          <w:b/>
+          <w:bCs/>
         </w:rPr>
         <w:t>BEGIN</w:t>
       </w:r>
     </w:p>
     <w:p>
       <w:pPr>
-        <w:rPr>
-          <w:lang w:val="ru-BY"/>
-        </w:rPr>
-      </w:pPr>
-      <w:r>
-        <w:rPr>
-          <w:lang w:val="ru-BY"/>
+        <w:spacing w:after="0" w:line="240" w:lineRule="auto"/>
+        <w:rPr>
+          <w:b/>
+          <w:bCs/>
+        </w:rPr>
+      </w:pPr>
+      <w:r>
+        <w:rPr>
+          <w:b/>
+          <w:bCs/>
         </w:rPr>
         <w:tab/>
-        <w:t>DBMS_OUTPUT.PUT_LINE(‘Hello World!);</w:t>
-      </w:r>
-    </w:p>
-    <w:p>
-      <w:pPr>
-        <w:rPr>
-          <w:lang w:val="ru-BY"/>
-        </w:rPr>
-      </w:pPr>
-      <w:r>
-        <w:rPr>
-          <w:lang w:val="ru-BY"/>
+        <w:t>DBMS_OUTPUT.PUT_</w:t>
+      </w:r>
+      <w:proofErr w:type="gramStart"/>
+      <w:r>
+        <w:rPr>
+          <w:b/>
+          <w:bCs/>
+        </w:rPr>
+        <w:t>LINE(</w:t>
+      </w:r>
+      <w:proofErr w:type="gramEnd"/>
+      <w:r>
+        <w:rPr>
+          <w:b/>
+          <w:bCs/>
+        </w:rPr>
+        <w:t>‘Hello World!);</w:t>
+      </w:r>
+    </w:p>
+    <w:p>
+      <w:pPr>
+        <w:spacing w:after="0" w:line="240" w:lineRule="auto"/>
+        <w:rPr>
+          <w:b/>
+          <w:bCs/>
+          <w:lang w:val="ru-RU"/>
+        </w:rPr>
+      </w:pPr>
+      <w:r>
+        <w:rPr>
+          <w:b/>
+          <w:bCs/>
         </w:rPr>
         <w:t>END;</w:t>
       </w:r>
+    </w:p>
+    <w:p>
+      <w:pPr>
+        <w:spacing w:after="0" w:line="240" w:lineRule="auto"/>
+        <w:rPr>
+          <w:b/>
+          <w:bCs/>
+          <w:lang w:val="ru-RU"/>
+        </w:rPr>
+      </w:pPr>
     </w:p>
     <w:p>
       <w:pPr>
@@ -123,6 +186,7 @@
           <w:ilvl w:val="0"/>
           <w:numId w:val="1"/>
         </w:numPr>
+        <w:spacing w:after="0" w:line="240" w:lineRule="auto"/>
         <w:rPr>
           <w:lang w:val="ru-RU"/>
         </w:rPr>
@@ -136,94 +200,206 @@
     </w:p>
     <w:p>
       <w:pPr>
-        <w:rPr>
-          <w:lang w:val="ru-BY"/>
-        </w:rPr>
-      </w:pPr>
-      <w:r>
-        <w:rPr>
-          <w:lang w:val="ru-BY"/>
+        <w:spacing w:after="0" w:line="240" w:lineRule="auto"/>
+        <w:rPr>
+          <w:b/>
+          <w:bCs/>
+        </w:rPr>
+      </w:pPr>
+      <w:r>
+        <w:rPr>
+          <w:b/>
+          <w:bCs/>
         </w:rPr>
         <w:t>BEGIN</w:t>
       </w:r>
     </w:p>
     <w:p>
       <w:pPr>
-        <w:rPr>
-          <w:lang w:val="ru-BY"/>
-        </w:rPr>
-      </w:pPr>
-      <w:r>
-        <w:rPr>
-          <w:lang w:val="ru-BY"/>
-        </w:rPr>
-        <w:t xml:space="preserve">    DBMS_OUTPUT.PUT_LINE('Арифметические: + - * /');</w:t>
-      </w:r>
-    </w:p>
-    <w:p>
-      <w:pPr>
-        <w:rPr>
-          <w:lang w:val="ru-BY"/>
-        </w:rPr>
-      </w:pPr>
-      <w:r>
-        <w:rPr>
-          <w:lang w:val="ru-BY"/>
-        </w:rPr>
-        <w:t xml:space="preserve">    DBMS_OUTPUT.PUT_LINE('Отношения: = &lt; &gt; &lt;= &gt;= != ~= ^= &lt;&gt;');</w:t>
-      </w:r>
-    </w:p>
-    <w:p>
-      <w:pPr>
-        <w:rPr>
-          <w:lang w:val="ru-BY"/>
-        </w:rPr>
-      </w:pPr>
-      <w:r>
-        <w:rPr>
-          <w:lang w:val="ru-BY"/>
-        </w:rPr>
-        <w:t xml:space="preserve">    DBMS_OUTPUT.PUT_LINE('Присваивание: :=');</w:t>
-      </w:r>
-    </w:p>
-    <w:p>
-      <w:pPr>
-        <w:rPr>
-          <w:lang w:val="ru-BY"/>
-        </w:rPr>
-      </w:pPr>
-      <w:r>
-        <w:rPr>
-          <w:lang w:val="ru-BY"/>
-        </w:rPr>
-        <w:t xml:space="preserve">    DBMS_OUTPUT.PUT_LINE('Конкатенация: ||');</w:t>
-      </w:r>
-    </w:p>
-    <w:p>
-      <w:pPr>
-        <w:rPr>
-          <w:lang w:val="ru-BY"/>
-        </w:rPr>
-      </w:pPr>
-      <w:r>
-        <w:rPr>
-          <w:lang w:val="ru-BY"/>
-        </w:rPr>
-        <w:t xml:space="preserve">    DBMS_OUTPUT.PUT_LINE('Метки и комментарии: &lt;&lt; &gt;&gt; -- /* */');</w:t>
-      </w:r>
-    </w:p>
-    <w:p>
-      <w:pPr>
-        <w:rPr>
-          <w:lang w:val="ru-BY"/>
-        </w:rPr>
-      </w:pPr>
-      <w:r>
-        <w:rPr>
-          <w:lang w:val="ru-BY"/>
+        <w:spacing w:after="0" w:line="240" w:lineRule="auto"/>
+        <w:rPr>
+          <w:b/>
+          <w:bCs/>
+        </w:rPr>
+      </w:pPr>
+      <w:r>
+        <w:rPr>
+          <w:b/>
+          <w:bCs/>
+        </w:rPr>
+        <w:t xml:space="preserve">    DBMS_OUTPUT.PUT_</w:t>
+      </w:r>
+      <w:proofErr w:type="gramStart"/>
+      <w:r>
+        <w:rPr>
+          <w:b/>
+          <w:bCs/>
+        </w:rPr>
+        <w:t>LINE(</w:t>
+      </w:r>
+      <w:proofErr w:type="gramEnd"/>
+      <w:r>
+        <w:rPr>
+          <w:b/>
+          <w:bCs/>
+        </w:rPr>
+        <w:t>'Арифметические: + - * /');</w:t>
+      </w:r>
+    </w:p>
+    <w:p>
+      <w:pPr>
+        <w:spacing w:after="0" w:line="240" w:lineRule="auto"/>
+        <w:rPr>
+          <w:b/>
+          <w:bCs/>
+        </w:rPr>
+      </w:pPr>
+      <w:r>
+        <w:rPr>
+          <w:b/>
+          <w:bCs/>
+        </w:rPr>
+        <w:t xml:space="preserve">    DBMS_OUTPUT.PUT_</w:t>
+      </w:r>
+      <w:proofErr w:type="gramStart"/>
+      <w:r>
+        <w:rPr>
+          <w:b/>
+          <w:bCs/>
+        </w:rPr>
+        <w:t>LINE(</w:t>
+      </w:r>
+      <w:proofErr w:type="gramEnd"/>
+      <w:r>
+        <w:rPr>
+          <w:b/>
+          <w:bCs/>
+        </w:rPr>
+        <w:t>'Отношения: = &lt; &gt; &lt;= &gt;= != ~= ^= &lt;&gt;');</w:t>
+      </w:r>
+    </w:p>
+    <w:p>
+      <w:pPr>
+        <w:spacing w:after="0" w:line="240" w:lineRule="auto"/>
+        <w:rPr>
+          <w:b/>
+          <w:bCs/>
+        </w:rPr>
+      </w:pPr>
+      <w:r>
+        <w:rPr>
+          <w:b/>
+          <w:bCs/>
+        </w:rPr>
+        <w:t xml:space="preserve">    DBMS_OUTPUT.PUT_</w:t>
+      </w:r>
+      <w:proofErr w:type="gramStart"/>
+      <w:r>
+        <w:rPr>
+          <w:b/>
+          <w:bCs/>
+        </w:rPr>
+        <w:t>LINE(</w:t>
+      </w:r>
+      <w:proofErr w:type="gramEnd"/>
+      <w:r>
+        <w:rPr>
+          <w:b/>
+          <w:bCs/>
+        </w:rPr>
+        <w:t>'Присваивание: :=');</w:t>
+      </w:r>
+    </w:p>
+    <w:p>
+      <w:pPr>
+        <w:spacing w:after="0" w:line="240" w:lineRule="auto"/>
+        <w:rPr>
+          <w:b/>
+          <w:bCs/>
+        </w:rPr>
+      </w:pPr>
+      <w:r>
+        <w:rPr>
+          <w:b/>
+          <w:bCs/>
+        </w:rPr>
+        <w:t xml:space="preserve">    DBMS_OUTPUT.PUT_</w:t>
+      </w:r>
+      <w:proofErr w:type="gramStart"/>
+      <w:r>
+        <w:rPr>
+          <w:b/>
+          <w:bCs/>
+        </w:rPr>
+        <w:t>LINE(</w:t>
+      </w:r>
+      <w:proofErr w:type="gramEnd"/>
+      <w:r>
+        <w:rPr>
+          <w:b/>
+          <w:bCs/>
+        </w:rPr>
+        <w:t>'Конкатенация: ||');</w:t>
+      </w:r>
+    </w:p>
+    <w:p>
+      <w:pPr>
+        <w:spacing w:after="0" w:line="240" w:lineRule="auto"/>
+        <w:rPr>
+          <w:b/>
+          <w:bCs/>
+        </w:rPr>
+      </w:pPr>
+      <w:r>
+        <w:rPr>
+          <w:b/>
+          <w:bCs/>
+        </w:rPr>
+        <w:t xml:space="preserve">    DBMS_OUTPUT.PUT_</w:t>
+      </w:r>
+      <w:proofErr w:type="gramStart"/>
+      <w:r>
+        <w:rPr>
+          <w:b/>
+          <w:bCs/>
+        </w:rPr>
+        <w:t>LINE(</w:t>
+      </w:r>
+      <w:proofErr w:type="gramEnd"/>
+      <w:r>
+        <w:rPr>
+          <w:b/>
+          <w:bCs/>
+        </w:rPr>
+        <w:t>'Метки и комментарии: &lt;&lt; &gt;&gt; -- /* */');</w:t>
+      </w:r>
+    </w:p>
+    <w:p>
+      <w:pPr>
+        <w:spacing w:after="0" w:line="240" w:lineRule="auto"/>
+        <w:rPr>
+          <w:b/>
+          <w:bCs/>
+          <w:lang w:val="ru-RU"/>
+        </w:rPr>
+      </w:pPr>
+      <w:r>
+        <w:rPr>
+          <w:b/>
+          <w:bCs/>
         </w:rPr>
         <w:t>END;</w:t>
       </w:r>
+    </w:p>
+    <w:p>
+      <w:pPr>
+        <w:spacing w:after="0" w:line="240" w:lineRule="auto"/>
+        <w:rPr>
+          <w:b/>
+          <w:bCs/>
+          <w:lang w:val="ru-RU"/>
+        </w:rPr>
+      </w:pPr>
     </w:p>
     <w:p>
       <w:pPr>
@@ -231,6 +407,7 @@
           <w:ilvl w:val="0"/>
           <w:numId w:val="1"/>
         </w:numPr>
+        <w:spacing w:after="0" w:line="240" w:lineRule="auto"/>
         <w:rPr>
           <w:lang w:val="ru-RU"/>
         </w:rPr>
@@ -244,22 +421,38 @@
     </w:p>
     <w:p>
       <w:pPr>
-        <w:rPr>
-          <w:lang w:val="ru-BY"/>
-        </w:rPr>
-      </w:pPr>
-      <w:r>
-        <w:rPr>
-          <w:lang w:val="en-US"/>
+        <w:spacing w:after="0" w:line="240" w:lineRule="auto"/>
+        <w:rPr>
+          <w:b/>
+          <w:bCs/>
+          <w:lang w:val="ru-RU"/>
+        </w:rPr>
+      </w:pPr>
+      <w:r>
+        <w:rPr>
+          <w:b/>
+          <w:bCs/>
+          <w:lang w:val="ru-RU"/>
         </w:rPr>
         <w:t xml:space="preserve">  </w:t>
       </w:r>
       <w:r>
         <w:rPr>
-          <w:lang w:val="ru-BY"/>
+          <w:b/>
+          <w:bCs/>
         </w:rPr>
         <w:t>SELECT KEYWORD FROM V$RESERVED_WORDS;</w:t>
       </w:r>
+    </w:p>
+    <w:p>
+      <w:pPr>
+        <w:spacing w:after="0" w:line="240" w:lineRule="auto"/>
+        <w:rPr>
+          <w:b/>
+          <w:bCs/>
+          <w:lang w:val="ru-RU"/>
+        </w:rPr>
+      </w:pPr>
     </w:p>
     <w:p>
       <w:pPr>
@@ -267,6 +460,7 @@
           <w:ilvl w:val="0"/>
           <w:numId w:val="1"/>
         </w:numPr>
+        <w:spacing w:after="0" w:line="240" w:lineRule="auto"/>
         <w:rPr>
           <w:lang w:val="ru-RU"/>
         </w:rPr>
@@ -288,6 +482,7 @@
           <w:tab w:val="clear" w:pos="360"/>
           <w:tab w:val="num" w:pos="720"/>
         </w:tabs>
+        <w:spacing w:after="0" w:line="240" w:lineRule="auto"/>
         <w:rPr>
           <w:lang w:val="ru-RU"/>
         </w:rPr>
@@ -323,6 +518,7 @@
           <w:tab w:val="clear" w:pos="360"/>
           <w:tab w:val="num" w:pos="720"/>
         </w:tabs>
+        <w:spacing w:after="0" w:line="240" w:lineRule="auto"/>
         <w:rPr>
           <w:lang w:val="ru-RU"/>
         </w:rPr>
@@ -358,6 +554,7 @@
           <w:tab w:val="clear" w:pos="360"/>
           <w:tab w:val="num" w:pos="720"/>
         </w:tabs>
+        <w:spacing w:after="0" w:line="240" w:lineRule="auto"/>
         <w:rPr>
           <w:lang w:val="ru-RU"/>
         </w:rPr>
@@ -393,6 +590,7 @@
           <w:tab w:val="clear" w:pos="360"/>
           <w:tab w:val="num" w:pos="720"/>
         </w:tabs>
+        <w:spacing w:after="0" w:line="240" w:lineRule="auto"/>
         <w:rPr>
           <w:lang w:val="ru-RU"/>
         </w:rPr>
@@ -428,6 +626,7 @@
           <w:tab w:val="clear" w:pos="360"/>
           <w:tab w:val="num" w:pos="720"/>
         </w:tabs>
+        <w:spacing w:after="0" w:line="240" w:lineRule="auto"/>
         <w:rPr>
           <w:lang w:val="ru-RU"/>
         </w:rPr>
@@ -463,6 +662,7 @@
           <w:tab w:val="clear" w:pos="360"/>
           <w:tab w:val="num" w:pos="720"/>
         </w:tabs>
+        <w:spacing w:after="0" w:line="240" w:lineRule="auto"/>
         <w:rPr>
           <w:lang w:val="ru-RU"/>
         </w:rPr>
@@ -484,6 +684,7 @@
           <w:tab w:val="clear" w:pos="360"/>
           <w:tab w:val="num" w:pos="720"/>
         </w:tabs>
+        <w:spacing w:after="0" w:line="240" w:lineRule="auto"/>
         <w:rPr>
           <w:lang w:val="ru-RU"/>
         </w:rPr>
@@ -505,6 +706,7 @@
           <w:tab w:val="clear" w:pos="360"/>
           <w:tab w:val="num" w:pos="720"/>
         </w:tabs>
+        <w:spacing w:after="0" w:line="240" w:lineRule="auto"/>
         <w:rPr>
           <w:lang w:val="ru-RU"/>
         </w:rPr>
@@ -549,7 +751,7 @@
           <w:kern w:val="0"/>
           <w:sz w:val="20"/>
           <w:szCs w:val="20"/>
-          <w:lang w:val="ru-BY" w:eastAsia="ru-BY"/>
+          <w:lang w:eastAsia="ru-BY"/>
           <w14:ligatures w14:val="none"/>
         </w:rPr>
       </w:pPr>
@@ -560,10 +762,9 @@
           <w:kern w:val="0"/>
           <w:sz w:val="20"/>
           <w:szCs w:val="20"/>
-          <w:lang w:val="ru-BY" w:eastAsia="ru-BY"/>
-          <w14:ligatures w14:val="none"/>
-        </w:rPr>
-        <w:lastRenderedPageBreak/>
+          <w:lang w:eastAsia="ru-BY"/>
+          <w14:ligatures w14:val="none"/>
+        </w:rPr>
         <w:t>DECLARE</w:t>
       </w:r>
       <w:r>
@@ -573,7 +774,7 @@
           <w:kern w:val="0"/>
           <w:sz w:val="20"/>
           <w:szCs w:val="20"/>
-          <w:lang w:val="ru-BY" w:eastAsia="ru-BY"/>
+          <w:lang w:eastAsia="ru-BY"/>
           <w14:ligatures w14:val="none"/>
         </w:rPr>
         <w:br/>
@@ -586,7 +787,7 @@
           <w:kern w:val="0"/>
           <w:sz w:val="20"/>
           <w:szCs w:val="20"/>
-          <w:lang w:val="ru-BY" w:eastAsia="ru-BY"/>
+          <w:lang w:eastAsia="ru-BY"/>
           <w14:ligatures w14:val="none"/>
         </w:rPr>
         <w:t xml:space="preserve">x </w:t>
@@ -599,7 +800,7 @@
           <w:kern w:val="0"/>
           <w:sz w:val="20"/>
           <w:szCs w:val="20"/>
-          <w:lang w:val="ru-BY" w:eastAsia="ru-BY"/>
+          <w:lang w:eastAsia="ru-BY"/>
           <w14:ligatures w14:val="none"/>
         </w:rPr>
         <w:t>number</w:t>
@@ -612,7 +813,7 @@
           <w:kern w:val="0"/>
           <w:sz w:val="20"/>
           <w:szCs w:val="20"/>
-          <w:lang w:val="ru-BY" w:eastAsia="ru-BY"/>
+          <w:lang w:eastAsia="ru-BY"/>
           <w14:ligatures w14:val="none"/>
         </w:rPr>
         <w:t>(</w:t>
@@ -624,7 +825,7 @@
           <w:kern w:val="0"/>
           <w:sz w:val="20"/>
           <w:szCs w:val="20"/>
-          <w:lang w:val="ru-BY" w:eastAsia="ru-BY"/>
+          <w:lang w:eastAsia="ru-BY"/>
           <w14:ligatures w14:val="none"/>
         </w:rPr>
         <w:t>10</w:t>
@@ -636,7 +837,7 @@
           <w:kern w:val="0"/>
           <w:sz w:val="20"/>
           <w:szCs w:val="20"/>
-          <w:lang w:val="ru-BY" w:eastAsia="ru-BY"/>
+          <w:lang w:eastAsia="ru-BY"/>
           <w14:ligatures w14:val="none"/>
         </w:rPr>
         <w:t xml:space="preserve">) := </w:t>
@@ -648,7 +849,7 @@
           <w:kern w:val="0"/>
           <w:sz w:val="20"/>
           <w:szCs w:val="20"/>
-          <w:lang w:val="ru-BY" w:eastAsia="ru-BY"/>
+          <w:lang w:eastAsia="ru-BY"/>
           <w14:ligatures w14:val="none"/>
         </w:rPr>
         <w:t>523</w:t>
@@ -660,7 +861,7 @@
           <w:kern w:val="0"/>
           <w:sz w:val="20"/>
           <w:szCs w:val="20"/>
-          <w:lang w:val="ru-BY" w:eastAsia="ru-BY"/>
+          <w:lang w:eastAsia="ru-BY"/>
           <w14:ligatures w14:val="none"/>
         </w:rPr>
         <w:t>;</w:t>
@@ -672,7 +873,7 @@
           <w:kern w:val="0"/>
           <w:sz w:val="20"/>
           <w:szCs w:val="20"/>
-          <w:lang w:val="ru-BY" w:eastAsia="ru-BY"/>
+          <w:lang w:eastAsia="ru-BY"/>
           <w14:ligatures w14:val="none"/>
         </w:rPr>
         <w:br/>
@@ -686,7 +887,7 @@
           <w:kern w:val="0"/>
           <w:sz w:val="20"/>
           <w:szCs w:val="20"/>
-          <w:lang w:val="ru-BY" w:eastAsia="ru-BY"/>
+          <w:lang w:eastAsia="ru-BY"/>
           <w14:ligatures w14:val="none"/>
         </w:rPr>
         <w:t>number</w:t>
@@ -699,7 +900,7 @@
           <w:kern w:val="0"/>
           <w:sz w:val="20"/>
           <w:szCs w:val="20"/>
-          <w:lang w:val="ru-BY" w:eastAsia="ru-BY"/>
+          <w:lang w:eastAsia="ru-BY"/>
           <w14:ligatures w14:val="none"/>
         </w:rPr>
         <w:t>(</w:t>
@@ -711,7 +912,7 @@
           <w:kern w:val="0"/>
           <w:sz w:val="20"/>
           <w:szCs w:val="20"/>
-          <w:lang w:val="ru-BY" w:eastAsia="ru-BY"/>
+          <w:lang w:eastAsia="ru-BY"/>
           <w14:ligatures w14:val="none"/>
         </w:rPr>
         <w:t>10</w:t>
@@ -723,7 +924,7 @@
           <w:kern w:val="0"/>
           <w:sz w:val="20"/>
           <w:szCs w:val="20"/>
-          <w:lang w:val="ru-BY" w:eastAsia="ru-BY"/>
+          <w:lang w:eastAsia="ru-BY"/>
           <w14:ligatures w14:val="none"/>
         </w:rPr>
         <w:t xml:space="preserve">) := </w:t>
@@ -735,7 +936,7 @@
           <w:kern w:val="0"/>
           <w:sz w:val="20"/>
           <w:szCs w:val="20"/>
-          <w:lang w:val="ru-BY" w:eastAsia="ru-BY"/>
+          <w:lang w:eastAsia="ru-BY"/>
           <w14:ligatures w14:val="none"/>
         </w:rPr>
         <w:t>1337</w:t>
@@ -747,7 +948,7 @@
           <w:kern w:val="0"/>
           <w:sz w:val="20"/>
           <w:szCs w:val="20"/>
-          <w:lang w:val="ru-BY" w:eastAsia="ru-BY"/>
+          <w:lang w:eastAsia="ru-BY"/>
           <w14:ligatures w14:val="none"/>
         </w:rPr>
         <w:t>;</w:t>
@@ -759,7 +960,7 @@
           <w:kern w:val="0"/>
           <w:sz w:val="20"/>
           <w:szCs w:val="20"/>
-          <w:lang w:val="ru-BY" w:eastAsia="ru-BY"/>
+          <w:lang w:eastAsia="ru-BY"/>
           <w14:ligatures w14:val="none"/>
         </w:rPr>
         <w:br/>
@@ -773,7 +974,7 @@
           <w:kern w:val="0"/>
           <w:sz w:val="20"/>
           <w:szCs w:val="20"/>
-          <w:lang w:val="ru-BY" w:eastAsia="ru-BY"/>
+          <w:lang w:eastAsia="ru-BY"/>
           <w14:ligatures w14:val="none"/>
         </w:rPr>
         <w:t>number</w:t>
@@ -786,7 +987,7 @@
           <w:kern w:val="0"/>
           <w:sz w:val="20"/>
           <w:szCs w:val="20"/>
-          <w:lang w:val="ru-BY" w:eastAsia="ru-BY"/>
+          <w:lang w:eastAsia="ru-BY"/>
           <w14:ligatures w14:val="none"/>
         </w:rPr>
         <w:t>(</w:t>
@@ -798,7 +999,7 @@
           <w:kern w:val="0"/>
           <w:sz w:val="20"/>
           <w:szCs w:val="20"/>
-          <w:lang w:val="ru-BY" w:eastAsia="ru-BY"/>
+          <w:lang w:eastAsia="ru-BY"/>
           <w14:ligatures w14:val="none"/>
         </w:rPr>
         <w:t>10</w:t>
@@ -810,7 +1011,7 @@
           <w:kern w:val="0"/>
           <w:sz w:val="20"/>
           <w:szCs w:val="20"/>
-          <w:lang w:val="ru-BY" w:eastAsia="ru-BY"/>
+          <w:lang w:eastAsia="ru-BY"/>
           <w14:ligatures w14:val="none"/>
         </w:rPr>
         <w:t xml:space="preserve">, </w:t>
@@ -822,7 +1023,7 @@
           <w:kern w:val="0"/>
           <w:sz w:val="20"/>
           <w:szCs w:val="20"/>
-          <w:lang w:val="ru-BY" w:eastAsia="ru-BY"/>
+          <w:lang w:eastAsia="ru-BY"/>
           <w14:ligatures w14:val="none"/>
         </w:rPr>
         <w:t>2</w:t>
@@ -834,7 +1035,7 @@
           <w:kern w:val="0"/>
           <w:sz w:val="20"/>
           <w:szCs w:val="20"/>
-          <w:lang w:val="ru-BY" w:eastAsia="ru-BY"/>
+          <w:lang w:eastAsia="ru-BY"/>
           <w14:ligatures w14:val="none"/>
         </w:rPr>
         <w:t xml:space="preserve">) := </w:t>
@@ -846,7 +1047,7 @@
           <w:kern w:val="0"/>
           <w:sz w:val="20"/>
           <w:szCs w:val="20"/>
-          <w:lang w:val="ru-BY" w:eastAsia="ru-BY"/>
+          <w:lang w:eastAsia="ru-BY"/>
           <w14:ligatures w14:val="none"/>
         </w:rPr>
         <w:t>14.88</w:t>
@@ -858,7 +1059,7 @@
           <w:kern w:val="0"/>
           <w:sz w:val="20"/>
           <w:szCs w:val="20"/>
-          <w:lang w:val="ru-BY" w:eastAsia="ru-BY"/>
+          <w:lang w:eastAsia="ru-BY"/>
           <w14:ligatures w14:val="none"/>
         </w:rPr>
         <w:t>;</w:t>
@@ -870,7 +1071,7 @@
           <w:kern w:val="0"/>
           <w:sz w:val="20"/>
           <w:szCs w:val="20"/>
-          <w:lang w:val="ru-BY" w:eastAsia="ru-BY"/>
+          <w:lang w:eastAsia="ru-BY"/>
           <w14:ligatures w14:val="none"/>
         </w:rPr>
         <w:br/>
@@ -882,7 +1083,7 @@
           <w:kern w:val="0"/>
           <w:sz w:val="20"/>
           <w:szCs w:val="20"/>
-          <w:lang w:val="ru-BY" w:eastAsia="ru-BY"/>
+          <w:lang w:eastAsia="ru-BY"/>
           <w14:ligatures w14:val="none"/>
         </w:rPr>
         <w:br/>
@@ -895,7 +1096,7 @@
           <w:kern w:val="0"/>
           <w:sz w:val="20"/>
           <w:szCs w:val="20"/>
-          <w:lang w:val="ru-BY" w:eastAsia="ru-BY"/>
+          <w:lang w:eastAsia="ru-BY"/>
           <w14:ligatures w14:val="none"/>
         </w:rPr>
         <w:t>-- (-2) обозначает, что будет округление до сотен)</w:t>
@@ -907,7 +1108,7 @@
           <w:kern w:val="0"/>
           <w:sz w:val="20"/>
           <w:szCs w:val="20"/>
-          <w:lang w:val="ru-BY" w:eastAsia="ru-BY"/>
+          <w:lang w:eastAsia="ru-BY"/>
           <w14:ligatures w14:val="none"/>
         </w:rPr>
         <w:br/>
@@ -920,7 +1121,7 @@
           <w:kern w:val="0"/>
           <w:sz w:val="20"/>
           <w:szCs w:val="20"/>
-          <w:lang w:val="ru-BY" w:eastAsia="ru-BY"/>
+          <w:lang w:eastAsia="ru-BY"/>
           <w14:ligatures w14:val="none"/>
         </w:rPr>
         <w:t xml:space="preserve">k </w:t>
@@ -933,7 +1134,7 @@
           <w:kern w:val="0"/>
           <w:sz w:val="20"/>
           <w:szCs w:val="20"/>
-          <w:lang w:val="ru-BY" w:eastAsia="ru-BY"/>
+          <w:lang w:eastAsia="ru-BY"/>
           <w14:ligatures w14:val="none"/>
         </w:rPr>
         <w:t>number</w:t>
@@ -946,7 +1147,7 @@
           <w:kern w:val="0"/>
           <w:sz w:val="20"/>
           <w:szCs w:val="20"/>
-          <w:lang w:val="ru-BY" w:eastAsia="ru-BY"/>
+          <w:lang w:eastAsia="ru-BY"/>
           <w14:ligatures w14:val="none"/>
         </w:rPr>
         <w:t>(</w:t>
@@ -958,7 +1159,7 @@
           <w:kern w:val="0"/>
           <w:sz w:val="20"/>
           <w:szCs w:val="20"/>
-          <w:lang w:val="ru-BY" w:eastAsia="ru-BY"/>
+          <w:lang w:eastAsia="ru-BY"/>
           <w14:ligatures w14:val="none"/>
         </w:rPr>
         <w:t>10</w:t>
@@ -970,7 +1171,7 @@
           <w:kern w:val="0"/>
           <w:sz w:val="20"/>
           <w:szCs w:val="20"/>
-          <w:lang w:val="ru-BY" w:eastAsia="ru-BY"/>
+          <w:lang w:eastAsia="ru-BY"/>
           <w14:ligatures w14:val="none"/>
         </w:rPr>
         <w:t>, -</w:t>
@@ -982,7 +1183,7 @@
           <w:kern w:val="0"/>
           <w:sz w:val="20"/>
           <w:szCs w:val="20"/>
-          <w:lang w:val="ru-BY" w:eastAsia="ru-BY"/>
+          <w:lang w:eastAsia="ru-BY"/>
           <w14:ligatures w14:val="none"/>
         </w:rPr>
         <w:t>2</w:t>
@@ -994,7 +1195,7 @@
           <w:kern w:val="0"/>
           <w:sz w:val="20"/>
           <w:szCs w:val="20"/>
-          <w:lang w:val="ru-BY" w:eastAsia="ru-BY"/>
+          <w:lang w:eastAsia="ru-BY"/>
           <w14:ligatures w14:val="none"/>
         </w:rPr>
         <w:t xml:space="preserve">) := </w:t>
@@ -1006,7 +1207,7 @@
           <w:kern w:val="0"/>
           <w:sz w:val="20"/>
           <w:szCs w:val="20"/>
-          <w:lang w:val="ru-BY" w:eastAsia="ru-BY"/>
+          <w:lang w:eastAsia="ru-BY"/>
           <w14:ligatures w14:val="none"/>
         </w:rPr>
         <w:t>35224</w:t>
@@ -1018,7 +1219,7 @@
           <w:kern w:val="0"/>
           <w:sz w:val="20"/>
           <w:szCs w:val="20"/>
-          <w:lang w:val="ru-BY" w:eastAsia="ru-BY"/>
+          <w:lang w:eastAsia="ru-BY"/>
           <w14:ligatures w14:val="none"/>
         </w:rPr>
         <w:t>;</w:t>
@@ -1030,7 +1231,7 @@
           <w:kern w:val="0"/>
           <w:sz w:val="20"/>
           <w:szCs w:val="20"/>
-          <w:lang w:val="ru-BY" w:eastAsia="ru-BY"/>
+          <w:lang w:eastAsia="ru-BY"/>
           <w14:ligatures w14:val="none"/>
         </w:rPr>
         <w:br/>
@@ -1042,7 +1243,7 @@
           <w:kern w:val="0"/>
           <w:sz w:val="20"/>
           <w:szCs w:val="20"/>
-          <w:lang w:val="ru-BY" w:eastAsia="ru-BY"/>
+          <w:lang w:eastAsia="ru-BY"/>
           <w14:ligatures w14:val="none"/>
         </w:rPr>
         <w:br/>
@@ -1056,7 +1257,7 @@
           <w:kern w:val="0"/>
           <w:sz w:val="20"/>
           <w:szCs w:val="20"/>
-          <w:lang w:val="ru-BY" w:eastAsia="ru-BY"/>
+          <w:lang w:eastAsia="ru-BY"/>
           <w14:ligatures w14:val="none"/>
         </w:rPr>
         <w:t>pow</w:t>
@@ -1069,7 +1270,7 @@
           <w:kern w:val="0"/>
           <w:sz w:val="20"/>
           <w:szCs w:val="20"/>
-          <w:lang w:val="ru-BY" w:eastAsia="ru-BY"/>
+          <w:lang w:eastAsia="ru-BY"/>
           <w14:ligatures w14:val="none"/>
         </w:rPr>
         <w:t xml:space="preserve"> </w:t>
@@ -1082,7 +1283,7 @@
           <w:kern w:val="0"/>
           <w:sz w:val="20"/>
           <w:szCs w:val="20"/>
-          <w:lang w:val="ru-BY" w:eastAsia="ru-BY"/>
+          <w:lang w:eastAsia="ru-BY"/>
           <w14:ligatures w14:val="none"/>
         </w:rPr>
         <w:t>number</w:t>
@@ -1095,7 +1296,7 @@
           <w:kern w:val="0"/>
           <w:sz w:val="20"/>
           <w:szCs w:val="20"/>
-          <w:lang w:val="ru-BY" w:eastAsia="ru-BY"/>
+          <w:lang w:eastAsia="ru-BY"/>
           <w14:ligatures w14:val="none"/>
         </w:rPr>
         <w:t xml:space="preserve"> </w:t>
@@ -1107,7 +1308,7 @@
           <w:kern w:val="0"/>
           <w:sz w:val="20"/>
           <w:szCs w:val="20"/>
-          <w:lang w:val="ru-BY" w:eastAsia="ru-BY"/>
+          <w:lang w:eastAsia="ru-BY"/>
           <w14:ligatures w14:val="none"/>
         </w:rPr>
         <w:t xml:space="preserve">:= </w:t>
@@ -1119,7 +1320,7 @@
           <w:kern w:val="0"/>
           <w:sz w:val="20"/>
           <w:szCs w:val="20"/>
-          <w:lang w:val="ru-BY" w:eastAsia="ru-BY"/>
+          <w:lang w:eastAsia="ru-BY"/>
           <w14:ligatures w14:val="none"/>
         </w:rPr>
         <w:t>220E-6</w:t>
@@ -1131,7 +1332,7 @@
           <w:kern w:val="0"/>
           <w:sz w:val="20"/>
           <w:szCs w:val="20"/>
-          <w:lang w:val="ru-BY" w:eastAsia="ru-BY"/>
+          <w:lang w:eastAsia="ru-BY"/>
           <w14:ligatures w14:val="none"/>
         </w:rPr>
         <w:t>;</w:t>
@@ -1143,7 +1344,7 @@
           <w:kern w:val="0"/>
           <w:sz w:val="20"/>
           <w:szCs w:val="20"/>
-          <w:lang w:val="ru-BY" w:eastAsia="ru-BY"/>
+          <w:lang w:eastAsia="ru-BY"/>
           <w14:ligatures w14:val="none"/>
         </w:rPr>
         <w:br/>
@@ -1157,7 +1358,7 @@
           <w:kern w:val="0"/>
           <w:sz w:val="20"/>
           <w:szCs w:val="20"/>
-          <w:lang w:val="ru-BY" w:eastAsia="ru-BY"/>
+          <w:lang w:eastAsia="ru-BY"/>
           <w14:ligatures w14:val="none"/>
         </w:rPr>
         <w:t>dat</w:t>
@@ -1170,7 +1371,7 @@
           <w:kern w:val="0"/>
           <w:sz w:val="20"/>
           <w:szCs w:val="20"/>
-          <w:lang w:val="ru-BY" w:eastAsia="ru-BY"/>
+          <w:lang w:eastAsia="ru-BY"/>
           <w14:ligatures w14:val="none"/>
         </w:rPr>
         <w:t xml:space="preserve"> </w:t>
@@ -1183,7 +1384,7 @@
           <w:kern w:val="0"/>
           <w:sz w:val="20"/>
           <w:szCs w:val="20"/>
-          <w:lang w:val="ru-BY" w:eastAsia="ru-BY"/>
+          <w:lang w:eastAsia="ru-BY"/>
           <w14:ligatures w14:val="none"/>
         </w:rPr>
         <w:t>date</w:t>
@@ -1196,7 +1397,7 @@
           <w:kern w:val="0"/>
           <w:sz w:val="20"/>
           <w:szCs w:val="20"/>
-          <w:lang w:val="ru-BY" w:eastAsia="ru-BY"/>
+          <w:lang w:eastAsia="ru-BY"/>
           <w14:ligatures w14:val="none"/>
         </w:rPr>
         <w:t xml:space="preserve"> </w:t>
@@ -1208,7 +1409,7 @@
           <w:kern w:val="0"/>
           <w:sz w:val="20"/>
           <w:szCs w:val="20"/>
-          <w:lang w:val="ru-BY" w:eastAsia="ru-BY"/>
+          <w:lang w:eastAsia="ru-BY"/>
           <w14:ligatures w14:val="none"/>
         </w:rPr>
         <w:t xml:space="preserve">:= </w:t>
@@ -1220,7 +1421,7 @@
           <w:kern w:val="0"/>
           <w:sz w:val="20"/>
           <w:szCs w:val="20"/>
-          <w:lang w:val="ru-BY" w:eastAsia="ru-BY"/>
+          <w:lang w:eastAsia="ru-BY"/>
           <w14:ligatures w14:val="none"/>
         </w:rPr>
         <w:t>'07.05.2026'</w:t>
@@ -1232,7 +1433,7 @@
           <w:kern w:val="0"/>
           <w:sz w:val="20"/>
           <w:szCs w:val="20"/>
-          <w:lang w:val="ru-BY" w:eastAsia="ru-BY"/>
+          <w:lang w:eastAsia="ru-BY"/>
           <w14:ligatures w14:val="none"/>
         </w:rPr>
         <w:t>;</w:t>
@@ -1244,7 +1445,7 @@
           <w:kern w:val="0"/>
           <w:sz w:val="20"/>
           <w:szCs w:val="20"/>
-          <w:lang w:val="ru-BY" w:eastAsia="ru-BY"/>
+          <w:lang w:eastAsia="ru-BY"/>
           <w14:ligatures w14:val="none"/>
         </w:rPr>
         <w:br/>
@@ -1256,7 +1457,7 @@
           <w:kern w:val="0"/>
           <w:sz w:val="20"/>
           <w:szCs w:val="20"/>
-          <w:lang w:val="ru-BY" w:eastAsia="ru-BY"/>
+          <w:lang w:eastAsia="ru-BY"/>
           <w14:ligatures w14:val="none"/>
         </w:rPr>
         <w:br/>
@@ -1270,7 +1471,7 @@
           <w:kern w:val="0"/>
           <w:sz w:val="20"/>
           <w:szCs w:val="20"/>
-          <w:lang w:val="ru-BY" w:eastAsia="ru-BY"/>
+          <w:lang w:eastAsia="ru-BY"/>
           <w14:ligatures w14:val="none"/>
         </w:rPr>
         <w:t>ch</w:t>
@@ -1283,7 +1484,7 @@
           <w:kern w:val="0"/>
           <w:sz w:val="20"/>
           <w:szCs w:val="20"/>
-          <w:lang w:val="ru-BY" w:eastAsia="ru-BY"/>
+          <w:lang w:eastAsia="ru-BY"/>
           <w14:ligatures w14:val="none"/>
         </w:rPr>
         <w:t xml:space="preserve"> </w:t>
@@ -1296,7 +1497,7 @@
           <w:kern w:val="0"/>
           <w:sz w:val="20"/>
           <w:szCs w:val="20"/>
-          <w:lang w:val="ru-BY" w:eastAsia="ru-BY"/>
+          <w:lang w:eastAsia="ru-BY"/>
           <w14:ligatures w14:val="none"/>
         </w:rPr>
         <w:t>char</w:t>
@@ -1309,7 +1510,7 @@
           <w:kern w:val="0"/>
           <w:sz w:val="20"/>
           <w:szCs w:val="20"/>
-          <w:lang w:val="ru-BY" w:eastAsia="ru-BY"/>
+          <w:lang w:eastAsia="ru-BY"/>
           <w14:ligatures w14:val="none"/>
         </w:rPr>
         <w:t>(</w:t>
@@ -1321,7 +1522,7 @@
           <w:kern w:val="0"/>
           <w:sz w:val="20"/>
           <w:szCs w:val="20"/>
-          <w:lang w:val="ru-BY" w:eastAsia="ru-BY"/>
+          <w:lang w:eastAsia="ru-BY"/>
           <w14:ligatures w14:val="none"/>
         </w:rPr>
         <w:t>20</w:t>
@@ -1333,7 +1534,7 @@
           <w:kern w:val="0"/>
           <w:sz w:val="20"/>
           <w:szCs w:val="20"/>
-          <w:lang w:val="ru-BY" w:eastAsia="ru-BY"/>
+          <w:lang w:eastAsia="ru-BY"/>
           <w14:ligatures w14:val="none"/>
         </w:rPr>
         <w:t xml:space="preserve">) := </w:t>
@@ -1345,7 +1546,7 @@
           <w:kern w:val="0"/>
           <w:sz w:val="20"/>
           <w:szCs w:val="20"/>
-          <w:lang w:val="ru-BY" w:eastAsia="ru-BY"/>
+          <w:lang w:eastAsia="ru-BY"/>
           <w14:ligatures w14:val="none"/>
         </w:rPr>
         <w:t>'</w:t>
@@ -1358,7 +1559,7 @@
           <w:kern w:val="0"/>
           <w:sz w:val="20"/>
           <w:szCs w:val="20"/>
-          <w:lang w:val="ru-BY" w:eastAsia="ru-BY"/>
+          <w:lang w:eastAsia="ru-BY"/>
           <w14:ligatures w14:val="none"/>
         </w:rPr>
         <w:t>ora</w:t>
@@ -1371,7 +1572,7 @@
           <w:kern w:val="0"/>
           <w:sz w:val="20"/>
           <w:szCs w:val="20"/>
-          <w:lang w:val="ru-BY" w:eastAsia="ru-BY"/>
+          <w:lang w:eastAsia="ru-BY"/>
           <w14:ligatures w14:val="none"/>
         </w:rPr>
         <w:t>'</w:t>
@@ -1383,7 +1584,7 @@
           <w:kern w:val="0"/>
           <w:sz w:val="20"/>
           <w:szCs w:val="20"/>
-          <w:lang w:val="ru-BY" w:eastAsia="ru-BY"/>
+          <w:lang w:eastAsia="ru-BY"/>
           <w14:ligatures w14:val="none"/>
         </w:rPr>
         <w:t>;</w:t>
@@ -1395,7 +1596,7 @@
           <w:kern w:val="0"/>
           <w:sz w:val="20"/>
           <w:szCs w:val="20"/>
-          <w:lang w:val="ru-BY" w:eastAsia="ru-BY"/>
+          <w:lang w:eastAsia="ru-BY"/>
           <w14:ligatures w14:val="none"/>
         </w:rPr>
         <w:br/>
@@ -1409,7 +1610,7 @@
           <w:kern w:val="0"/>
           <w:sz w:val="20"/>
           <w:szCs w:val="20"/>
-          <w:lang w:val="ru-BY" w:eastAsia="ru-BY"/>
+          <w:lang w:eastAsia="ru-BY"/>
           <w14:ligatures w14:val="none"/>
         </w:rPr>
         <w:t>vch</w:t>
@@ -1422,7 +1623,7 @@
           <w:kern w:val="0"/>
           <w:sz w:val="20"/>
           <w:szCs w:val="20"/>
-          <w:lang w:val="ru-BY" w:eastAsia="ru-BY"/>
+          <w:lang w:eastAsia="ru-BY"/>
           <w14:ligatures w14:val="none"/>
         </w:rPr>
         <w:t xml:space="preserve"> </w:t>
@@ -1434,7 +1635,7 @@
           <w:kern w:val="0"/>
           <w:sz w:val="20"/>
           <w:szCs w:val="20"/>
-          <w:lang w:val="ru-BY" w:eastAsia="ru-BY"/>
+          <w:lang w:eastAsia="ru-BY"/>
           <w14:ligatures w14:val="none"/>
         </w:rPr>
         <w:t>varchar2</w:t>
@@ -1446,7 +1647,7 @@
           <w:kern w:val="0"/>
           <w:sz w:val="20"/>
           <w:szCs w:val="20"/>
-          <w:lang w:val="ru-BY" w:eastAsia="ru-BY"/>
+          <w:lang w:eastAsia="ru-BY"/>
           <w14:ligatures w14:val="none"/>
         </w:rPr>
         <w:t>(</w:t>
@@ -1458,7 +1659,7 @@
           <w:kern w:val="0"/>
           <w:sz w:val="20"/>
           <w:szCs w:val="20"/>
-          <w:lang w:val="ru-BY" w:eastAsia="ru-BY"/>
+          <w:lang w:eastAsia="ru-BY"/>
           <w14:ligatures w14:val="none"/>
         </w:rPr>
         <w:t>20</w:t>
@@ -1470,7 +1671,7 @@
           <w:kern w:val="0"/>
           <w:sz w:val="20"/>
           <w:szCs w:val="20"/>
-          <w:lang w:val="ru-BY" w:eastAsia="ru-BY"/>
+          <w:lang w:eastAsia="ru-BY"/>
           <w14:ligatures w14:val="none"/>
         </w:rPr>
         <w:t xml:space="preserve">) := </w:t>
@@ -1482,7 +1683,7 @@
           <w:kern w:val="0"/>
           <w:sz w:val="20"/>
           <w:szCs w:val="20"/>
-          <w:lang w:val="ru-BY" w:eastAsia="ru-BY"/>
+          <w:lang w:eastAsia="ru-BY"/>
           <w14:ligatures w14:val="none"/>
         </w:rPr>
         <w:t>'</w:t>
@@ -1495,7 +1696,7 @@
           <w:kern w:val="0"/>
           <w:sz w:val="20"/>
           <w:szCs w:val="20"/>
-          <w:lang w:val="ru-BY" w:eastAsia="ru-BY"/>
+          <w:lang w:eastAsia="ru-BY"/>
           <w14:ligatures w14:val="none"/>
         </w:rPr>
         <w:t>datagrip</w:t>
@@ -1508,7 +1709,7 @@
           <w:kern w:val="0"/>
           <w:sz w:val="20"/>
           <w:szCs w:val="20"/>
-          <w:lang w:val="ru-BY" w:eastAsia="ru-BY"/>
+          <w:lang w:eastAsia="ru-BY"/>
           <w14:ligatures w14:val="none"/>
         </w:rPr>
         <w:t>'</w:t>
@@ -1520,7 +1721,7 @@
           <w:kern w:val="0"/>
           <w:sz w:val="20"/>
           <w:szCs w:val="20"/>
-          <w:lang w:val="ru-BY" w:eastAsia="ru-BY"/>
+          <w:lang w:eastAsia="ru-BY"/>
           <w14:ligatures w14:val="none"/>
         </w:rPr>
         <w:t>;</w:t>
@@ -1532,7 +1733,7 @@
           <w:kern w:val="0"/>
           <w:sz w:val="20"/>
           <w:szCs w:val="20"/>
-          <w:lang w:val="ru-BY" w:eastAsia="ru-BY"/>
+          <w:lang w:eastAsia="ru-BY"/>
           <w14:ligatures w14:val="none"/>
         </w:rPr>
         <w:br/>
@@ -1544,7 +1745,7 @@
           <w:kern w:val="0"/>
           <w:sz w:val="20"/>
           <w:szCs w:val="20"/>
-          <w:lang w:val="ru-BY" w:eastAsia="ru-BY"/>
+          <w:lang w:eastAsia="ru-BY"/>
           <w14:ligatures w14:val="none"/>
         </w:rPr>
         <w:br/>
@@ -1558,7 +1759,7 @@
           <w:kern w:val="0"/>
           <w:sz w:val="20"/>
           <w:szCs w:val="20"/>
-          <w:lang w:val="ru-BY" w:eastAsia="ru-BY"/>
+          <w:lang w:eastAsia="ru-BY"/>
           <w14:ligatures w14:val="none"/>
         </w:rPr>
         <w:t>boolean</w:t>
@@ -1571,7 +1772,7 @@
           <w:kern w:val="0"/>
           <w:sz w:val="20"/>
           <w:szCs w:val="20"/>
-          <w:lang w:val="ru-BY" w:eastAsia="ru-BY"/>
+          <w:lang w:eastAsia="ru-BY"/>
           <w14:ligatures w14:val="none"/>
         </w:rPr>
         <w:t xml:space="preserve"> </w:t>
@@ -1583,7 +1784,7 @@
           <w:kern w:val="0"/>
           <w:sz w:val="20"/>
           <w:szCs w:val="20"/>
-          <w:lang w:val="ru-BY" w:eastAsia="ru-BY"/>
+          <w:lang w:eastAsia="ru-BY"/>
           <w14:ligatures w14:val="none"/>
         </w:rPr>
         <w:t xml:space="preserve">:= </w:t>
@@ -1596,7 +1797,7 @@
           <w:kern w:val="0"/>
           <w:sz w:val="20"/>
           <w:szCs w:val="20"/>
-          <w:lang w:val="ru-BY" w:eastAsia="ru-BY"/>
+          <w:lang w:eastAsia="ru-BY"/>
           <w14:ligatures w14:val="none"/>
         </w:rPr>
         <w:t>false</w:t>
@@ -1609,7 +1810,7 @@
           <w:kern w:val="0"/>
           <w:sz w:val="20"/>
           <w:szCs w:val="20"/>
-          <w:lang w:val="ru-BY" w:eastAsia="ru-BY"/>
+          <w:lang w:eastAsia="ru-BY"/>
           <w14:ligatures w14:val="none"/>
         </w:rPr>
         <w:t>;</w:t>
@@ -1621,7 +1822,7 @@
           <w:kern w:val="0"/>
           <w:sz w:val="20"/>
           <w:szCs w:val="20"/>
-          <w:lang w:val="ru-BY" w:eastAsia="ru-BY"/>
+          <w:lang w:eastAsia="ru-BY"/>
           <w14:ligatures w14:val="none"/>
         </w:rPr>
         <w:br/>
@@ -1634,7 +1835,7 @@
           <w:kern w:val="0"/>
           <w:sz w:val="20"/>
           <w:szCs w:val="20"/>
-          <w:lang w:val="ru-BY" w:eastAsia="ru-BY"/>
+          <w:lang w:eastAsia="ru-BY"/>
           <w14:ligatures w14:val="none"/>
         </w:rPr>
         <w:t>begin</w:t>
@@ -1647,7 +1848,7 @@
           <w:kern w:val="0"/>
           <w:sz w:val="20"/>
           <w:szCs w:val="20"/>
-          <w:lang w:val="ru-BY" w:eastAsia="ru-BY"/>
+          <w:lang w:eastAsia="ru-BY"/>
           <w14:ligatures w14:val="none"/>
         </w:rPr>
         <w:br/>
@@ -1660,7 +1861,7 @@
           <w:kern w:val="0"/>
           <w:sz w:val="20"/>
           <w:szCs w:val="20"/>
-          <w:lang w:val="ru-BY" w:eastAsia="ru-BY"/>
+          <w:lang w:eastAsia="ru-BY"/>
           <w14:ligatures w14:val="none"/>
         </w:rPr>
         <w:t>DBMS_OUTPUT.</w:t>
@@ -1674,7 +1875,7 @@
           <w:kern w:val="0"/>
           <w:sz w:val="20"/>
           <w:szCs w:val="20"/>
-          <w:lang w:val="ru-BY" w:eastAsia="ru-BY"/>
+          <w:lang w:eastAsia="ru-BY"/>
           <w14:ligatures w14:val="none"/>
         </w:rPr>
         <w:t>PUT_LINE</w:t>
@@ -1686,7 +1887,7 @@
           <w:kern w:val="0"/>
           <w:sz w:val="20"/>
           <w:szCs w:val="20"/>
-          <w:lang w:val="ru-BY" w:eastAsia="ru-BY"/>
+          <w:lang w:eastAsia="ru-BY"/>
           <w14:ligatures w14:val="none"/>
         </w:rPr>
         <w:t xml:space="preserve">( </w:t>
@@ -1698,7 +1899,7 @@
           <w:kern w:val="0"/>
           <w:sz w:val="20"/>
           <w:szCs w:val="20"/>
-          <w:lang w:val="ru-BY" w:eastAsia="ru-BY"/>
+          <w:lang w:eastAsia="ru-BY"/>
           <w14:ligatures w14:val="none"/>
         </w:rPr>
         <w:t>'</w:t>
@@ -1711,7 +1912,7 @@
           <w:kern w:val="0"/>
           <w:sz w:val="20"/>
           <w:szCs w:val="20"/>
-          <w:lang w:val="ru-BY" w:eastAsia="ru-BY"/>
+          <w:lang w:eastAsia="ru-BY"/>
           <w14:ligatures w14:val="none"/>
         </w:rPr>
         <w:t>Cложение</w:t>
@@ -1724,7 +1925,7 @@
           <w:kern w:val="0"/>
           <w:sz w:val="20"/>
           <w:szCs w:val="20"/>
-          <w:lang w:val="ru-BY" w:eastAsia="ru-BY"/>
+          <w:lang w:eastAsia="ru-BY"/>
           <w14:ligatures w14:val="none"/>
         </w:rPr>
         <w:t xml:space="preserve">: ' </w:t>
@@ -1736,7 +1937,7 @@
           <w:kern w:val="0"/>
           <w:sz w:val="20"/>
           <w:szCs w:val="20"/>
-          <w:lang w:val="ru-BY" w:eastAsia="ru-BY"/>
+          <w:lang w:eastAsia="ru-BY"/>
           <w14:ligatures w14:val="none"/>
         </w:rPr>
         <w:t xml:space="preserve">|| </w:t>
@@ -1751,7 +1952,7 @@
           <w:kern w:val="0"/>
           <w:sz w:val="20"/>
           <w:szCs w:val="20"/>
-          <w:lang w:val="ru-BY" w:eastAsia="ru-BY"/>
+          <w:lang w:eastAsia="ru-BY"/>
           <w14:ligatures w14:val="none"/>
         </w:rPr>
         <w:t>to_char</w:t>
@@ -1764,7 +1965,7 @@
           <w:kern w:val="0"/>
           <w:sz w:val="20"/>
           <w:szCs w:val="20"/>
-          <w:lang w:val="ru-BY" w:eastAsia="ru-BY"/>
+          <w:lang w:eastAsia="ru-BY"/>
           <w14:ligatures w14:val="none"/>
         </w:rPr>
         <w:t>(</w:t>
@@ -1777,7 +1978,7 @@
           <w:kern w:val="0"/>
           <w:sz w:val="20"/>
           <w:szCs w:val="20"/>
-          <w:lang w:val="ru-BY" w:eastAsia="ru-BY"/>
+          <w:lang w:eastAsia="ru-BY"/>
           <w14:ligatures w14:val="none"/>
         </w:rPr>
         <w:t>x+y</w:t>
@@ -1790,7 +1991,7 @@
           <w:kern w:val="0"/>
           <w:sz w:val="20"/>
           <w:szCs w:val="20"/>
-          <w:lang w:val="ru-BY" w:eastAsia="ru-BY"/>
+          <w:lang w:eastAsia="ru-BY"/>
           <w14:ligatures w14:val="none"/>
         </w:rPr>
         <w:t>));</w:t>
@@ -1802,7 +2003,7 @@
           <w:kern w:val="0"/>
           <w:sz w:val="20"/>
           <w:szCs w:val="20"/>
-          <w:lang w:val="ru-BY" w:eastAsia="ru-BY"/>
+          <w:lang w:eastAsia="ru-BY"/>
           <w14:ligatures w14:val="none"/>
         </w:rPr>
         <w:br/>
@@ -1817,7 +2018,7 @@
           <w:kern w:val="0"/>
           <w:sz w:val="20"/>
           <w:szCs w:val="20"/>
-          <w:lang w:val="ru-BY" w:eastAsia="ru-BY"/>
+          <w:lang w:eastAsia="ru-BY"/>
           <w14:ligatures w14:val="none"/>
         </w:rPr>
         <w:t>PUT_LINE</w:t>
@@ -1829,7 +2030,7 @@
           <w:kern w:val="0"/>
           <w:sz w:val="20"/>
           <w:szCs w:val="20"/>
-          <w:lang w:val="ru-BY" w:eastAsia="ru-BY"/>
+          <w:lang w:eastAsia="ru-BY"/>
           <w14:ligatures w14:val="none"/>
         </w:rPr>
         <w:t xml:space="preserve">( </w:t>
@@ -1841,7 +2042,7 @@
           <w:kern w:val="0"/>
           <w:sz w:val="20"/>
           <w:szCs w:val="20"/>
-          <w:lang w:val="ru-BY" w:eastAsia="ru-BY"/>
+          <w:lang w:eastAsia="ru-BY"/>
           <w14:ligatures w14:val="none"/>
         </w:rPr>
         <w:t xml:space="preserve">'Процент от деления: ' </w:t>
@@ -1853,7 +2054,7 @@
           <w:kern w:val="0"/>
           <w:sz w:val="20"/>
           <w:szCs w:val="20"/>
-          <w:lang w:val="ru-BY" w:eastAsia="ru-BY"/>
+          <w:lang w:eastAsia="ru-BY"/>
           <w14:ligatures w14:val="none"/>
         </w:rPr>
         <w:t xml:space="preserve">|| </w:t>
@@ -1868,7 +2069,7 @@
           <w:kern w:val="0"/>
           <w:sz w:val="20"/>
           <w:szCs w:val="20"/>
-          <w:lang w:val="ru-BY" w:eastAsia="ru-BY"/>
+          <w:lang w:eastAsia="ru-BY"/>
           <w14:ligatures w14:val="none"/>
         </w:rPr>
         <w:t>to_char</w:t>
@@ -1883,7 +2084,7 @@
           <w:kern w:val="0"/>
           <w:sz w:val="20"/>
           <w:szCs w:val="20"/>
-          <w:lang w:val="ru-BY" w:eastAsia="ru-BY"/>
+          <w:lang w:eastAsia="ru-BY"/>
           <w14:ligatures w14:val="none"/>
         </w:rPr>
         <w:t xml:space="preserve"> </w:t>
@@ -1895,7 +2096,7 @@
           <w:kern w:val="0"/>
           <w:sz w:val="20"/>
           <w:szCs w:val="20"/>
-          <w:lang w:val="ru-BY" w:eastAsia="ru-BY"/>
+          <w:lang w:eastAsia="ru-BY"/>
           <w14:ligatures w14:val="none"/>
         </w:rPr>
         <w:t>(</w:t>
@@ -1910,7 +2111,7 @@
           <w:kern w:val="0"/>
           <w:sz w:val="20"/>
           <w:szCs w:val="20"/>
-          <w:lang w:val="ru-BY" w:eastAsia="ru-BY"/>
+          <w:lang w:eastAsia="ru-BY"/>
           <w14:ligatures w14:val="none"/>
         </w:rPr>
         <w:t>mod</w:t>
@@ -1923,7 +2124,7 @@
           <w:kern w:val="0"/>
           <w:sz w:val="20"/>
           <w:szCs w:val="20"/>
-          <w:lang w:val="ru-BY" w:eastAsia="ru-BY"/>
+          <w:lang w:eastAsia="ru-BY"/>
           <w14:ligatures w14:val="none"/>
         </w:rPr>
         <w:t>(</w:t>
@@ -1936,7 +2137,7 @@
           <w:kern w:val="0"/>
           <w:sz w:val="20"/>
           <w:szCs w:val="20"/>
-          <w:lang w:val="ru-BY" w:eastAsia="ru-BY"/>
+          <w:lang w:eastAsia="ru-BY"/>
           <w14:ligatures w14:val="none"/>
         </w:rPr>
         <w:t>y,x</w:t>
@@ -1949,7 +2150,7 @@
           <w:kern w:val="0"/>
           <w:sz w:val="20"/>
           <w:szCs w:val="20"/>
-          <w:lang w:val="ru-BY" w:eastAsia="ru-BY"/>
+          <w:lang w:eastAsia="ru-BY"/>
           <w14:ligatures w14:val="none"/>
         </w:rPr>
         <w:t>)));</w:t>
@@ -1961,7 +2162,7 @@
           <w:kern w:val="0"/>
           <w:sz w:val="20"/>
           <w:szCs w:val="20"/>
-          <w:lang w:val="ru-BY" w:eastAsia="ru-BY"/>
+          <w:lang w:eastAsia="ru-BY"/>
           <w14:ligatures w14:val="none"/>
         </w:rPr>
         <w:br/>
@@ -1976,7 +2177,7 @@
           <w:kern w:val="0"/>
           <w:sz w:val="20"/>
           <w:szCs w:val="20"/>
-          <w:lang w:val="ru-BY" w:eastAsia="ru-BY"/>
+          <w:lang w:eastAsia="ru-BY"/>
           <w14:ligatures w14:val="none"/>
         </w:rPr>
         <w:t>PUT_LINE</w:t>
@@ -1988,7 +2189,7 @@
           <w:kern w:val="0"/>
           <w:sz w:val="20"/>
           <w:szCs w:val="20"/>
-          <w:lang w:val="ru-BY" w:eastAsia="ru-BY"/>
+          <w:lang w:eastAsia="ru-BY"/>
           <w14:ligatures w14:val="none"/>
         </w:rPr>
         <w:t xml:space="preserve">( </w:t>
@@ -2000,7 +2201,7 @@
           <w:kern w:val="0"/>
           <w:sz w:val="20"/>
           <w:szCs w:val="20"/>
-          <w:lang w:val="ru-BY" w:eastAsia="ru-BY"/>
+          <w:lang w:eastAsia="ru-BY"/>
           <w14:ligatures w14:val="none"/>
         </w:rPr>
         <w:t xml:space="preserve">'Фикс. точка: ' </w:t>
@@ -2012,7 +2213,7 @@
           <w:kern w:val="0"/>
           <w:sz w:val="20"/>
           <w:szCs w:val="20"/>
-          <w:lang w:val="ru-BY" w:eastAsia="ru-BY"/>
+          <w:lang w:eastAsia="ru-BY"/>
           <w14:ligatures w14:val="none"/>
         </w:rPr>
         <w:t>|| f);</w:t>
@@ -2024,10 +2225,22 @@
           <w:kern w:val="0"/>
           <w:sz w:val="20"/>
           <w:szCs w:val="20"/>
-          <w:lang w:val="ru-BY" w:eastAsia="ru-BY"/>
+          <w:lang w:eastAsia="ru-BY"/>
           <w14:ligatures w14:val="none"/>
         </w:rPr>
         <w:br/>
+      </w:r>
+      <w:r>
+        <w:rPr>
+          <w:rFonts w:ascii="Courier New" w:eastAsia="Times New Roman" w:hAnsi="Courier New" w:cs="Courier New"/>
+          <w:color w:val="BCBEC4"/>
+          <w:kern w:val="0"/>
+          <w:sz w:val="20"/>
+          <w:szCs w:val="20"/>
+          <w:lang w:eastAsia="ru-BY"/>
+          <w14:ligatures w14:val="none"/>
+        </w:rPr>
+        <w:lastRenderedPageBreak/>
         <w:t xml:space="preserve">    DBMS_OUTPUT.</w:t>
       </w:r>
       <w:r>
@@ -2039,7 +2252,7 @@
           <w:kern w:val="0"/>
           <w:sz w:val="20"/>
           <w:szCs w:val="20"/>
-          <w:lang w:val="ru-BY" w:eastAsia="ru-BY"/>
+          <w:lang w:eastAsia="ru-BY"/>
           <w14:ligatures w14:val="none"/>
         </w:rPr>
         <w:t>PUT_LINE</w:t>
@@ -2051,7 +2264,7 @@
           <w:kern w:val="0"/>
           <w:sz w:val="20"/>
           <w:szCs w:val="20"/>
-          <w:lang w:val="ru-BY" w:eastAsia="ru-BY"/>
+          <w:lang w:eastAsia="ru-BY"/>
           <w14:ligatures w14:val="none"/>
         </w:rPr>
         <w:t xml:space="preserve">( </w:t>
@@ -2063,7 +2276,7 @@
           <w:kern w:val="0"/>
           <w:sz w:val="20"/>
           <w:szCs w:val="20"/>
-          <w:lang w:val="ru-BY" w:eastAsia="ru-BY"/>
+          <w:lang w:eastAsia="ru-BY"/>
           <w14:ligatures w14:val="none"/>
         </w:rPr>
         <w:t xml:space="preserve">'Округление до сотен: ' </w:t>
@@ -2075,7 +2288,7 @@
           <w:kern w:val="0"/>
           <w:sz w:val="20"/>
           <w:szCs w:val="20"/>
-          <w:lang w:val="ru-BY" w:eastAsia="ru-BY"/>
+          <w:lang w:eastAsia="ru-BY"/>
           <w14:ligatures w14:val="none"/>
         </w:rPr>
         <w:t>||k);</w:t>
@@ -2087,7 +2300,7 @@
           <w:kern w:val="0"/>
           <w:sz w:val="20"/>
           <w:szCs w:val="20"/>
-          <w:lang w:val="ru-BY" w:eastAsia="ru-BY"/>
+          <w:lang w:eastAsia="ru-BY"/>
           <w14:ligatures w14:val="none"/>
         </w:rPr>
         <w:br/>
@@ -2102,7 +2315,7 @@
           <w:kern w:val="0"/>
           <w:sz w:val="20"/>
           <w:szCs w:val="20"/>
-          <w:lang w:val="ru-BY" w:eastAsia="ru-BY"/>
+          <w:lang w:eastAsia="ru-BY"/>
           <w14:ligatures w14:val="none"/>
         </w:rPr>
         <w:t>PUT_LINE</w:t>
@@ -2114,7 +2327,7 @@
           <w:kern w:val="0"/>
           <w:sz w:val="20"/>
           <w:szCs w:val="20"/>
-          <w:lang w:val="ru-BY" w:eastAsia="ru-BY"/>
+          <w:lang w:eastAsia="ru-BY"/>
           <w14:ligatures w14:val="none"/>
         </w:rPr>
         <w:t xml:space="preserve">( </w:t>
@@ -2126,7 +2339,7 @@
           <w:kern w:val="0"/>
           <w:sz w:val="20"/>
           <w:szCs w:val="20"/>
-          <w:lang w:val="ru-BY" w:eastAsia="ru-BY"/>
+          <w:lang w:eastAsia="ru-BY"/>
           <w14:ligatures w14:val="none"/>
         </w:rPr>
         <w:t xml:space="preserve">'220 * 10^-6): ' </w:t>
@@ -2138,7 +2351,7 @@
           <w:kern w:val="0"/>
           <w:sz w:val="20"/>
           <w:szCs w:val="20"/>
-          <w:lang w:val="ru-BY" w:eastAsia="ru-BY"/>
+          <w:lang w:eastAsia="ru-BY"/>
           <w14:ligatures w14:val="none"/>
         </w:rPr>
         <w:t>||</w:t>
@@ -2151,7 +2364,7 @@
           <w:kern w:val="0"/>
           <w:sz w:val="20"/>
           <w:szCs w:val="20"/>
-          <w:lang w:val="ru-BY" w:eastAsia="ru-BY"/>
+          <w:lang w:eastAsia="ru-BY"/>
           <w14:ligatures w14:val="none"/>
         </w:rPr>
         <w:t>pow</w:t>
@@ -2164,7 +2377,7 @@
           <w:kern w:val="0"/>
           <w:sz w:val="20"/>
           <w:szCs w:val="20"/>
-          <w:lang w:val="ru-BY" w:eastAsia="ru-BY"/>
+          <w:lang w:eastAsia="ru-BY"/>
           <w14:ligatures w14:val="none"/>
         </w:rPr>
         <w:t>);</w:t>
@@ -2176,7 +2389,7 @@
           <w:kern w:val="0"/>
           <w:sz w:val="20"/>
           <w:szCs w:val="20"/>
-          <w:lang w:val="ru-BY" w:eastAsia="ru-BY"/>
+          <w:lang w:eastAsia="ru-BY"/>
           <w14:ligatures w14:val="none"/>
         </w:rPr>
         <w:br/>
@@ -2191,7 +2404,7 @@
           <w:kern w:val="0"/>
           <w:sz w:val="20"/>
           <w:szCs w:val="20"/>
-          <w:lang w:val="ru-BY" w:eastAsia="ru-BY"/>
+          <w:lang w:eastAsia="ru-BY"/>
           <w14:ligatures w14:val="none"/>
         </w:rPr>
         <w:t>PUT_LINE</w:t>
@@ -2203,7 +2416,7 @@
           <w:kern w:val="0"/>
           <w:sz w:val="20"/>
           <w:szCs w:val="20"/>
-          <w:lang w:val="ru-BY" w:eastAsia="ru-BY"/>
+          <w:lang w:eastAsia="ru-BY"/>
           <w14:ligatures w14:val="none"/>
         </w:rPr>
         <w:t xml:space="preserve">( </w:t>
@@ -2215,7 +2428,7 @@
           <w:kern w:val="0"/>
           <w:sz w:val="20"/>
           <w:szCs w:val="20"/>
-          <w:lang w:val="ru-BY" w:eastAsia="ru-BY"/>
+          <w:lang w:eastAsia="ru-BY"/>
           <w14:ligatures w14:val="none"/>
         </w:rPr>
         <w:t xml:space="preserve">'Дата: ' </w:t>
@@ -2227,7 +2440,7 @@
           <w:kern w:val="0"/>
           <w:sz w:val="20"/>
           <w:szCs w:val="20"/>
-          <w:lang w:val="ru-BY" w:eastAsia="ru-BY"/>
+          <w:lang w:eastAsia="ru-BY"/>
           <w14:ligatures w14:val="none"/>
         </w:rPr>
         <w:t xml:space="preserve">|| </w:t>
@@ -2242,7 +2455,7 @@
           <w:kern w:val="0"/>
           <w:sz w:val="20"/>
           <w:szCs w:val="20"/>
-          <w:lang w:val="ru-BY" w:eastAsia="ru-BY"/>
+          <w:lang w:eastAsia="ru-BY"/>
           <w14:ligatures w14:val="none"/>
         </w:rPr>
         <w:t>to_char</w:t>
@@ -2255,7 +2468,7 @@
           <w:kern w:val="0"/>
           <w:sz w:val="20"/>
           <w:szCs w:val="20"/>
-          <w:lang w:val="ru-BY" w:eastAsia="ru-BY"/>
+          <w:lang w:eastAsia="ru-BY"/>
           <w14:ligatures w14:val="none"/>
         </w:rPr>
         <w:t>(</w:t>
@@ -2268,7 +2481,7 @@
           <w:kern w:val="0"/>
           <w:sz w:val="20"/>
           <w:szCs w:val="20"/>
-          <w:lang w:val="ru-BY" w:eastAsia="ru-BY"/>
+          <w:lang w:eastAsia="ru-BY"/>
           <w14:ligatures w14:val="none"/>
         </w:rPr>
         <w:t>dat</w:t>
@@ -2281,7 +2494,7 @@
           <w:kern w:val="0"/>
           <w:sz w:val="20"/>
           <w:szCs w:val="20"/>
-          <w:lang w:val="ru-BY" w:eastAsia="ru-BY"/>
+          <w:lang w:eastAsia="ru-BY"/>
           <w14:ligatures w14:val="none"/>
         </w:rPr>
         <w:t xml:space="preserve">, </w:t>
@@ -2293,7 +2506,7 @@
           <w:kern w:val="0"/>
           <w:sz w:val="20"/>
           <w:szCs w:val="20"/>
-          <w:lang w:val="ru-BY" w:eastAsia="ru-BY"/>
+          <w:lang w:eastAsia="ru-BY"/>
           <w14:ligatures w14:val="none"/>
         </w:rPr>
         <w:t>'DD.MM.YYYY'</w:t>
@@ -2305,7 +2518,7 @@
           <w:kern w:val="0"/>
           <w:sz w:val="20"/>
           <w:szCs w:val="20"/>
-          <w:lang w:val="ru-BY" w:eastAsia="ru-BY"/>
+          <w:lang w:eastAsia="ru-BY"/>
           <w14:ligatures w14:val="none"/>
         </w:rPr>
         <w:t>));</w:t>
@@ -2317,7 +2530,7 @@
           <w:kern w:val="0"/>
           <w:sz w:val="20"/>
           <w:szCs w:val="20"/>
-          <w:lang w:val="ru-BY" w:eastAsia="ru-BY"/>
+          <w:lang w:eastAsia="ru-BY"/>
           <w14:ligatures w14:val="none"/>
         </w:rPr>
         <w:br/>
@@ -2332,7 +2545,7 @@
           <w:kern w:val="0"/>
           <w:sz w:val="20"/>
           <w:szCs w:val="20"/>
-          <w:lang w:val="ru-BY" w:eastAsia="ru-BY"/>
+          <w:lang w:eastAsia="ru-BY"/>
           <w14:ligatures w14:val="none"/>
         </w:rPr>
         <w:t>PUT_LINE</w:t>
@@ -2344,7 +2557,7 @@
           <w:kern w:val="0"/>
           <w:sz w:val="20"/>
           <w:szCs w:val="20"/>
-          <w:lang w:val="ru-BY" w:eastAsia="ru-BY"/>
+          <w:lang w:eastAsia="ru-BY"/>
           <w14:ligatures w14:val="none"/>
         </w:rPr>
         <w:t xml:space="preserve">( </w:t>
@@ -2356,7 +2569,7 @@
           <w:kern w:val="0"/>
           <w:sz w:val="20"/>
           <w:szCs w:val="20"/>
-          <w:lang w:val="ru-BY" w:eastAsia="ru-BY"/>
+          <w:lang w:eastAsia="ru-BY"/>
           <w14:ligatures w14:val="none"/>
         </w:rPr>
         <w:t xml:space="preserve">'CHAR: ' </w:t>
@@ -2368,7 +2581,7 @@
           <w:kern w:val="0"/>
           <w:sz w:val="20"/>
           <w:szCs w:val="20"/>
-          <w:lang w:val="ru-BY" w:eastAsia="ru-BY"/>
+          <w:lang w:eastAsia="ru-BY"/>
           <w14:ligatures w14:val="none"/>
         </w:rPr>
         <w:t xml:space="preserve">|| </w:t>
@@ -2381,7 +2594,7 @@
           <w:kern w:val="0"/>
           <w:sz w:val="20"/>
           <w:szCs w:val="20"/>
-          <w:lang w:val="ru-BY" w:eastAsia="ru-BY"/>
+          <w:lang w:eastAsia="ru-BY"/>
           <w14:ligatures w14:val="none"/>
         </w:rPr>
         <w:t>ch</w:t>
@@ -2394,7 +2607,7 @@
           <w:kern w:val="0"/>
           <w:sz w:val="20"/>
           <w:szCs w:val="20"/>
-          <w:lang w:val="ru-BY" w:eastAsia="ru-BY"/>
+          <w:lang w:eastAsia="ru-BY"/>
           <w14:ligatures w14:val="none"/>
         </w:rPr>
         <w:t>);</w:t>
@@ -2406,7 +2619,7 @@
           <w:kern w:val="0"/>
           <w:sz w:val="20"/>
           <w:szCs w:val="20"/>
-          <w:lang w:val="ru-BY" w:eastAsia="ru-BY"/>
+          <w:lang w:eastAsia="ru-BY"/>
           <w14:ligatures w14:val="none"/>
         </w:rPr>
         <w:br/>
@@ -2421,7 +2634,7 @@
           <w:kern w:val="0"/>
           <w:sz w:val="20"/>
           <w:szCs w:val="20"/>
-          <w:lang w:val="ru-BY" w:eastAsia="ru-BY"/>
+          <w:lang w:eastAsia="ru-BY"/>
           <w14:ligatures w14:val="none"/>
         </w:rPr>
         <w:t>PUT_LINE</w:t>
@@ -2433,7 +2646,7 @@
           <w:kern w:val="0"/>
           <w:sz w:val="20"/>
           <w:szCs w:val="20"/>
-          <w:lang w:val="ru-BY" w:eastAsia="ru-BY"/>
+          <w:lang w:eastAsia="ru-BY"/>
           <w14:ligatures w14:val="none"/>
         </w:rPr>
         <w:t xml:space="preserve">( </w:t>
@@ -2445,7 +2658,7 @@
           <w:kern w:val="0"/>
           <w:sz w:val="20"/>
           <w:szCs w:val="20"/>
-          <w:lang w:val="ru-BY" w:eastAsia="ru-BY"/>
+          <w:lang w:eastAsia="ru-BY"/>
           <w14:ligatures w14:val="none"/>
         </w:rPr>
         <w:t xml:space="preserve">'VARCHAR2: ' </w:t>
@@ -2457,7 +2670,7 @@
           <w:kern w:val="0"/>
           <w:sz w:val="20"/>
           <w:szCs w:val="20"/>
-          <w:lang w:val="ru-BY" w:eastAsia="ru-BY"/>
+          <w:lang w:eastAsia="ru-BY"/>
           <w14:ligatures w14:val="none"/>
         </w:rPr>
         <w:t>||</w:t>
@@ -2470,7 +2683,7 @@
           <w:kern w:val="0"/>
           <w:sz w:val="20"/>
           <w:szCs w:val="20"/>
-          <w:lang w:val="ru-BY" w:eastAsia="ru-BY"/>
+          <w:lang w:eastAsia="ru-BY"/>
           <w14:ligatures w14:val="none"/>
         </w:rPr>
         <w:t>vch</w:t>
@@ -2483,7 +2696,7 @@
           <w:kern w:val="0"/>
           <w:sz w:val="20"/>
           <w:szCs w:val="20"/>
-          <w:lang w:val="ru-BY" w:eastAsia="ru-BY"/>
+          <w:lang w:eastAsia="ru-BY"/>
           <w14:ligatures w14:val="none"/>
         </w:rPr>
         <w:t>);</w:t>
@@ -2495,7 +2708,7 @@
           <w:kern w:val="0"/>
           <w:sz w:val="20"/>
           <w:szCs w:val="20"/>
-          <w:lang w:val="ru-BY" w:eastAsia="ru-BY"/>
+          <w:lang w:eastAsia="ru-BY"/>
           <w14:ligatures w14:val="none"/>
         </w:rPr>
         <w:br/>
@@ -2507,7 +2720,7 @@
           <w:kern w:val="0"/>
           <w:sz w:val="20"/>
           <w:szCs w:val="20"/>
-          <w:lang w:val="ru-BY" w:eastAsia="ru-BY"/>
+          <w:lang w:eastAsia="ru-BY"/>
           <w14:ligatures w14:val="none"/>
         </w:rPr>
         <w:br/>
@@ -2520,7 +2733,7 @@
           <w:kern w:val="0"/>
           <w:sz w:val="20"/>
           <w:szCs w:val="20"/>
-          <w:lang w:val="ru-BY" w:eastAsia="ru-BY"/>
+          <w:lang w:eastAsia="ru-BY"/>
           <w14:ligatures w14:val="none"/>
         </w:rPr>
         <w:t xml:space="preserve">IF </w:t>
@@ -2532,7 +2745,7 @@
           <w:kern w:val="0"/>
           <w:sz w:val="20"/>
           <w:szCs w:val="20"/>
-          <w:lang w:val="ru-BY" w:eastAsia="ru-BY"/>
+          <w:lang w:eastAsia="ru-BY"/>
           <w14:ligatures w14:val="none"/>
         </w:rPr>
         <w:t xml:space="preserve">b1 </w:t>
@@ -2544,7 +2757,7 @@
           <w:kern w:val="0"/>
           <w:sz w:val="20"/>
           <w:szCs w:val="20"/>
-          <w:lang w:val="ru-BY" w:eastAsia="ru-BY"/>
+          <w:lang w:eastAsia="ru-BY"/>
           <w14:ligatures w14:val="none"/>
         </w:rPr>
         <w:t>THEN</w:t>
@@ -2556,7 +2769,7 @@
           <w:kern w:val="0"/>
           <w:sz w:val="20"/>
           <w:szCs w:val="20"/>
-          <w:lang w:val="ru-BY" w:eastAsia="ru-BY"/>
+          <w:lang w:eastAsia="ru-BY"/>
           <w14:ligatures w14:val="none"/>
         </w:rPr>
         <w:br/>
@@ -2569,7 +2782,7 @@
           <w:kern w:val="0"/>
           <w:sz w:val="20"/>
           <w:szCs w:val="20"/>
-          <w:lang w:val="ru-BY" w:eastAsia="ru-BY"/>
+          <w:lang w:eastAsia="ru-BY"/>
           <w14:ligatures w14:val="none"/>
         </w:rPr>
         <w:t>DBMS_OUTPUT.</w:t>
@@ -2583,7 +2796,7 @@
           <w:kern w:val="0"/>
           <w:sz w:val="20"/>
           <w:szCs w:val="20"/>
-          <w:lang w:val="ru-BY" w:eastAsia="ru-BY"/>
+          <w:lang w:eastAsia="ru-BY"/>
           <w14:ligatures w14:val="none"/>
         </w:rPr>
         <w:t>PUT_LINE</w:t>
@@ -2595,7 +2808,7 @@
           <w:kern w:val="0"/>
           <w:sz w:val="20"/>
           <w:szCs w:val="20"/>
-          <w:lang w:val="ru-BY" w:eastAsia="ru-BY"/>
+          <w:lang w:eastAsia="ru-BY"/>
           <w14:ligatures w14:val="none"/>
         </w:rPr>
         <w:t>(</w:t>
@@ -2607,7 +2820,7 @@
           <w:kern w:val="0"/>
           <w:sz w:val="20"/>
           <w:szCs w:val="20"/>
-          <w:lang w:val="ru-BY" w:eastAsia="ru-BY"/>
+          <w:lang w:eastAsia="ru-BY"/>
           <w14:ligatures w14:val="none"/>
         </w:rPr>
         <w:t>'</w:t>
@@ -2620,7 +2833,7 @@
           <w:kern w:val="0"/>
           <w:sz w:val="20"/>
           <w:szCs w:val="20"/>
-          <w:lang w:val="ru-BY" w:eastAsia="ru-BY"/>
+          <w:lang w:eastAsia="ru-BY"/>
           <w14:ligatures w14:val="none"/>
         </w:rPr>
         <w:t>bool</w:t>
@@ -2633,7 +2846,7 @@
           <w:kern w:val="0"/>
           <w:sz w:val="20"/>
           <w:szCs w:val="20"/>
-          <w:lang w:val="ru-BY" w:eastAsia="ru-BY"/>
+          <w:lang w:eastAsia="ru-BY"/>
           <w14:ligatures w14:val="none"/>
         </w:rPr>
         <w:t xml:space="preserve">: </w:t>
@@ -2646,7 +2859,7 @@
           <w:kern w:val="0"/>
           <w:sz w:val="20"/>
           <w:szCs w:val="20"/>
-          <w:lang w:val="ru-BY" w:eastAsia="ru-BY"/>
+          <w:lang w:eastAsia="ru-BY"/>
           <w14:ligatures w14:val="none"/>
         </w:rPr>
         <w:t>true</w:t>
@@ -2659,7 +2872,7 @@
           <w:kern w:val="0"/>
           <w:sz w:val="20"/>
           <w:szCs w:val="20"/>
-          <w:lang w:val="ru-BY" w:eastAsia="ru-BY"/>
+          <w:lang w:eastAsia="ru-BY"/>
           <w14:ligatures w14:val="none"/>
         </w:rPr>
         <w:t>'</w:t>
@@ -2671,7 +2884,7 @@
           <w:kern w:val="0"/>
           <w:sz w:val="20"/>
           <w:szCs w:val="20"/>
-          <w:lang w:val="ru-BY" w:eastAsia="ru-BY"/>
+          <w:lang w:eastAsia="ru-BY"/>
           <w14:ligatures w14:val="none"/>
         </w:rPr>
         <w:t>);</w:t>
@@ -2683,7 +2896,7 @@
           <w:kern w:val="0"/>
           <w:sz w:val="20"/>
           <w:szCs w:val="20"/>
-          <w:lang w:val="ru-BY" w:eastAsia="ru-BY"/>
+          <w:lang w:eastAsia="ru-BY"/>
           <w14:ligatures w14:val="none"/>
         </w:rPr>
         <w:br/>
@@ -2697,7 +2910,7 @@
           <w:kern w:val="0"/>
           <w:sz w:val="20"/>
           <w:szCs w:val="20"/>
-          <w:lang w:val="ru-BY" w:eastAsia="ru-BY"/>
+          <w:lang w:eastAsia="ru-BY"/>
           <w14:ligatures w14:val="none"/>
         </w:rPr>
         <w:t>else</w:t>
@@ -2710,7 +2923,7 @@
           <w:kern w:val="0"/>
           <w:sz w:val="20"/>
           <w:szCs w:val="20"/>
-          <w:lang w:val="ru-BY" w:eastAsia="ru-BY"/>
+          <w:lang w:eastAsia="ru-BY"/>
           <w14:ligatures w14:val="none"/>
         </w:rPr>
         <w:br/>
@@ -2723,7 +2936,7 @@
           <w:kern w:val="0"/>
           <w:sz w:val="20"/>
           <w:szCs w:val="20"/>
-          <w:lang w:val="ru-BY" w:eastAsia="ru-BY"/>
+          <w:lang w:eastAsia="ru-BY"/>
           <w14:ligatures w14:val="none"/>
         </w:rPr>
         <w:t>DBMS_OUTPUT.</w:t>
@@ -2737,7 +2950,7 @@
           <w:kern w:val="0"/>
           <w:sz w:val="20"/>
           <w:szCs w:val="20"/>
-          <w:lang w:val="ru-BY" w:eastAsia="ru-BY"/>
+          <w:lang w:eastAsia="ru-BY"/>
           <w14:ligatures w14:val="none"/>
         </w:rPr>
         <w:t>PUT_LINE</w:t>
@@ -2749,7 +2962,7 @@
           <w:kern w:val="0"/>
           <w:sz w:val="20"/>
           <w:szCs w:val="20"/>
-          <w:lang w:val="ru-BY" w:eastAsia="ru-BY"/>
+          <w:lang w:eastAsia="ru-BY"/>
           <w14:ligatures w14:val="none"/>
         </w:rPr>
         <w:t>(</w:t>
@@ -2761,7 +2974,7 @@
           <w:kern w:val="0"/>
           <w:sz w:val="20"/>
           <w:szCs w:val="20"/>
-          <w:lang w:val="ru-BY" w:eastAsia="ru-BY"/>
+          <w:lang w:eastAsia="ru-BY"/>
           <w14:ligatures w14:val="none"/>
         </w:rPr>
         <w:t>'</w:t>
@@ -2774,7 +2987,7 @@
           <w:kern w:val="0"/>
           <w:sz w:val="20"/>
           <w:szCs w:val="20"/>
-          <w:lang w:val="ru-BY" w:eastAsia="ru-BY"/>
+          <w:lang w:eastAsia="ru-BY"/>
           <w14:ligatures w14:val="none"/>
         </w:rPr>
         <w:t>bool</w:t>
@@ -2787,7 +3000,7 @@
           <w:kern w:val="0"/>
           <w:sz w:val="20"/>
           <w:szCs w:val="20"/>
-          <w:lang w:val="ru-BY" w:eastAsia="ru-BY"/>
+          <w:lang w:eastAsia="ru-BY"/>
           <w14:ligatures w14:val="none"/>
         </w:rPr>
         <w:t xml:space="preserve">: </w:t>
@@ -2800,7 +3013,7 @@
           <w:kern w:val="0"/>
           <w:sz w:val="20"/>
           <w:szCs w:val="20"/>
-          <w:lang w:val="ru-BY" w:eastAsia="ru-BY"/>
+          <w:lang w:eastAsia="ru-BY"/>
           <w14:ligatures w14:val="none"/>
         </w:rPr>
         <w:t>false</w:t>
@@ -2813,7 +3026,7 @@
           <w:kern w:val="0"/>
           <w:sz w:val="20"/>
           <w:szCs w:val="20"/>
-          <w:lang w:val="ru-BY" w:eastAsia="ru-BY"/>
+          <w:lang w:eastAsia="ru-BY"/>
           <w14:ligatures w14:val="none"/>
         </w:rPr>
         <w:t>'</w:t>
@@ -2825,7 +3038,7 @@
           <w:kern w:val="0"/>
           <w:sz w:val="20"/>
           <w:szCs w:val="20"/>
-          <w:lang w:val="ru-BY" w:eastAsia="ru-BY"/>
+          <w:lang w:eastAsia="ru-BY"/>
           <w14:ligatures w14:val="none"/>
         </w:rPr>
         <w:t>);</w:t>
@@ -2837,7 +3050,7 @@
           <w:kern w:val="0"/>
           <w:sz w:val="20"/>
           <w:szCs w:val="20"/>
-          <w:lang w:val="ru-BY" w:eastAsia="ru-BY"/>
+          <w:lang w:eastAsia="ru-BY"/>
           <w14:ligatures w14:val="none"/>
         </w:rPr>
         <w:br/>
@@ -2851,7 +3064,7 @@
           <w:kern w:val="0"/>
           <w:sz w:val="20"/>
           <w:szCs w:val="20"/>
-          <w:lang w:val="ru-BY" w:eastAsia="ru-BY"/>
+          <w:lang w:eastAsia="ru-BY"/>
           <w14:ligatures w14:val="none"/>
         </w:rPr>
         <w:t>end</w:t>
@@ -2864,7 +3077,7 @@
           <w:kern w:val="0"/>
           <w:sz w:val="20"/>
           <w:szCs w:val="20"/>
-          <w:lang w:val="ru-BY" w:eastAsia="ru-BY"/>
+          <w:lang w:eastAsia="ru-BY"/>
           <w14:ligatures w14:val="none"/>
         </w:rPr>
         <w:t xml:space="preserve"> </w:t>
@@ -2877,7 +3090,7 @@
           <w:kern w:val="0"/>
           <w:sz w:val="20"/>
           <w:szCs w:val="20"/>
-          <w:lang w:val="ru-BY" w:eastAsia="ru-BY"/>
+          <w:lang w:eastAsia="ru-BY"/>
           <w14:ligatures w14:val="none"/>
         </w:rPr>
         <w:t>if</w:t>
@@ -2890,7 +3103,7 @@
           <w:kern w:val="0"/>
           <w:sz w:val="20"/>
           <w:szCs w:val="20"/>
-          <w:lang w:val="ru-BY" w:eastAsia="ru-BY"/>
+          <w:lang w:eastAsia="ru-BY"/>
           <w14:ligatures w14:val="none"/>
         </w:rPr>
         <w:t>;</w:t>
@@ -2902,7 +3115,7 @@
           <w:kern w:val="0"/>
           <w:sz w:val="20"/>
           <w:szCs w:val="20"/>
-          <w:lang w:val="ru-BY" w:eastAsia="ru-BY"/>
+          <w:lang w:eastAsia="ru-BY"/>
           <w14:ligatures w14:val="none"/>
         </w:rPr>
         <w:br/>
@@ -2914,7 +3127,7 @@
           <w:kern w:val="0"/>
           <w:sz w:val="20"/>
           <w:szCs w:val="20"/>
-          <w:lang w:val="ru-BY" w:eastAsia="ru-BY"/>
+          <w:lang w:eastAsia="ru-BY"/>
           <w14:ligatures w14:val="none"/>
         </w:rPr>
         <w:br/>
@@ -2927,7 +3140,7 @@
           <w:kern w:val="0"/>
           <w:sz w:val="20"/>
           <w:szCs w:val="20"/>
-          <w:lang w:val="ru-BY" w:eastAsia="ru-BY"/>
+          <w:lang w:eastAsia="ru-BY"/>
           <w14:ligatures w14:val="none"/>
         </w:rPr>
         <w:t>end</w:t>
@@ -2940,7 +3153,7 @@
           <w:kern w:val="0"/>
           <w:sz w:val="20"/>
           <w:szCs w:val="20"/>
-          <w:lang w:val="ru-BY" w:eastAsia="ru-BY"/>
+          <w:lang w:eastAsia="ru-BY"/>
           <w14:ligatures w14:val="none"/>
         </w:rPr>
         <w:t>;</w:t>
@@ -2948,10 +3161,8 @@
     </w:p>
     <w:p>
       <w:pPr>
+        <w:spacing w:after="0" w:line="240" w:lineRule="auto"/>
         <w:ind w:left="360"/>
-        <w:rPr>
-          <w:lang w:val="ru-BY"/>
-        </w:rPr>
       </w:pPr>
     </w:p>
     <w:p>
@@ -2960,6 +3171,7 @@
           <w:ilvl w:val="0"/>
           <w:numId w:val="1"/>
         </w:numPr>
+        <w:spacing w:after="0" w:line="240" w:lineRule="auto"/>
         <w:rPr>
           <w:lang w:val="ru-RU"/>
         </w:rPr>
@@ -2987,11 +3199,6 @@
     </w:p>
     <w:p>
       <w:pPr>
-        <w:pStyle w:val="a7"/>
-        <w:numPr>
-          <w:ilvl w:val="0"/>
-          <w:numId w:val="1"/>
-        </w:numPr>
         <w:shd w:val="clear" w:color="auto" w:fill="191A1C"/>
         <w:tabs>
           <w:tab w:val="left" w:pos="916"/>
@@ -3018,7 +3225,7 @@
           <w:kern w:val="0"/>
           <w:sz w:val="20"/>
           <w:szCs w:val="20"/>
-          <w:lang w:val="ru-BY" w:eastAsia="ru-BY"/>
+          <w:lang w:eastAsia="ru-BY"/>
           <w14:ligatures w14:val="none"/>
         </w:rPr>
       </w:pPr>
@@ -3029,7 +3236,7 @@
           <w:kern w:val="0"/>
           <w:sz w:val="20"/>
           <w:szCs w:val="20"/>
-          <w:lang w:val="ru-BY" w:eastAsia="ru-BY"/>
+          <w:lang w:eastAsia="ru-BY"/>
           <w14:ligatures w14:val="none"/>
         </w:rPr>
         <w:t>DECLARE</w:t>
@@ -3041,7 +3248,7 @@
           <w:kern w:val="0"/>
           <w:sz w:val="20"/>
           <w:szCs w:val="20"/>
-          <w:lang w:val="ru-BY" w:eastAsia="ru-BY"/>
+          <w:lang w:eastAsia="ru-BY"/>
           <w14:ligatures w14:val="none"/>
         </w:rPr>
         <w:br/>
@@ -3055,7 +3262,7 @@
           <w:kern w:val="0"/>
           <w:sz w:val="20"/>
           <w:szCs w:val="20"/>
-          <w:lang w:val="ru-BY" w:eastAsia="ru-BY"/>
+          <w:lang w:eastAsia="ru-BY"/>
           <w14:ligatures w14:val="none"/>
         </w:rPr>
         <w:t>c_varchar</w:t>
@@ -3068,7 +3275,7 @@
           <w:kern w:val="0"/>
           <w:sz w:val="20"/>
           <w:szCs w:val="20"/>
-          <w:lang w:val="ru-BY" w:eastAsia="ru-BY"/>
+          <w:lang w:eastAsia="ru-BY"/>
           <w14:ligatures w14:val="none"/>
         </w:rPr>
         <w:t xml:space="preserve"> </w:t>
@@ -3080,7 +3287,7 @@
           <w:kern w:val="0"/>
           <w:sz w:val="20"/>
           <w:szCs w:val="20"/>
-          <w:lang w:val="ru-BY" w:eastAsia="ru-BY"/>
+          <w:lang w:eastAsia="ru-BY"/>
           <w14:ligatures w14:val="none"/>
         </w:rPr>
         <w:t>CONSTANT VARCHAR2</w:t>
@@ -3092,7 +3299,7 @@
           <w:kern w:val="0"/>
           <w:sz w:val="20"/>
           <w:szCs w:val="20"/>
-          <w:lang w:val="ru-BY" w:eastAsia="ru-BY"/>
+          <w:lang w:eastAsia="ru-BY"/>
           <w14:ligatures w14:val="none"/>
         </w:rPr>
         <w:t>(</w:t>
@@ -3104,7 +3311,7 @@
           <w:kern w:val="0"/>
           <w:sz w:val="20"/>
           <w:szCs w:val="20"/>
-          <w:lang w:val="ru-BY" w:eastAsia="ru-BY"/>
+          <w:lang w:eastAsia="ru-BY"/>
           <w14:ligatures w14:val="none"/>
         </w:rPr>
         <w:t>30</w:t>
@@ -3116,7 +3323,7 @@
           <w:kern w:val="0"/>
           <w:sz w:val="20"/>
           <w:szCs w:val="20"/>
-          <w:lang w:val="ru-BY" w:eastAsia="ru-BY"/>
+          <w:lang w:eastAsia="ru-BY"/>
           <w14:ligatures w14:val="none"/>
         </w:rPr>
         <w:t xml:space="preserve">) := </w:t>
@@ -3128,7 +3335,7 @@
           <w:kern w:val="0"/>
           <w:sz w:val="20"/>
           <w:szCs w:val="20"/>
-          <w:lang w:val="ru-BY" w:eastAsia="ru-BY"/>
+          <w:lang w:eastAsia="ru-BY"/>
           <w14:ligatures w14:val="none"/>
         </w:rPr>
         <w:t>'Текст константы'</w:t>
@@ -3140,7 +3347,7 @@
           <w:kern w:val="0"/>
           <w:sz w:val="20"/>
           <w:szCs w:val="20"/>
-          <w:lang w:val="ru-BY" w:eastAsia="ru-BY"/>
+          <w:lang w:eastAsia="ru-BY"/>
           <w14:ligatures w14:val="none"/>
         </w:rPr>
         <w:t>;</w:t>
@@ -3152,7 +3359,7 @@
           <w:kern w:val="0"/>
           <w:sz w:val="20"/>
           <w:szCs w:val="20"/>
-          <w:lang w:val="ru-BY" w:eastAsia="ru-BY"/>
+          <w:lang w:eastAsia="ru-BY"/>
           <w14:ligatures w14:val="none"/>
         </w:rPr>
         <w:br/>
@@ -3166,7 +3373,7 @@
           <w:kern w:val="0"/>
           <w:sz w:val="20"/>
           <w:szCs w:val="20"/>
-          <w:lang w:val="ru-BY" w:eastAsia="ru-BY"/>
+          <w:lang w:eastAsia="ru-BY"/>
           <w14:ligatures w14:val="none"/>
         </w:rPr>
         <w:t>c_char</w:t>
@@ -3179,7 +3386,7 @@
           <w:kern w:val="0"/>
           <w:sz w:val="20"/>
           <w:szCs w:val="20"/>
-          <w:lang w:val="ru-BY" w:eastAsia="ru-BY"/>
+          <w:lang w:eastAsia="ru-BY"/>
           <w14:ligatures w14:val="none"/>
         </w:rPr>
         <w:t xml:space="preserve"> </w:t>
@@ -3191,7 +3398,7 @@
           <w:kern w:val="0"/>
           <w:sz w:val="20"/>
           <w:szCs w:val="20"/>
-          <w:lang w:val="ru-BY" w:eastAsia="ru-BY"/>
+          <w:lang w:eastAsia="ru-BY"/>
           <w14:ligatures w14:val="none"/>
         </w:rPr>
         <w:t>CONSTANT CHAR</w:t>
@@ -3203,7 +3410,7 @@
           <w:kern w:val="0"/>
           <w:sz w:val="20"/>
           <w:szCs w:val="20"/>
-          <w:lang w:val="ru-BY" w:eastAsia="ru-BY"/>
+          <w:lang w:eastAsia="ru-BY"/>
           <w14:ligatures w14:val="none"/>
         </w:rPr>
         <w:t>(</w:t>
@@ -3215,7 +3422,7 @@
           <w:kern w:val="0"/>
           <w:sz w:val="20"/>
           <w:szCs w:val="20"/>
-          <w:lang w:val="ru-BY" w:eastAsia="ru-BY"/>
+          <w:lang w:eastAsia="ru-BY"/>
           <w14:ligatures w14:val="none"/>
         </w:rPr>
         <w:t>5</w:t>
@@ -3227,7 +3434,7 @@
           <w:kern w:val="0"/>
           <w:sz w:val="20"/>
           <w:szCs w:val="20"/>
-          <w:lang w:val="ru-BY" w:eastAsia="ru-BY"/>
+          <w:lang w:eastAsia="ru-BY"/>
           <w14:ligatures w14:val="none"/>
         </w:rPr>
         <w:t xml:space="preserve">) := </w:t>
@@ -3239,7 +3446,7 @@
           <w:kern w:val="0"/>
           <w:sz w:val="20"/>
           <w:szCs w:val="20"/>
-          <w:lang w:val="ru-BY" w:eastAsia="ru-BY"/>
+          <w:lang w:eastAsia="ru-BY"/>
           <w14:ligatures w14:val="none"/>
         </w:rPr>
         <w:t>'A'</w:t>
@@ -3251,7 +3458,7 @@
           <w:kern w:val="0"/>
           <w:sz w:val="20"/>
           <w:szCs w:val="20"/>
-          <w:lang w:val="ru-BY" w:eastAsia="ru-BY"/>
+          <w:lang w:eastAsia="ru-BY"/>
           <w14:ligatures w14:val="none"/>
         </w:rPr>
         <w:t>;</w:t>
@@ -3263,7 +3470,7 @@
           <w:kern w:val="0"/>
           <w:sz w:val="20"/>
           <w:szCs w:val="20"/>
-          <w:lang w:val="ru-BY" w:eastAsia="ru-BY"/>
+          <w:lang w:eastAsia="ru-BY"/>
           <w14:ligatures w14:val="none"/>
         </w:rPr>
         <w:br/>
@@ -3277,7 +3484,7 @@
           <w:kern w:val="0"/>
           <w:sz w:val="20"/>
           <w:szCs w:val="20"/>
-          <w:lang w:val="ru-BY" w:eastAsia="ru-BY"/>
+          <w:lang w:eastAsia="ru-BY"/>
           <w14:ligatures w14:val="none"/>
         </w:rPr>
         <w:t>c_number</w:t>
@@ -3290,7 +3497,7 @@
           <w:kern w:val="0"/>
           <w:sz w:val="20"/>
           <w:szCs w:val="20"/>
-          <w:lang w:val="ru-BY" w:eastAsia="ru-BY"/>
+          <w:lang w:eastAsia="ru-BY"/>
           <w14:ligatures w14:val="none"/>
         </w:rPr>
         <w:t xml:space="preserve"> </w:t>
@@ -3302,7 +3509,7 @@
           <w:kern w:val="0"/>
           <w:sz w:val="20"/>
           <w:szCs w:val="20"/>
-          <w:lang w:val="ru-BY" w:eastAsia="ru-BY"/>
+          <w:lang w:eastAsia="ru-BY"/>
           <w14:ligatures w14:val="none"/>
         </w:rPr>
         <w:t>CONSTANT NUMBER</w:t>
@@ -3314,7 +3521,7 @@
           <w:kern w:val="0"/>
           <w:sz w:val="20"/>
           <w:szCs w:val="20"/>
-          <w:lang w:val="ru-BY" w:eastAsia="ru-BY"/>
+          <w:lang w:eastAsia="ru-BY"/>
           <w14:ligatures w14:val="none"/>
         </w:rPr>
         <w:t>(</w:t>
@@ -3326,7 +3533,7 @@
           <w:kern w:val="0"/>
           <w:sz w:val="20"/>
           <w:szCs w:val="20"/>
-          <w:lang w:val="ru-BY" w:eastAsia="ru-BY"/>
+          <w:lang w:eastAsia="ru-BY"/>
           <w14:ligatures w14:val="none"/>
         </w:rPr>
         <w:t>5</w:t>
@@ -3338,7 +3545,7 @@
           <w:kern w:val="0"/>
           <w:sz w:val="20"/>
           <w:szCs w:val="20"/>
-          <w:lang w:val="ru-BY" w:eastAsia="ru-BY"/>
+          <w:lang w:eastAsia="ru-BY"/>
           <w14:ligatures w14:val="none"/>
         </w:rPr>
         <w:t xml:space="preserve">) := </w:t>
@@ -3350,7 +3557,7 @@
           <w:kern w:val="0"/>
           <w:sz w:val="20"/>
           <w:szCs w:val="20"/>
-          <w:lang w:val="ru-BY" w:eastAsia="ru-BY"/>
+          <w:lang w:eastAsia="ru-BY"/>
           <w14:ligatures w14:val="none"/>
         </w:rPr>
         <w:t>100</w:t>
@@ -3362,7 +3569,7 @@
           <w:kern w:val="0"/>
           <w:sz w:val="20"/>
           <w:szCs w:val="20"/>
-          <w:lang w:val="ru-BY" w:eastAsia="ru-BY"/>
+          <w:lang w:eastAsia="ru-BY"/>
           <w14:ligatures w14:val="none"/>
         </w:rPr>
         <w:t>;</w:t>
@@ -3374,7 +3581,7 @@
           <w:kern w:val="0"/>
           <w:sz w:val="20"/>
           <w:szCs w:val="20"/>
-          <w:lang w:val="ru-BY" w:eastAsia="ru-BY"/>
+          <w:lang w:eastAsia="ru-BY"/>
           <w14:ligatures w14:val="none"/>
         </w:rPr>
         <w:br/>
@@ -3386,7 +3593,7 @@
           <w:kern w:val="0"/>
           <w:sz w:val="20"/>
           <w:szCs w:val="20"/>
-          <w:lang w:val="ru-BY" w:eastAsia="ru-BY"/>
+          <w:lang w:eastAsia="ru-BY"/>
           <w14:ligatures w14:val="none"/>
         </w:rPr>
         <w:t>BEGIN</w:t>
@@ -3398,7 +3605,7 @@
           <w:kern w:val="0"/>
           <w:sz w:val="20"/>
           <w:szCs w:val="20"/>
-          <w:lang w:val="ru-BY" w:eastAsia="ru-BY"/>
+          <w:lang w:eastAsia="ru-BY"/>
           <w14:ligatures w14:val="none"/>
         </w:rPr>
         <w:br/>
@@ -3411,7 +3618,7 @@
           <w:kern w:val="0"/>
           <w:sz w:val="20"/>
           <w:szCs w:val="20"/>
-          <w:lang w:val="ru-BY" w:eastAsia="ru-BY"/>
+          <w:lang w:eastAsia="ru-BY"/>
           <w14:ligatures w14:val="none"/>
         </w:rPr>
         <w:t>DBMS_OUTPUT.</w:t>
@@ -3425,7 +3632,7 @@
           <w:kern w:val="0"/>
           <w:sz w:val="20"/>
           <w:szCs w:val="20"/>
-          <w:lang w:val="ru-BY" w:eastAsia="ru-BY"/>
+          <w:lang w:eastAsia="ru-BY"/>
           <w14:ligatures w14:val="none"/>
         </w:rPr>
         <w:t>PUT_LINE</w:t>
@@ -3437,7 +3644,7 @@
           <w:kern w:val="0"/>
           <w:sz w:val="20"/>
           <w:szCs w:val="20"/>
-          <w:lang w:val="ru-BY" w:eastAsia="ru-BY"/>
+          <w:lang w:eastAsia="ru-BY"/>
           <w14:ligatures w14:val="none"/>
         </w:rPr>
         <w:t>(</w:t>
@@ -3449,7 +3656,7 @@
           <w:kern w:val="0"/>
           <w:sz w:val="20"/>
           <w:szCs w:val="20"/>
-          <w:lang w:val="ru-BY" w:eastAsia="ru-BY"/>
+          <w:lang w:eastAsia="ru-BY"/>
           <w14:ligatures w14:val="none"/>
         </w:rPr>
         <w:t xml:space="preserve">'VARCHAR2: ' </w:t>
@@ -3461,7 +3668,7 @@
           <w:kern w:val="0"/>
           <w:sz w:val="20"/>
           <w:szCs w:val="20"/>
-          <w:lang w:val="ru-BY" w:eastAsia="ru-BY"/>
+          <w:lang w:eastAsia="ru-BY"/>
           <w14:ligatures w14:val="none"/>
         </w:rPr>
         <w:t xml:space="preserve">|| </w:t>
@@ -3474,7 +3681,7 @@
           <w:kern w:val="0"/>
           <w:sz w:val="20"/>
           <w:szCs w:val="20"/>
-          <w:lang w:val="ru-BY" w:eastAsia="ru-BY"/>
+          <w:lang w:eastAsia="ru-BY"/>
           <w14:ligatures w14:val="none"/>
         </w:rPr>
         <w:t>c_varchar</w:t>
@@ -3487,7 +3694,7 @@
           <w:kern w:val="0"/>
           <w:sz w:val="20"/>
           <w:szCs w:val="20"/>
-          <w:lang w:val="ru-BY" w:eastAsia="ru-BY"/>
+          <w:lang w:eastAsia="ru-BY"/>
           <w14:ligatures w14:val="none"/>
         </w:rPr>
         <w:t>);</w:t>
@@ -3499,7 +3706,7 @@
           <w:kern w:val="0"/>
           <w:sz w:val="20"/>
           <w:szCs w:val="20"/>
-          <w:lang w:val="ru-BY" w:eastAsia="ru-BY"/>
+          <w:lang w:eastAsia="ru-BY"/>
           <w14:ligatures w14:val="none"/>
         </w:rPr>
         <w:br/>
@@ -3514,7 +3721,7 @@
           <w:kern w:val="0"/>
           <w:sz w:val="20"/>
           <w:szCs w:val="20"/>
-          <w:lang w:val="ru-BY" w:eastAsia="ru-BY"/>
+          <w:lang w:eastAsia="ru-BY"/>
           <w14:ligatures w14:val="none"/>
         </w:rPr>
         <w:t>PUT_LINE</w:t>
@@ -3526,7 +3733,7 @@
           <w:kern w:val="0"/>
           <w:sz w:val="20"/>
           <w:szCs w:val="20"/>
-          <w:lang w:val="ru-BY" w:eastAsia="ru-BY"/>
+          <w:lang w:eastAsia="ru-BY"/>
           <w14:ligatures w14:val="none"/>
         </w:rPr>
         <w:t>(</w:t>
@@ -3538,7 +3745,7 @@
           <w:kern w:val="0"/>
           <w:sz w:val="20"/>
           <w:szCs w:val="20"/>
-          <w:lang w:val="ru-BY" w:eastAsia="ru-BY"/>
+          <w:lang w:eastAsia="ru-BY"/>
           <w14:ligatures w14:val="none"/>
         </w:rPr>
         <w:t xml:space="preserve">'CHAR: ' </w:t>
@@ -3550,7 +3757,7 @@
           <w:kern w:val="0"/>
           <w:sz w:val="20"/>
           <w:szCs w:val="20"/>
-          <w:lang w:val="ru-BY" w:eastAsia="ru-BY"/>
+          <w:lang w:eastAsia="ru-BY"/>
           <w14:ligatures w14:val="none"/>
         </w:rPr>
         <w:t xml:space="preserve">|| </w:t>
@@ -3563,7 +3770,7 @@
           <w:kern w:val="0"/>
           <w:sz w:val="20"/>
           <w:szCs w:val="20"/>
-          <w:lang w:val="ru-BY" w:eastAsia="ru-BY"/>
+          <w:lang w:eastAsia="ru-BY"/>
           <w14:ligatures w14:val="none"/>
         </w:rPr>
         <w:t>c_char</w:t>
@@ -3576,7 +3783,7 @@
           <w:kern w:val="0"/>
           <w:sz w:val="20"/>
           <w:szCs w:val="20"/>
-          <w:lang w:val="ru-BY" w:eastAsia="ru-BY"/>
+          <w:lang w:eastAsia="ru-BY"/>
           <w14:ligatures w14:val="none"/>
         </w:rPr>
         <w:t>);</w:t>
@@ -3588,7 +3795,7 @@
           <w:kern w:val="0"/>
           <w:sz w:val="20"/>
           <w:szCs w:val="20"/>
-          <w:lang w:val="ru-BY" w:eastAsia="ru-BY"/>
+          <w:lang w:eastAsia="ru-BY"/>
           <w14:ligatures w14:val="none"/>
         </w:rPr>
         <w:br/>
@@ -3603,7 +3810,7 @@
           <w:kern w:val="0"/>
           <w:sz w:val="20"/>
           <w:szCs w:val="20"/>
-          <w:lang w:val="ru-BY" w:eastAsia="ru-BY"/>
+          <w:lang w:eastAsia="ru-BY"/>
           <w14:ligatures w14:val="none"/>
         </w:rPr>
         <w:t>PUT_LINE</w:t>
@@ -3615,7 +3822,7 @@
           <w:kern w:val="0"/>
           <w:sz w:val="20"/>
           <w:szCs w:val="20"/>
-          <w:lang w:val="ru-BY" w:eastAsia="ru-BY"/>
+          <w:lang w:eastAsia="ru-BY"/>
           <w14:ligatures w14:val="none"/>
         </w:rPr>
         <w:t>(</w:t>
@@ -3627,7 +3834,7 @@
           <w:kern w:val="0"/>
           <w:sz w:val="20"/>
           <w:szCs w:val="20"/>
-          <w:lang w:val="ru-BY" w:eastAsia="ru-BY"/>
+          <w:lang w:eastAsia="ru-BY"/>
           <w14:ligatures w14:val="none"/>
         </w:rPr>
         <w:t xml:space="preserve">'Результат умножения константы: ' </w:t>
@@ -3639,7 +3846,7 @@
           <w:kern w:val="0"/>
           <w:sz w:val="20"/>
           <w:szCs w:val="20"/>
-          <w:lang w:val="ru-BY" w:eastAsia="ru-BY"/>
+          <w:lang w:eastAsia="ru-BY"/>
           <w14:ligatures w14:val="none"/>
         </w:rPr>
         <w:t xml:space="preserve">|| </w:t>
@@ -3652,7 +3859,7 @@
           <w:kern w:val="0"/>
           <w:sz w:val="20"/>
           <w:szCs w:val="20"/>
-          <w:lang w:val="ru-BY" w:eastAsia="ru-BY"/>
+          <w:lang w:eastAsia="ru-BY"/>
           <w14:ligatures w14:val="none"/>
         </w:rPr>
         <w:t>c_number</w:t>
@@ -3665,7 +3872,7 @@
           <w:kern w:val="0"/>
           <w:sz w:val="20"/>
           <w:szCs w:val="20"/>
-          <w:lang w:val="ru-BY" w:eastAsia="ru-BY"/>
+          <w:lang w:eastAsia="ru-BY"/>
           <w14:ligatures w14:val="none"/>
         </w:rPr>
         <w:t>);</w:t>
@@ -3677,7 +3884,7 @@
           <w:kern w:val="0"/>
           <w:sz w:val="20"/>
           <w:szCs w:val="20"/>
-          <w:lang w:val="ru-BY" w:eastAsia="ru-BY"/>
+          <w:lang w:eastAsia="ru-BY"/>
           <w14:ligatures w14:val="none"/>
         </w:rPr>
         <w:br/>
@@ -3690,7 +3897,7 @@
           <w:kern w:val="0"/>
           <w:sz w:val="20"/>
           <w:szCs w:val="20"/>
-          <w:lang w:val="ru-BY" w:eastAsia="ru-BY"/>
+          <w:lang w:eastAsia="ru-BY"/>
           <w14:ligatures w14:val="none"/>
         </w:rPr>
         <w:t>end</w:t>
@@ -3703,7 +3910,7 @@
           <w:kern w:val="0"/>
           <w:sz w:val="20"/>
           <w:szCs w:val="20"/>
-          <w:lang w:val="ru-BY" w:eastAsia="ru-BY"/>
+          <w:lang w:eastAsia="ru-BY"/>
           <w14:ligatures w14:val="none"/>
         </w:rPr>
         <w:t>;</w:t>
@@ -3711,9 +3918,7 @@
     </w:p>
     <w:p>
       <w:pPr>
-        <w:rPr>
-          <w:lang w:val="ru-BY"/>
-        </w:rPr>
+        <w:spacing w:after="0" w:line="240" w:lineRule="auto"/>
       </w:pPr>
     </w:p>
     <w:p>
@@ -3722,6 +3927,7 @@
           <w:ilvl w:val="0"/>
           <w:numId w:val="1"/>
         </w:numPr>
+        <w:spacing w:after="0" w:line="240" w:lineRule="auto"/>
         <w:rPr>
           <w:lang w:val="ru-RU"/>
         </w:rPr>
@@ -3735,16 +3941,473 @@
     </w:p>
     <w:p>
       <w:pPr>
-        <w:pStyle w:val="a7"/>
-        <w:rPr>
-          <w:lang w:val="ru-RU"/>
-        </w:rPr>
-      </w:pPr>
-    </w:p>
-    <w:p>
-      <w:pPr>
-        <w:rPr>
-          <w:lang w:val="ru-RU"/>
+        <w:shd w:val="clear" w:color="auto" w:fill="191A1C"/>
+        <w:tabs>
+          <w:tab w:val="left" w:pos="916"/>
+          <w:tab w:val="left" w:pos="1832"/>
+          <w:tab w:val="left" w:pos="2748"/>
+          <w:tab w:val="left" w:pos="3664"/>
+          <w:tab w:val="left" w:pos="4580"/>
+          <w:tab w:val="left" w:pos="5496"/>
+          <w:tab w:val="left" w:pos="6412"/>
+          <w:tab w:val="left" w:pos="7328"/>
+          <w:tab w:val="left" w:pos="8244"/>
+          <w:tab w:val="left" w:pos="9160"/>
+          <w:tab w:val="left" w:pos="10076"/>
+          <w:tab w:val="left" w:pos="10992"/>
+          <w:tab w:val="left" w:pos="11908"/>
+          <w:tab w:val="left" w:pos="12824"/>
+          <w:tab w:val="left" w:pos="13740"/>
+          <w:tab w:val="left" w:pos="14656"/>
+        </w:tabs>
+        <w:spacing w:after="0" w:line="240" w:lineRule="auto"/>
+        <w:rPr>
+          <w:rFonts w:ascii="Courier New" w:eastAsia="Times New Roman" w:hAnsi="Courier New" w:cs="Courier New"/>
+          <w:color w:val="BCBEC4"/>
+          <w:kern w:val="0"/>
+          <w:sz w:val="20"/>
+          <w:szCs w:val="20"/>
+          <w:lang w:eastAsia="ru-BY"/>
+          <w14:ligatures w14:val="none"/>
+        </w:rPr>
+      </w:pPr>
+      <w:r>
+        <w:rPr>
+          <w:rFonts w:ascii="Courier New" w:eastAsia="Times New Roman" w:hAnsi="Courier New" w:cs="Courier New"/>
+          <w:color w:val="CF8E6D"/>
+          <w:kern w:val="0"/>
+          <w:sz w:val="20"/>
+          <w:szCs w:val="20"/>
+          <w:lang w:eastAsia="ru-BY"/>
+          <w14:ligatures w14:val="none"/>
+        </w:rPr>
+        <w:t>DECLARE</w:t>
+      </w:r>
+      <w:r>
+        <w:rPr>
+          <w:rFonts w:ascii="Courier New" w:eastAsia="Times New Roman" w:hAnsi="Courier New" w:cs="Courier New"/>
+          <w:color w:val="CF8E6D"/>
+          <w:kern w:val="0"/>
+          <w:sz w:val="20"/>
+          <w:szCs w:val="20"/>
+          <w:lang w:eastAsia="ru-BY"/>
+          <w14:ligatures w14:val="none"/>
+        </w:rPr>
+        <w:br/>
+        <w:t xml:space="preserve">    </w:t>
+      </w:r>
+      <w:proofErr w:type="spellStart"/>
+      <w:r>
+        <w:rPr>
+          <w:rFonts w:ascii="Courier New" w:eastAsia="Times New Roman" w:hAnsi="Courier New" w:cs="Courier New"/>
+          <w:color w:val="BCBEC4"/>
+          <w:kern w:val="0"/>
+          <w:sz w:val="20"/>
+          <w:szCs w:val="20"/>
+          <w:lang w:eastAsia="ru-BY"/>
+          <w14:ligatures w14:val="none"/>
+        </w:rPr>
+        <w:t>v_dummy</w:t>
+      </w:r>
+      <w:proofErr w:type="spellEnd"/>
+      <w:r>
+        <w:rPr>
+          <w:rFonts w:ascii="Courier New" w:eastAsia="Times New Roman" w:hAnsi="Courier New" w:cs="Courier New"/>
+          <w:color w:val="BCBEC4"/>
+          <w:kern w:val="0"/>
+          <w:sz w:val="20"/>
+          <w:szCs w:val="20"/>
+          <w:lang w:eastAsia="ru-BY"/>
+          <w14:ligatures w14:val="none"/>
+        </w:rPr>
+        <w:t xml:space="preserve"> </w:t>
+      </w:r>
+      <w:proofErr w:type="spellStart"/>
+      <w:r>
+        <w:rPr>
+          <w:rFonts w:ascii="Courier New" w:eastAsia="Times New Roman" w:hAnsi="Courier New" w:cs="Courier New"/>
+          <w:color w:val="BCBEC4"/>
+          <w:kern w:val="0"/>
+          <w:sz w:val="20"/>
+          <w:szCs w:val="20"/>
+          <w:lang w:eastAsia="ru-BY"/>
+          <w14:ligatures w14:val="none"/>
+        </w:rPr>
+        <w:t>DUAL.</w:t>
+      </w:r>
+      <w:r>
+        <w:rPr>
+          <w:rFonts w:ascii="Courier New" w:eastAsia="Times New Roman" w:hAnsi="Courier New" w:cs="Courier New"/>
+          <w:color w:val="C77DBB"/>
+          <w:kern w:val="0"/>
+          <w:sz w:val="20"/>
+          <w:szCs w:val="20"/>
+          <w:lang w:eastAsia="ru-BY"/>
+          <w14:ligatures w14:val="none"/>
+        </w:rPr>
+        <w:t>DUMMY</w:t>
+      </w:r>
+      <w:r>
+        <w:rPr>
+          <w:rFonts w:ascii="Courier New" w:eastAsia="Times New Roman" w:hAnsi="Courier New" w:cs="Courier New"/>
+          <w:color w:val="BCBEC4"/>
+          <w:kern w:val="0"/>
+          <w:sz w:val="20"/>
+          <w:szCs w:val="20"/>
+          <w:lang w:eastAsia="ru-BY"/>
+          <w14:ligatures w14:val="none"/>
+        </w:rPr>
+        <w:t>%</w:t>
+      </w:r>
+      <w:r>
+        <w:rPr>
+          <w:rFonts w:ascii="Courier New" w:eastAsia="Times New Roman" w:hAnsi="Courier New" w:cs="Courier New"/>
+          <w:color w:val="CF8E6D"/>
+          <w:kern w:val="0"/>
+          <w:sz w:val="20"/>
+          <w:szCs w:val="20"/>
+          <w:lang w:eastAsia="ru-BY"/>
+          <w14:ligatures w14:val="none"/>
+        </w:rPr>
+        <w:t>type</w:t>
+      </w:r>
+      <w:proofErr w:type="spellEnd"/>
+      <w:r>
+        <w:rPr>
+          <w:rFonts w:ascii="Courier New" w:eastAsia="Times New Roman" w:hAnsi="Courier New" w:cs="Courier New"/>
+          <w:color w:val="BCBEC4"/>
+          <w:kern w:val="0"/>
+          <w:sz w:val="20"/>
+          <w:szCs w:val="20"/>
+          <w:lang w:eastAsia="ru-BY"/>
+          <w14:ligatures w14:val="none"/>
+        </w:rPr>
+        <w:t>;</w:t>
+      </w:r>
+      <w:r>
+        <w:rPr>
+          <w:rFonts w:ascii="Courier New" w:eastAsia="Times New Roman" w:hAnsi="Courier New" w:cs="Courier New"/>
+          <w:color w:val="BCBEC4"/>
+          <w:kern w:val="0"/>
+          <w:sz w:val="20"/>
+          <w:szCs w:val="20"/>
+          <w:lang w:eastAsia="ru-BY"/>
+          <w14:ligatures w14:val="none"/>
+        </w:rPr>
+        <w:br/>
+      </w:r>
+      <w:r>
+        <w:rPr>
+          <w:rFonts w:ascii="Courier New" w:eastAsia="Times New Roman" w:hAnsi="Courier New" w:cs="Courier New"/>
+          <w:color w:val="CF8E6D"/>
+          <w:kern w:val="0"/>
+          <w:sz w:val="20"/>
+          <w:szCs w:val="20"/>
+          <w:lang w:eastAsia="ru-BY"/>
+          <w14:ligatures w14:val="none"/>
+        </w:rPr>
+        <w:t>BEGIN</w:t>
+      </w:r>
+      <w:r>
+        <w:rPr>
+          <w:rFonts w:ascii="Courier New" w:eastAsia="Times New Roman" w:hAnsi="Courier New" w:cs="Courier New"/>
+          <w:color w:val="CF8E6D"/>
+          <w:kern w:val="0"/>
+          <w:sz w:val="20"/>
+          <w:szCs w:val="20"/>
+          <w:lang w:eastAsia="ru-BY"/>
+          <w14:ligatures w14:val="none"/>
+        </w:rPr>
+        <w:br/>
+        <w:t xml:space="preserve">    SELECT </w:t>
+      </w:r>
+      <w:r>
+        <w:rPr>
+          <w:rFonts w:ascii="Courier New" w:eastAsia="Times New Roman" w:hAnsi="Courier New" w:cs="Courier New"/>
+          <w:color w:val="C77DBB"/>
+          <w:kern w:val="0"/>
+          <w:sz w:val="20"/>
+          <w:szCs w:val="20"/>
+          <w:lang w:eastAsia="ru-BY"/>
+          <w14:ligatures w14:val="none"/>
+        </w:rPr>
+        <w:t xml:space="preserve">DUMMY </w:t>
+      </w:r>
+      <w:r>
+        <w:rPr>
+          <w:rFonts w:ascii="Courier New" w:eastAsia="Times New Roman" w:hAnsi="Courier New" w:cs="Courier New"/>
+          <w:color w:val="CF8E6D"/>
+          <w:kern w:val="0"/>
+          <w:sz w:val="20"/>
+          <w:szCs w:val="20"/>
+          <w:lang w:eastAsia="ru-BY"/>
+          <w14:ligatures w14:val="none"/>
+        </w:rPr>
+        <w:t xml:space="preserve">INTO </w:t>
+      </w:r>
+      <w:proofErr w:type="spellStart"/>
+      <w:r>
+        <w:rPr>
+          <w:rFonts w:ascii="Courier New" w:eastAsia="Times New Roman" w:hAnsi="Courier New" w:cs="Courier New"/>
+          <w:color w:val="BCBEC4"/>
+          <w:kern w:val="0"/>
+          <w:sz w:val="20"/>
+          <w:szCs w:val="20"/>
+          <w:lang w:eastAsia="ru-BY"/>
+          <w14:ligatures w14:val="none"/>
+        </w:rPr>
+        <w:t>v_dummy</w:t>
+      </w:r>
+      <w:proofErr w:type="spellEnd"/>
+      <w:r>
+        <w:rPr>
+          <w:rFonts w:ascii="Courier New" w:eastAsia="Times New Roman" w:hAnsi="Courier New" w:cs="Courier New"/>
+          <w:color w:val="BCBEC4"/>
+          <w:kern w:val="0"/>
+          <w:sz w:val="20"/>
+          <w:szCs w:val="20"/>
+          <w:lang w:eastAsia="ru-BY"/>
+          <w14:ligatures w14:val="none"/>
+        </w:rPr>
+        <w:t xml:space="preserve"> </w:t>
+      </w:r>
+      <w:r>
+        <w:rPr>
+          <w:rFonts w:ascii="Courier New" w:eastAsia="Times New Roman" w:hAnsi="Courier New" w:cs="Courier New"/>
+          <w:color w:val="CF8E6D"/>
+          <w:kern w:val="0"/>
+          <w:sz w:val="20"/>
+          <w:szCs w:val="20"/>
+          <w:lang w:eastAsia="ru-BY"/>
+          <w14:ligatures w14:val="none"/>
+        </w:rPr>
+        <w:t>FROM SYS</w:t>
+      </w:r>
+      <w:r>
+        <w:rPr>
+          <w:rFonts w:ascii="Courier New" w:eastAsia="Times New Roman" w:hAnsi="Courier New" w:cs="Courier New"/>
+          <w:color w:val="BCBEC4"/>
+          <w:kern w:val="0"/>
+          <w:sz w:val="20"/>
+          <w:szCs w:val="20"/>
+          <w:lang w:eastAsia="ru-BY"/>
+          <w14:ligatures w14:val="none"/>
+        </w:rPr>
+        <w:t>.DUAL;</w:t>
+      </w:r>
+      <w:r>
+        <w:rPr>
+          <w:rFonts w:ascii="Courier New" w:eastAsia="Times New Roman" w:hAnsi="Courier New" w:cs="Courier New"/>
+          <w:color w:val="BCBEC4"/>
+          <w:kern w:val="0"/>
+          <w:sz w:val="20"/>
+          <w:szCs w:val="20"/>
+          <w:lang w:eastAsia="ru-BY"/>
+          <w14:ligatures w14:val="none"/>
+        </w:rPr>
+        <w:br/>
+        <w:t xml:space="preserve">    DBMS_OUTPUT.</w:t>
+      </w:r>
+      <w:r>
+        <w:rPr>
+          <w:rFonts w:ascii="Courier New" w:eastAsia="Times New Roman" w:hAnsi="Courier New" w:cs="Courier New"/>
+          <w:i/>
+          <w:iCs/>
+          <w:color w:val="57AAF7"/>
+          <w:kern w:val="0"/>
+          <w:sz w:val="20"/>
+          <w:szCs w:val="20"/>
+          <w:lang w:eastAsia="ru-BY"/>
+          <w14:ligatures w14:val="none"/>
+        </w:rPr>
+        <w:t>PUT_LINE</w:t>
+      </w:r>
+      <w:r>
+        <w:rPr>
+          <w:rFonts w:ascii="Courier New" w:eastAsia="Times New Roman" w:hAnsi="Courier New" w:cs="Courier New"/>
+          <w:color w:val="BCBEC4"/>
+          <w:kern w:val="0"/>
+          <w:sz w:val="20"/>
+          <w:szCs w:val="20"/>
+          <w:lang w:eastAsia="ru-BY"/>
+          <w14:ligatures w14:val="none"/>
+        </w:rPr>
+        <w:t>(</w:t>
+      </w:r>
+      <w:r>
+        <w:rPr>
+          <w:rFonts w:ascii="Courier New" w:eastAsia="Times New Roman" w:hAnsi="Courier New" w:cs="Courier New"/>
+          <w:color w:val="6AAB73"/>
+          <w:kern w:val="0"/>
+          <w:sz w:val="20"/>
+          <w:szCs w:val="20"/>
+          <w:lang w:eastAsia="ru-BY"/>
+          <w14:ligatures w14:val="none"/>
+        </w:rPr>
+        <w:t xml:space="preserve">'Значение переменной с %TYPE: ' </w:t>
+      </w:r>
+      <w:r>
+        <w:rPr>
+          <w:rFonts w:ascii="Courier New" w:eastAsia="Times New Roman" w:hAnsi="Courier New" w:cs="Courier New"/>
+          <w:color w:val="BCBEC4"/>
+          <w:kern w:val="0"/>
+          <w:sz w:val="20"/>
+          <w:szCs w:val="20"/>
+          <w:lang w:eastAsia="ru-BY"/>
+          <w14:ligatures w14:val="none"/>
+        </w:rPr>
+        <w:t xml:space="preserve">|| </w:t>
+      </w:r>
+      <w:proofErr w:type="spellStart"/>
+      <w:r>
+        <w:rPr>
+          <w:rFonts w:ascii="Courier New" w:eastAsia="Times New Roman" w:hAnsi="Courier New" w:cs="Courier New"/>
+          <w:color w:val="BCBEC4"/>
+          <w:kern w:val="0"/>
+          <w:sz w:val="20"/>
+          <w:szCs w:val="20"/>
+          <w:lang w:eastAsia="ru-BY"/>
+          <w14:ligatures w14:val="none"/>
+        </w:rPr>
+        <w:t>v_dummy</w:t>
+      </w:r>
+      <w:proofErr w:type="spellEnd"/>
+      <w:r>
+        <w:rPr>
+          <w:rFonts w:ascii="Courier New" w:eastAsia="Times New Roman" w:hAnsi="Courier New" w:cs="Courier New"/>
+          <w:color w:val="BCBEC4"/>
+          <w:kern w:val="0"/>
+          <w:sz w:val="20"/>
+          <w:szCs w:val="20"/>
+          <w:lang w:eastAsia="ru-BY"/>
+          <w14:ligatures w14:val="none"/>
+        </w:rPr>
+        <w:t>);</w:t>
+      </w:r>
+      <w:r>
+        <w:rPr>
+          <w:rFonts w:ascii="Courier New" w:eastAsia="Times New Roman" w:hAnsi="Courier New" w:cs="Courier New"/>
+          <w:color w:val="BCBEC4"/>
+          <w:kern w:val="0"/>
+          <w:sz w:val="20"/>
+          <w:szCs w:val="20"/>
+          <w:lang w:eastAsia="ru-BY"/>
+          <w14:ligatures w14:val="none"/>
+        </w:rPr>
+        <w:br/>
+      </w:r>
+      <w:proofErr w:type="spellStart"/>
+      <w:r>
+        <w:rPr>
+          <w:rFonts w:ascii="Courier New" w:eastAsia="Times New Roman" w:hAnsi="Courier New" w:cs="Courier New"/>
+          <w:color w:val="CF8E6D"/>
+          <w:kern w:val="0"/>
+          <w:sz w:val="20"/>
+          <w:szCs w:val="20"/>
+          <w:lang w:eastAsia="ru-BY"/>
+          <w14:ligatures w14:val="none"/>
+        </w:rPr>
+        <w:t>end</w:t>
+      </w:r>
+      <w:proofErr w:type="spellEnd"/>
+      <w:r>
+        <w:rPr>
+          <w:rFonts w:ascii="Courier New" w:eastAsia="Times New Roman" w:hAnsi="Courier New" w:cs="Courier New"/>
+          <w:color w:val="BCBEC4"/>
+          <w:kern w:val="0"/>
+          <w:sz w:val="20"/>
+          <w:szCs w:val="20"/>
+          <w:lang w:eastAsia="ru-BY"/>
+          <w14:ligatures w14:val="none"/>
+        </w:rPr>
+        <w:t>;</w:t>
+      </w:r>
+      <w:r>
+        <w:rPr>
+          <w:rFonts w:ascii="Courier New" w:eastAsia="Times New Roman" w:hAnsi="Courier New" w:cs="Courier New"/>
+          <w:color w:val="BCBEC4"/>
+          <w:kern w:val="0"/>
+          <w:sz w:val="20"/>
+          <w:szCs w:val="20"/>
+          <w:lang w:eastAsia="ru-BY"/>
+          <w14:ligatures w14:val="none"/>
+        </w:rPr>
+        <w:br/>
+      </w:r>
+      <w:r>
+        <w:rPr>
+          <w:rFonts w:ascii="Courier New" w:eastAsia="Times New Roman" w:hAnsi="Courier New" w:cs="Courier New"/>
+          <w:color w:val="BCBEC4"/>
+          <w:kern w:val="0"/>
+          <w:sz w:val="20"/>
+          <w:szCs w:val="20"/>
+          <w:lang w:eastAsia="ru-BY"/>
+          <w14:ligatures w14:val="none"/>
+        </w:rPr>
+        <w:br/>
+      </w:r>
+      <w:r>
+        <w:rPr>
+          <w:rFonts w:ascii="Courier New" w:eastAsia="Times New Roman" w:hAnsi="Courier New" w:cs="Courier New"/>
+          <w:color w:val="CF8E6D"/>
+          <w:kern w:val="0"/>
+          <w:sz w:val="20"/>
+          <w:szCs w:val="20"/>
+          <w:lang w:eastAsia="ru-BY"/>
+          <w14:ligatures w14:val="none"/>
+        </w:rPr>
+        <w:t xml:space="preserve">SELECT </w:t>
+      </w:r>
+      <w:r>
+        <w:rPr>
+          <w:rFonts w:ascii="Courier New" w:eastAsia="Times New Roman" w:hAnsi="Courier New" w:cs="Courier New"/>
+          <w:color w:val="BCBEC4"/>
+          <w:kern w:val="0"/>
+          <w:sz w:val="20"/>
+          <w:szCs w:val="20"/>
+          <w:lang w:eastAsia="ru-BY"/>
+          <w14:ligatures w14:val="none"/>
+        </w:rPr>
+        <w:t xml:space="preserve">* </w:t>
+      </w:r>
+      <w:r>
+        <w:rPr>
+          <w:rFonts w:ascii="Courier New" w:eastAsia="Times New Roman" w:hAnsi="Courier New" w:cs="Courier New"/>
+          <w:color w:val="CF8E6D"/>
+          <w:kern w:val="0"/>
+          <w:sz w:val="20"/>
+          <w:szCs w:val="20"/>
+          <w:lang w:eastAsia="ru-BY"/>
+          <w14:ligatures w14:val="none"/>
+        </w:rPr>
+        <w:t>FROM SYS</w:t>
+      </w:r>
+      <w:r>
+        <w:rPr>
+          <w:rFonts w:ascii="Courier New" w:eastAsia="Times New Roman" w:hAnsi="Courier New" w:cs="Courier New"/>
+          <w:color w:val="BCBEC4"/>
+          <w:kern w:val="0"/>
+          <w:sz w:val="20"/>
+          <w:szCs w:val="20"/>
+          <w:lang w:eastAsia="ru-BY"/>
+          <w14:ligatures w14:val="none"/>
+        </w:rPr>
+        <w:t>.DUAL;</w:t>
+      </w:r>
+    </w:p>
+    <w:p>
+      <w:pPr>
+        <w:spacing w:after="0" w:line="240" w:lineRule="auto"/>
+        <w:rPr>
+          <w:lang w:val="en-US"/>
+        </w:rPr>
+      </w:pPr>
+    </w:p>
+    <w:p>
+      <w:pPr>
+        <w:spacing w:after="0" w:line="240" w:lineRule="auto"/>
+        <w:rPr>
+          <w:lang w:val="en-US"/>
         </w:rPr>
       </w:pPr>
     </w:p>
@@ -3754,6 +4417,7 @@
           <w:ilvl w:val="0"/>
           <w:numId w:val="1"/>
         </w:numPr>
+        <w:spacing w:after="0" w:line="240" w:lineRule="auto"/>
         <w:rPr>
           <w:lang w:val="ru-RU"/>
         </w:rPr>
@@ -3764,6 +4428,369 @@
         </w:rPr>
         <w:t>Разработайте АБ, содержащий объявления переменной с опцией %ROWTYPE. Продемонстрируйте действие опции.</w:t>
       </w:r>
+    </w:p>
+    <w:p>
+      <w:pPr>
+        <w:shd w:val="clear" w:color="auto" w:fill="191A1C"/>
+        <w:tabs>
+          <w:tab w:val="left" w:pos="916"/>
+          <w:tab w:val="left" w:pos="1832"/>
+          <w:tab w:val="left" w:pos="2748"/>
+          <w:tab w:val="left" w:pos="3664"/>
+          <w:tab w:val="left" w:pos="4580"/>
+          <w:tab w:val="left" w:pos="5496"/>
+          <w:tab w:val="left" w:pos="6412"/>
+          <w:tab w:val="left" w:pos="7328"/>
+          <w:tab w:val="left" w:pos="8244"/>
+          <w:tab w:val="left" w:pos="9160"/>
+          <w:tab w:val="left" w:pos="10076"/>
+          <w:tab w:val="left" w:pos="10992"/>
+          <w:tab w:val="left" w:pos="11908"/>
+          <w:tab w:val="left" w:pos="12824"/>
+          <w:tab w:val="left" w:pos="13740"/>
+          <w:tab w:val="left" w:pos="14656"/>
+        </w:tabs>
+        <w:spacing w:after="0" w:line="240" w:lineRule="auto"/>
+        <w:rPr>
+          <w:rFonts w:ascii="Courier New" w:eastAsia="Times New Roman" w:hAnsi="Courier New" w:cs="Courier New"/>
+          <w:color w:val="BCBEC4"/>
+          <w:kern w:val="0"/>
+          <w:sz w:val="20"/>
+          <w:szCs w:val="20"/>
+          <w:lang w:eastAsia="ru-BY"/>
+          <w14:ligatures w14:val="none"/>
+        </w:rPr>
+      </w:pPr>
+      <w:r>
+        <w:rPr>
+          <w:rFonts w:ascii="Courier New" w:eastAsia="Times New Roman" w:hAnsi="Courier New" w:cs="Courier New"/>
+          <w:color w:val="CF8E6D"/>
+          <w:kern w:val="0"/>
+          <w:sz w:val="20"/>
+          <w:szCs w:val="20"/>
+          <w:lang w:eastAsia="ru-BY"/>
+          <w14:ligatures w14:val="none"/>
+        </w:rPr>
+        <w:t>DECLARE</w:t>
+      </w:r>
+      <w:r>
+        <w:rPr>
+          <w:rFonts w:ascii="Courier New" w:eastAsia="Times New Roman" w:hAnsi="Courier New" w:cs="Courier New"/>
+          <w:color w:val="CF8E6D"/>
+          <w:kern w:val="0"/>
+          <w:sz w:val="20"/>
+          <w:szCs w:val="20"/>
+          <w:lang w:eastAsia="ru-BY"/>
+          <w14:ligatures w14:val="none"/>
+        </w:rPr>
+        <w:br/>
+        <w:t xml:space="preserve">    </w:t>
+      </w:r>
+      <w:proofErr w:type="spellStart"/>
+      <w:r>
+        <w:rPr>
+          <w:rFonts w:ascii="Courier New" w:eastAsia="Times New Roman" w:hAnsi="Courier New" w:cs="Courier New"/>
+          <w:color w:val="BCBEC4"/>
+          <w:kern w:val="0"/>
+          <w:sz w:val="20"/>
+          <w:szCs w:val="20"/>
+          <w:lang w:eastAsia="ru-BY"/>
+          <w14:ligatures w14:val="none"/>
+        </w:rPr>
+        <w:t>v_row</w:t>
+      </w:r>
+      <w:proofErr w:type="spellEnd"/>
+      <w:r>
+        <w:rPr>
+          <w:rFonts w:ascii="Courier New" w:eastAsia="Times New Roman" w:hAnsi="Courier New" w:cs="Courier New"/>
+          <w:color w:val="BCBEC4"/>
+          <w:kern w:val="0"/>
+          <w:sz w:val="20"/>
+          <w:szCs w:val="20"/>
+          <w:lang w:eastAsia="ru-BY"/>
+          <w14:ligatures w14:val="none"/>
+        </w:rPr>
+        <w:t xml:space="preserve"> DUAL%</w:t>
+      </w:r>
+      <w:r>
+        <w:rPr>
+          <w:rFonts w:ascii="Courier New" w:eastAsia="Times New Roman" w:hAnsi="Courier New" w:cs="Courier New"/>
+          <w:color w:val="CF8E6D"/>
+          <w:kern w:val="0"/>
+          <w:sz w:val="20"/>
+          <w:szCs w:val="20"/>
+          <w:lang w:eastAsia="ru-BY"/>
+          <w14:ligatures w14:val="none"/>
+        </w:rPr>
+        <w:t>ROWTYPE</w:t>
+      </w:r>
+      <w:r>
+        <w:rPr>
+          <w:rFonts w:ascii="Courier New" w:eastAsia="Times New Roman" w:hAnsi="Courier New" w:cs="Courier New"/>
+          <w:color w:val="BCBEC4"/>
+          <w:kern w:val="0"/>
+          <w:sz w:val="20"/>
+          <w:szCs w:val="20"/>
+          <w:lang w:eastAsia="ru-BY"/>
+          <w14:ligatures w14:val="none"/>
+        </w:rPr>
+        <w:t>;</w:t>
+      </w:r>
+      <w:r>
+        <w:rPr>
+          <w:rFonts w:ascii="Courier New" w:eastAsia="Times New Roman" w:hAnsi="Courier New" w:cs="Courier New"/>
+          <w:color w:val="BCBEC4"/>
+          <w:kern w:val="0"/>
+          <w:sz w:val="20"/>
+          <w:szCs w:val="20"/>
+          <w:lang w:eastAsia="ru-BY"/>
+          <w14:ligatures w14:val="none"/>
+        </w:rPr>
+        <w:br/>
+      </w:r>
+      <w:r>
+        <w:rPr>
+          <w:rFonts w:ascii="Courier New" w:eastAsia="Times New Roman" w:hAnsi="Courier New" w:cs="Courier New"/>
+          <w:color w:val="CF8E6D"/>
+          <w:kern w:val="0"/>
+          <w:sz w:val="20"/>
+          <w:szCs w:val="20"/>
+          <w:lang w:eastAsia="ru-BY"/>
+          <w14:ligatures w14:val="none"/>
+        </w:rPr>
+        <w:t>BEGIN</w:t>
+      </w:r>
+      <w:r>
+        <w:rPr>
+          <w:rFonts w:ascii="Courier New" w:eastAsia="Times New Roman" w:hAnsi="Courier New" w:cs="Courier New"/>
+          <w:color w:val="CF8E6D"/>
+          <w:kern w:val="0"/>
+          <w:sz w:val="20"/>
+          <w:szCs w:val="20"/>
+          <w:lang w:eastAsia="ru-BY"/>
+          <w14:ligatures w14:val="none"/>
+        </w:rPr>
+        <w:br/>
+        <w:t xml:space="preserve">    SELECT </w:t>
+      </w:r>
+      <w:r>
+        <w:rPr>
+          <w:rFonts w:ascii="Courier New" w:eastAsia="Times New Roman" w:hAnsi="Courier New" w:cs="Courier New"/>
+          <w:color w:val="BCBEC4"/>
+          <w:kern w:val="0"/>
+          <w:sz w:val="20"/>
+          <w:szCs w:val="20"/>
+          <w:lang w:eastAsia="ru-BY"/>
+          <w14:ligatures w14:val="none"/>
+        </w:rPr>
+        <w:t xml:space="preserve">* </w:t>
+      </w:r>
+      <w:r>
+        <w:rPr>
+          <w:rFonts w:ascii="Courier New" w:eastAsia="Times New Roman" w:hAnsi="Courier New" w:cs="Courier New"/>
+          <w:color w:val="CF8E6D"/>
+          <w:kern w:val="0"/>
+          <w:sz w:val="20"/>
+          <w:szCs w:val="20"/>
+          <w:lang w:eastAsia="ru-BY"/>
+          <w14:ligatures w14:val="none"/>
+        </w:rPr>
+        <w:t xml:space="preserve">INTO </w:t>
+      </w:r>
+      <w:proofErr w:type="spellStart"/>
+      <w:r>
+        <w:rPr>
+          <w:rFonts w:ascii="Courier New" w:eastAsia="Times New Roman" w:hAnsi="Courier New" w:cs="Courier New"/>
+          <w:color w:val="BCBEC4"/>
+          <w:kern w:val="0"/>
+          <w:sz w:val="20"/>
+          <w:szCs w:val="20"/>
+          <w:lang w:eastAsia="ru-BY"/>
+          <w14:ligatures w14:val="none"/>
+        </w:rPr>
+        <w:t>v_row</w:t>
+      </w:r>
+      <w:proofErr w:type="spellEnd"/>
+      <w:r>
+        <w:rPr>
+          <w:rFonts w:ascii="Courier New" w:eastAsia="Times New Roman" w:hAnsi="Courier New" w:cs="Courier New"/>
+          <w:color w:val="BCBEC4"/>
+          <w:kern w:val="0"/>
+          <w:sz w:val="20"/>
+          <w:szCs w:val="20"/>
+          <w:lang w:eastAsia="ru-BY"/>
+          <w14:ligatures w14:val="none"/>
+        </w:rPr>
+        <w:t xml:space="preserve"> </w:t>
+      </w:r>
+      <w:r>
+        <w:rPr>
+          <w:rFonts w:ascii="Courier New" w:eastAsia="Times New Roman" w:hAnsi="Courier New" w:cs="Courier New"/>
+          <w:color w:val="CF8E6D"/>
+          <w:kern w:val="0"/>
+          <w:sz w:val="20"/>
+          <w:szCs w:val="20"/>
+          <w:lang w:eastAsia="ru-BY"/>
+          <w14:ligatures w14:val="none"/>
+        </w:rPr>
+        <w:t>FROM SYS</w:t>
+      </w:r>
+      <w:r>
+        <w:rPr>
+          <w:rFonts w:ascii="Courier New" w:eastAsia="Times New Roman" w:hAnsi="Courier New" w:cs="Courier New"/>
+          <w:color w:val="BCBEC4"/>
+          <w:kern w:val="0"/>
+          <w:sz w:val="20"/>
+          <w:szCs w:val="20"/>
+          <w:lang w:eastAsia="ru-BY"/>
+          <w14:ligatures w14:val="none"/>
+        </w:rPr>
+        <w:t>.DUAL;</w:t>
+      </w:r>
+      <w:r>
+        <w:rPr>
+          <w:rFonts w:ascii="Courier New" w:eastAsia="Times New Roman" w:hAnsi="Courier New" w:cs="Courier New"/>
+          <w:color w:val="BCBEC4"/>
+          <w:kern w:val="0"/>
+          <w:sz w:val="20"/>
+          <w:szCs w:val="20"/>
+          <w:lang w:eastAsia="ru-BY"/>
+          <w14:ligatures w14:val="none"/>
+        </w:rPr>
+        <w:br/>
+        <w:t xml:space="preserve">     DBMS_OUTPUT.</w:t>
+      </w:r>
+      <w:r>
+        <w:rPr>
+          <w:rFonts w:ascii="Courier New" w:eastAsia="Times New Roman" w:hAnsi="Courier New" w:cs="Courier New"/>
+          <w:i/>
+          <w:iCs/>
+          <w:color w:val="57AAF7"/>
+          <w:kern w:val="0"/>
+          <w:sz w:val="20"/>
+          <w:szCs w:val="20"/>
+          <w:lang w:eastAsia="ru-BY"/>
+          <w14:ligatures w14:val="none"/>
+        </w:rPr>
+        <w:t>PUT_LINE</w:t>
+      </w:r>
+      <w:r>
+        <w:rPr>
+          <w:rFonts w:ascii="Courier New" w:eastAsia="Times New Roman" w:hAnsi="Courier New" w:cs="Courier New"/>
+          <w:color w:val="BCBEC4"/>
+          <w:kern w:val="0"/>
+          <w:sz w:val="20"/>
+          <w:szCs w:val="20"/>
+          <w:lang w:eastAsia="ru-BY"/>
+          <w14:ligatures w14:val="none"/>
+        </w:rPr>
+        <w:t>(</w:t>
+      </w:r>
+      <w:r>
+        <w:rPr>
+          <w:rFonts w:ascii="Courier New" w:eastAsia="Times New Roman" w:hAnsi="Courier New" w:cs="Courier New"/>
+          <w:color w:val="6AAB73"/>
+          <w:kern w:val="0"/>
+          <w:sz w:val="20"/>
+          <w:szCs w:val="20"/>
+          <w:lang w:eastAsia="ru-BY"/>
+          <w14:ligatures w14:val="none"/>
+        </w:rPr>
+        <w:t xml:space="preserve">'Значение поля DUMMY из %ROWTYPE: ' </w:t>
+      </w:r>
+      <w:r>
+        <w:rPr>
+          <w:rFonts w:ascii="Courier New" w:eastAsia="Times New Roman" w:hAnsi="Courier New" w:cs="Courier New"/>
+          <w:color w:val="BCBEC4"/>
+          <w:kern w:val="0"/>
+          <w:sz w:val="20"/>
+          <w:szCs w:val="20"/>
+          <w:lang w:eastAsia="ru-BY"/>
+          <w14:ligatures w14:val="none"/>
+        </w:rPr>
+        <w:t xml:space="preserve">|| </w:t>
+      </w:r>
+      <w:proofErr w:type="spellStart"/>
+      <w:r>
+        <w:rPr>
+          <w:rFonts w:ascii="Courier New" w:eastAsia="Times New Roman" w:hAnsi="Courier New" w:cs="Courier New"/>
+          <w:color w:val="BCBEC4"/>
+          <w:kern w:val="0"/>
+          <w:sz w:val="20"/>
+          <w:szCs w:val="20"/>
+          <w:lang w:eastAsia="ru-BY"/>
+          <w14:ligatures w14:val="none"/>
+        </w:rPr>
+        <w:t>v_row.</w:t>
+      </w:r>
+      <w:r>
+        <w:rPr>
+          <w:rFonts w:ascii="Courier New" w:eastAsia="Times New Roman" w:hAnsi="Courier New" w:cs="Courier New"/>
+          <w:color w:val="C77DBB"/>
+          <w:kern w:val="0"/>
+          <w:sz w:val="20"/>
+          <w:szCs w:val="20"/>
+          <w:lang w:eastAsia="ru-BY"/>
+          <w14:ligatures w14:val="none"/>
+        </w:rPr>
+        <w:t>DUMMY</w:t>
+      </w:r>
+      <w:proofErr w:type="spellEnd"/>
+      <w:r>
+        <w:rPr>
+          <w:rFonts w:ascii="Courier New" w:eastAsia="Times New Roman" w:hAnsi="Courier New" w:cs="Courier New"/>
+          <w:color w:val="BCBEC4"/>
+          <w:kern w:val="0"/>
+          <w:sz w:val="20"/>
+          <w:szCs w:val="20"/>
+          <w:lang w:eastAsia="ru-BY"/>
+          <w14:ligatures w14:val="none"/>
+        </w:rPr>
+        <w:t>);</w:t>
+      </w:r>
+      <w:r>
+        <w:rPr>
+          <w:rFonts w:ascii="Courier New" w:eastAsia="Times New Roman" w:hAnsi="Courier New" w:cs="Courier New"/>
+          <w:color w:val="BCBEC4"/>
+          <w:kern w:val="0"/>
+          <w:sz w:val="20"/>
+          <w:szCs w:val="20"/>
+          <w:lang w:eastAsia="ru-BY"/>
+          <w14:ligatures w14:val="none"/>
+        </w:rPr>
+        <w:br/>
+      </w:r>
+      <w:proofErr w:type="spellStart"/>
+      <w:r>
+        <w:rPr>
+          <w:rFonts w:ascii="Courier New" w:eastAsia="Times New Roman" w:hAnsi="Courier New" w:cs="Courier New"/>
+          <w:color w:val="CF8E6D"/>
+          <w:kern w:val="0"/>
+          <w:sz w:val="20"/>
+          <w:szCs w:val="20"/>
+          <w:lang w:eastAsia="ru-BY"/>
+          <w14:ligatures w14:val="none"/>
+        </w:rPr>
+        <w:t>end</w:t>
+      </w:r>
+      <w:proofErr w:type="spellEnd"/>
+      <w:r>
+        <w:rPr>
+          <w:rFonts w:ascii="Courier New" w:eastAsia="Times New Roman" w:hAnsi="Courier New" w:cs="Courier New"/>
+          <w:color w:val="BCBEC4"/>
+          <w:kern w:val="0"/>
+          <w:sz w:val="20"/>
+          <w:szCs w:val="20"/>
+          <w:lang w:eastAsia="ru-BY"/>
+          <w14:ligatures w14:val="none"/>
+        </w:rPr>
+        <w:t>;</w:t>
+      </w:r>
+    </w:p>
+    <w:p>
+      <w:pPr>
+        <w:spacing w:after="0" w:line="240" w:lineRule="auto"/>
+      </w:pPr>
     </w:p>
     <w:p>
       <w:pPr>
@@ -3771,6 +4798,7 @@
           <w:ilvl w:val="0"/>
           <w:numId w:val="1"/>
         </w:numPr>
+        <w:spacing w:after="0" w:line="240" w:lineRule="auto"/>
         <w:rPr>
           <w:lang w:val="ru-RU"/>
         </w:rPr>
@@ -3789,6 +4817,981 @@
         <w:t>IF .</w:t>
       </w:r>
       <w:proofErr w:type="gramEnd"/>
+    </w:p>
+    <w:p>
+      <w:pPr>
+        <w:spacing w:after="0" w:line="240" w:lineRule="auto"/>
+        <w:rPr>
+          <w:b/>
+          <w:bCs/>
+          <w:lang w:val="en-US"/>
+        </w:rPr>
+      </w:pPr>
+      <w:r>
+        <w:rPr>
+          <w:b/>
+          <w:bCs/>
+          <w:lang w:val="en-US"/>
+        </w:rPr>
+        <w:t>DECLARE</w:t>
+      </w:r>
+    </w:p>
+    <w:p>
+      <w:pPr>
+        <w:spacing w:after="0" w:line="240" w:lineRule="auto"/>
+        <w:rPr>
+          <w:b/>
+          <w:bCs/>
+          <w:lang w:val="en-US"/>
+        </w:rPr>
+      </w:pPr>
+      <w:r>
+        <w:rPr>
+          <w:b/>
+          <w:bCs/>
+          <w:lang w:val="en-US"/>
+        </w:rPr>
+        <w:t xml:space="preserve">    </w:t>
+      </w:r>
+      <w:proofErr w:type="spellStart"/>
+      <w:r>
+        <w:rPr>
+          <w:b/>
+          <w:bCs/>
+          <w:lang w:val="en-US"/>
+        </w:rPr>
+        <w:t>v_val</w:t>
+      </w:r>
+      <w:proofErr w:type="spellEnd"/>
+      <w:r>
+        <w:rPr>
+          <w:b/>
+          <w:bCs/>
+          <w:lang w:val="en-US"/>
+        </w:rPr>
+        <w:t xml:space="preserve"> </w:t>
+      </w:r>
+      <w:proofErr w:type="gramStart"/>
+      <w:r>
+        <w:rPr>
+          <w:b/>
+          <w:bCs/>
+          <w:lang w:val="en-US"/>
+        </w:rPr>
+        <w:t>NUMBER :</w:t>
+      </w:r>
+      <w:proofErr w:type="gramEnd"/>
+      <w:r>
+        <w:rPr>
+          <w:b/>
+          <w:bCs/>
+          <w:lang w:val="en-US"/>
+        </w:rPr>
+        <w:t>= 10;</w:t>
+      </w:r>
+    </w:p>
+    <w:p>
+      <w:pPr>
+        <w:spacing w:after="0" w:line="240" w:lineRule="auto"/>
+        <w:rPr>
+          <w:b/>
+          <w:bCs/>
+          <w:lang w:val="en-US"/>
+        </w:rPr>
+      </w:pPr>
+      <w:r>
+        <w:rPr>
+          <w:b/>
+          <w:bCs/>
+          <w:lang w:val="en-US"/>
+        </w:rPr>
+        <w:t>BEGIN</w:t>
+      </w:r>
+    </w:p>
+    <w:p>
+      <w:pPr>
+        <w:spacing w:after="0" w:line="240" w:lineRule="auto"/>
+        <w:rPr>
+          <w:b/>
+          <w:bCs/>
+          <w:lang w:val="en-US"/>
+        </w:rPr>
+      </w:pPr>
+      <w:r>
+        <w:rPr>
+          <w:b/>
+          <w:bCs/>
+          <w:lang w:val="en-US"/>
+        </w:rPr>
+        <w:t xml:space="preserve">    -- </w:t>
+      </w:r>
+      <w:r>
+        <w:rPr>
+          <w:b/>
+          <w:bCs/>
+          <w:lang w:val="ru-RU"/>
+        </w:rPr>
+        <w:t>Конструкция</w:t>
+      </w:r>
+      <w:r>
+        <w:rPr>
+          <w:b/>
+          <w:bCs/>
+          <w:lang w:val="en-US"/>
+        </w:rPr>
+        <w:t xml:space="preserve"> 1: IF THEN</w:t>
+      </w:r>
+    </w:p>
+    <w:p>
+      <w:pPr>
+        <w:spacing w:after="0" w:line="240" w:lineRule="auto"/>
+        <w:rPr>
+          <w:b/>
+          <w:bCs/>
+          <w:lang w:val="en-US"/>
+        </w:rPr>
+      </w:pPr>
+      <w:r>
+        <w:rPr>
+          <w:b/>
+          <w:bCs/>
+          <w:lang w:val="en-US"/>
+        </w:rPr>
+        <w:t xml:space="preserve">    IF </w:t>
+      </w:r>
+      <w:proofErr w:type="spellStart"/>
+      <w:r>
+        <w:rPr>
+          <w:b/>
+          <w:bCs/>
+          <w:lang w:val="en-US"/>
+        </w:rPr>
+        <w:t>v_val</w:t>
+      </w:r>
+      <w:proofErr w:type="spellEnd"/>
+      <w:r>
+        <w:rPr>
+          <w:b/>
+          <w:bCs/>
+          <w:lang w:val="en-US"/>
+        </w:rPr>
+        <w:t xml:space="preserve"> &gt; 0 THEN</w:t>
+      </w:r>
+    </w:p>
+    <w:p>
+      <w:pPr>
+        <w:spacing w:after="0" w:line="240" w:lineRule="auto"/>
+        <w:rPr>
+          <w:b/>
+          <w:bCs/>
+          <w:lang w:val="en-US"/>
+        </w:rPr>
+      </w:pPr>
+      <w:r>
+        <w:rPr>
+          <w:b/>
+          <w:bCs/>
+          <w:lang w:val="en-US"/>
+        </w:rPr>
+        <w:t xml:space="preserve">        DBMS_OUTPUT.PUT_</w:t>
+      </w:r>
+      <w:proofErr w:type="gramStart"/>
+      <w:r>
+        <w:rPr>
+          <w:b/>
+          <w:bCs/>
+          <w:lang w:val="en-US"/>
+        </w:rPr>
+        <w:t>LINE(</w:t>
+      </w:r>
+      <w:proofErr w:type="gramEnd"/>
+      <w:r>
+        <w:rPr>
+          <w:b/>
+          <w:bCs/>
+          <w:lang w:val="en-US"/>
+        </w:rPr>
+        <w:t>'</w:t>
+      </w:r>
+      <w:proofErr w:type="spellStart"/>
+      <w:r>
+        <w:rPr>
+          <w:b/>
+          <w:bCs/>
+          <w:lang w:val="en-US"/>
+        </w:rPr>
+        <w:t>v_val</w:t>
+      </w:r>
+      <w:proofErr w:type="spellEnd"/>
+      <w:r>
+        <w:rPr>
+          <w:b/>
+          <w:bCs/>
+          <w:lang w:val="en-US"/>
+        </w:rPr>
+        <w:t xml:space="preserve"> </w:t>
+      </w:r>
+      <w:r>
+        <w:rPr>
+          <w:b/>
+          <w:bCs/>
+          <w:lang w:val="ru-RU"/>
+        </w:rPr>
+        <w:t>больше</w:t>
+      </w:r>
+      <w:r>
+        <w:rPr>
+          <w:b/>
+          <w:bCs/>
+          <w:lang w:val="en-US"/>
+        </w:rPr>
+        <w:t xml:space="preserve"> </w:t>
+      </w:r>
+      <w:r>
+        <w:rPr>
+          <w:b/>
+          <w:bCs/>
+          <w:lang w:val="ru-RU"/>
+        </w:rPr>
+        <w:t>нуля</w:t>
+      </w:r>
+      <w:r>
+        <w:rPr>
+          <w:b/>
+          <w:bCs/>
+          <w:lang w:val="en-US"/>
+        </w:rPr>
+        <w:t>');</w:t>
+      </w:r>
+    </w:p>
+    <w:p>
+      <w:pPr>
+        <w:spacing w:after="0" w:line="240" w:lineRule="auto"/>
+        <w:rPr>
+          <w:b/>
+          <w:bCs/>
+          <w:lang w:val="en-US"/>
+        </w:rPr>
+      </w:pPr>
+      <w:r>
+        <w:rPr>
+          <w:b/>
+          <w:bCs/>
+          <w:lang w:val="en-US"/>
+        </w:rPr>
+        <w:t xml:space="preserve">    END IF;</w:t>
+      </w:r>
+    </w:p>
+    <w:p>
+      <w:pPr>
+        <w:spacing w:after="0" w:line="240" w:lineRule="auto"/>
+        <w:rPr>
+          <w:b/>
+          <w:bCs/>
+          <w:lang w:val="en-US"/>
+        </w:rPr>
+      </w:pPr>
+    </w:p>
+    <w:p>
+      <w:pPr>
+        <w:spacing w:after="0" w:line="240" w:lineRule="auto"/>
+        <w:rPr>
+          <w:b/>
+          <w:bCs/>
+          <w:lang w:val="en-US"/>
+        </w:rPr>
+      </w:pPr>
+      <w:r>
+        <w:rPr>
+          <w:b/>
+          <w:bCs/>
+          <w:lang w:val="en-US"/>
+        </w:rPr>
+        <w:t xml:space="preserve">    -- </w:t>
+      </w:r>
+      <w:r>
+        <w:rPr>
+          <w:b/>
+          <w:bCs/>
+          <w:lang w:val="ru-RU"/>
+        </w:rPr>
+        <w:t>Конструкция</w:t>
+      </w:r>
+      <w:r>
+        <w:rPr>
+          <w:b/>
+          <w:bCs/>
+          <w:lang w:val="en-US"/>
+        </w:rPr>
+        <w:t xml:space="preserve"> 2: IF THEN ELSE</w:t>
+      </w:r>
+    </w:p>
+    <w:p>
+      <w:pPr>
+        <w:spacing w:after="0" w:line="240" w:lineRule="auto"/>
+        <w:rPr>
+          <w:b/>
+          <w:bCs/>
+          <w:lang w:val="en-US"/>
+        </w:rPr>
+      </w:pPr>
+      <w:r>
+        <w:rPr>
+          <w:b/>
+          <w:bCs/>
+          <w:lang w:val="en-US"/>
+        </w:rPr>
+        <w:t xml:space="preserve">    IF </w:t>
+      </w:r>
+      <w:proofErr w:type="spellStart"/>
+      <w:r>
+        <w:rPr>
+          <w:b/>
+          <w:bCs/>
+          <w:lang w:val="en-US"/>
+        </w:rPr>
+        <w:t>v_val</w:t>
+      </w:r>
+      <w:proofErr w:type="spellEnd"/>
+      <w:r>
+        <w:rPr>
+          <w:b/>
+          <w:bCs/>
+          <w:lang w:val="en-US"/>
+        </w:rPr>
+        <w:t xml:space="preserve"> &lt; 0 THEN</w:t>
+      </w:r>
+    </w:p>
+    <w:p>
+      <w:pPr>
+        <w:spacing w:after="0" w:line="240" w:lineRule="auto"/>
+        <w:rPr>
+          <w:b/>
+          <w:bCs/>
+          <w:lang w:val="en-US"/>
+        </w:rPr>
+      </w:pPr>
+      <w:r>
+        <w:rPr>
+          <w:b/>
+          <w:bCs/>
+          <w:lang w:val="en-US"/>
+        </w:rPr>
+        <w:t xml:space="preserve">        DBMS_OUTPUT.PUT_</w:t>
+      </w:r>
+      <w:proofErr w:type="gramStart"/>
+      <w:r>
+        <w:rPr>
+          <w:b/>
+          <w:bCs/>
+          <w:lang w:val="en-US"/>
+        </w:rPr>
+        <w:t>LINE(</w:t>
+      </w:r>
+      <w:proofErr w:type="gramEnd"/>
+      <w:r>
+        <w:rPr>
+          <w:b/>
+          <w:bCs/>
+          <w:lang w:val="en-US"/>
+        </w:rPr>
+        <w:t>'</w:t>
+      </w:r>
+      <w:proofErr w:type="spellStart"/>
+      <w:r>
+        <w:rPr>
+          <w:b/>
+          <w:bCs/>
+          <w:lang w:val="en-US"/>
+        </w:rPr>
+        <w:t>v_val</w:t>
+      </w:r>
+      <w:proofErr w:type="spellEnd"/>
+      <w:r>
+        <w:rPr>
+          <w:b/>
+          <w:bCs/>
+          <w:lang w:val="en-US"/>
+        </w:rPr>
+        <w:t xml:space="preserve"> </w:t>
+      </w:r>
+      <w:r>
+        <w:rPr>
+          <w:b/>
+          <w:bCs/>
+          <w:lang w:val="ru-RU"/>
+        </w:rPr>
+        <w:t>меньше</w:t>
+      </w:r>
+      <w:r>
+        <w:rPr>
+          <w:b/>
+          <w:bCs/>
+          <w:lang w:val="en-US"/>
+        </w:rPr>
+        <w:t xml:space="preserve"> </w:t>
+      </w:r>
+      <w:r>
+        <w:rPr>
+          <w:b/>
+          <w:bCs/>
+          <w:lang w:val="ru-RU"/>
+        </w:rPr>
+        <w:t>нуля</w:t>
+      </w:r>
+      <w:r>
+        <w:rPr>
+          <w:b/>
+          <w:bCs/>
+          <w:lang w:val="en-US"/>
+        </w:rPr>
+        <w:t>');</w:t>
+      </w:r>
+    </w:p>
+    <w:p>
+      <w:pPr>
+        <w:spacing w:after="0" w:line="240" w:lineRule="auto"/>
+        <w:rPr>
+          <w:b/>
+          <w:bCs/>
+          <w:lang w:val="en-US"/>
+        </w:rPr>
+      </w:pPr>
+      <w:r>
+        <w:rPr>
+          <w:b/>
+          <w:bCs/>
+          <w:lang w:val="en-US"/>
+        </w:rPr>
+        <w:t xml:space="preserve">    ELSE</w:t>
+      </w:r>
+    </w:p>
+    <w:p>
+      <w:pPr>
+        <w:spacing w:after="0" w:line="240" w:lineRule="auto"/>
+        <w:rPr>
+          <w:b/>
+          <w:bCs/>
+          <w:lang w:val="en-US"/>
+        </w:rPr>
+      </w:pPr>
+      <w:r>
+        <w:rPr>
+          <w:b/>
+          <w:bCs/>
+          <w:lang w:val="en-US"/>
+        </w:rPr>
+        <w:lastRenderedPageBreak/>
+        <w:t xml:space="preserve">        DBMS_OUTPUT.PUT_</w:t>
+      </w:r>
+      <w:proofErr w:type="gramStart"/>
+      <w:r>
+        <w:rPr>
+          <w:b/>
+          <w:bCs/>
+          <w:lang w:val="en-US"/>
+        </w:rPr>
+        <w:t>LINE(</w:t>
+      </w:r>
+      <w:proofErr w:type="gramEnd"/>
+      <w:r>
+        <w:rPr>
+          <w:b/>
+          <w:bCs/>
+          <w:lang w:val="en-US"/>
+        </w:rPr>
+        <w:t>'</w:t>
+      </w:r>
+      <w:proofErr w:type="spellStart"/>
+      <w:r>
+        <w:rPr>
+          <w:b/>
+          <w:bCs/>
+          <w:lang w:val="en-US"/>
+        </w:rPr>
+        <w:t>v_val</w:t>
+      </w:r>
+      <w:proofErr w:type="spellEnd"/>
+      <w:r>
+        <w:rPr>
+          <w:b/>
+          <w:bCs/>
+          <w:lang w:val="en-US"/>
+        </w:rPr>
+        <w:t xml:space="preserve"> </w:t>
+      </w:r>
+      <w:r>
+        <w:rPr>
+          <w:b/>
+          <w:bCs/>
+          <w:lang w:val="ru-RU"/>
+        </w:rPr>
+        <w:t>больше</w:t>
+      </w:r>
+      <w:r>
+        <w:rPr>
+          <w:b/>
+          <w:bCs/>
+          <w:lang w:val="en-US"/>
+        </w:rPr>
+        <w:t xml:space="preserve"> </w:t>
+      </w:r>
+      <w:r>
+        <w:rPr>
+          <w:b/>
+          <w:bCs/>
+          <w:lang w:val="ru-RU"/>
+        </w:rPr>
+        <w:t>или</w:t>
+      </w:r>
+      <w:r>
+        <w:rPr>
+          <w:b/>
+          <w:bCs/>
+          <w:lang w:val="en-US"/>
+        </w:rPr>
+        <w:t xml:space="preserve"> </w:t>
+      </w:r>
+      <w:r>
+        <w:rPr>
+          <w:b/>
+          <w:bCs/>
+          <w:lang w:val="ru-RU"/>
+        </w:rPr>
+        <w:t>равно</w:t>
+      </w:r>
+      <w:r>
+        <w:rPr>
+          <w:b/>
+          <w:bCs/>
+          <w:lang w:val="en-US"/>
+        </w:rPr>
+        <w:t xml:space="preserve"> </w:t>
+      </w:r>
+      <w:r>
+        <w:rPr>
+          <w:b/>
+          <w:bCs/>
+          <w:lang w:val="ru-RU"/>
+        </w:rPr>
+        <w:t>нулю</w:t>
+      </w:r>
+      <w:r>
+        <w:rPr>
+          <w:b/>
+          <w:bCs/>
+          <w:lang w:val="en-US"/>
+        </w:rPr>
+        <w:t>');</w:t>
+      </w:r>
+    </w:p>
+    <w:p>
+      <w:pPr>
+        <w:spacing w:after="0" w:line="240" w:lineRule="auto"/>
+        <w:rPr>
+          <w:b/>
+          <w:bCs/>
+          <w:lang w:val="en-US"/>
+        </w:rPr>
+      </w:pPr>
+      <w:r>
+        <w:rPr>
+          <w:b/>
+          <w:bCs/>
+          <w:lang w:val="en-US"/>
+        </w:rPr>
+        <w:t xml:space="preserve">    END IF;</w:t>
+      </w:r>
+    </w:p>
+    <w:p>
+      <w:pPr>
+        <w:spacing w:after="0" w:line="240" w:lineRule="auto"/>
+        <w:rPr>
+          <w:b/>
+          <w:bCs/>
+          <w:lang w:val="en-US"/>
+        </w:rPr>
+      </w:pPr>
+    </w:p>
+    <w:p>
+      <w:pPr>
+        <w:spacing w:after="0" w:line="240" w:lineRule="auto"/>
+        <w:rPr>
+          <w:b/>
+          <w:bCs/>
+          <w:lang w:val="en-US"/>
+        </w:rPr>
+      </w:pPr>
+      <w:r>
+        <w:rPr>
+          <w:b/>
+          <w:bCs/>
+          <w:lang w:val="en-US"/>
+        </w:rPr>
+        <w:t xml:space="preserve">    -- </w:t>
+      </w:r>
+      <w:r>
+        <w:rPr>
+          <w:b/>
+          <w:bCs/>
+          <w:lang w:val="ru-RU"/>
+        </w:rPr>
+        <w:t>Конструкция</w:t>
+      </w:r>
+      <w:r>
+        <w:rPr>
+          <w:b/>
+          <w:bCs/>
+          <w:lang w:val="en-US"/>
+        </w:rPr>
+        <w:t xml:space="preserve"> 3: IF THEN ELSIF ELSE</w:t>
+      </w:r>
+    </w:p>
+    <w:p>
+      <w:pPr>
+        <w:spacing w:after="0" w:line="240" w:lineRule="auto"/>
+        <w:rPr>
+          <w:b/>
+          <w:bCs/>
+          <w:lang w:val="en-US"/>
+        </w:rPr>
+      </w:pPr>
+      <w:r>
+        <w:rPr>
+          <w:b/>
+          <w:bCs/>
+          <w:lang w:val="en-US"/>
+        </w:rPr>
+        <w:t xml:space="preserve">    IF </w:t>
+      </w:r>
+      <w:proofErr w:type="spellStart"/>
+      <w:r>
+        <w:rPr>
+          <w:b/>
+          <w:bCs/>
+          <w:lang w:val="en-US"/>
+        </w:rPr>
+        <w:t>v_val</w:t>
+      </w:r>
+      <w:proofErr w:type="spellEnd"/>
+      <w:r>
+        <w:rPr>
+          <w:b/>
+          <w:bCs/>
+          <w:lang w:val="en-US"/>
+        </w:rPr>
+        <w:t xml:space="preserve"> = 1 THEN</w:t>
+      </w:r>
+    </w:p>
+    <w:p>
+      <w:pPr>
+        <w:spacing w:after="0" w:line="240" w:lineRule="auto"/>
+        <w:rPr>
+          <w:b/>
+          <w:bCs/>
+          <w:lang w:val="en-US"/>
+        </w:rPr>
+      </w:pPr>
+      <w:r>
+        <w:rPr>
+          <w:b/>
+          <w:bCs/>
+          <w:lang w:val="en-US"/>
+        </w:rPr>
+        <w:t xml:space="preserve">        DBMS_OUTPUT.PUT_</w:t>
+      </w:r>
+      <w:proofErr w:type="gramStart"/>
+      <w:r>
+        <w:rPr>
+          <w:b/>
+          <w:bCs/>
+          <w:lang w:val="en-US"/>
+        </w:rPr>
+        <w:t>LINE(</w:t>
+      </w:r>
+      <w:proofErr w:type="gramEnd"/>
+      <w:r>
+        <w:rPr>
+          <w:b/>
+          <w:bCs/>
+          <w:lang w:val="en-US"/>
+        </w:rPr>
+        <w:t>'</w:t>
+      </w:r>
+      <w:r>
+        <w:rPr>
+          <w:b/>
+          <w:bCs/>
+          <w:lang w:val="ru-RU"/>
+        </w:rPr>
+        <w:t>Значение</w:t>
+      </w:r>
+      <w:r>
+        <w:rPr>
+          <w:b/>
+          <w:bCs/>
+          <w:lang w:val="en-US"/>
+        </w:rPr>
+        <w:t xml:space="preserve"> </w:t>
+      </w:r>
+      <w:r>
+        <w:rPr>
+          <w:b/>
+          <w:bCs/>
+          <w:lang w:val="ru-RU"/>
+        </w:rPr>
+        <w:t>равно</w:t>
+      </w:r>
+      <w:r>
+        <w:rPr>
+          <w:b/>
+          <w:bCs/>
+          <w:lang w:val="en-US"/>
+        </w:rPr>
+        <w:t xml:space="preserve"> 1');</w:t>
+      </w:r>
+    </w:p>
+    <w:p>
+      <w:pPr>
+        <w:spacing w:after="0" w:line="240" w:lineRule="auto"/>
+        <w:rPr>
+          <w:b/>
+          <w:bCs/>
+          <w:lang w:val="en-US"/>
+        </w:rPr>
+      </w:pPr>
+      <w:r>
+        <w:rPr>
+          <w:b/>
+          <w:bCs/>
+          <w:lang w:val="en-US"/>
+        </w:rPr>
+        <w:t xml:space="preserve">    ELSIF </w:t>
+      </w:r>
+      <w:proofErr w:type="spellStart"/>
+      <w:r>
+        <w:rPr>
+          <w:b/>
+          <w:bCs/>
+          <w:lang w:val="en-US"/>
+        </w:rPr>
+        <w:t>v_val</w:t>
+      </w:r>
+      <w:proofErr w:type="spellEnd"/>
+      <w:r>
+        <w:rPr>
+          <w:b/>
+          <w:bCs/>
+          <w:lang w:val="en-US"/>
+        </w:rPr>
+        <w:t xml:space="preserve"> = 10 THEN</w:t>
+      </w:r>
+    </w:p>
+    <w:p>
+      <w:pPr>
+        <w:spacing w:after="0" w:line="240" w:lineRule="auto"/>
+        <w:rPr>
+          <w:b/>
+          <w:bCs/>
+          <w:lang w:val="en-US"/>
+        </w:rPr>
+      </w:pPr>
+      <w:r>
+        <w:rPr>
+          <w:b/>
+          <w:bCs/>
+          <w:lang w:val="en-US"/>
+        </w:rPr>
+        <w:t xml:space="preserve">        DBMS_OUTPUT.PUT_</w:t>
+      </w:r>
+      <w:proofErr w:type="gramStart"/>
+      <w:r>
+        <w:rPr>
+          <w:b/>
+          <w:bCs/>
+          <w:lang w:val="en-US"/>
+        </w:rPr>
+        <w:t>LINE(</w:t>
+      </w:r>
+      <w:proofErr w:type="gramEnd"/>
+      <w:r>
+        <w:rPr>
+          <w:b/>
+          <w:bCs/>
+          <w:lang w:val="en-US"/>
+        </w:rPr>
+        <w:t>'</w:t>
+      </w:r>
+      <w:r>
+        <w:rPr>
+          <w:b/>
+          <w:bCs/>
+          <w:lang w:val="ru-RU"/>
+        </w:rPr>
+        <w:t>Значение</w:t>
+      </w:r>
+      <w:r>
+        <w:rPr>
+          <w:b/>
+          <w:bCs/>
+          <w:lang w:val="en-US"/>
+        </w:rPr>
+        <w:t xml:space="preserve"> </w:t>
+      </w:r>
+      <w:r>
+        <w:rPr>
+          <w:b/>
+          <w:bCs/>
+          <w:lang w:val="ru-RU"/>
+        </w:rPr>
+        <w:t>равно</w:t>
+      </w:r>
+      <w:r>
+        <w:rPr>
+          <w:b/>
+          <w:bCs/>
+          <w:lang w:val="en-US"/>
+        </w:rPr>
+        <w:t xml:space="preserve"> 10');</w:t>
+      </w:r>
+    </w:p>
+    <w:p>
+      <w:pPr>
+        <w:spacing w:after="0" w:line="240" w:lineRule="auto"/>
+        <w:rPr>
+          <w:b/>
+          <w:bCs/>
+          <w:lang w:val="en-US"/>
+        </w:rPr>
+      </w:pPr>
+      <w:r>
+        <w:rPr>
+          <w:b/>
+          <w:bCs/>
+          <w:lang w:val="en-US"/>
+        </w:rPr>
+        <w:t xml:space="preserve">    ELSE</w:t>
+      </w:r>
+    </w:p>
+    <w:p>
+      <w:pPr>
+        <w:spacing w:after="0" w:line="240" w:lineRule="auto"/>
+        <w:rPr>
+          <w:b/>
+          <w:bCs/>
+          <w:lang w:val="en-US"/>
+        </w:rPr>
+      </w:pPr>
+      <w:r>
+        <w:rPr>
+          <w:b/>
+          <w:bCs/>
+          <w:lang w:val="en-US"/>
+        </w:rPr>
+        <w:t xml:space="preserve">        DBMS_OUTPUT.PUT_</w:t>
+      </w:r>
+      <w:proofErr w:type="gramStart"/>
+      <w:r>
+        <w:rPr>
+          <w:b/>
+          <w:bCs/>
+          <w:lang w:val="en-US"/>
+        </w:rPr>
+        <w:t>LINE(</w:t>
+      </w:r>
+      <w:proofErr w:type="gramEnd"/>
+      <w:r>
+        <w:rPr>
+          <w:b/>
+          <w:bCs/>
+          <w:lang w:val="en-US"/>
+        </w:rPr>
+        <w:t>'</w:t>
+      </w:r>
+      <w:r>
+        <w:rPr>
+          <w:b/>
+          <w:bCs/>
+          <w:lang w:val="ru-RU"/>
+        </w:rPr>
+        <w:t>Другое</w:t>
+      </w:r>
+      <w:r>
+        <w:rPr>
+          <w:b/>
+          <w:bCs/>
+          <w:lang w:val="en-US"/>
+        </w:rPr>
+        <w:t xml:space="preserve"> </w:t>
+      </w:r>
+      <w:r>
+        <w:rPr>
+          <w:b/>
+          <w:bCs/>
+          <w:lang w:val="ru-RU"/>
+        </w:rPr>
+        <w:t>значение</w:t>
+      </w:r>
+      <w:r>
+        <w:rPr>
+          <w:b/>
+          <w:bCs/>
+          <w:lang w:val="en-US"/>
+        </w:rPr>
+        <w:t>');</w:t>
+      </w:r>
+    </w:p>
+    <w:p>
+      <w:pPr>
+        <w:spacing w:after="0" w:line="240" w:lineRule="auto"/>
+        <w:rPr>
+          <w:b/>
+          <w:bCs/>
+          <w:lang w:val="ru-RU"/>
+        </w:rPr>
+      </w:pPr>
+      <w:r>
+        <w:rPr>
+          <w:b/>
+          <w:bCs/>
+          <w:lang w:val="en-US"/>
+        </w:rPr>
+        <w:t xml:space="preserve">    </w:t>
+      </w:r>
+      <w:r>
+        <w:rPr>
+          <w:b/>
+          <w:bCs/>
+          <w:lang w:val="ru-RU"/>
+        </w:rPr>
+        <w:t>END IF;</w:t>
+      </w:r>
+    </w:p>
+    <w:p>
+      <w:pPr>
+        <w:spacing w:after="0" w:line="240" w:lineRule="auto"/>
+        <w:rPr>
+          <w:b/>
+          <w:bCs/>
+          <w:lang w:val="ru-RU"/>
+        </w:rPr>
+      </w:pPr>
+      <w:r>
+        <w:rPr>
+          <w:b/>
+          <w:bCs/>
+          <w:lang w:val="ru-RU"/>
+        </w:rPr>
+        <w:t>END;</w:t>
+      </w:r>
+    </w:p>
+    <w:p>
+      <w:pPr>
+        <w:spacing w:after="0" w:line="240" w:lineRule="auto"/>
+        <w:rPr>
+          <w:lang w:val="ru-RU"/>
+        </w:rPr>
+      </w:pPr>
     </w:p>
     <w:p>
       <w:pPr>
@@ -3796,6 +5799,7 @@
           <w:ilvl w:val="0"/>
           <w:numId w:val="1"/>
         </w:numPr>
+        <w:spacing w:after="0" w:line="240" w:lineRule="auto"/>
         <w:rPr>
           <w:lang w:val="ru-RU"/>
         </w:rPr>
@@ -3806,6 +5810,464 @@
         </w:rPr>
         <w:t>Разработайте АБ, демонстрирующий работу оператора CASE.</w:t>
       </w:r>
+    </w:p>
+    <w:p>
+      <w:pPr>
+        <w:spacing w:after="0" w:line="240" w:lineRule="auto"/>
+        <w:rPr>
+          <w:b/>
+          <w:bCs/>
+          <w:lang w:val="en-US"/>
+        </w:rPr>
+      </w:pPr>
+      <w:r>
+        <w:rPr>
+          <w:b/>
+          <w:bCs/>
+          <w:lang w:val="en-US"/>
+        </w:rPr>
+        <w:t>DECLARE</w:t>
+      </w:r>
+    </w:p>
+    <w:p>
+      <w:pPr>
+        <w:spacing w:after="0" w:line="240" w:lineRule="auto"/>
+        <w:rPr>
+          <w:b/>
+          <w:bCs/>
+          <w:lang w:val="en-US"/>
+        </w:rPr>
+      </w:pPr>
+      <w:r>
+        <w:rPr>
+          <w:b/>
+          <w:bCs/>
+          <w:lang w:val="en-US"/>
+        </w:rPr>
+        <w:t xml:space="preserve">    </w:t>
+      </w:r>
+      <w:proofErr w:type="spellStart"/>
+      <w:r>
+        <w:rPr>
+          <w:b/>
+          <w:bCs/>
+          <w:lang w:val="en-US"/>
+        </w:rPr>
+        <w:t>v_val</w:t>
+      </w:r>
+      <w:proofErr w:type="spellEnd"/>
+      <w:r>
+        <w:rPr>
+          <w:b/>
+          <w:bCs/>
+          <w:lang w:val="en-US"/>
+        </w:rPr>
+        <w:t xml:space="preserve"> </w:t>
+      </w:r>
+      <w:proofErr w:type="gramStart"/>
+      <w:r>
+        <w:rPr>
+          <w:b/>
+          <w:bCs/>
+          <w:lang w:val="en-US"/>
+        </w:rPr>
+        <w:t>NUMBER :</w:t>
+      </w:r>
+      <w:proofErr w:type="gramEnd"/>
+      <w:r>
+        <w:rPr>
+          <w:b/>
+          <w:bCs/>
+          <w:lang w:val="en-US"/>
+        </w:rPr>
+        <w:t>= 2;</w:t>
+      </w:r>
+    </w:p>
+    <w:p>
+      <w:pPr>
+        <w:spacing w:after="0" w:line="240" w:lineRule="auto"/>
+        <w:rPr>
+          <w:b/>
+          <w:bCs/>
+          <w:lang w:val="en-US"/>
+        </w:rPr>
+      </w:pPr>
+      <w:r>
+        <w:rPr>
+          <w:b/>
+          <w:bCs/>
+          <w:lang w:val="en-US"/>
+        </w:rPr>
+        <w:t xml:space="preserve">    </w:t>
+      </w:r>
+      <w:proofErr w:type="spellStart"/>
+      <w:r>
+        <w:rPr>
+          <w:b/>
+          <w:bCs/>
+          <w:lang w:val="en-US"/>
+        </w:rPr>
+        <w:t>v_res</w:t>
+      </w:r>
+      <w:proofErr w:type="spellEnd"/>
+      <w:r>
+        <w:rPr>
+          <w:b/>
+          <w:bCs/>
+          <w:lang w:val="en-US"/>
+        </w:rPr>
+        <w:t xml:space="preserve"> VARCHAR2(20);</w:t>
+      </w:r>
+    </w:p>
+    <w:p>
+      <w:pPr>
+        <w:spacing w:after="0" w:line="240" w:lineRule="auto"/>
+        <w:rPr>
+          <w:b/>
+          <w:bCs/>
+          <w:lang w:val="en-US"/>
+        </w:rPr>
+      </w:pPr>
+      <w:r>
+        <w:rPr>
+          <w:b/>
+          <w:bCs/>
+          <w:lang w:val="en-US"/>
+        </w:rPr>
+        <w:t>BEGIN</w:t>
+      </w:r>
+    </w:p>
+    <w:p>
+      <w:pPr>
+        <w:spacing w:after="0" w:line="240" w:lineRule="auto"/>
+        <w:rPr>
+          <w:b/>
+          <w:bCs/>
+          <w:lang w:val="en-US"/>
+        </w:rPr>
+      </w:pPr>
+      <w:r>
+        <w:rPr>
+          <w:b/>
+          <w:bCs/>
+          <w:lang w:val="en-US"/>
+        </w:rPr>
+        <w:t xml:space="preserve">    </w:t>
+      </w:r>
+      <w:proofErr w:type="spellStart"/>
+      <w:r>
+        <w:rPr>
+          <w:b/>
+          <w:bCs/>
+          <w:lang w:val="en-US"/>
+        </w:rPr>
+        <w:t>v_</w:t>
+      </w:r>
+      <w:proofErr w:type="gramStart"/>
+      <w:r>
+        <w:rPr>
+          <w:b/>
+          <w:bCs/>
+          <w:lang w:val="en-US"/>
+        </w:rPr>
+        <w:t>res</w:t>
+      </w:r>
+      <w:proofErr w:type="spellEnd"/>
+      <w:r>
+        <w:rPr>
+          <w:b/>
+          <w:bCs/>
+          <w:lang w:val="en-US"/>
+        </w:rPr>
+        <w:t xml:space="preserve"> :</w:t>
+      </w:r>
+      <w:proofErr w:type="gramEnd"/>
+      <w:r>
+        <w:rPr>
+          <w:b/>
+          <w:bCs/>
+          <w:lang w:val="en-US"/>
+        </w:rPr>
+        <w:t xml:space="preserve">= CASE </w:t>
+      </w:r>
+      <w:proofErr w:type="spellStart"/>
+      <w:r>
+        <w:rPr>
+          <w:b/>
+          <w:bCs/>
+          <w:lang w:val="en-US"/>
+        </w:rPr>
+        <w:t>v_val</w:t>
+      </w:r>
+      <w:proofErr w:type="spellEnd"/>
+    </w:p>
+    <w:p>
+      <w:pPr>
+        <w:spacing w:after="0" w:line="240" w:lineRule="auto"/>
+        <w:rPr>
+          <w:b/>
+          <w:bCs/>
+          <w:lang w:val="en-US"/>
+        </w:rPr>
+      </w:pPr>
+      <w:r>
+        <w:rPr>
+          <w:b/>
+          <w:bCs/>
+          <w:lang w:val="en-US"/>
+        </w:rPr>
+        <w:t xml:space="preserve">                 WHEN 1 THEN '</w:t>
+      </w:r>
+      <w:r>
+        <w:rPr>
+          <w:b/>
+          <w:bCs/>
+          <w:lang w:val="ru-RU"/>
+        </w:rPr>
+        <w:t>Один</w:t>
+      </w:r>
+      <w:r>
+        <w:rPr>
+          <w:b/>
+          <w:bCs/>
+          <w:lang w:val="en-US"/>
+        </w:rPr>
+        <w:t>'</w:t>
+      </w:r>
+    </w:p>
+    <w:p>
+      <w:pPr>
+        <w:spacing w:after="0" w:line="240" w:lineRule="auto"/>
+        <w:rPr>
+          <w:b/>
+          <w:bCs/>
+          <w:lang w:val="en-US"/>
+        </w:rPr>
+      </w:pPr>
+      <w:r>
+        <w:rPr>
+          <w:b/>
+          <w:bCs/>
+          <w:lang w:val="en-US"/>
+        </w:rPr>
+        <w:t xml:space="preserve">                 WHEN 2 THEN '</w:t>
+      </w:r>
+      <w:r>
+        <w:rPr>
+          <w:b/>
+          <w:bCs/>
+          <w:lang w:val="ru-RU"/>
+        </w:rPr>
+        <w:t>Два</w:t>
+      </w:r>
+      <w:r>
+        <w:rPr>
+          <w:b/>
+          <w:bCs/>
+          <w:lang w:val="en-US"/>
+        </w:rPr>
+        <w:t>'</w:t>
+      </w:r>
+    </w:p>
+    <w:p>
+      <w:pPr>
+        <w:spacing w:after="0" w:line="240" w:lineRule="auto"/>
+        <w:rPr>
+          <w:b/>
+          <w:bCs/>
+          <w:lang w:val="en-US"/>
+        </w:rPr>
+      </w:pPr>
+      <w:r>
+        <w:rPr>
+          <w:b/>
+          <w:bCs/>
+          <w:lang w:val="en-US"/>
+        </w:rPr>
+        <w:t xml:space="preserve">                 WHEN 3 THEN '</w:t>
+      </w:r>
+      <w:r>
+        <w:rPr>
+          <w:b/>
+          <w:bCs/>
+          <w:lang w:val="ru-RU"/>
+        </w:rPr>
+        <w:t>Три</w:t>
+      </w:r>
+      <w:r>
+        <w:rPr>
+          <w:b/>
+          <w:bCs/>
+          <w:lang w:val="en-US"/>
+        </w:rPr>
+        <w:t>'</w:t>
+      </w:r>
+    </w:p>
+    <w:p>
+      <w:pPr>
+        <w:spacing w:after="0" w:line="240" w:lineRule="auto"/>
+        <w:rPr>
+          <w:b/>
+          <w:bCs/>
+          <w:lang w:val="en-US"/>
+        </w:rPr>
+      </w:pPr>
+      <w:r>
+        <w:rPr>
+          <w:b/>
+          <w:bCs/>
+          <w:lang w:val="en-US"/>
+        </w:rPr>
+        <w:t xml:space="preserve">                 ELSE '</w:t>
+      </w:r>
+      <w:r>
+        <w:rPr>
+          <w:b/>
+          <w:bCs/>
+          <w:lang w:val="ru-RU"/>
+        </w:rPr>
+        <w:t>Много</w:t>
+      </w:r>
+      <w:r>
+        <w:rPr>
+          <w:b/>
+          <w:bCs/>
+          <w:lang w:val="en-US"/>
+        </w:rPr>
+        <w:t>'</w:t>
+      </w:r>
+    </w:p>
+    <w:p>
+      <w:pPr>
+        <w:spacing w:after="0" w:line="240" w:lineRule="auto"/>
+        <w:rPr>
+          <w:b/>
+          <w:bCs/>
+          <w:lang w:val="en-US"/>
+        </w:rPr>
+      </w:pPr>
+      <w:r>
+        <w:rPr>
+          <w:b/>
+          <w:bCs/>
+          <w:lang w:val="en-US"/>
+        </w:rPr>
+        <w:t xml:space="preserve">             END;</w:t>
+      </w:r>
+    </w:p>
+    <w:p>
+      <w:pPr>
+        <w:spacing w:after="0" w:line="240" w:lineRule="auto"/>
+        <w:rPr>
+          <w:b/>
+          <w:bCs/>
+          <w:lang w:val="en-US"/>
+        </w:rPr>
+      </w:pPr>
+      <w:r>
+        <w:rPr>
+          <w:b/>
+          <w:bCs/>
+          <w:lang w:val="en-US"/>
+        </w:rPr>
+        <w:t xml:space="preserve">             </w:t>
+      </w:r>
+    </w:p>
+    <w:p>
+      <w:pPr>
+        <w:spacing w:after="0" w:line="240" w:lineRule="auto"/>
+        <w:rPr>
+          <w:b/>
+          <w:bCs/>
+          <w:lang w:val="en-US"/>
+        </w:rPr>
+      </w:pPr>
+      <w:r>
+        <w:rPr>
+          <w:b/>
+          <w:bCs/>
+          <w:lang w:val="en-US"/>
+        </w:rPr>
+        <w:t xml:space="preserve">    DBMS_OUTPUT.PUT_</w:t>
+      </w:r>
+      <w:proofErr w:type="gramStart"/>
+      <w:r>
+        <w:rPr>
+          <w:b/>
+          <w:bCs/>
+          <w:lang w:val="en-US"/>
+        </w:rPr>
+        <w:t>LINE(</w:t>
+      </w:r>
+      <w:proofErr w:type="gramEnd"/>
+      <w:r>
+        <w:rPr>
+          <w:b/>
+          <w:bCs/>
+          <w:lang w:val="en-US"/>
+        </w:rPr>
+        <w:t>'</w:t>
+      </w:r>
+      <w:r>
+        <w:rPr>
+          <w:b/>
+          <w:bCs/>
+          <w:lang w:val="ru-RU"/>
+        </w:rPr>
+        <w:t>Результат</w:t>
+      </w:r>
+      <w:r>
+        <w:rPr>
+          <w:b/>
+          <w:bCs/>
+          <w:lang w:val="en-US"/>
+        </w:rPr>
+        <w:t xml:space="preserve"> CASE: ' || </w:t>
+      </w:r>
+      <w:proofErr w:type="spellStart"/>
+      <w:r>
+        <w:rPr>
+          <w:b/>
+          <w:bCs/>
+          <w:lang w:val="en-US"/>
+        </w:rPr>
+        <w:t>v_res</w:t>
+      </w:r>
+      <w:proofErr w:type="spellEnd"/>
+      <w:r>
+        <w:rPr>
+          <w:b/>
+          <w:bCs/>
+          <w:lang w:val="en-US"/>
+        </w:rPr>
+        <w:t>);</w:t>
+      </w:r>
+    </w:p>
+    <w:p>
+      <w:pPr>
+        <w:spacing w:after="0" w:line="240" w:lineRule="auto"/>
+        <w:rPr>
+          <w:b/>
+          <w:bCs/>
+          <w:lang w:val="ru-RU"/>
+        </w:rPr>
+      </w:pPr>
+      <w:r>
+        <w:rPr>
+          <w:b/>
+          <w:bCs/>
+          <w:lang w:val="ru-RU"/>
+        </w:rPr>
+        <w:t>END;</w:t>
+      </w:r>
+    </w:p>
+    <w:p>
+      <w:pPr>
+        <w:spacing w:after="0" w:line="240" w:lineRule="auto"/>
+        <w:rPr>
+          <w:lang w:val="ru-RU"/>
+        </w:rPr>
+      </w:pPr>
     </w:p>
     <w:p>
       <w:pPr>
@@ -3813,6 +6275,7 @@
           <w:ilvl w:val="0"/>
           <w:numId w:val="1"/>
         </w:numPr>
+        <w:spacing w:after="0" w:line="240" w:lineRule="auto"/>
         <w:rPr>
           <w:lang w:val="ru-RU"/>
         </w:rPr>
@@ -3821,9 +6284,370 @@
         <w:rPr>
           <w:lang w:val="ru-RU"/>
         </w:rPr>
-        <w:lastRenderedPageBreak/>
         <w:t>Разработайте АБ, демонстрирующий работу оператора LOOP.</w:t>
       </w:r>
+    </w:p>
+    <w:p>
+      <w:pPr>
+        <w:spacing w:after="0" w:line="240" w:lineRule="auto"/>
+        <w:rPr>
+          <w:b/>
+          <w:bCs/>
+          <w:lang w:val="en-US"/>
+        </w:rPr>
+      </w:pPr>
+      <w:r>
+        <w:rPr>
+          <w:b/>
+          <w:bCs/>
+          <w:lang w:val="en-US"/>
+        </w:rPr>
+        <w:t>DECLARE</w:t>
+      </w:r>
+    </w:p>
+    <w:p>
+      <w:pPr>
+        <w:spacing w:after="0" w:line="240" w:lineRule="auto"/>
+        <w:rPr>
+          <w:b/>
+          <w:bCs/>
+          <w:lang w:val="en-US"/>
+        </w:rPr>
+      </w:pPr>
+      <w:r>
+        <w:rPr>
+          <w:b/>
+          <w:bCs/>
+          <w:lang w:val="en-US"/>
+        </w:rPr>
+        <w:t xml:space="preserve">    </w:t>
+      </w:r>
+      <w:proofErr w:type="spellStart"/>
+      <w:r>
+        <w:rPr>
+          <w:b/>
+          <w:bCs/>
+          <w:lang w:val="en-US"/>
+        </w:rPr>
+        <w:t>v_counter</w:t>
+      </w:r>
+      <w:proofErr w:type="spellEnd"/>
+      <w:r>
+        <w:rPr>
+          <w:b/>
+          <w:bCs/>
+          <w:lang w:val="en-US"/>
+        </w:rPr>
+        <w:t xml:space="preserve"> </w:t>
+      </w:r>
+      <w:proofErr w:type="gramStart"/>
+      <w:r>
+        <w:rPr>
+          <w:b/>
+          <w:bCs/>
+          <w:lang w:val="en-US"/>
+        </w:rPr>
+        <w:t>NUMBER :</w:t>
+      </w:r>
+      <w:proofErr w:type="gramEnd"/>
+      <w:r>
+        <w:rPr>
+          <w:b/>
+          <w:bCs/>
+          <w:lang w:val="en-US"/>
+        </w:rPr>
+        <w:t>= 1;</w:t>
+      </w:r>
+    </w:p>
+    <w:p>
+      <w:pPr>
+        <w:spacing w:after="0" w:line="240" w:lineRule="auto"/>
+        <w:rPr>
+          <w:b/>
+          <w:bCs/>
+          <w:lang w:val="en-US"/>
+        </w:rPr>
+      </w:pPr>
+      <w:r>
+        <w:rPr>
+          <w:b/>
+          <w:bCs/>
+          <w:lang w:val="en-US"/>
+        </w:rPr>
+        <w:t>BEGIN</w:t>
+      </w:r>
+    </w:p>
+    <w:p>
+      <w:pPr>
+        <w:spacing w:after="0" w:line="240" w:lineRule="auto"/>
+        <w:rPr>
+          <w:b/>
+          <w:bCs/>
+          <w:lang w:val="en-US"/>
+        </w:rPr>
+      </w:pPr>
+      <w:r>
+        <w:rPr>
+          <w:b/>
+          <w:bCs/>
+          <w:lang w:val="en-US"/>
+        </w:rPr>
+        <w:t xml:space="preserve">    LOOP</w:t>
+      </w:r>
+    </w:p>
+    <w:p>
+      <w:pPr>
+        <w:spacing w:after="0" w:line="240" w:lineRule="auto"/>
+        <w:rPr>
+          <w:b/>
+          <w:bCs/>
+          <w:lang w:val="en-US"/>
+        </w:rPr>
+      </w:pPr>
+      <w:r>
+        <w:rPr>
+          <w:b/>
+          <w:bCs/>
+          <w:lang w:val="en-US"/>
+        </w:rPr>
+        <w:t xml:space="preserve">        DBMS_OUTPUT.PUT_</w:t>
+      </w:r>
+      <w:proofErr w:type="gramStart"/>
+      <w:r>
+        <w:rPr>
+          <w:b/>
+          <w:bCs/>
+          <w:lang w:val="en-US"/>
+        </w:rPr>
+        <w:t>LINE(</w:t>
+      </w:r>
+      <w:proofErr w:type="gramEnd"/>
+      <w:r>
+        <w:rPr>
+          <w:b/>
+          <w:bCs/>
+          <w:lang w:val="en-US"/>
+        </w:rPr>
+        <w:t>'</w:t>
+      </w:r>
+      <w:r>
+        <w:rPr>
+          <w:b/>
+          <w:bCs/>
+          <w:lang w:val="ru-RU"/>
+        </w:rPr>
+        <w:t>Итерация</w:t>
+      </w:r>
+      <w:r>
+        <w:rPr>
+          <w:b/>
+          <w:bCs/>
+          <w:lang w:val="en-US"/>
+        </w:rPr>
+        <w:t xml:space="preserve"> LOOP: ' || </w:t>
+      </w:r>
+      <w:proofErr w:type="spellStart"/>
+      <w:r>
+        <w:rPr>
+          <w:b/>
+          <w:bCs/>
+          <w:lang w:val="en-US"/>
+        </w:rPr>
+        <w:t>v_counter</w:t>
+      </w:r>
+      <w:proofErr w:type="spellEnd"/>
+      <w:r>
+        <w:rPr>
+          <w:b/>
+          <w:bCs/>
+          <w:lang w:val="en-US"/>
+        </w:rPr>
+        <w:t>);</w:t>
+      </w:r>
+    </w:p>
+    <w:p>
+      <w:pPr>
+        <w:spacing w:after="0" w:line="240" w:lineRule="auto"/>
+        <w:rPr>
+          <w:b/>
+          <w:bCs/>
+          <w:lang w:val="en-US"/>
+        </w:rPr>
+      </w:pPr>
+      <w:r>
+        <w:rPr>
+          <w:b/>
+          <w:bCs/>
+          <w:lang w:val="en-US"/>
+        </w:rPr>
+        <w:t xml:space="preserve">        </w:t>
+      </w:r>
+      <w:proofErr w:type="spellStart"/>
+      <w:r>
+        <w:rPr>
+          <w:b/>
+          <w:bCs/>
+          <w:lang w:val="en-US"/>
+        </w:rPr>
+        <w:t>v_</w:t>
+      </w:r>
+      <w:proofErr w:type="gramStart"/>
+      <w:r>
+        <w:rPr>
+          <w:b/>
+          <w:bCs/>
+          <w:lang w:val="en-US"/>
+        </w:rPr>
+        <w:t>counter</w:t>
+      </w:r>
+      <w:proofErr w:type="spellEnd"/>
+      <w:r>
+        <w:rPr>
+          <w:b/>
+          <w:bCs/>
+          <w:lang w:val="en-US"/>
+        </w:rPr>
+        <w:t xml:space="preserve"> :</w:t>
+      </w:r>
+      <w:proofErr w:type="gramEnd"/>
+      <w:r>
+        <w:rPr>
+          <w:b/>
+          <w:bCs/>
+          <w:lang w:val="en-US"/>
+        </w:rPr>
+        <w:t xml:space="preserve">= </w:t>
+      </w:r>
+      <w:proofErr w:type="spellStart"/>
+      <w:r>
+        <w:rPr>
+          <w:b/>
+          <w:bCs/>
+          <w:lang w:val="en-US"/>
+        </w:rPr>
+        <w:t>v_counter</w:t>
+      </w:r>
+      <w:proofErr w:type="spellEnd"/>
+      <w:r>
+        <w:rPr>
+          <w:b/>
+          <w:bCs/>
+          <w:lang w:val="en-US"/>
+        </w:rPr>
+        <w:t xml:space="preserve"> + 1;</w:t>
+      </w:r>
+    </w:p>
+    <w:p>
+      <w:pPr>
+        <w:spacing w:after="0" w:line="240" w:lineRule="auto"/>
+        <w:rPr>
+          <w:b/>
+          <w:bCs/>
+          <w:lang w:val="en-US"/>
+        </w:rPr>
+      </w:pPr>
+      <w:r>
+        <w:rPr>
+          <w:b/>
+          <w:bCs/>
+          <w:lang w:val="en-US"/>
+        </w:rPr>
+        <w:t xml:space="preserve">        EXIT WHEN </w:t>
+      </w:r>
+      <w:proofErr w:type="spellStart"/>
+      <w:r>
+        <w:rPr>
+          <w:b/>
+          <w:bCs/>
+          <w:lang w:val="en-US"/>
+        </w:rPr>
+        <w:t>v_counter</w:t>
+      </w:r>
+      <w:proofErr w:type="spellEnd"/>
+      <w:r>
+        <w:rPr>
+          <w:b/>
+          <w:bCs/>
+          <w:lang w:val="en-US"/>
+        </w:rPr>
+        <w:t xml:space="preserve"> &gt; 3; -- </w:t>
+      </w:r>
+      <w:r>
+        <w:rPr>
+          <w:b/>
+          <w:bCs/>
+          <w:lang w:val="ru-RU"/>
+        </w:rPr>
+        <w:t>условие</w:t>
+      </w:r>
+      <w:r>
+        <w:rPr>
+          <w:b/>
+          <w:bCs/>
+          <w:lang w:val="en-US"/>
+        </w:rPr>
+        <w:t xml:space="preserve"> </w:t>
+      </w:r>
+      <w:r>
+        <w:rPr>
+          <w:b/>
+          <w:bCs/>
+          <w:lang w:val="ru-RU"/>
+        </w:rPr>
+        <w:t>выхода</w:t>
+      </w:r>
+    </w:p>
+    <w:p>
+      <w:pPr>
+        <w:spacing w:after="0" w:line="240" w:lineRule="auto"/>
+        <w:rPr>
+          <w:b/>
+          <w:bCs/>
+          <w:lang w:val="ru-RU"/>
+        </w:rPr>
+      </w:pPr>
+      <w:r>
+        <w:rPr>
+          <w:b/>
+          <w:bCs/>
+          <w:lang w:val="en-US"/>
+        </w:rPr>
+        <w:t xml:space="preserve">    </w:t>
+      </w:r>
+      <w:r>
+        <w:rPr>
+          <w:b/>
+          <w:bCs/>
+          <w:lang w:val="ru-RU"/>
+        </w:rPr>
+        <w:t>END LOOP;</w:t>
+      </w:r>
+    </w:p>
+    <w:p>
+      <w:pPr>
+        <w:spacing w:after="0" w:line="240" w:lineRule="auto"/>
+        <w:rPr>
+          <w:b/>
+          <w:bCs/>
+          <w:lang w:val="ru-RU"/>
+        </w:rPr>
+      </w:pPr>
+      <w:r>
+        <w:rPr>
+          <w:b/>
+          <w:bCs/>
+          <w:lang w:val="ru-RU"/>
+        </w:rPr>
+        <w:t>END;</w:t>
+      </w:r>
+    </w:p>
+    <w:p>
+      <w:pPr>
+        <w:spacing w:after="0" w:line="240" w:lineRule="auto"/>
+        <w:rPr>
+          <w:lang w:val="ru-RU"/>
+        </w:rPr>
+      </w:pPr>
     </w:p>
     <w:p>
       <w:pPr>
@@ -3831,6 +6655,7 @@
           <w:ilvl w:val="0"/>
           <w:numId w:val="1"/>
         </w:numPr>
+        <w:spacing w:after="0" w:line="240" w:lineRule="auto"/>
         <w:rPr>
           <w:lang w:val="ru-RU"/>
         </w:rPr>
@@ -3841,6 +6666,318 @@
         </w:rPr>
         <w:t>Разработайте АБ, демонстрирующий работу оператора WHILE.</w:t>
       </w:r>
+    </w:p>
+    <w:p>
+      <w:pPr>
+        <w:spacing w:after="0" w:line="240" w:lineRule="auto"/>
+        <w:rPr>
+          <w:b/>
+          <w:bCs/>
+          <w:lang w:val="en-US"/>
+        </w:rPr>
+      </w:pPr>
+      <w:r>
+        <w:rPr>
+          <w:b/>
+          <w:bCs/>
+          <w:lang w:val="en-US"/>
+        </w:rPr>
+        <w:t>DECLARE</w:t>
+      </w:r>
+    </w:p>
+    <w:p>
+      <w:pPr>
+        <w:spacing w:after="0" w:line="240" w:lineRule="auto"/>
+        <w:rPr>
+          <w:b/>
+          <w:bCs/>
+          <w:lang w:val="en-US"/>
+        </w:rPr>
+      </w:pPr>
+      <w:r>
+        <w:rPr>
+          <w:b/>
+          <w:bCs/>
+          <w:lang w:val="en-US"/>
+        </w:rPr>
+        <w:t xml:space="preserve">    </w:t>
+      </w:r>
+      <w:proofErr w:type="spellStart"/>
+      <w:r>
+        <w:rPr>
+          <w:b/>
+          <w:bCs/>
+          <w:lang w:val="en-US"/>
+        </w:rPr>
+        <w:t>v_counter</w:t>
+      </w:r>
+      <w:proofErr w:type="spellEnd"/>
+      <w:r>
+        <w:rPr>
+          <w:b/>
+          <w:bCs/>
+          <w:lang w:val="en-US"/>
+        </w:rPr>
+        <w:t xml:space="preserve"> </w:t>
+      </w:r>
+      <w:proofErr w:type="gramStart"/>
+      <w:r>
+        <w:rPr>
+          <w:b/>
+          <w:bCs/>
+          <w:lang w:val="en-US"/>
+        </w:rPr>
+        <w:t>NUMBER :</w:t>
+      </w:r>
+      <w:proofErr w:type="gramEnd"/>
+      <w:r>
+        <w:rPr>
+          <w:b/>
+          <w:bCs/>
+          <w:lang w:val="en-US"/>
+        </w:rPr>
+        <w:t>= 1;</w:t>
+      </w:r>
+    </w:p>
+    <w:p>
+      <w:pPr>
+        <w:spacing w:after="0" w:line="240" w:lineRule="auto"/>
+        <w:rPr>
+          <w:b/>
+          <w:bCs/>
+          <w:lang w:val="en-US"/>
+        </w:rPr>
+      </w:pPr>
+      <w:r>
+        <w:rPr>
+          <w:b/>
+          <w:bCs/>
+          <w:lang w:val="en-US"/>
+        </w:rPr>
+        <w:t>BEGIN</w:t>
+      </w:r>
+    </w:p>
+    <w:p>
+      <w:pPr>
+        <w:spacing w:after="0" w:line="240" w:lineRule="auto"/>
+        <w:rPr>
+          <w:b/>
+          <w:bCs/>
+          <w:lang w:val="en-US"/>
+        </w:rPr>
+      </w:pPr>
+      <w:r>
+        <w:rPr>
+          <w:b/>
+          <w:bCs/>
+          <w:lang w:val="en-US"/>
+        </w:rPr>
+        <w:t xml:space="preserve">    WHILE </w:t>
+      </w:r>
+      <w:proofErr w:type="spellStart"/>
+      <w:r>
+        <w:rPr>
+          <w:b/>
+          <w:bCs/>
+          <w:lang w:val="en-US"/>
+        </w:rPr>
+        <w:t>v_counter</w:t>
+      </w:r>
+      <w:proofErr w:type="spellEnd"/>
+      <w:r>
+        <w:rPr>
+          <w:b/>
+          <w:bCs/>
+          <w:lang w:val="en-US"/>
+        </w:rPr>
+        <w:t xml:space="preserve"> &lt;= 3 LOOP</w:t>
+      </w:r>
+    </w:p>
+    <w:p>
+      <w:pPr>
+        <w:spacing w:after="0" w:line="240" w:lineRule="auto"/>
+        <w:rPr>
+          <w:b/>
+          <w:bCs/>
+          <w:lang w:val="en-US"/>
+        </w:rPr>
+      </w:pPr>
+      <w:r>
+        <w:rPr>
+          <w:b/>
+          <w:bCs/>
+          <w:lang w:val="en-US"/>
+        </w:rPr>
+        <w:t xml:space="preserve">        DBMS_OUTPUT.PUT_</w:t>
+      </w:r>
+      <w:proofErr w:type="gramStart"/>
+      <w:r>
+        <w:rPr>
+          <w:b/>
+          <w:bCs/>
+          <w:lang w:val="en-US"/>
+        </w:rPr>
+        <w:t>LINE(</w:t>
+      </w:r>
+      <w:proofErr w:type="gramEnd"/>
+      <w:r>
+        <w:rPr>
+          <w:b/>
+          <w:bCs/>
+          <w:lang w:val="en-US"/>
+        </w:rPr>
+        <w:t>'</w:t>
+      </w:r>
+      <w:r>
+        <w:rPr>
+          <w:b/>
+          <w:bCs/>
+          <w:lang w:val="ru-RU"/>
+        </w:rPr>
+        <w:t>Итерация</w:t>
+      </w:r>
+      <w:r>
+        <w:rPr>
+          <w:b/>
+          <w:bCs/>
+          <w:lang w:val="en-US"/>
+        </w:rPr>
+        <w:t xml:space="preserve"> WHILE: ' || </w:t>
+      </w:r>
+      <w:proofErr w:type="spellStart"/>
+      <w:r>
+        <w:rPr>
+          <w:b/>
+          <w:bCs/>
+          <w:lang w:val="en-US"/>
+        </w:rPr>
+        <w:t>v_counter</w:t>
+      </w:r>
+      <w:proofErr w:type="spellEnd"/>
+      <w:r>
+        <w:rPr>
+          <w:b/>
+          <w:bCs/>
+          <w:lang w:val="en-US"/>
+        </w:rPr>
+        <w:t>);</w:t>
+      </w:r>
+    </w:p>
+    <w:p>
+      <w:pPr>
+        <w:spacing w:after="0" w:line="240" w:lineRule="auto"/>
+        <w:rPr>
+          <w:b/>
+          <w:bCs/>
+          <w:lang w:val="en-US"/>
+        </w:rPr>
+      </w:pPr>
+      <w:r>
+        <w:rPr>
+          <w:b/>
+          <w:bCs/>
+          <w:lang w:val="en-US"/>
+        </w:rPr>
+        <w:t xml:space="preserve">        </w:t>
+      </w:r>
+      <w:proofErr w:type="spellStart"/>
+      <w:r>
+        <w:rPr>
+          <w:b/>
+          <w:bCs/>
+          <w:lang w:val="en-US"/>
+        </w:rPr>
+        <w:t>v_</w:t>
+      </w:r>
+      <w:proofErr w:type="gramStart"/>
+      <w:r>
+        <w:rPr>
+          <w:b/>
+          <w:bCs/>
+          <w:lang w:val="en-US"/>
+        </w:rPr>
+        <w:t>counter</w:t>
+      </w:r>
+      <w:proofErr w:type="spellEnd"/>
+      <w:r>
+        <w:rPr>
+          <w:b/>
+          <w:bCs/>
+          <w:lang w:val="en-US"/>
+        </w:rPr>
+        <w:t xml:space="preserve"> :</w:t>
+      </w:r>
+      <w:proofErr w:type="gramEnd"/>
+      <w:r>
+        <w:rPr>
+          <w:b/>
+          <w:bCs/>
+          <w:lang w:val="en-US"/>
+        </w:rPr>
+        <w:t xml:space="preserve">= </w:t>
+      </w:r>
+      <w:proofErr w:type="spellStart"/>
+      <w:r>
+        <w:rPr>
+          <w:b/>
+          <w:bCs/>
+          <w:lang w:val="en-US"/>
+        </w:rPr>
+        <w:t>v_counter</w:t>
+      </w:r>
+      <w:proofErr w:type="spellEnd"/>
+      <w:r>
+        <w:rPr>
+          <w:b/>
+          <w:bCs/>
+          <w:lang w:val="en-US"/>
+        </w:rPr>
+        <w:t xml:space="preserve"> + 1;</w:t>
+      </w:r>
+    </w:p>
+    <w:p>
+      <w:pPr>
+        <w:spacing w:after="0" w:line="240" w:lineRule="auto"/>
+        <w:rPr>
+          <w:b/>
+          <w:bCs/>
+          <w:lang w:val="en-US"/>
+        </w:rPr>
+      </w:pPr>
+      <w:r>
+        <w:rPr>
+          <w:b/>
+          <w:bCs/>
+          <w:lang w:val="en-US"/>
+        </w:rPr>
+        <w:t xml:space="preserve">    END LOOP;</w:t>
+      </w:r>
+    </w:p>
+    <w:p>
+      <w:pPr>
+        <w:spacing w:after="0" w:line="240" w:lineRule="auto"/>
+        <w:rPr>
+          <w:b/>
+          <w:bCs/>
+          <w:lang w:val="ru-RU"/>
+        </w:rPr>
+      </w:pPr>
+      <w:r>
+        <w:rPr>
+          <w:b/>
+          <w:bCs/>
+          <w:lang w:val="ru-RU"/>
+        </w:rPr>
+        <w:t>END;</w:t>
+      </w:r>
+    </w:p>
+    <w:p>
+      <w:pPr>
+        <w:spacing w:after="0" w:line="240" w:lineRule="auto"/>
+        <w:rPr>
+          <w:lang w:val="ru-RU"/>
+        </w:rPr>
+      </w:pPr>
     </w:p>
     <w:p>
       <w:pPr>
@@ -3848,6 +6985,7 @@
           <w:ilvl w:val="0"/>
           <w:numId w:val="1"/>
         </w:numPr>
+        <w:spacing w:after="0" w:line="240" w:lineRule="auto"/>
         <w:rPr>
           <w:lang w:val="ru-RU"/>
         </w:rPr>
@@ -3863,8 +7001,2565 @@
     </w:p>
     <w:p>
       <w:pPr>
-        <w:rPr>
+        <w:spacing w:after="0" w:line="240" w:lineRule="auto"/>
+        <w:rPr>
+          <w:b/>
+          <w:bCs/>
+          <w:lang w:val="en-US"/>
+        </w:rPr>
+      </w:pPr>
+      <w:r>
+        <w:rPr>
+          <w:b/>
+          <w:bCs/>
+          <w:lang w:val="en-US"/>
+        </w:rPr>
+        <w:t>BEGIN</w:t>
+      </w:r>
+    </w:p>
+    <w:p>
+      <w:pPr>
+        <w:spacing w:after="0" w:line="240" w:lineRule="auto"/>
+        <w:rPr>
+          <w:b/>
+          <w:bCs/>
+          <w:lang w:val="en-US"/>
+        </w:rPr>
+      </w:pPr>
+      <w:r>
+        <w:rPr>
+          <w:b/>
+          <w:bCs/>
+          <w:lang w:val="en-US"/>
+        </w:rPr>
+        <w:t xml:space="preserve">    FOR </w:t>
+      </w:r>
+      <w:proofErr w:type="spellStart"/>
+      <w:r>
+        <w:rPr>
+          <w:b/>
+          <w:bCs/>
+          <w:lang w:val="en-US"/>
+        </w:rPr>
+        <w:t>i</w:t>
+      </w:r>
+      <w:proofErr w:type="spellEnd"/>
+      <w:r>
+        <w:rPr>
+          <w:b/>
+          <w:bCs/>
+          <w:lang w:val="en-US"/>
+        </w:rPr>
+        <w:t xml:space="preserve"> IN </w:t>
+      </w:r>
+      <w:proofErr w:type="gramStart"/>
+      <w:r>
+        <w:rPr>
+          <w:b/>
+          <w:bCs/>
+          <w:lang w:val="en-US"/>
+        </w:rPr>
+        <w:t>1..</w:t>
+      </w:r>
+      <w:proofErr w:type="gramEnd"/>
+      <w:r>
+        <w:rPr>
+          <w:b/>
+          <w:bCs/>
+          <w:lang w:val="en-US"/>
+        </w:rPr>
+        <w:t>3 LOOP</w:t>
+      </w:r>
+    </w:p>
+    <w:p>
+      <w:pPr>
+        <w:spacing w:after="0" w:line="240" w:lineRule="auto"/>
+        <w:rPr>
+          <w:b/>
+          <w:bCs/>
+          <w:lang w:val="en-US"/>
+        </w:rPr>
+      </w:pPr>
+      <w:r>
+        <w:rPr>
+          <w:b/>
+          <w:bCs/>
+          <w:lang w:val="en-US"/>
+        </w:rPr>
+        <w:lastRenderedPageBreak/>
+        <w:t xml:space="preserve">        DBMS_OUTPUT.PUT_</w:t>
+      </w:r>
+      <w:proofErr w:type="gramStart"/>
+      <w:r>
+        <w:rPr>
+          <w:b/>
+          <w:bCs/>
+          <w:lang w:val="en-US"/>
+        </w:rPr>
+        <w:t>LINE(</w:t>
+      </w:r>
+      <w:proofErr w:type="gramEnd"/>
+      <w:r>
+        <w:rPr>
+          <w:b/>
+          <w:bCs/>
+          <w:lang w:val="en-US"/>
+        </w:rPr>
+        <w:t>'</w:t>
+      </w:r>
+      <w:r>
+        <w:rPr>
+          <w:b/>
+          <w:bCs/>
           <w:lang w:val="ru-RU"/>
+        </w:rPr>
+        <w:t>Итерация</w:t>
+      </w:r>
+      <w:r>
+        <w:rPr>
+          <w:b/>
+          <w:bCs/>
+          <w:lang w:val="en-US"/>
+        </w:rPr>
+        <w:t xml:space="preserve"> FOR: ' || </w:t>
+      </w:r>
+      <w:proofErr w:type="spellStart"/>
+      <w:r>
+        <w:rPr>
+          <w:b/>
+          <w:bCs/>
+          <w:lang w:val="en-US"/>
+        </w:rPr>
+        <w:t>i</w:t>
+      </w:r>
+      <w:proofErr w:type="spellEnd"/>
+      <w:r>
+        <w:rPr>
+          <w:b/>
+          <w:bCs/>
+          <w:lang w:val="en-US"/>
+        </w:rPr>
+        <w:t>);</w:t>
+      </w:r>
+    </w:p>
+    <w:p>
+      <w:pPr>
+        <w:spacing w:after="0" w:line="240" w:lineRule="auto"/>
+        <w:rPr>
+          <w:b/>
+          <w:bCs/>
+          <w:lang w:val="ru-RU"/>
+        </w:rPr>
+      </w:pPr>
+      <w:r>
+        <w:rPr>
+          <w:b/>
+          <w:bCs/>
+          <w:lang w:val="en-US"/>
+        </w:rPr>
+        <w:t xml:space="preserve">    </w:t>
+      </w:r>
+      <w:r>
+        <w:rPr>
+          <w:b/>
+          <w:bCs/>
+          <w:lang w:val="ru-RU"/>
+        </w:rPr>
+        <w:t>END LOOP;</w:t>
+      </w:r>
+    </w:p>
+    <w:p>
+      <w:pPr>
+        <w:spacing w:after="0" w:line="240" w:lineRule="auto"/>
+        <w:rPr>
+          <w:b/>
+          <w:bCs/>
+          <w:lang w:val="ru-RU"/>
+        </w:rPr>
+      </w:pPr>
+      <w:r>
+        <w:rPr>
+          <w:b/>
+          <w:bCs/>
+          <w:lang w:val="ru-RU"/>
+        </w:rPr>
+        <w:t>END;</w:t>
+      </w:r>
+    </w:p>
+    <w:p>
+      <w:pPr>
+        <w:spacing w:after="0" w:line="240" w:lineRule="auto"/>
+        <w:rPr>
+          <w:lang w:val="ru-RU"/>
+        </w:rPr>
+      </w:pPr>
+    </w:p>
+    <w:p>
+      <w:pPr>
+        <w:spacing w:after="0" w:line="240" w:lineRule="auto"/>
+        <w:rPr>
+          <w:lang w:val="ru-RU"/>
+        </w:rPr>
+      </w:pPr>
+    </w:p>
+    <w:p>
+      <w:pPr>
+        <w:spacing w:after="0" w:line="240" w:lineRule="auto"/>
+        <w:rPr>
+          <w:lang w:val="ru-RU"/>
+        </w:rPr>
+      </w:pPr>
+    </w:p>
+    <w:p>
+      <w:pPr>
+        <w:spacing w:after="0" w:line="240" w:lineRule="auto"/>
+        <w:rPr>
+          <w:lang w:val="ru-RU"/>
+        </w:rPr>
+      </w:pPr>
+    </w:p>
+    <w:p>
+      <w:pPr>
+        <w:spacing w:after="0" w:line="240" w:lineRule="auto"/>
+        <w:rPr>
+          <w:lang w:val="ru-RU"/>
+        </w:rPr>
+      </w:pPr>
+    </w:p>
+    <w:p>
+      <w:pPr>
+        <w:spacing w:after="0" w:line="240" w:lineRule="auto"/>
+        <w:rPr>
+          <w:lang w:val="ru-RU"/>
+        </w:rPr>
+      </w:pPr>
+    </w:p>
+    <w:p>
+      <w:pPr>
+        <w:spacing w:after="0" w:line="240" w:lineRule="auto"/>
+        <w:rPr>
+          <w:lang w:val="ru-RU"/>
+        </w:rPr>
+      </w:pPr>
+    </w:p>
+    <w:p>
+      <w:pPr>
+        <w:spacing w:after="0" w:line="240" w:lineRule="auto"/>
+        <w:rPr>
+          <w:b/>
+          <w:bCs/>
+          <w:lang w:val="ru-BY"/>
+        </w:rPr>
+      </w:pPr>
+      <w:r>
+        <w:rPr>
+          <w:b/>
+          <w:bCs/>
+          <w:lang w:val="ru-BY"/>
+        </w:rPr>
+        <w:t>1. Поясните тезис «PL/SQL – процедурное расширение SQL»</w:t>
+      </w:r>
+    </w:p>
+    <w:p>
+      <w:pPr>
+        <w:spacing w:after="0" w:line="240" w:lineRule="auto"/>
+        <w:rPr>
+          <w:lang w:val="ru-BY"/>
+        </w:rPr>
+      </w:pPr>
+      <w:r>
+        <w:rPr>
+          <w:lang w:val="ru-BY"/>
+        </w:rPr>
+        <w:t xml:space="preserve">SQL сам по себе является декларативным языком: он описывает, </w:t>
+      </w:r>
+      <w:r>
+        <w:rPr>
+          <w:i/>
+          <w:iCs/>
+          <w:lang w:val="ru-BY"/>
+        </w:rPr>
+        <w:t>что</w:t>
+      </w:r>
+      <w:r>
+        <w:rPr>
+          <w:lang w:val="ru-BY"/>
+        </w:rPr>
+        <w:t xml:space="preserve"> нужно получить из базы данных, но не указывает, </w:t>
+      </w:r>
+      <w:r>
+        <w:rPr>
+          <w:i/>
+          <w:iCs/>
+          <w:lang w:val="ru-BY"/>
+        </w:rPr>
+        <w:t>как</w:t>
+      </w:r>
+      <w:r>
+        <w:rPr>
+          <w:lang w:val="ru-BY"/>
+        </w:rPr>
+        <w:t xml:space="preserve"> это сделать (в нем нет переменных, циклов и ветвлений). Язык PL/SQL (</w:t>
+      </w:r>
+      <w:proofErr w:type="spellStart"/>
+      <w:r>
+        <w:rPr>
+          <w:lang w:val="ru-BY"/>
+        </w:rPr>
+        <w:t>Procedural</w:t>
+      </w:r>
+      <w:proofErr w:type="spellEnd"/>
+      <w:r>
+        <w:rPr>
+          <w:lang w:val="ru-BY"/>
+        </w:rPr>
+        <w:t xml:space="preserve"> Language </w:t>
+      </w:r>
+      <w:proofErr w:type="spellStart"/>
+      <w:r>
+        <w:rPr>
+          <w:lang w:val="ru-BY"/>
+        </w:rPr>
+        <w:t>for</w:t>
+      </w:r>
+      <w:proofErr w:type="spellEnd"/>
+      <w:r>
+        <w:rPr>
+          <w:lang w:val="ru-BY"/>
+        </w:rPr>
+        <w:t xml:space="preserve"> SQL) решает эту проблему, объединяя мощь SQL с возможностями традиционных процедурных языков программирования. В PL/SQL добавлены переменные, константы, условные операторы (IF, CASE), циклы (LOOP, FOR, WHILE) и средства обработки исключений (ошибок). Это позволяет реализовывать сложную бизнес-логику прямо на сервере Oracle.</w:t>
+      </w:r>
+    </w:p>
+    <w:p>
+      <w:pPr>
+        <w:spacing w:after="0" w:line="240" w:lineRule="auto"/>
+        <w:rPr>
+          <w:lang w:val="ru-BY"/>
+        </w:rPr>
+      </w:pPr>
+    </w:p>
+    <w:p>
+      <w:pPr>
+        <w:spacing w:after="0" w:line="240" w:lineRule="auto"/>
+        <w:rPr>
+          <w:b/>
+          <w:bCs/>
+          <w:lang w:val="ru-BY"/>
+        </w:rPr>
+      </w:pPr>
+      <w:r>
+        <w:rPr>
+          <w:b/>
+          <w:bCs/>
+          <w:lang w:val="ru-BY"/>
+        </w:rPr>
+        <w:t>2. Чувствителен ли к регистру язык PL/SQL?</w:t>
+      </w:r>
+    </w:p>
+    <w:p>
+      <w:pPr>
+        <w:spacing w:after="0" w:line="240" w:lineRule="auto"/>
+        <w:rPr>
+          <w:lang w:val="ru-BY"/>
+        </w:rPr>
+      </w:pPr>
+      <w:r>
+        <w:rPr>
+          <w:lang w:val="ru-BY"/>
+        </w:rPr>
+        <w:t xml:space="preserve">Сам язык PL/SQL не чувствителен к регистру. Например, ключевые слова BEGIN и </w:t>
+      </w:r>
+      <w:proofErr w:type="spellStart"/>
+      <w:r>
+        <w:rPr>
+          <w:lang w:val="ru-BY"/>
+        </w:rPr>
+        <w:t>begin</w:t>
+      </w:r>
+      <w:proofErr w:type="spellEnd"/>
+      <w:r>
+        <w:rPr>
+          <w:lang w:val="ru-BY"/>
+        </w:rPr>
+        <w:t xml:space="preserve">, а также имена переменных </w:t>
+      </w:r>
+      <w:proofErr w:type="spellStart"/>
+      <w:r>
+        <w:rPr>
+          <w:lang w:val="ru-BY"/>
+        </w:rPr>
+        <w:t>v_val</w:t>
+      </w:r>
+      <w:proofErr w:type="spellEnd"/>
+      <w:r>
+        <w:rPr>
+          <w:lang w:val="ru-BY"/>
+        </w:rPr>
+        <w:t xml:space="preserve"> и V_VAL воспринимаются компилятором абсолютно одинаково. Исключением являются строковые литералы (символьные данные внутри одинарных кавычек), которые чувствительны к регистру: 'Текст' и 'текст' — это разные значения.</w:t>
+      </w:r>
+    </w:p>
+    <w:p>
+      <w:pPr>
+        <w:spacing w:after="0" w:line="240" w:lineRule="auto"/>
+        <w:rPr>
+          <w:lang w:val="ru-BY"/>
+        </w:rPr>
+      </w:pPr>
+    </w:p>
+    <w:p>
+      <w:pPr>
+        <w:spacing w:after="0" w:line="240" w:lineRule="auto"/>
+        <w:rPr>
+          <w:b/>
+          <w:bCs/>
+          <w:lang w:val="ru-BY"/>
+        </w:rPr>
+      </w:pPr>
+      <w:r>
+        <w:rPr>
+          <w:b/>
+          <w:bCs/>
+          <w:lang w:val="ru-BY"/>
+        </w:rPr>
+        <w:t>3. Какие виды блоков бывают в PL/SQL?</w:t>
+      </w:r>
+    </w:p>
+    <w:p>
+      <w:pPr>
+        <w:spacing w:after="0" w:line="240" w:lineRule="auto"/>
+        <w:rPr>
+          <w:lang w:val="ru-BY"/>
+        </w:rPr>
+      </w:pPr>
+      <w:r>
+        <w:rPr>
+          <w:lang w:val="ru-BY"/>
+        </w:rPr>
+        <w:t>В PL/SQL блоки делятся на следующие виды:</w:t>
+      </w:r>
+    </w:p>
+    <w:p>
+      <w:pPr>
+        <w:numPr>
+          <w:ilvl w:val="0"/>
+          <w:numId w:val="3"/>
+        </w:numPr>
+        <w:spacing w:after="0" w:line="240" w:lineRule="auto"/>
+        <w:rPr>
+          <w:lang w:val="ru-BY"/>
+        </w:rPr>
+      </w:pPr>
+      <w:r>
+        <w:rPr>
+          <w:b/>
+          <w:bCs/>
+          <w:lang w:val="ru-BY"/>
+        </w:rPr>
+        <w:t>Анонимные блоки (</w:t>
+      </w:r>
+      <w:proofErr w:type="spellStart"/>
+      <w:r>
+        <w:rPr>
+          <w:b/>
+          <w:bCs/>
+          <w:lang w:val="ru-BY"/>
+        </w:rPr>
+        <w:t>Anonymous</w:t>
+      </w:r>
+      <w:proofErr w:type="spellEnd"/>
+      <w:r>
+        <w:rPr>
+          <w:b/>
+          <w:bCs/>
+          <w:lang w:val="ru-BY"/>
+        </w:rPr>
+        <w:t xml:space="preserve"> </w:t>
+      </w:r>
+      <w:proofErr w:type="spellStart"/>
+      <w:r>
+        <w:rPr>
+          <w:b/>
+          <w:bCs/>
+          <w:lang w:val="ru-BY"/>
+        </w:rPr>
+        <w:t>blocks</w:t>
+      </w:r>
+      <w:proofErr w:type="spellEnd"/>
+      <w:r>
+        <w:rPr>
+          <w:b/>
+          <w:bCs/>
+          <w:lang w:val="ru-BY"/>
+        </w:rPr>
+        <w:t>)</w:t>
+      </w:r>
+      <w:r>
+        <w:rPr>
+          <w:lang w:val="ru-BY"/>
+        </w:rPr>
+        <w:t xml:space="preserve"> — безымянные блоки, которые не сохраняются в базе данных. Они компилируются и выполняются сразу при запуске.</w:t>
+      </w:r>
+    </w:p>
+    <w:p>
+      <w:pPr>
+        <w:numPr>
+          <w:ilvl w:val="0"/>
+          <w:numId w:val="3"/>
+        </w:numPr>
+        <w:spacing w:after="0" w:line="240" w:lineRule="auto"/>
+        <w:rPr>
+          <w:lang w:val="ru-BY"/>
+        </w:rPr>
+      </w:pPr>
+      <w:r>
+        <w:rPr>
+          <w:b/>
+          <w:bCs/>
+          <w:lang w:val="ru-BY"/>
+        </w:rPr>
+        <w:t>Именованные блоки (</w:t>
+      </w:r>
+      <w:proofErr w:type="spellStart"/>
+      <w:r>
+        <w:rPr>
+          <w:b/>
+          <w:bCs/>
+          <w:lang w:val="ru-BY"/>
+        </w:rPr>
+        <w:t>Named</w:t>
+      </w:r>
+      <w:proofErr w:type="spellEnd"/>
+      <w:r>
+        <w:rPr>
+          <w:b/>
+          <w:bCs/>
+          <w:lang w:val="ru-BY"/>
+        </w:rPr>
+        <w:t xml:space="preserve"> </w:t>
+      </w:r>
+      <w:proofErr w:type="spellStart"/>
+      <w:r>
+        <w:rPr>
+          <w:b/>
+          <w:bCs/>
+          <w:lang w:val="ru-BY"/>
+        </w:rPr>
+        <w:t>blocks</w:t>
+      </w:r>
+      <w:proofErr w:type="spellEnd"/>
+      <w:r>
+        <w:rPr>
+          <w:b/>
+          <w:bCs/>
+          <w:lang w:val="ru-BY"/>
+        </w:rPr>
+        <w:t>)</w:t>
+      </w:r>
+      <w:r>
+        <w:rPr>
+          <w:lang w:val="ru-BY"/>
+        </w:rPr>
+        <w:t xml:space="preserve"> — блоки, имеющие имя (функции, процедуры, пакеты, триггеры). Они сохраняются на сервере базы данных в скомпилированном виде и могут быть вызваны многократно.</w:t>
+      </w:r>
+    </w:p>
+    <w:p>
+      <w:pPr>
+        <w:numPr>
+          <w:ilvl w:val="0"/>
+          <w:numId w:val="3"/>
+        </w:numPr>
+        <w:spacing w:after="0" w:line="240" w:lineRule="auto"/>
+        <w:rPr>
+          <w:lang w:val="ru-BY"/>
+        </w:rPr>
+      </w:pPr>
+      <w:r>
+        <w:rPr>
+          <w:b/>
+          <w:bCs/>
+          <w:lang w:val="ru-BY"/>
+        </w:rPr>
+        <w:t>Вложенные блоки</w:t>
+      </w:r>
+      <w:r>
+        <w:rPr>
+          <w:lang w:val="ru-BY"/>
+        </w:rPr>
+        <w:t xml:space="preserve"> — любые блоки (анонимные или именованные), которые помещены внутрь других блоков PL/SQL.</w:t>
+      </w:r>
+    </w:p>
+    <w:p>
+      <w:pPr>
+        <w:spacing w:after="0" w:line="240" w:lineRule="auto"/>
+        <w:ind w:left="720"/>
+        <w:rPr>
+          <w:lang w:val="ru-BY"/>
+        </w:rPr>
+      </w:pPr>
+    </w:p>
+    <w:p>
+      <w:pPr>
+        <w:spacing w:after="0" w:line="240" w:lineRule="auto"/>
+        <w:rPr>
+          <w:b/>
+          <w:bCs/>
+          <w:lang w:val="ru-BY"/>
+        </w:rPr>
+      </w:pPr>
+      <w:r>
+        <w:rPr>
+          <w:b/>
+          <w:bCs/>
+          <w:lang w:val="ru-BY"/>
+        </w:rPr>
+        <w:t>4. Что такое анонимный блок?</w:t>
+      </w:r>
+    </w:p>
+    <w:p>
+      <w:pPr>
+        <w:spacing w:after="0" w:line="240" w:lineRule="auto"/>
+        <w:rPr>
+          <w:lang w:val="ru-BY"/>
+        </w:rPr>
+      </w:pPr>
+      <w:r>
+        <w:rPr>
+          <w:lang w:val="ru-BY"/>
+        </w:rPr>
+        <w:t>Анонимный блок — это блок программного кода на PL/SQL, у которого нет секции заголовка (имени). Поскольку он не имеет имени, он не может быть сохранен в базе данных как самостоятельный объект (в отличие от процедур и функций). Анонимные блоки обычно используются для разового выполнения скриптов, тестирования кода или как часть клиентского приложения.</w:t>
+      </w:r>
+    </w:p>
+    <w:p>
+      <w:pPr>
+        <w:spacing w:after="0" w:line="240" w:lineRule="auto"/>
+        <w:rPr>
+          <w:lang w:val="ru-BY"/>
+        </w:rPr>
+      </w:pPr>
+    </w:p>
+    <w:p>
+      <w:pPr>
+        <w:spacing w:after="0" w:line="240" w:lineRule="auto"/>
+        <w:rPr>
+          <w:b/>
+          <w:bCs/>
+          <w:lang w:val="ru-BY"/>
+        </w:rPr>
+      </w:pPr>
+      <w:r>
+        <w:rPr>
+          <w:b/>
+          <w:bCs/>
+          <w:lang w:val="ru-BY"/>
+        </w:rPr>
+        <w:t>5. Как выглядит простейший анонимный блок PL/SQL?</w:t>
+      </w:r>
+    </w:p>
+    <w:p>
+      <w:pPr>
+        <w:spacing w:after="0" w:line="240" w:lineRule="auto"/>
+        <w:rPr>
+          <w:lang w:val="ru-BY"/>
+        </w:rPr>
+      </w:pPr>
+      <w:r>
+        <w:rPr>
+          <w:lang w:val="ru-BY"/>
+        </w:rPr>
+        <w:t>Простейший анонимный блок состоит только из обязательной исполняемой секции, ограниченной ключевыми словами BEGIN и END;. Поскольку внутри этой секции должен быть хотя бы один оператор, в простейшем случае используется оператор-заглушка NULL;, который ничего не делает.</w:t>
+      </w:r>
+    </w:p>
+    <w:p>
+      <w:pPr>
+        <w:spacing w:after="0" w:line="240" w:lineRule="auto"/>
+        <w:rPr>
+          <w:lang w:val="ru-BY"/>
+        </w:rPr>
+      </w:pPr>
+      <w:proofErr w:type="spellStart"/>
+      <w:r>
+        <w:rPr>
+          <w:lang w:val="ru-BY"/>
+        </w:rPr>
+        <w:t>sql</w:t>
+      </w:r>
+      <w:proofErr w:type="spellEnd"/>
+    </w:p>
+    <w:p>
+      <w:pPr>
+        <w:spacing w:after="0" w:line="240" w:lineRule="auto"/>
+        <w:rPr>
+          <w:lang w:val="ru-BY"/>
+        </w:rPr>
+      </w:pPr>
+      <w:r>
+        <w:rPr>
+          <w:b/>
+          <w:bCs/>
+          <w:lang w:val="ru-BY"/>
+        </w:rPr>
+        <w:t>BEGIN</w:t>
+      </w:r>
+    </w:p>
+    <w:p>
+      <w:pPr>
+        <w:spacing w:after="0" w:line="240" w:lineRule="auto"/>
+        <w:rPr>
+          <w:lang w:val="ru-BY"/>
+        </w:rPr>
+      </w:pPr>
+      <w:r>
+        <w:rPr>
+          <w:lang w:val="ru-BY"/>
+        </w:rPr>
+        <w:t xml:space="preserve">    NULL;</w:t>
+      </w:r>
+    </w:p>
+    <w:p>
+      <w:pPr>
+        <w:spacing w:after="0" w:line="240" w:lineRule="auto"/>
+        <w:rPr>
+          <w:lang w:val="ru-BY"/>
+        </w:rPr>
+      </w:pPr>
+      <w:r>
+        <w:rPr>
+          <w:b/>
+          <w:bCs/>
+          <w:lang w:val="ru-BY"/>
+        </w:rPr>
+        <w:t>END</w:t>
+      </w:r>
+      <w:r>
+        <w:rPr>
+          <w:lang w:val="ru-BY"/>
+        </w:rPr>
+        <w:t>;</w:t>
+      </w:r>
+    </w:p>
+    <w:p>
+      <w:pPr>
+        <w:spacing w:after="0" w:line="240" w:lineRule="auto"/>
+        <w:rPr>
+          <w:lang w:val="ru-BY"/>
+        </w:rPr>
+      </w:pPr>
+    </w:p>
+    <w:p>
+      <w:pPr>
+        <w:spacing w:after="0" w:line="240" w:lineRule="auto"/>
+        <w:rPr>
+          <w:b/>
+          <w:bCs/>
+          <w:lang w:val="ru-BY"/>
+        </w:rPr>
+      </w:pPr>
+      <w:r>
+        <w:rPr>
+          <w:b/>
+          <w:bCs/>
+          <w:lang w:val="ru-BY"/>
+        </w:rPr>
+        <w:lastRenderedPageBreak/>
+        <w:t xml:space="preserve">6. Как отобразить вывод процедуры </w:t>
+      </w:r>
+      <w:proofErr w:type="spellStart"/>
+      <w:r>
+        <w:rPr>
+          <w:b/>
+          <w:bCs/>
+          <w:lang w:val="ru-BY"/>
+        </w:rPr>
+        <w:t>dbms_output.put_line</w:t>
+      </w:r>
+      <w:proofErr w:type="spellEnd"/>
+      <w:r>
+        <w:rPr>
+          <w:b/>
+          <w:bCs/>
+          <w:lang w:val="ru-BY"/>
+        </w:rPr>
+        <w:t xml:space="preserve"> в SQL*Plus и SQL Developer?</w:t>
+      </w:r>
+    </w:p>
+    <w:p>
+      <w:pPr>
+        <w:numPr>
+          <w:ilvl w:val="0"/>
+          <w:numId w:val="4"/>
+        </w:numPr>
+        <w:spacing w:after="0" w:line="240" w:lineRule="auto"/>
+        <w:rPr>
+          <w:lang w:val="ru-BY"/>
+        </w:rPr>
+      </w:pPr>
+      <w:r>
+        <w:rPr>
+          <w:b/>
+          <w:bCs/>
+          <w:lang w:val="ru-BY"/>
+        </w:rPr>
+        <w:t xml:space="preserve">В </w:t>
+      </w:r>
+      <w:proofErr w:type="spellStart"/>
+      <w:r>
+        <w:rPr>
+          <w:b/>
+          <w:bCs/>
+          <w:lang w:val="ru-BY"/>
+        </w:rPr>
+        <w:t>SQL</w:t>
+      </w:r>
+      <w:r>
+        <w:rPr>
+          <w:b/>
+          <w:bCs/>
+          <w:i/>
+          <w:iCs/>
+          <w:lang w:val="ru-BY"/>
+        </w:rPr>
+        <w:t>Plus</w:t>
+      </w:r>
+      <w:proofErr w:type="spellEnd"/>
+      <w:r>
+        <w:rPr>
+          <w:b/>
+          <w:bCs/>
+          <w:i/>
+          <w:iCs/>
+          <w:lang w:val="ru-BY"/>
+        </w:rPr>
+        <w:t>:</w:t>
+      </w:r>
+      <w:r>
+        <w:rPr>
+          <w:lang w:val="ru-BY"/>
+        </w:rPr>
+        <w:t xml:space="preserve"> перед запуском блока необходимо выполнить команду SET SERVEROUTPUT ON (эта команда включает отображение серверного вывода в консоли).</w:t>
+      </w:r>
+    </w:p>
+    <w:p>
+      <w:pPr>
+        <w:numPr>
+          <w:ilvl w:val="0"/>
+          <w:numId w:val="4"/>
+        </w:numPr>
+        <w:spacing w:after="0" w:line="240" w:lineRule="auto"/>
+        <w:rPr>
+          <w:lang w:val="ru-BY"/>
+        </w:rPr>
+      </w:pPr>
+      <w:r>
+        <w:rPr>
+          <w:b/>
+          <w:bCs/>
+          <w:lang w:val="ru-BY"/>
+        </w:rPr>
+        <w:t xml:space="preserve">В SQL Developer / </w:t>
+      </w:r>
+      <w:proofErr w:type="spellStart"/>
+      <w:r>
+        <w:rPr>
+          <w:b/>
+          <w:bCs/>
+          <w:lang w:val="ru-BY"/>
+        </w:rPr>
+        <w:t>DataGrip</w:t>
+      </w:r>
+      <w:proofErr w:type="spellEnd"/>
+      <w:r>
+        <w:rPr>
+          <w:b/>
+          <w:bCs/>
+          <w:lang w:val="ru-BY"/>
+        </w:rPr>
+        <w:t>:</w:t>
+      </w:r>
+      <w:r>
+        <w:rPr>
+          <w:lang w:val="ru-BY"/>
+        </w:rPr>
+        <w:t xml:space="preserve"> необходимо явно включить панель "DBMS </w:t>
+      </w:r>
+      <w:proofErr w:type="spellStart"/>
+      <w:r>
+        <w:rPr>
+          <w:lang w:val="ru-BY"/>
+        </w:rPr>
+        <w:t>Output</w:t>
+      </w:r>
+      <w:proofErr w:type="spellEnd"/>
+      <w:r>
+        <w:rPr>
+          <w:lang w:val="ru-BY"/>
+        </w:rPr>
+        <w:t>". В интерфейсе для этого обычно есть кнопка в виде зеленого плюса (</w:t>
+      </w:r>
+      <w:proofErr w:type="spellStart"/>
+      <w:r>
+        <w:rPr>
+          <w:lang w:val="ru-BY"/>
+        </w:rPr>
+        <w:t>Enable</w:t>
+      </w:r>
+      <w:proofErr w:type="spellEnd"/>
+      <w:r>
+        <w:rPr>
+          <w:lang w:val="ru-BY"/>
+        </w:rPr>
+        <w:t xml:space="preserve"> DBMS </w:t>
+      </w:r>
+      <w:proofErr w:type="spellStart"/>
+      <w:r>
+        <w:rPr>
+          <w:lang w:val="ru-BY"/>
+        </w:rPr>
+        <w:t>Output</w:t>
+      </w:r>
+      <w:proofErr w:type="spellEnd"/>
+      <w:r>
+        <w:rPr>
+          <w:lang w:val="ru-BY"/>
+        </w:rPr>
+        <w:t>) для текущего подключения к БД.</w:t>
+      </w:r>
+    </w:p>
+    <w:p>
+      <w:pPr>
+        <w:spacing w:after="0" w:line="240" w:lineRule="auto"/>
+        <w:ind w:left="720"/>
+        <w:rPr>
+          <w:lang w:val="ru-BY"/>
+        </w:rPr>
+      </w:pPr>
+    </w:p>
+    <w:p>
+      <w:pPr>
+        <w:spacing w:after="0" w:line="240" w:lineRule="auto"/>
+        <w:rPr>
+          <w:b/>
+          <w:bCs/>
+          <w:lang w:val="ru-BY"/>
+        </w:rPr>
+      </w:pPr>
+      <w:r>
+        <w:rPr>
+          <w:b/>
+          <w:bCs/>
+          <w:lang w:val="ru-BY"/>
+        </w:rPr>
+        <w:t>7. Из каких секций состоит программа на языке PL/SQL?</w:t>
+      </w:r>
+    </w:p>
+    <w:p>
+      <w:pPr>
+        <w:spacing w:after="0" w:line="240" w:lineRule="auto"/>
+        <w:rPr>
+          <w:lang w:val="ru-BY"/>
+        </w:rPr>
+      </w:pPr>
+      <w:r>
+        <w:rPr>
+          <w:lang w:val="ru-BY"/>
+        </w:rPr>
+        <w:t>Программа на PL/SQL состоит из базовых блоков, структура которых включает четыре возможные секции:</w:t>
+      </w:r>
+    </w:p>
+    <w:p>
+      <w:pPr>
+        <w:numPr>
+          <w:ilvl w:val="0"/>
+          <w:numId w:val="5"/>
+        </w:numPr>
+        <w:spacing w:after="0" w:line="240" w:lineRule="auto"/>
+        <w:rPr>
+          <w:lang w:val="ru-BY"/>
+        </w:rPr>
+      </w:pPr>
+      <w:r>
+        <w:rPr>
+          <w:lang w:val="ru-BY"/>
+        </w:rPr>
+        <w:t>Секция заголовка (</w:t>
+      </w:r>
+      <w:proofErr w:type="spellStart"/>
+      <w:r>
+        <w:rPr>
+          <w:lang w:val="ru-BY"/>
+        </w:rPr>
+        <w:t>Header</w:t>
+      </w:r>
+      <w:proofErr w:type="spellEnd"/>
+      <w:r>
+        <w:rPr>
+          <w:lang w:val="ru-BY"/>
+        </w:rPr>
+        <w:t xml:space="preserve"> </w:t>
+      </w:r>
+      <w:proofErr w:type="spellStart"/>
+      <w:r>
+        <w:rPr>
+          <w:lang w:val="ru-BY"/>
+        </w:rPr>
+        <w:t>section</w:t>
+      </w:r>
+      <w:proofErr w:type="spellEnd"/>
+      <w:r>
+        <w:rPr>
+          <w:lang w:val="ru-BY"/>
+        </w:rPr>
+        <w:t>)</w:t>
+      </w:r>
+    </w:p>
+    <w:p>
+      <w:pPr>
+        <w:numPr>
+          <w:ilvl w:val="0"/>
+          <w:numId w:val="5"/>
+        </w:numPr>
+        <w:spacing w:after="0" w:line="240" w:lineRule="auto"/>
+        <w:rPr>
+          <w:lang w:val="ru-BY"/>
+        </w:rPr>
+      </w:pPr>
+      <w:r>
+        <w:rPr>
+          <w:lang w:val="ru-BY"/>
+        </w:rPr>
+        <w:t>Секция объявлений (</w:t>
+      </w:r>
+      <w:proofErr w:type="spellStart"/>
+      <w:r>
+        <w:rPr>
+          <w:lang w:val="ru-BY"/>
+        </w:rPr>
+        <w:t>Declaration</w:t>
+      </w:r>
+      <w:proofErr w:type="spellEnd"/>
+      <w:r>
+        <w:rPr>
+          <w:lang w:val="ru-BY"/>
+        </w:rPr>
+        <w:t xml:space="preserve"> </w:t>
+      </w:r>
+      <w:proofErr w:type="spellStart"/>
+      <w:r>
+        <w:rPr>
+          <w:lang w:val="ru-BY"/>
+        </w:rPr>
+        <w:t>section</w:t>
+      </w:r>
+      <w:proofErr w:type="spellEnd"/>
+      <w:r>
+        <w:rPr>
+          <w:lang w:val="ru-BY"/>
+        </w:rPr>
+        <w:t>)</w:t>
+      </w:r>
+    </w:p>
+    <w:p>
+      <w:pPr>
+        <w:numPr>
+          <w:ilvl w:val="0"/>
+          <w:numId w:val="5"/>
+        </w:numPr>
+        <w:spacing w:after="0" w:line="240" w:lineRule="auto"/>
+        <w:rPr>
+          <w:lang w:val="ru-BY"/>
+        </w:rPr>
+      </w:pPr>
+      <w:r>
+        <w:rPr>
+          <w:lang w:val="ru-BY"/>
+        </w:rPr>
+        <w:t>Исполняемая секция / тело блока (</w:t>
+      </w:r>
+      <w:proofErr w:type="spellStart"/>
+      <w:r>
+        <w:rPr>
+          <w:lang w:val="ru-BY"/>
+        </w:rPr>
+        <w:t>Execution</w:t>
+      </w:r>
+      <w:proofErr w:type="spellEnd"/>
+      <w:r>
+        <w:rPr>
+          <w:lang w:val="ru-BY"/>
+        </w:rPr>
+        <w:t xml:space="preserve"> </w:t>
+      </w:r>
+      <w:proofErr w:type="spellStart"/>
+      <w:r>
+        <w:rPr>
+          <w:lang w:val="ru-BY"/>
+        </w:rPr>
+        <w:t>section</w:t>
+      </w:r>
+      <w:proofErr w:type="spellEnd"/>
+      <w:r>
+        <w:rPr>
+          <w:lang w:val="ru-BY"/>
+        </w:rPr>
+        <w:t>)</w:t>
+      </w:r>
+    </w:p>
+    <w:p>
+      <w:pPr>
+        <w:numPr>
+          <w:ilvl w:val="0"/>
+          <w:numId w:val="5"/>
+        </w:numPr>
+        <w:spacing w:after="0" w:line="240" w:lineRule="auto"/>
+        <w:rPr>
+          <w:lang w:val="ru-BY"/>
+        </w:rPr>
+      </w:pPr>
+      <w:r>
+        <w:rPr>
+          <w:lang w:val="ru-BY"/>
+        </w:rPr>
+        <w:t>Секция обработки исключений (</w:t>
+      </w:r>
+      <w:proofErr w:type="spellStart"/>
+      <w:r>
+        <w:rPr>
+          <w:lang w:val="ru-BY"/>
+        </w:rPr>
+        <w:t>Exception</w:t>
+      </w:r>
+      <w:proofErr w:type="spellEnd"/>
+      <w:r>
+        <w:rPr>
+          <w:lang w:val="ru-BY"/>
+        </w:rPr>
+        <w:t xml:space="preserve"> </w:t>
+      </w:r>
+      <w:proofErr w:type="spellStart"/>
+      <w:r>
+        <w:rPr>
+          <w:lang w:val="ru-BY"/>
+        </w:rPr>
+        <w:t>section</w:t>
+      </w:r>
+      <w:proofErr w:type="spellEnd"/>
+      <w:r>
+        <w:rPr>
+          <w:lang w:val="ru-BY"/>
+        </w:rPr>
+        <w:t>)</w:t>
+      </w:r>
+    </w:p>
+    <w:p>
+      <w:pPr>
+        <w:spacing w:after="0" w:line="240" w:lineRule="auto"/>
+        <w:ind w:left="720"/>
+        <w:rPr>
+          <w:lang w:val="ru-BY"/>
+        </w:rPr>
+      </w:pPr>
+    </w:p>
+    <w:p>
+      <w:pPr>
+        <w:spacing w:after="0" w:line="240" w:lineRule="auto"/>
+        <w:rPr>
+          <w:b/>
+          <w:bCs/>
+          <w:lang w:val="ru-BY"/>
+        </w:rPr>
+      </w:pPr>
+      <w:r>
+        <w:rPr>
+          <w:b/>
+          <w:bCs/>
+          <w:lang w:val="ru-BY"/>
+        </w:rPr>
+        <w:t>8. Объясните их назначение</w:t>
+      </w:r>
+    </w:p>
+    <w:p>
+      <w:pPr>
+        <w:numPr>
+          <w:ilvl w:val="0"/>
+          <w:numId w:val="6"/>
+        </w:numPr>
+        <w:spacing w:after="0" w:line="240" w:lineRule="auto"/>
+        <w:rPr>
+          <w:lang w:val="ru-BY"/>
+        </w:rPr>
+      </w:pPr>
+      <w:r>
+        <w:rPr>
+          <w:b/>
+          <w:bCs/>
+          <w:lang w:val="ru-BY"/>
+        </w:rPr>
+        <w:t>Секция заголовка</w:t>
+      </w:r>
+      <w:r>
+        <w:rPr>
+          <w:lang w:val="ru-BY"/>
+        </w:rPr>
+        <w:t xml:space="preserve"> используется только в именованных блоках; она содержит тип объекта (процедура, функция), его имя и список входных/выходных параметров.</w:t>
+      </w:r>
+    </w:p>
+    <w:p>
+      <w:pPr>
+        <w:numPr>
+          <w:ilvl w:val="0"/>
+          <w:numId w:val="6"/>
+        </w:numPr>
+        <w:spacing w:after="0" w:line="240" w:lineRule="auto"/>
+        <w:rPr>
+          <w:lang w:val="ru-BY"/>
+        </w:rPr>
+      </w:pPr>
+      <w:r>
+        <w:rPr>
+          <w:b/>
+          <w:bCs/>
+          <w:lang w:val="ru-BY"/>
+        </w:rPr>
+        <w:t>Секция объявлений</w:t>
+      </w:r>
+      <w:r>
+        <w:rPr>
+          <w:lang w:val="ru-BY"/>
+        </w:rPr>
+        <w:t xml:space="preserve"> (начинается с DECLARE или IS/AS в именованных) используется для определения локальных переменных, констант, типов данных и пользовательских исключений, которые будут применяться в блоке.</w:t>
+      </w:r>
+    </w:p>
+    <w:p>
+      <w:pPr>
+        <w:numPr>
+          <w:ilvl w:val="0"/>
+          <w:numId w:val="6"/>
+        </w:numPr>
+        <w:spacing w:after="0" w:line="240" w:lineRule="auto"/>
+        <w:rPr>
+          <w:lang w:val="ru-BY"/>
+        </w:rPr>
+      </w:pPr>
+      <w:r>
+        <w:rPr>
+          <w:b/>
+          <w:bCs/>
+          <w:lang w:val="ru-BY"/>
+        </w:rPr>
+        <w:t>Исполняемая секция</w:t>
+      </w:r>
+      <w:r>
+        <w:rPr>
+          <w:lang w:val="ru-BY"/>
+        </w:rPr>
+        <w:t xml:space="preserve"> (между BEGIN и EXCEPTION или END) содержит сам рабочий код программы — SQL-запросы и процедурные операторы PL/SQL, реализующие алгоритм.</w:t>
+      </w:r>
+    </w:p>
+    <w:p>
+      <w:pPr>
+        <w:numPr>
+          <w:ilvl w:val="0"/>
+          <w:numId w:val="6"/>
+        </w:numPr>
+        <w:spacing w:after="0" w:line="240" w:lineRule="auto"/>
+        <w:rPr>
+          <w:lang w:val="ru-BY"/>
+        </w:rPr>
+      </w:pPr>
+      <w:r>
+        <w:rPr>
+          <w:b/>
+          <w:bCs/>
+          <w:lang w:val="ru-BY"/>
+        </w:rPr>
+        <w:t>Секция обработки исключений</w:t>
+      </w:r>
+      <w:r>
+        <w:rPr>
+          <w:lang w:val="ru-BY"/>
+        </w:rPr>
+        <w:t xml:space="preserve"> (начинается с EXCEPTION и заканчивается перед END) предназначена для перехвата и обработки ошибок (исключительных ситуаций), возникших во время работы исполняемой секции.</w:t>
+      </w:r>
+    </w:p>
+    <w:p>
+      <w:pPr>
+        <w:spacing w:after="0" w:line="240" w:lineRule="auto"/>
+        <w:rPr>
+          <w:b/>
+          <w:bCs/>
+          <w:lang w:val="ru-BY"/>
+        </w:rPr>
+      </w:pPr>
+      <w:r>
+        <w:rPr>
+          <w:b/>
+          <w:bCs/>
+          <w:lang w:val="ru-BY"/>
+        </w:rPr>
+        <w:t>9. Какие из них обязательные?</w:t>
+      </w:r>
+    </w:p>
+    <w:p>
+      <w:pPr>
+        <w:spacing w:after="0" w:line="240" w:lineRule="auto"/>
+        <w:rPr>
+          <w:lang w:val="ru-BY"/>
+        </w:rPr>
+      </w:pPr>
+      <w:r>
+        <w:rPr>
+          <w:lang w:val="ru-BY"/>
+        </w:rPr>
+        <w:t xml:space="preserve">Обязательной является только </w:t>
+      </w:r>
+      <w:r>
+        <w:rPr>
+          <w:b/>
+          <w:bCs/>
+          <w:lang w:val="ru-BY"/>
+        </w:rPr>
+        <w:t>исполняемая секция</w:t>
+      </w:r>
+      <w:r>
+        <w:rPr>
+          <w:lang w:val="ru-BY"/>
+        </w:rPr>
+        <w:t>. Любой блок PL/SQL (даже простейший) должен содержать BEGIN и END, а между ними — хотя бы один выполняемый оператор. Секции объявлений и исключений являются необязательными. Заголовок обязателен только для именованных блоков, но не для анонимных.</w:t>
+      </w:r>
+    </w:p>
+    <w:p>
+      <w:pPr>
+        <w:spacing w:after="0" w:line="240" w:lineRule="auto"/>
+        <w:rPr>
+          <w:lang w:val="ru-BY"/>
+        </w:rPr>
+      </w:pPr>
+    </w:p>
+    <w:p>
+      <w:pPr>
+        <w:spacing w:after="0" w:line="240" w:lineRule="auto"/>
+        <w:rPr>
+          <w:b/>
+          <w:bCs/>
+          <w:lang w:val="ru-BY"/>
+        </w:rPr>
+      </w:pPr>
+      <w:r>
+        <w:rPr>
+          <w:b/>
+          <w:bCs/>
+          <w:lang w:val="ru-BY"/>
+        </w:rPr>
+        <w:t>10. Что такое исключение PL/SQL?</w:t>
+      </w:r>
+    </w:p>
+    <w:p>
+      <w:pPr>
+        <w:spacing w:after="0" w:line="240" w:lineRule="auto"/>
+        <w:rPr>
+          <w:lang w:val="ru-BY"/>
+        </w:rPr>
+      </w:pPr>
+      <w:r>
+        <w:rPr>
+          <w:lang w:val="ru-BY"/>
+        </w:rPr>
+        <w:t>Исключение (</w:t>
+      </w:r>
+      <w:proofErr w:type="spellStart"/>
+      <w:r>
+        <w:rPr>
+          <w:lang w:val="ru-BY"/>
+        </w:rPr>
+        <w:t>Exception</w:t>
+      </w:r>
+      <w:proofErr w:type="spellEnd"/>
+      <w:r>
+        <w:rPr>
+          <w:lang w:val="ru-BY"/>
+        </w:rPr>
+        <w:t>) — это состояние ошибки или нештатная ситуация (например, деление на ноль или отсутствие данных при выполнении запроса SELECT INTO), которая прерывает нормальное выполнение кода. При возникновении исключения нормальный поток программы останавливается, и управление немедленно передается в секцию EXCEPTION текущего блока для обработки этой ошибки.</w:t>
+      </w:r>
+    </w:p>
+    <w:p>
+      <w:pPr>
+        <w:spacing w:after="0" w:line="240" w:lineRule="auto"/>
+        <w:rPr>
+          <w:lang w:val="ru-BY"/>
+        </w:rPr>
+      </w:pPr>
+    </w:p>
+    <w:p>
+      <w:pPr>
+        <w:spacing w:after="0" w:line="240" w:lineRule="auto"/>
+        <w:rPr>
+          <w:b/>
+          <w:bCs/>
+          <w:lang w:val="ru-BY"/>
+        </w:rPr>
+      </w:pPr>
+      <w:r>
+        <w:rPr>
+          <w:b/>
+          <w:bCs/>
+          <w:lang w:val="ru-BY"/>
+        </w:rPr>
+        <w:t>11. Что такое вложенные блоки PL/SQL?</w:t>
+      </w:r>
+    </w:p>
+    <w:p>
+      <w:pPr>
+        <w:spacing w:after="0" w:line="240" w:lineRule="auto"/>
+        <w:rPr>
+          <w:lang w:val="ru-BY"/>
+        </w:rPr>
+      </w:pPr>
+      <w:r>
+        <w:rPr>
+          <w:lang w:val="ru-BY"/>
+        </w:rPr>
+        <w:t>Вложенные блоки — это полноценные блоки PL/SQL (начинающиеся со своих собственных DECLARE, BEGIN, EXCEPTION и END), которые физически размещены внутри исполняемой секции или секции обработки исключений другого (родительского) блока PL/SQL.</w:t>
+      </w:r>
+    </w:p>
+    <w:p>
+      <w:pPr>
+        <w:spacing w:after="0" w:line="240" w:lineRule="auto"/>
+        <w:rPr>
+          <w:lang w:val="ru-BY"/>
+        </w:rPr>
+      </w:pPr>
+    </w:p>
+    <w:p>
+      <w:pPr>
+        <w:spacing w:after="0" w:line="240" w:lineRule="auto"/>
+        <w:rPr>
+          <w:b/>
+          <w:bCs/>
+          <w:lang w:val="ru-BY"/>
+        </w:rPr>
+      </w:pPr>
+      <w:r>
+        <w:rPr>
+          <w:b/>
+          <w:bCs/>
+          <w:lang w:val="ru-BY"/>
+        </w:rPr>
+        <w:t>12. Для чего они применяются?</w:t>
+      </w:r>
+    </w:p>
+    <w:p>
+      <w:pPr>
+        <w:spacing w:after="0" w:line="240" w:lineRule="auto"/>
+        <w:rPr>
+          <w:lang w:val="ru-BY"/>
+        </w:rPr>
+      </w:pPr>
+      <w:r>
+        <w:rPr>
+          <w:lang w:val="ru-BY"/>
+        </w:rPr>
+        <w:t>Вложенные блоки применяются для ограничения области видимости переменных (переменная, объявленная во вложенном блоке, не видна во внешнем) и для более тонкого контроля над ошибками. Они позволяют перехватить исключение в конкретном проблемном участке кода (например, при выполнении конкретного SQL-запроса) и продолжить выполнение оставшейся части внешнего блока, не прерывая работу всей программы.</w:t>
+      </w:r>
+    </w:p>
+    <w:p>
+      <w:pPr>
+        <w:spacing w:after="0" w:line="240" w:lineRule="auto"/>
+        <w:rPr>
+          <w:lang w:val="ru-BY"/>
+        </w:rPr>
+      </w:pPr>
+    </w:p>
+    <w:p>
+      <w:pPr>
+        <w:spacing w:after="0" w:line="240" w:lineRule="auto"/>
+        <w:rPr>
+          <w:b/>
+          <w:bCs/>
+          <w:lang w:val="ru-BY"/>
+        </w:rPr>
+      </w:pPr>
+      <w:r>
+        <w:rPr>
+          <w:b/>
+          <w:bCs/>
+          <w:lang w:val="ru-BY"/>
+        </w:rPr>
+        <w:t>13. Как работают секции исключения во вложенных блоках?</w:t>
+      </w:r>
+    </w:p>
+    <w:p>
+      <w:pPr>
+        <w:spacing w:after="0" w:line="240" w:lineRule="auto"/>
+        <w:rPr>
+          <w:lang w:val="ru-BY"/>
+        </w:rPr>
+      </w:pPr>
+      <w:r>
+        <w:rPr>
+          <w:lang w:val="ru-BY"/>
+        </w:rPr>
+        <w:lastRenderedPageBreak/>
+        <w:t>Если во вложенном блоке возникает ошибка, система сначала ищет обработчик для этой ошибки в секции EXCEPTION самого вложенного блока. Если обработчик найден, он выполняется, и управление передается первому оператору внешнего блока, следующему сразу за вложенным блоком. Если подходящего обработчика во вложенном блоке нет, исключение «всплывает» (распространяется) во внешний блок: выполнение вложенного блока прерывается, и система начинает искать обработчик уже в секции EXCEPTION родительского блока.</w:t>
+      </w:r>
+    </w:p>
+    <w:p>
+      <w:pPr>
+        <w:spacing w:after="0" w:line="240" w:lineRule="auto"/>
+        <w:rPr>
+          <w:lang w:val="ru-BY"/>
+        </w:rPr>
+      </w:pPr>
+    </w:p>
+    <w:p>
+      <w:pPr>
+        <w:spacing w:after="0" w:line="240" w:lineRule="auto"/>
+        <w:rPr>
+          <w:b/>
+          <w:bCs/>
+          <w:lang w:val="ru-BY"/>
+        </w:rPr>
+      </w:pPr>
+      <w:r>
+        <w:rPr>
+          <w:b/>
+          <w:bCs/>
+          <w:lang w:val="ru-BY"/>
+        </w:rPr>
+        <w:t>14. Совпадают ли типы данных базы данных Oracle и PL/SQL?</w:t>
+      </w:r>
+    </w:p>
+    <w:p>
+      <w:pPr>
+        <w:spacing w:after="0" w:line="240" w:lineRule="auto"/>
+        <w:rPr>
+          <w:lang w:val="ru-BY"/>
+        </w:rPr>
+      </w:pPr>
+      <w:r>
+        <w:rPr>
+          <w:lang w:val="ru-BY"/>
+        </w:rPr>
+        <w:t>Нет, они не совпадают полностью. Язык PL/SQL поддерживает все SQL-типы данных Oracle (например, VARCHAR2, NUMBER, DATE), но дополнительно включает свои собственные, специфичные только для PL/SQL типы данных. К PL/SQL-специфичным типам относятся, например, BOOLEAN (логический тип), PLS_INTEGER (целочисленный тип, оптимизированный для быстрых вычислений) и %TYPE / %ROWTYPE. Эти типы нельзя использовать для определения столбцов в обычных таблицах БД.</w:t>
+      </w:r>
+    </w:p>
+    <w:p>
+      <w:pPr>
+        <w:spacing w:after="0" w:line="240" w:lineRule="auto"/>
+        <w:rPr>
+          <w:lang w:val="ru-BY"/>
+        </w:rPr>
+      </w:pPr>
+    </w:p>
+    <w:p>
+      <w:pPr>
+        <w:spacing w:after="0" w:line="240" w:lineRule="auto"/>
+        <w:rPr>
+          <w:b/>
+          <w:bCs/>
+          <w:lang w:val="ru-BY"/>
+        </w:rPr>
+      </w:pPr>
+      <w:r>
+        <w:rPr>
+          <w:b/>
+          <w:bCs/>
+          <w:lang w:val="ru-BY"/>
+        </w:rPr>
+        <w:t>15. Какая семантика символов используется в Oracle?</w:t>
+      </w:r>
+    </w:p>
+    <w:p>
+      <w:pPr>
+        <w:spacing w:after="0" w:line="240" w:lineRule="auto"/>
+        <w:rPr>
+          <w:lang w:val="ru-BY"/>
+        </w:rPr>
+      </w:pPr>
+      <w:r>
+        <w:rPr>
+          <w:lang w:val="ru-BY"/>
+        </w:rPr>
+        <w:t>При объявлении длины строковых типов (например, VARCHAR2(10)) Oracle может интерпретировать это число как байты (BYTE-семантика) или как символы (CHAR-семантика).</w:t>
+      </w:r>
+    </w:p>
+    <w:p>
+      <w:pPr>
+        <w:numPr>
+          <w:ilvl w:val="0"/>
+          <w:numId w:val="7"/>
+        </w:numPr>
+        <w:spacing w:after="0" w:line="240" w:lineRule="auto"/>
+        <w:rPr>
+          <w:lang w:val="ru-BY"/>
+        </w:rPr>
+      </w:pPr>
+      <w:r>
+        <w:rPr>
+          <w:lang w:val="ru-BY"/>
+        </w:rPr>
+        <w:t xml:space="preserve">По умолчанию часто используется байтовая семантика (VARCHAR2(10 BYTE)). Это означает ограничение в 10 байт. В </w:t>
+      </w:r>
+      <w:proofErr w:type="spellStart"/>
+      <w:r>
+        <w:rPr>
+          <w:lang w:val="ru-BY"/>
+        </w:rPr>
+        <w:t>многобайтовых</w:t>
+      </w:r>
+      <w:proofErr w:type="spellEnd"/>
+      <w:r>
+        <w:rPr>
+          <w:lang w:val="ru-BY"/>
+        </w:rPr>
+        <w:t xml:space="preserve"> кодировках (например, UTF-8) русская буква занимает 2 байта, поэтому в 10 байт поместится только 5 русских букв.</w:t>
+      </w:r>
+    </w:p>
+    <w:p>
+      <w:pPr>
+        <w:numPr>
+          <w:ilvl w:val="0"/>
+          <w:numId w:val="7"/>
+        </w:numPr>
+        <w:spacing w:after="0" w:line="240" w:lineRule="auto"/>
+        <w:rPr>
+          <w:lang w:val="ru-BY"/>
+        </w:rPr>
+      </w:pPr>
+      <w:r>
+        <w:rPr>
+          <w:lang w:val="ru-BY"/>
+        </w:rPr>
+        <w:t>Символьная семантика (VARCHAR2(10 CHAR)) гарантирует, что в строку поместится ровно 10 символов, независимо от того, сколько байт каждый символ занимает в используемой кодировке.</w:t>
+      </w:r>
+    </w:p>
+    <w:p>
+      <w:pPr>
+        <w:spacing w:after="0" w:line="240" w:lineRule="auto"/>
+        <w:ind w:left="720"/>
+        <w:rPr>
+          <w:lang w:val="ru-BY"/>
+        </w:rPr>
+      </w:pPr>
+    </w:p>
+    <w:p>
+      <w:pPr>
+        <w:spacing w:after="0" w:line="240" w:lineRule="auto"/>
+        <w:rPr>
+          <w:b/>
+          <w:bCs/>
+          <w:lang w:val="ru-BY"/>
+        </w:rPr>
+      </w:pPr>
+      <w:r>
+        <w:rPr>
+          <w:b/>
+          <w:bCs/>
+          <w:lang w:val="ru-BY"/>
+        </w:rPr>
+        <w:t>16. Перечислите все типы данных для хранения символьной информации в БД Oracle и программе на PL/SQL.</w:t>
+      </w:r>
+    </w:p>
+    <w:p>
+      <w:pPr>
+        <w:numPr>
+          <w:ilvl w:val="0"/>
+          <w:numId w:val="8"/>
+        </w:numPr>
+        <w:spacing w:after="0" w:line="240" w:lineRule="auto"/>
+        <w:rPr>
+          <w:lang w:val="ru-BY"/>
+        </w:rPr>
+      </w:pPr>
+      <w:r>
+        <w:rPr>
+          <w:lang w:val="ru-BY"/>
+        </w:rPr>
+        <w:t>CHAR — строка фиксированной длины (дополняется пробелами до указанного размера).</w:t>
+      </w:r>
+    </w:p>
+    <w:p>
+      <w:pPr>
+        <w:numPr>
+          <w:ilvl w:val="0"/>
+          <w:numId w:val="8"/>
+        </w:numPr>
+        <w:spacing w:after="0" w:line="240" w:lineRule="auto"/>
+        <w:rPr>
+          <w:lang w:val="ru-BY"/>
+        </w:rPr>
+      </w:pPr>
+      <w:r>
+        <w:rPr>
+          <w:lang w:val="ru-BY"/>
+        </w:rPr>
+        <w:t>VARCHAR2 — строка переменной длины (в БД до 4000 байт/символов, в PL/SQL — до 32 767 байт).</w:t>
+      </w:r>
+    </w:p>
+    <w:p>
+      <w:pPr>
+        <w:numPr>
+          <w:ilvl w:val="0"/>
+          <w:numId w:val="8"/>
+        </w:numPr>
+        <w:spacing w:after="0" w:line="240" w:lineRule="auto"/>
+        <w:rPr>
+          <w:lang w:val="ru-BY"/>
+        </w:rPr>
+      </w:pPr>
+      <w:r>
+        <w:rPr>
+          <w:lang w:val="ru-BY"/>
+        </w:rPr>
+        <w:t xml:space="preserve">NCHAR — строка фиксированной длины в национальной кодировке </w:t>
+      </w:r>
+      <w:proofErr w:type="spellStart"/>
+      <w:r>
+        <w:rPr>
+          <w:lang w:val="ru-BY"/>
+        </w:rPr>
+        <w:t>Unicode</w:t>
+      </w:r>
+      <w:proofErr w:type="spellEnd"/>
+      <w:r>
+        <w:rPr>
+          <w:lang w:val="ru-BY"/>
+        </w:rPr>
+        <w:t>.</w:t>
+      </w:r>
+    </w:p>
+    <w:p>
+      <w:pPr>
+        <w:numPr>
+          <w:ilvl w:val="0"/>
+          <w:numId w:val="8"/>
+        </w:numPr>
+        <w:spacing w:after="0" w:line="240" w:lineRule="auto"/>
+        <w:rPr>
+          <w:lang w:val="ru-BY"/>
+        </w:rPr>
+      </w:pPr>
+      <w:r>
+        <w:rPr>
+          <w:lang w:val="ru-BY"/>
+        </w:rPr>
+        <w:t xml:space="preserve">NVARCHAR2 — строка переменной длины в национальной кодировке </w:t>
+      </w:r>
+      <w:proofErr w:type="spellStart"/>
+      <w:r>
+        <w:rPr>
+          <w:lang w:val="ru-BY"/>
+        </w:rPr>
+        <w:t>Unicode</w:t>
+      </w:r>
+      <w:proofErr w:type="spellEnd"/>
+      <w:r>
+        <w:rPr>
+          <w:lang w:val="ru-BY"/>
+        </w:rPr>
+        <w:t>.</w:t>
+      </w:r>
+    </w:p>
+    <w:p>
+      <w:pPr>
+        <w:numPr>
+          <w:ilvl w:val="0"/>
+          <w:numId w:val="8"/>
+        </w:numPr>
+        <w:spacing w:after="0" w:line="240" w:lineRule="auto"/>
+        <w:rPr>
+          <w:lang w:val="ru-BY"/>
+        </w:rPr>
+      </w:pPr>
+      <w:r>
+        <w:rPr>
+          <w:lang w:val="ru-BY"/>
+        </w:rPr>
+        <w:t>CLOB (</w:t>
+      </w:r>
+      <w:proofErr w:type="spellStart"/>
+      <w:r>
+        <w:rPr>
+          <w:lang w:val="ru-BY"/>
+        </w:rPr>
+        <w:t>Character</w:t>
+      </w:r>
+      <w:proofErr w:type="spellEnd"/>
+      <w:r>
+        <w:rPr>
+          <w:lang w:val="ru-BY"/>
+        </w:rPr>
+        <w:t xml:space="preserve"> </w:t>
+      </w:r>
+      <w:proofErr w:type="spellStart"/>
+      <w:r>
+        <w:rPr>
+          <w:lang w:val="ru-BY"/>
+        </w:rPr>
+        <w:t>Large</w:t>
+      </w:r>
+      <w:proofErr w:type="spellEnd"/>
+      <w:r>
+        <w:rPr>
+          <w:lang w:val="ru-BY"/>
+        </w:rPr>
+        <w:t xml:space="preserve"> Object) — для хранения очень больших текстов (до 4 ГБ).</w:t>
+      </w:r>
+    </w:p>
+    <w:p>
+      <w:pPr>
+        <w:numPr>
+          <w:ilvl w:val="0"/>
+          <w:numId w:val="8"/>
+        </w:numPr>
+        <w:spacing w:after="0" w:line="240" w:lineRule="auto"/>
+        <w:rPr>
+          <w:lang w:val="ru-BY"/>
+        </w:rPr>
+      </w:pPr>
+      <w:r>
+        <w:rPr>
+          <w:lang w:val="ru-BY"/>
+        </w:rPr>
+        <w:t xml:space="preserve">NCLOB — для хранения больших текстов в кодировке </w:t>
+      </w:r>
+      <w:proofErr w:type="spellStart"/>
+      <w:r>
+        <w:rPr>
+          <w:lang w:val="ru-BY"/>
+        </w:rPr>
+        <w:t>Unicode</w:t>
+      </w:r>
+      <w:proofErr w:type="spellEnd"/>
+      <w:r>
+        <w:rPr>
+          <w:lang w:val="ru-BY"/>
+        </w:rPr>
+        <w:t>.</w:t>
+      </w:r>
+    </w:p>
+    <w:p>
+      <w:pPr>
+        <w:numPr>
+          <w:ilvl w:val="0"/>
+          <w:numId w:val="8"/>
+        </w:numPr>
+        <w:spacing w:after="0" w:line="240" w:lineRule="auto"/>
+        <w:rPr>
+          <w:lang w:val="ru-BY"/>
+        </w:rPr>
+      </w:pPr>
+      <w:r>
+        <w:rPr>
+          <w:lang w:val="ru-BY"/>
+        </w:rPr>
+        <w:t>LONG — устаревший тип для символьных данных (оставлен для обратной совместимости).</w:t>
+      </w:r>
+    </w:p>
+    <w:p>
+      <w:pPr>
+        <w:spacing w:after="0" w:line="240" w:lineRule="auto"/>
+        <w:ind w:left="720"/>
+        <w:rPr>
+          <w:lang w:val="ru-BY"/>
+        </w:rPr>
+      </w:pPr>
+    </w:p>
+    <w:p>
+      <w:pPr>
+        <w:spacing w:after="0" w:line="240" w:lineRule="auto"/>
+        <w:rPr>
+          <w:b/>
+          <w:bCs/>
+          <w:lang w:val="ru-BY"/>
+        </w:rPr>
+      </w:pPr>
+      <w:r>
+        <w:rPr>
+          <w:b/>
+          <w:bCs/>
+          <w:lang w:val="ru-BY"/>
+        </w:rPr>
+        <w:t>17. Перечислите все типы данных для хранения числовых данных в БД Oracle и программе на PL/SQL.</w:t>
+      </w:r>
+    </w:p>
+    <w:p>
+      <w:pPr>
+        <w:numPr>
+          <w:ilvl w:val="0"/>
+          <w:numId w:val="9"/>
+        </w:numPr>
+        <w:spacing w:after="0" w:line="240" w:lineRule="auto"/>
+        <w:rPr>
+          <w:lang w:val="ru-BY"/>
+        </w:rPr>
+      </w:pPr>
+      <w:r>
+        <w:rPr>
+          <w:lang w:val="ru-BY"/>
+        </w:rPr>
+        <w:t>NUMBER(</w:t>
+      </w:r>
+      <w:proofErr w:type="spellStart"/>
+      <w:r>
+        <w:rPr>
+          <w:lang w:val="ru-BY"/>
+        </w:rPr>
+        <w:t>p,s</w:t>
+      </w:r>
+      <w:proofErr w:type="spellEnd"/>
+      <w:r>
+        <w:rPr>
+          <w:lang w:val="ru-BY"/>
+        </w:rPr>
+        <w:t>) — универсальный тип для чисел с плавающей и фиксированной точкой (где p — точность, s — масштаб). Поддерживается и в БД, и в PL/SQL.</w:t>
+      </w:r>
+    </w:p>
+    <w:p>
+      <w:pPr>
+        <w:numPr>
+          <w:ilvl w:val="0"/>
+          <w:numId w:val="9"/>
+        </w:numPr>
+        <w:spacing w:after="0" w:line="240" w:lineRule="auto"/>
+        <w:rPr>
+          <w:lang w:val="ru-BY"/>
+        </w:rPr>
+      </w:pPr>
+      <w:r>
+        <w:rPr>
+          <w:lang w:val="ru-BY"/>
+        </w:rPr>
+        <w:t>FLOAT — подтип NUMBER для чисел с плавающей точкой.</w:t>
+      </w:r>
+    </w:p>
+    <w:p>
+      <w:pPr>
+        <w:numPr>
+          <w:ilvl w:val="0"/>
+          <w:numId w:val="9"/>
+        </w:numPr>
+        <w:spacing w:after="0" w:line="240" w:lineRule="auto"/>
+        <w:rPr>
+          <w:lang w:val="ru-BY"/>
+        </w:rPr>
+      </w:pPr>
+      <w:r>
+        <w:rPr>
+          <w:lang w:val="ru-BY"/>
+        </w:rPr>
+        <w:t xml:space="preserve">PLS_INTEGER — тип данных, доступный </w:t>
+      </w:r>
+      <w:r>
+        <w:rPr>
+          <w:b/>
+          <w:bCs/>
+          <w:lang w:val="ru-BY"/>
+        </w:rPr>
+        <w:t>только в PL/SQL</w:t>
+      </w:r>
+      <w:r>
+        <w:rPr>
+          <w:lang w:val="ru-BY"/>
+        </w:rPr>
+        <w:t>. Используется для высокопроизводительных целочисленных вычислений (диапазон от -2,147,483,648 до 2,147,483,647).</w:t>
+      </w:r>
+    </w:p>
+    <w:p>
+      <w:pPr>
+        <w:numPr>
+          <w:ilvl w:val="0"/>
+          <w:numId w:val="9"/>
+        </w:numPr>
+        <w:spacing w:after="0" w:line="240" w:lineRule="auto"/>
+        <w:rPr>
+          <w:lang w:val="ru-BY"/>
+        </w:rPr>
+      </w:pPr>
+      <w:r>
+        <w:rPr>
+          <w:lang w:val="ru-BY"/>
+        </w:rPr>
+        <w:t>BINARY_INTEGER — аналогичен PLS_INTEGER (только в PL/SQL).</w:t>
+      </w:r>
+    </w:p>
+    <w:p>
+      <w:pPr>
+        <w:numPr>
+          <w:ilvl w:val="0"/>
+          <w:numId w:val="9"/>
+        </w:numPr>
+        <w:spacing w:after="0" w:line="240" w:lineRule="auto"/>
+        <w:rPr>
+          <w:lang w:val="ru-BY"/>
+        </w:rPr>
+      </w:pPr>
+      <w:r>
+        <w:rPr>
+          <w:lang w:val="ru-BY"/>
+        </w:rPr>
+        <w:t>BINARY_FLOAT и BINARY_DOUBLE — числа с плавающей точкой одинарной и двойной точности (соответствуют стандарту IEEE 754), полезны для научных вычислений.</w:t>
+      </w:r>
+    </w:p>
+    <w:p>
+      <w:pPr>
+        <w:spacing w:after="0" w:line="240" w:lineRule="auto"/>
+        <w:ind w:left="720"/>
+        <w:rPr>
+          <w:lang w:val="ru-BY"/>
+        </w:rPr>
+      </w:pPr>
+    </w:p>
+    <w:p>
+      <w:pPr>
+        <w:spacing w:after="0" w:line="240" w:lineRule="auto"/>
+        <w:rPr>
+          <w:b/>
+          <w:bCs/>
+          <w:lang w:val="ru-BY"/>
+        </w:rPr>
+      </w:pPr>
+      <w:r>
+        <w:rPr>
+          <w:b/>
+          <w:bCs/>
+          <w:lang w:val="ru-BY"/>
+        </w:rPr>
+        <w:t>18. Перечислите все операции, которые использовались при выполнении работы.</w:t>
+      </w:r>
+    </w:p>
+    <w:p>
+      <w:pPr>
+        <w:spacing w:after="0" w:line="240" w:lineRule="auto"/>
+        <w:rPr>
+          <w:lang w:val="ru-BY"/>
+        </w:rPr>
+      </w:pPr>
+      <w:r>
+        <w:rPr>
+          <w:i/>
+          <w:iCs/>
+          <w:lang w:val="ru-BY"/>
+        </w:rPr>
+        <w:t>(Основано на решениях пунктов вашей лабораторной работы)</w:t>
+      </w:r>
+    </w:p>
+    <w:p>
+      <w:pPr>
+        <w:numPr>
+          <w:ilvl w:val="0"/>
+          <w:numId w:val="10"/>
+        </w:numPr>
+        <w:spacing w:after="0" w:line="240" w:lineRule="auto"/>
+        <w:rPr>
+          <w:lang w:val="ru-BY"/>
+        </w:rPr>
+      </w:pPr>
+      <w:r>
+        <w:rPr>
+          <w:b/>
+          <w:bCs/>
+          <w:lang w:val="ru-BY"/>
+        </w:rPr>
+        <w:t>Арифметические операции:</w:t>
+      </w:r>
+      <w:r>
+        <w:rPr>
+          <w:lang w:val="ru-BY"/>
+        </w:rPr>
+        <w:t xml:space="preserve"> + (сложение), * (умножение).</w:t>
+      </w:r>
+    </w:p>
+    <w:p>
+      <w:pPr>
+        <w:numPr>
+          <w:ilvl w:val="0"/>
+          <w:numId w:val="10"/>
+        </w:numPr>
+        <w:spacing w:after="0" w:line="240" w:lineRule="auto"/>
+        <w:rPr>
+          <w:lang w:val="ru-BY"/>
+        </w:rPr>
+      </w:pPr>
+      <w:r>
+        <w:rPr>
+          <w:b/>
+          <w:bCs/>
+          <w:lang w:val="ru-BY"/>
+        </w:rPr>
+        <w:lastRenderedPageBreak/>
+        <w:t>Оператор присваивания:</w:t>
+      </w:r>
+      <w:r>
+        <w:rPr>
+          <w:lang w:val="ru-BY"/>
+        </w:rPr>
+        <w:t xml:space="preserve"> := (используется для инициализации и изменения переменных).</w:t>
+      </w:r>
+    </w:p>
+    <w:p>
+      <w:pPr>
+        <w:numPr>
+          <w:ilvl w:val="0"/>
+          <w:numId w:val="10"/>
+        </w:numPr>
+        <w:spacing w:after="0" w:line="240" w:lineRule="auto"/>
+        <w:rPr>
+          <w:lang w:val="ru-BY"/>
+        </w:rPr>
+      </w:pPr>
+      <w:r>
+        <w:rPr>
+          <w:b/>
+          <w:bCs/>
+          <w:lang w:val="ru-BY"/>
+        </w:rPr>
+        <w:t>Оператор конкатенации:</w:t>
+      </w:r>
+      <w:r>
+        <w:rPr>
+          <w:lang w:val="ru-BY"/>
+        </w:rPr>
+        <w:t xml:space="preserve"> || (объединение строк для вывода текста).</w:t>
+      </w:r>
+    </w:p>
+    <w:p>
+      <w:pPr>
+        <w:numPr>
+          <w:ilvl w:val="0"/>
+          <w:numId w:val="10"/>
+        </w:numPr>
+        <w:spacing w:after="0" w:line="240" w:lineRule="auto"/>
+        <w:rPr>
+          <w:lang w:val="ru-BY"/>
+        </w:rPr>
+      </w:pPr>
+      <w:r>
+        <w:rPr>
+          <w:b/>
+          <w:bCs/>
+          <w:lang w:val="ru-BY"/>
+        </w:rPr>
+        <w:t>Операторы отношения (сравнения):</w:t>
+      </w:r>
+      <w:r>
+        <w:rPr>
+          <w:lang w:val="ru-BY"/>
+        </w:rPr>
+        <w:t xml:space="preserve"> &gt;, &lt;, =, &lt;=, &gt;=.</w:t>
+      </w:r>
+    </w:p>
+    <w:p>
+      <w:pPr>
+        <w:numPr>
+          <w:ilvl w:val="0"/>
+          <w:numId w:val="10"/>
+        </w:numPr>
+        <w:spacing w:after="0" w:line="240" w:lineRule="auto"/>
+        <w:rPr>
+          <w:lang w:val="ru-BY"/>
+        </w:rPr>
+      </w:pPr>
+      <w:r>
+        <w:rPr>
+          <w:b/>
+          <w:bCs/>
+          <w:lang w:val="ru-BY"/>
+        </w:rPr>
+        <w:t>Вызов функций и встроенных пакетов:</w:t>
+      </w:r>
+      <w:r>
+        <w:rPr>
+          <w:lang w:val="ru-BY"/>
+        </w:rPr>
+        <w:t xml:space="preserve"> MOD() (остаток от деления), TO_CHAR(), DBMS_OUTPUT.PUT_LINE() (вывод текста).</w:t>
+      </w:r>
+    </w:p>
+    <w:p>
+      <w:pPr>
+        <w:spacing w:after="0" w:line="240" w:lineRule="auto"/>
+        <w:ind w:left="720"/>
+        <w:rPr>
+          <w:lang w:val="ru-BY"/>
+        </w:rPr>
+      </w:pPr>
+    </w:p>
+    <w:p>
+      <w:pPr>
+        <w:spacing w:after="0" w:line="240" w:lineRule="auto"/>
+        <w:rPr>
+          <w:b/>
+          <w:bCs/>
+          <w:lang w:val="ru-BY"/>
+        </w:rPr>
+      </w:pPr>
+      <w:r>
+        <w:rPr>
+          <w:b/>
+          <w:bCs/>
+          <w:lang w:val="ru-BY"/>
+        </w:rPr>
+        <w:t>19. Перечислите представления словаря БД, хранящие информацию, связанную с PL/SQL.</w:t>
+      </w:r>
+    </w:p>
+    <w:p>
+      <w:pPr>
+        <w:spacing w:after="0" w:line="240" w:lineRule="auto"/>
+        <w:rPr>
+          <w:lang w:val="ru-BY"/>
+        </w:rPr>
+      </w:pPr>
+      <w:r>
+        <w:rPr>
+          <w:lang w:val="ru-BY"/>
+        </w:rPr>
+        <w:t>Представления словаря данных (с префиксами USER_, ALL_, DBA_) для работы с PL/SQL:</w:t>
+      </w:r>
+    </w:p>
+    <w:p>
+      <w:pPr>
+        <w:numPr>
+          <w:ilvl w:val="0"/>
+          <w:numId w:val="11"/>
+        </w:numPr>
+        <w:spacing w:after="0" w:line="240" w:lineRule="auto"/>
+        <w:rPr>
+          <w:lang w:val="ru-BY"/>
+        </w:rPr>
+      </w:pPr>
+      <w:r>
+        <w:rPr>
+          <w:lang w:val="ru-BY"/>
+        </w:rPr>
+        <w:t>USER_SOURCE — исходный код сохраненных программ (процедур, функций, пакетов).</w:t>
+      </w:r>
+    </w:p>
+    <w:p>
+      <w:pPr>
+        <w:numPr>
+          <w:ilvl w:val="0"/>
+          <w:numId w:val="11"/>
+        </w:numPr>
+        <w:spacing w:after="0" w:line="240" w:lineRule="auto"/>
+        <w:rPr>
+          <w:lang w:val="ru-BY"/>
+        </w:rPr>
+      </w:pPr>
+      <w:r>
+        <w:rPr>
+          <w:lang w:val="ru-BY"/>
+        </w:rPr>
+        <w:t>USER_OBJECTS — список и статусы всех объектов (например, чтобы проверить, скомпилировалась ли процедура или статус "INVALID").</w:t>
+      </w:r>
+    </w:p>
+    <w:p>
+      <w:pPr>
+        <w:numPr>
+          <w:ilvl w:val="0"/>
+          <w:numId w:val="11"/>
+        </w:numPr>
+        <w:spacing w:after="0" w:line="240" w:lineRule="auto"/>
+        <w:rPr>
+          <w:lang w:val="ru-BY"/>
+        </w:rPr>
+      </w:pPr>
+      <w:r>
+        <w:rPr>
+          <w:lang w:val="ru-BY"/>
+        </w:rPr>
+        <w:t>USER_ERRORS — ошибки компиляции PL/SQL-кода.</w:t>
+      </w:r>
+    </w:p>
+    <w:p>
+      <w:pPr>
+        <w:numPr>
+          <w:ilvl w:val="0"/>
+          <w:numId w:val="11"/>
+        </w:numPr>
+        <w:spacing w:after="0" w:line="240" w:lineRule="auto"/>
+        <w:rPr>
+          <w:lang w:val="ru-BY"/>
+        </w:rPr>
+      </w:pPr>
+      <w:r>
+        <w:rPr>
+          <w:lang w:val="ru-BY"/>
+        </w:rPr>
+        <w:t>USER_DEPENDENCIES — зависимости между объектами PL/SQL.</w:t>
+      </w:r>
+    </w:p>
+    <w:p>
+      <w:pPr>
+        <w:numPr>
+          <w:ilvl w:val="0"/>
+          <w:numId w:val="11"/>
+        </w:numPr>
+        <w:spacing w:after="0" w:line="240" w:lineRule="auto"/>
+        <w:rPr>
+          <w:lang w:val="ru-BY"/>
+        </w:rPr>
+      </w:pPr>
+      <w:r>
+        <w:rPr>
+          <w:lang w:val="ru-BY"/>
+        </w:rPr>
+        <w:t>USER_PROCEDURES — информация о процедурах и функциях.</w:t>
+      </w:r>
+    </w:p>
+    <w:p>
+      <w:pPr>
+        <w:spacing w:after="0" w:line="240" w:lineRule="auto"/>
+        <w:ind w:left="720"/>
+        <w:rPr>
+          <w:lang w:val="ru-BY"/>
+        </w:rPr>
+      </w:pPr>
+    </w:p>
+    <w:p>
+      <w:pPr>
+        <w:spacing w:after="0" w:line="240" w:lineRule="auto"/>
+        <w:rPr>
+          <w:b/>
+          <w:bCs/>
+          <w:lang w:val="ru-BY"/>
+        </w:rPr>
+      </w:pPr>
+      <w:r>
+        <w:rPr>
+          <w:b/>
+          <w:bCs/>
+          <w:lang w:val="ru-BY"/>
+        </w:rPr>
+        <w:t>20. Как получить все параметры Oracle, связанные с PL/SQL?</w:t>
+      </w:r>
+    </w:p>
+    <w:p>
+      <w:pPr>
+        <w:spacing w:after="0" w:line="240" w:lineRule="auto"/>
+        <w:rPr>
+          <w:lang w:val="ru-BY"/>
+        </w:rPr>
+      </w:pPr>
+      <w:r>
+        <w:rPr>
+          <w:lang w:val="ru-BY"/>
+        </w:rPr>
+        <w:t>Для получения параметров базы данных Oracle используется динамическое представление производительности V$PARAMETER (или V$SYSTEM_PARAMETER). Для просмотра параметров, относящихся к PL/SQL, необходимо выполнить SQL-запрос с фильтрацией по имени параметра:</w:t>
+      </w:r>
+    </w:p>
+    <w:p>
+      <w:pPr>
+        <w:spacing w:after="0" w:line="240" w:lineRule="auto"/>
+        <w:rPr>
+          <w:lang w:val="ru-BY"/>
+        </w:rPr>
+      </w:pPr>
+      <w:proofErr w:type="spellStart"/>
+      <w:r>
+        <w:rPr>
+          <w:lang w:val="ru-BY"/>
+        </w:rPr>
+        <w:t>sql</w:t>
+      </w:r>
+      <w:proofErr w:type="spellEnd"/>
+    </w:p>
+    <w:p>
+      <w:pPr>
+        <w:spacing w:after="0" w:line="240" w:lineRule="auto"/>
+        <w:rPr>
+          <w:lang w:val="ru-BY"/>
+        </w:rPr>
+      </w:pPr>
+      <w:r>
+        <w:rPr>
+          <w:b/>
+          <w:bCs/>
+          <w:lang w:val="ru-BY"/>
+        </w:rPr>
+        <w:t>SELECT</w:t>
+      </w:r>
+      <w:r>
+        <w:rPr>
+          <w:lang w:val="ru-BY"/>
+        </w:rPr>
+        <w:t xml:space="preserve"> </w:t>
+      </w:r>
+      <w:proofErr w:type="spellStart"/>
+      <w:r>
+        <w:rPr>
+          <w:lang w:val="ru-BY"/>
+        </w:rPr>
+        <w:t>name</w:t>
+      </w:r>
+      <w:proofErr w:type="spellEnd"/>
+      <w:r>
+        <w:rPr>
+          <w:lang w:val="ru-BY"/>
+        </w:rPr>
+        <w:t xml:space="preserve">, </w:t>
+      </w:r>
+      <w:proofErr w:type="spellStart"/>
+      <w:r>
+        <w:rPr>
+          <w:b/>
+          <w:bCs/>
+          <w:lang w:val="ru-BY"/>
+        </w:rPr>
+        <w:t>value</w:t>
+      </w:r>
+      <w:proofErr w:type="spellEnd"/>
+      <w:r>
+        <w:rPr>
+          <w:lang w:val="ru-BY"/>
+        </w:rPr>
+        <w:t xml:space="preserve"> </w:t>
+      </w:r>
+    </w:p>
+    <w:p>
+      <w:pPr>
+        <w:spacing w:after="0" w:line="240" w:lineRule="auto"/>
+        <w:rPr>
+          <w:lang w:val="ru-BY"/>
+        </w:rPr>
+      </w:pPr>
+      <w:r>
+        <w:rPr>
+          <w:b/>
+          <w:bCs/>
+          <w:lang w:val="ru-BY"/>
+        </w:rPr>
+        <w:t>FROM</w:t>
+      </w:r>
+      <w:r>
+        <w:rPr>
+          <w:lang w:val="ru-BY"/>
+        </w:rPr>
+        <w:t xml:space="preserve"> </w:t>
+      </w:r>
+      <w:proofErr w:type="spellStart"/>
+      <w:r>
+        <w:rPr>
+          <w:lang w:val="ru-BY"/>
+        </w:rPr>
+        <w:t>v$parameter</w:t>
+      </w:r>
+      <w:proofErr w:type="spellEnd"/>
+      <w:r>
+        <w:rPr>
+          <w:lang w:val="ru-BY"/>
+        </w:rPr>
+        <w:t xml:space="preserve"> </w:t>
+      </w:r>
+    </w:p>
+    <w:p>
+      <w:pPr>
+        <w:spacing w:after="0" w:line="240" w:lineRule="auto"/>
+        <w:rPr>
+          <w:lang w:val="ru-BY"/>
+        </w:rPr>
+      </w:pPr>
+      <w:r>
+        <w:rPr>
+          <w:b/>
+          <w:bCs/>
+          <w:lang w:val="ru-BY"/>
+        </w:rPr>
+        <w:t>WHERE</w:t>
+      </w:r>
+      <w:r>
+        <w:rPr>
+          <w:lang w:val="ru-BY"/>
+        </w:rPr>
+        <w:t xml:space="preserve"> </w:t>
+      </w:r>
+      <w:proofErr w:type="spellStart"/>
+      <w:r>
+        <w:rPr>
+          <w:lang w:val="ru-BY"/>
+        </w:rPr>
+        <w:t>name</w:t>
+      </w:r>
+      <w:proofErr w:type="spellEnd"/>
+      <w:r>
+        <w:rPr>
+          <w:lang w:val="ru-BY"/>
+        </w:rPr>
+        <w:t xml:space="preserve"> LIKE '%</w:t>
+      </w:r>
+      <w:proofErr w:type="spellStart"/>
+      <w:r>
+        <w:rPr>
+          <w:lang w:val="ru-BY"/>
+        </w:rPr>
+        <w:t>plsql</w:t>
+      </w:r>
+      <w:proofErr w:type="spellEnd"/>
+      <w:r>
+        <w:rPr>
+          <w:lang w:val="ru-BY"/>
+        </w:rPr>
+        <w:t>%';</w:t>
+      </w:r>
+    </w:p>
+    <w:p>
+      <w:pPr>
+        <w:spacing w:after="0" w:line="240" w:lineRule="auto"/>
+        <w:rPr>
+          <w:lang w:val="ru-BY"/>
+        </w:rPr>
+      </w:pPr>
+      <w:r>
+        <w:rPr>
+          <w:lang w:val="ru-BY"/>
+        </w:rPr>
+        <w:t xml:space="preserve">К таким параметрам относятся, например, </w:t>
+      </w:r>
+      <w:proofErr w:type="spellStart"/>
+      <w:r>
+        <w:rPr>
+          <w:lang w:val="ru-BY"/>
+        </w:rPr>
+        <w:t>plsql_warnings</w:t>
+      </w:r>
+      <w:proofErr w:type="spellEnd"/>
+      <w:r>
+        <w:rPr>
+          <w:lang w:val="ru-BY"/>
+        </w:rPr>
+        <w:t xml:space="preserve">, </w:t>
+      </w:r>
+      <w:proofErr w:type="spellStart"/>
+      <w:r>
+        <w:rPr>
+          <w:lang w:val="ru-BY"/>
+        </w:rPr>
+        <w:t>plsql_optimize_level</w:t>
+      </w:r>
+      <w:proofErr w:type="spellEnd"/>
+      <w:r>
+        <w:rPr>
+          <w:lang w:val="ru-BY"/>
+        </w:rPr>
+        <w:t xml:space="preserve">, </w:t>
+      </w:r>
+      <w:proofErr w:type="spellStart"/>
+      <w:r>
+        <w:rPr>
+          <w:lang w:val="ru-BY"/>
+        </w:rPr>
+        <w:t>plsql_ccflags</w:t>
+      </w:r>
+      <w:proofErr w:type="spellEnd"/>
+      <w:r>
+        <w:rPr>
+          <w:lang w:val="ru-BY"/>
+        </w:rPr>
+        <w:t xml:space="preserve"> и другие.</w:t>
+      </w:r>
+    </w:p>
+    <w:p>
+      <w:pPr>
+        <w:spacing w:after="0" w:line="240" w:lineRule="auto"/>
+        <w:rPr>
+          <w:lang w:val="ru-BY"/>
         </w:rPr>
       </w:pPr>
     </w:p>
@@ -3881,6 +9576,453 @@
 <file path=word/numbering.xml><?xml version="1.0" encoding="utf-8"?>
 <w:numbering xmlns:wpc="http://schemas.microsoft.com/office/word/2010/wordprocessingCanvas" xmlns:cx="http://schemas.microsoft.com/office/drawing/2014/chartex" xmlns:cx1="http://schemas.microsoft.com/office/drawing/2015/9/8/chartex" xmlns:cx2="http://schemas.microsoft.com/office/drawing/2015/10/21/chartex" xmlns:cx3="http://schemas.microsoft.com/office/drawing/2016/5/9/chartex" xmlns:cx4="http://schemas.microsoft.com/office/drawing/2016/5/10/chartex" xmlns:cx5="http://schemas.microsoft.com/office/drawing/2016/5/11/chartex" xmlns:cx6="http://schemas.microsoft.com/office/drawing/2016/5/12/chartex" xmlns:cx7="http://schemas.microsoft.com/office/drawing/2016/5/13/chartex" xmlns:cx8="http://schemas.microsoft.com/office/drawing/2016/5/14/chartex" xmlns:mc="http://schemas.openxmlformats.org/markup-compatibility/2006" xmlns:aink="http://schemas.microsoft.com/office/drawing/2016/ink" xmlns:am3d="http://schemas.microsoft.com/office/drawing/2017/model3d" xmlns:o="urn:schemas-microsoft-com:office:office" xmlns:oel="http://schemas.microsoft.com/office/2019/extlst" xmlns:r="http://schemas.openxmlformats.org/officeDocument/2006/relationships" xmlns:m="http://schemas.openxmlformats.org/officeDocument/2006/math" xmlns:v="urn:schemas-microsoft-com:vml" xmlns:wp14="http://schemas.microsoft.com/office/word/2010/wordprocessingDrawing" xmlns:wp="http://schemas.openxmlformats.org/drawingml/2006/wordprocessingDrawing" xmlns:w10="urn:schemas-microsoft-com:office:word" xmlns:w="http://schemas.openxmlformats.org/wordprocessingml/2006/main" xmlns:w14="http://schemas.microsoft.com/office/word/2010/wordml" xmlns:w15="http://schemas.microsoft.com/office/word/2012/wordml" xmlns:w16cex="http://schemas.microsoft.com/office/word/2018/wordml/cex" xmlns:w16cid="http://schemas.microsoft.com/office/word/2016/wordml/cid" xmlns:w16="http://schemas.microsoft.com/office/word/2018/wordml" xmlns:w16sdtdh="http://schemas.microsoft.com/office/word/2020/wordml/sdtdatahash" xmlns:w16se="http://schemas.microsoft.com/office/word/2015/wordml/symex" xmlns:wpg="http://schemas.microsoft.com/office/word/2010/wordprocessingGroup" xmlns:wpi="http://schemas.microsoft.com/office/word/2010/wordprocessingInk" xmlns:wne="http://schemas.microsoft.com/office/word/2006/wordml" xmlns:wps="http://schemas.microsoft.com/office/word/2010/wordprocessingShape" mc:Ignorable="w14 w15 w16se w16cid w16 w16cex w16sdtdh wp14">
   <w:abstractNum w:abstractNumId="0" w15:restartNumberingAfterBreak="0">
+    <w:nsid w:val="126B4CCA"/>
+    <w:multiLevelType w:val="multilevel"/>
+    <w:tmpl w:val="64C8CF1A"/>
+    <w:lvl w:ilvl="0">
+      <w:start w:val="1"/>
+      <w:numFmt w:val="bullet"/>
+      <w:lvlText w:val=""/>
+      <w:lvlJc w:val="left"/>
+      <w:pPr>
+        <w:tabs>
+          <w:tab w:val="num" w:pos="720"/>
+        </w:tabs>
+        <w:ind w:left="720" w:hanging="360"/>
+      </w:pPr>
+      <w:rPr>
+        <w:rFonts w:ascii="Symbol" w:hAnsi="Symbol" w:hint="default"/>
+        <w:sz w:val="20"/>
+      </w:rPr>
+    </w:lvl>
+    <w:lvl w:ilvl="1" w:tentative="1">
+      <w:start w:val="1"/>
+      <w:numFmt w:val="bullet"/>
+      <w:lvlText w:val="o"/>
+      <w:lvlJc w:val="left"/>
+      <w:pPr>
+        <w:tabs>
+          <w:tab w:val="num" w:pos="1440"/>
+        </w:tabs>
+        <w:ind w:left="1440" w:hanging="360"/>
+      </w:pPr>
+      <w:rPr>
+        <w:rFonts w:ascii="Courier New" w:hAnsi="Courier New" w:hint="default"/>
+        <w:sz w:val="20"/>
+      </w:rPr>
+    </w:lvl>
+    <w:lvl w:ilvl="2" w:tentative="1">
+      <w:start w:val="1"/>
+      <w:numFmt w:val="bullet"/>
+      <w:lvlText w:val=""/>
+      <w:lvlJc w:val="left"/>
+      <w:pPr>
+        <w:tabs>
+          <w:tab w:val="num" w:pos="2160"/>
+        </w:tabs>
+        <w:ind w:left="2160" w:hanging="360"/>
+      </w:pPr>
+      <w:rPr>
+        <w:rFonts w:ascii="Wingdings" w:hAnsi="Wingdings" w:hint="default"/>
+        <w:sz w:val="20"/>
+      </w:rPr>
+    </w:lvl>
+    <w:lvl w:ilvl="3" w:tentative="1">
+      <w:start w:val="1"/>
+      <w:numFmt w:val="bullet"/>
+      <w:lvlText w:val=""/>
+      <w:lvlJc w:val="left"/>
+      <w:pPr>
+        <w:tabs>
+          <w:tab w:val="num" w:pos="2880"/>
+        </w:tabs>
+        <w:ind w:left="2880" w:hanging="360"/>
+      </w:pPr>
+      <w:rPr>
+        <w:rFonts w:ascii="Wingdings" w:hAnsi="Wingdings" w:hint="default"/>
+        <w:sz w:val="20"/>
+      </w:rPr>
+    </w:lvl>
+    <w:lvl w:ilvl="4" w:tentative="1">
+      <w:start w:val="1"/>
+      <w:numFmt w:val="bullet"/>
+      <w:lvlText w:val=""/>
+      <w:lvlJc w:val="left"/>
+      <w:pPr>
+        <w:tabs>
+          <w:tab w:val="num" w:pos="3600"/>
+        </w:tabs>
+        <w:ind w:left="3600" w:hanging="360"/>
+      </w:pPr>
+      <w:rPr>
+        <w:rFonts w:ascii="Wingdings" w:hAnsi="Wingdings" w:hint="default"/>
+        <w:sz w:val="20"/>
+      </w:rPr>
+    </w:lvl>
+    <w:lvl w:ilvl="5" w:tentative="1">
+      <w:start w:val="1"/>
+      <w:numFmt w:val="bullet"/>
+      <w:lvlText w:val=""/>
+      <w:lvlJc w:val="left"/>
+      <w:pPr>
+        <w:tabs>
+          <w:tab w:val="num" w:pos="4320"/>
+        </w:tabs>
+        <w:ind w:left="4320" w:hanging="360"/>
+      </w:pPr>
+      <w:rPr>
+        <w:rFonts w:ascii="Wingdings" w:hAnsi="Wingdings" w:hint="default"/>
+        <w:sz w:val="20"/>
+      </w:rPr>
+    </w:lvl>
+    <w:lvl w:ilvl="6" w:tentative="1">
+      <w:start w:val="1"/>
+      <w:numFmt w:val="bullet"/>
+      <w:lvlText w:val=""/>
+      <w:lvlJc w:val="left"/>
+      <w:pPr>
+        <w:tabs>
+          <w:tab w:val="num" w:pos="5040"/>
+        </w:tabs>
+        <w:ind w:left="5040" w:hanging="360"/>
+      </w:pPr>
+      <w:rPr>
+        <w:rFonts w:ascii="Wingdings" w:hAnsi="Wingdings" w:hint="default"/>
+        <w:sz w:val="20"/>
+      </w:rPr>
+    </w:lvl>
+    <w:lvl w:ilvl="7" w:tentative="1">
+      <w:start w:val="1"/>
+      <w:numFmt w:val="bullet"/>
+      <w:lvlText w:val=""/>
+      <w:lvlJc w:val="left"/>
+      <w:pPr>
+        <w:tabs>
+          <w:tab w:val="num" w:pos="5760"/>
+        </w:tabs>
+        <w:ind w:left="5760" w:hanging="360"/>
+      </w:pPr>
+      <w:rPr>
+        <w:rFonts w:ascii="Wingdings" w:hAnsi="Wingdings" w:hint="default"/>
+        <w:sz w:val="20"/>
+      </w:rPr>
+    </w:lvl>
+    <w:lvl w:ilvl="8" w:tentative="1">
+      <w:start w:val="1"/>
+      <w:numFmt w:val="bullet"/>
+      <w:lvlText w:val=""/>
+      <w:lvlJc w:val="left"/>
+      <w:pPr>
+        <w:tabs>
+          <w:tab w:val="num" w:pos="6480"/>
+        </w:tabs>
+        <w:ind w:left="6480" w:hanging="360"/>
+      </w:pPr>
+      <w:rPr>
+        <w:rFonts w:ascii="Wingdings" w:hAnsi="Wingdings" w:hint="default"/>
+        <w:sz w:val="20"/>
+      </w:rPr>
+    </w:lvl>
+  </w:abstractNum>
+  <w:abstractNum w:abstractNumId="1" w15:restartNumberingAfterBreak="0">
+    <w:nsid w:val="1BD32822"/>
+    <w:multiLevelType w:val="multilevel"/>
+    <w:tmpl w:val="AEACA57A"/>
+    <w:lvl w:ilvl="0">
+      <w:start w:val="1"/>
+      <w:numFmt w:val="bullet"/>
+      <w:lvlText w:val=""/>
+      <w:lvlJc w:val="left"/>
+      <w:pPr>
+        <w:tabs>
+          <w:tab w:val="num" w:pos="720"/>
+        </w:tabs>
+        <w:ind w:left="720" w:hanging="360"/>
+      </w:pPr>
+      <w:rPr>
+        <w:rFonts w:ascii="Symbol" w:hAnsi="Symbol" w:hint="default"/>
+        <w:sz w:val="20"/>
+      </w:rPr>
+    </w:lvl>
+    <w:lvl w:ilvl="1" w:tentative="1">
+      <w:start w:val="1"/>
+      <w:numFmt w:val="bullet"/>
+      <w:lvlText w:val="o"/>
+      <w:lvlJc w:val="left"/>
+      <w:pPr>
+        <w:tabs>
+          <w:tab w:val="num" w:pos="1440"/>
+        </w:tabs>
+        <w:ind w:left="1440" w:hanging="360"/>
+      </w:pPr>
+      <w:rPr>
+        <w:rFonts w:ascii="Courier New" w:hAnsi="Courier New" w:hint="default"/>
+        <w:sz w:val="20"/>
+      </w:rPr>
+    </w:lvl>
+    <w:lvl w:ilvl="2" w:tentative="1">
+      <w:start w:val="1"/>
+      <w:numFmt w:val="bullet"/>
+      <w:lvlText w:val=""/>
+      <w:lvlJc w:val="left"/>
+      <w:pPr>
+        <w:tabs>
+          <w:tab w:val="num" w:pos="2160"/>
+        </w:tabs>
+        <w:ind w:left="2160" w:hanging="360"/>
+      </w:pPr>
+      <w:rPr>
+        <w:rFonts w:ascii="Wingdings" w:hAnsi="Wingdings" w:hint="default"/>
+        <w:sz w:val="20"/>
+      </w:rPr>
+    </w:lvl>
+    <w:lvl w:ilvl="3" w:tentative="1">
+      <w:start w:val="1"/>
+      <w:numFmt w:val="bullet"/>
+      <w:lvlText w:val=""/>
+      <w:lvlJc w:val="left"/>
+      <w:pPr>
+        <w:tabs>
+          <w:tab w:val="num" w:pos="2880"/>
+        </w:tabs>
+        <w:ind w:left="2880" w:hanging="360"/>
+      </w:pPr>
+      <w:rPr>
+        <w:rFonts w:ascii="Wingdings" w:hAnsi="Wingdings" w:hint="default"/>
+        <w:sz w:val="20"/>
+      </w:rPr>
+    </w:lvl>
+    <w:lvl w:ilvl="4" w:tentative="1">
+      <w:start w:val="1"/>
+      <w:numFmt w:val="bullet"/>
+      <w:lvlText w:val=""/>
+      <w:lvlJc w:val="left"/>
+      <w:pPr>
+        <w:tabs>
+          <w:tab w:val="num" w:pos="3600"/>
+        </w:tabs>
+        <w:ind w:left="3600" w:hanging="360"/>
+      </w:pPr>
+      <w:rPr>
+        <w:rFonts w:ascii="Wingdings" w:hAnsi="Wingdings" w:hint="default"/>
+        <w:sz w:val="20"/>
+      </w:rPr>
+    </w:lvl>
+    <w:lvl w:ilvl="5" w:tentative="1">
+      <w:start w:val="1"/>
+      <w:numFmt w:val="bullet"/>
+      <w:lvlText w:val=""/>
+      <w:lvlJc w:val="left"/>
+      <w:pPr>
+        <w:tabs>
+          <w:tab w:val="num" w:pos="4320"/>
+        </w:tabs>
+        <w:ind w:left="4320" w:hanging="360"/>
+      </w:pPr>
+      <w:rPr>
+        <w:rFonts w:ascii="Wingdings" w:hAnsi="Wingdings" w:hint="default"/>
+        <w:sz w:val="20"/>
+      </w:rPr>
+    </w:lvl>
+    <w:lvl w:ilvl="6" w:tentative="1">
+      <w:start w:val="1"/>
+      <w:numFmt w:val="bullet"/>
+      <w:lvlText w:val=""/>
+      <w:lvlJc w:val="left"/>
+      <w:pPr>
+        <w:tabs>
+          <w:tab w:val="num" w:pos="5040"/>
+        </w:tabs>
+        <w:ind w:left="5040" w:hanging="360"/>
+      </w:pPr>
+      <w:rPr>
+        <w:rFonts w:ascii="Wingdings" w:hAnsi="Wingdings" w:hint="default"/>
+        <w:sz w:val="20"/>
+      </w:rPr>
+    </w:lvl>
+    <w:lvl w:ilvl="7" w:tentative="1">
+      <w:start w:val="1"/>
+      <w:numFmt w:val="bullet"/>
+      <w:lvlText w:val=""/>
+      <w:lvlJc w:val="left"/>
+      <w:pPr>
+        <w:tabs>
+          <w:tab w:val="num" w:pos="5760"/>
+        </w:tabs>
+        <w:ind w:left="5760" w:hanging="360"/>
+      </w:pPr>
+      <w:rPr>
+        <w:rFonts w:ascii="Wingdings" w:hAnsi="Wingdings" w:hint="default"/>
+        <w:sz w:val="20"/>
+      </w:rPr>
+    </w:lvl>
+    <w:lvl w:ilvl="8" w:tentative="1">
+      <w:start w:val="1"/>
+      <w:numFmt w:val="bullet"/>
+      <w:lvlText w:val=""/>
+      <w:lvlJc w:val="left"/>
+      <w:pPr>
+        <w:tabs>
+          <w:tab w:val="num" w:pos="6480"/>
+        </w:tabs>
+        <w:ind w:left="6480" w:hanging="360"/>
+      </w:pPr>
+      <w:rPr>
+        <w:rFonts w:ascii="Wingdings" w:hAnsi="Wingdings" w:hint="default"/>
+        <w:sz w:val="20"/>
+      </w:rPr>
+    </w:lvl>
+  </w:abstractNum>
+  <w:abstractNum w:abstractNumId="2" w15:restartNumberingAfterBreak="0">
+    <w:nsid w:val="1BE02442"/>
+    <w:multiLevelType w:val="multilevel"/>
+    <w:tmpl w:val="5FD0269A"/>
+    <w:lvl w:ilvl="0">
+      <w:start w:val="1"/>
+      <w:numFmt w:val="bullet"/>
+      <w:lvlText w:val=""/>
+      <w:lvlJc w:val="left"/>
+      <w:pPr>
+        <w:tabs>
+          <w:tab w:val="num" w:pos="720"/>
+        </w:tabs>
+        <w:ind w:left="720" w:hanging="360"/>
+      </w:pPr>
+      <w:rPr>
+        <w:rFonts w:ascii="Symbol" w:hAnsi="Symbol" w:hint="default"/>
+        <w:sz w:val="20"/>
+      </w:rPr>
+    </w:lvl>
+    <w:lvl w:ilvl="1" w:tentative="1">
+      <w:start w:val="1"/>
+      <w:numFmt w:val="bullet"/>
+      <w:lvlText w:val="o"/>
+      <w:lvlJc w:val="left"/>
+      <w:pPr>
+        <w:tabs>
+          <w:tab w:val="num" w:pos="1440"/>
+        </w:tabs>
+        <w:ind w:left="1440" w:hanging="360"/>
+      </w:pPr>
+      <w:rPr>
+        <w:rFonts w:ascii="Courier New" w:hAnsi="Courier New" w:hint="default"/>
+        <w:sz w:val="20"/>
+      </w:rPr>
+    </w:lvl>
+    <w:lvl w:ilvl="2" w:tentative="1">
+      <w:start w:val="1"/>
+      <w:numFmt w:val="bullet"/>
+      <w:lvlText w:val=""/>
+      <w:lvlJc w:val="left"/>
+      <w:pPr>
+        <w:tabs>
+          <w:tab w:val="num" w:pos="2160"/>
+        </w:tabs>
+        <w:ind w:left="2160" w:hanging="360"/>
+      </w:pPr>
+      <w:rPr>
+        <w:rFonts w:ascii="Wingdings" w:hAnsi="Wingdings" w:hint="default"/>
+        <w:sz w:val="20"/>
+      </w:rPr>
+    </w:lvl>
+    <w:lvl w:ilvl="3" w:tentative="1">
+      <w:start w:val="1"/>
+      <w:numFmt w:val="bullet"/>
+      <w:lvlText w:val=""/>
+      <w:lvlJc w:val="left"/>
+      <w:pPr>
+        <w:tabs>
+          <w:tab w:val="num" w:pos="2880"/>
+        </w:tabs>
+        <w:ind w:left="2880" w:hanging="360"/>
+      </w:pPr>
+      <w:rPr>
+        <w:rFonts w:ascii="Wingdings" w:hAnsi="Wingdings" w:hint="default"/>
+        <w:sz w:val="20"/>
+      </w:rPr>
+    </w:lvl>
+    <w:lvl w:ilvl="4" w:tentative="1">
+      <w:start w:val="1"/>
+      <w:numFmt w:val="bullet"/>
+      <w:lvlText w:val=""/>
+      <w:lvlJc w:val="left"/>
+      <w:pPr>
+        <w:tabs>
+          <w:tab w:val="num" w:pos="3600"/>
+        </w:tabs>
+        <w:ind w:left="3600" w:hanging="360"/>
+      </w:pPr>
+      <w:rPr>
+        <w:rFonts w:ascii="Wingdings" w:hAnsi="Wingdings" w:hint="default"/>
+        <w:sz w:val="20"/>
+      </w:rPr>
+    </w:lvl>
+    <w:lvl w:ilvl="5" w:tentative="1">
+      <w:start w:val="1"/>
+      <w:numFmt w:val="bullet"/>
+      <w:lvlText w:val=""/>
+      <w:lvlJc w:val="left"/>
+      <w:pPr>
+        <w:tabs>
+          <w:tab w:val="num" w:pos="4320"/>
+        </w:tabs>
+        <w:ind w:left="4320" w:hanging="360"/>
+      </w:pPr>
+      <w:rPr>
+        <w:rFonts w:ascii="Wingdings" w:hAnsi="Wingdings" w:hint="default"/>
+        <w:sz w:val="20"/>
+      </w:rPr>
+    </w:lvl>
+    <w:lvl w:ilvl="6" w:tentative="1">
+      <w:start w:val="1"/>
+      <w:numFmt w:val="bullet"/>
+      <w:lvlText w:val=""/>
+      <w:lvlJc w:val="left"/>
+      <w:pPr>
+        <w:tabs>
+          <w:tab w:val="num" w:pos="5040"/>
+        </w:tabs>
+        <w:ind w:left="5040" w:hanging="360"/>
+      </w:pPr>
+      <w:rPr>
+        <w:rFonts w:ascii="Wingdings" w:hAnsi="Wingdings" w:hint="default"/>
+        <w:sz w:val="20"/>
+      </w:rPr>
+    </w:lvl>
+    <w:lvl w:ilvl="7" w:tentative="1">
+      <w:start w:val="1"/>
+      <w:numFmt w:val="bullet"/>
+      <w:lvlText w:val=""/>
+      <w:lvlJc w:val="left"/>
+      <w:pPr>
+        <w:tabs>
+          <w:tab w:val="num" w:pos="5760"/>
+        </w:tabs>
+        <w:ind w:left="5760" w:hanging="360"/>
+      </w:pPr>
+      <w:rPr>
+        <w:rFonts w:ascii="Wingdings" w:hAnsi="Wingdings" w:hint="default"/>
+        <w:sz w:val="20"/>
+      </w:rPr>
+    </w:lvl>
+    <w:lvl w:ilvl="8" w:tentative="1">
+      <w:start w:val="1"/>
+      <w:numFmt w:val="bullet"/>
+      <w:lvlText w:val=""/>
+      <w:lvlJc w:val="left"/>
+      <w:pPr>
+        <w:tabs>
+          <w:tab w:val="num" w:pos="6480"/>
+        </w:tabs>
+        <w:ind w:left="6480" w:hanging="360"/>
+      </w:pPr>
+      <w:rPr>
+        <w:rFonts w:ascii="Wingdings" w:hAnsi="Wingdings" w:hint="default"/>
+        <w:sz w:val="20"/>
+      </w:rPr>
+    </w:lvl>
+  </w:abstractNum>
+  <w:abstractNum w:abstractNumId="3" w15:restartNumberingAfterBreak="0">
     <w:nsid w:val="26BB141E"/>
     <w:multiLevelType w:val="hybridMultilevel"/>
     <w:tmpl w:val="12268404"/>
@@ -3976,7 +10118,901 @@
       </w:pPr>
     </w:lvl>
   </w:abstractNum>
-  <w:abstractNum w:abstractNumId="1" w15:restartNumberingAfterBreak="0">
+  <w:abstractNum w:abstractNumId="4" w15:restartNumberingAfterBreak="0">
+    <w:nsid w:val="3D8423E7"/>
+    <w:multiLevelType w:val="multilevel"/>
+    <w:tmpl w:val="3A4ABA58"/>
+    <w:lvl w:ilvl="0">
+      <w:start w:val="1"/>
+      <w:numFmt w:val="bullet"/>
+      <w:lvlText w:val=""/>
+      <w:lvlJc w:val="left"/>
+      <w:pPr>
+        <w:tabs>
+          <w:tab w:val="num" w:pos="720"/>
+        </w:tabs>
+        <w:ind w:left="720" w:hanging="360"/>
+      </w:pPr>
+      <w:rPr>
+        <w:rFonts w:ascii="Symbol" w:hAnsi="Symbol" w:hint="default"/>
+        <w:sz w:val="20"/>
+      </w:rPr>
+    </w:lvl>
+    <w:lvl w:ilvl="1" w:tentative="1">
+      <w:start w:val="1"/>
+      <w:numFmt w:val="bullet"/>
+      <w:lvlText w:val="o"/>
+      <w:lvlJc w:val="left"/>
+      <w:pPr>
+        <w:tabs>
+          <w:tab w:val="num" w:pos="1440"/>
+        </w:tabs>
+        <w:ind w:left="1440" w:hanging="360"/>
+      </w:pPr>
+      <w:rPr>
+        <w:rFonts w:ascii="Courier New" w:hAnsi="Courier New" w:hint="default"/>
+        <w:sz w:val="20"/>
+      </w:rPr>
+    </w:lvl>
+    <w:lvl w:ilvl="2" w:tentative="1">
+      <w:start w:val="1"/>
+      <w:numFmt w:val="bullet"/>
+      <w:lvlText w:val=""/>
+      <w:lvlJc w:val="left"/>
+      <w:pPr>
+        <w:tabs>
+          <w:tab w:val="num" w:pos="2160"/>
+        </w:tabs>
+        <w:ind w:left="2160" w:hanging="360"/>
+      </w:pPr>
+      <w:rPr>
+        <w:rFonts w:ascii="Wingdings" w:hAnsi="Wingdings" w:hint="default"/>
+        <w:sz w:val="20"/>
+      </w:rPr>
+    </w:lvl>
+    <w:lvl w:ilvl="3" w:tentative="1">
+      <w:start w:val="1"/>
+      <w:numFmt w:val="bullet"/>
+      <w:lvlText w:val=""/>
+      <w:lvlJc w:val="left"/>
+      <w:pPr>
+        <w:tabs>
+          <w:tab w:val="num" w:pos="2880"/>
+        </w:tabs>
+        <w:ind w:left="2880" w:hanging="360"/>
+      </w:pPr>
+      <w:rPr>
+        <w:rFonts w:ascii="Wingdings" w:hAnsi="Wingdings" w:hint="default"/>
+        <w:sz w:val="20"/>
+      </w:rPr>
+    </w:lvl>
+    <w:lvl w:ilvl="4" w:tentative="1">
+      <w:start w:val="1"/>
+      <w:numFmt w:val="bullet"/>
+      <w:lvlText w:val=""/>
+      <w:lvlJc w:val="left"/>
+      <w:pPr>
+        <w:tabs>
+          <w:tab w:val="num" w:pos="3600"/>
+        </w:tabs>
+        <w:ind w:left="3600" w:hanging="360"/>
+      </w:pPr>
+      <w:rPr>
+        <w:rFonts w:ascii="Wingdings" w:hAnsi="Wingdings" w:hint="default"/>
+        <w:sz w:val="20"/>
+      </w:rPr>
+    </w:lvl>
+    <w:lvl w:ilvl="5" w:tentative="1">
+      <w:start w:val="1"/>
+      <w:numFmt w:val="bullet"/>
+      <w:lvlText w:val=""/>
+      <w:lvlJc w:val="left"/>
+      <w:pPr>
+        <w:tabs>
+          <w:tab w:val="num" w:pos="4320"/>
+        </w:tabs>
+        <w:ind w:left="4320" w:hanging="360"/>
+      </w:pPr>
+      <w:rPr>
+        <w:rFonts w:ascii="Wingdings" w:hAnsi="Wingdings" w:hint="default"/>
+        <w:sz w:val="20"/>
+      </w:rPr>
+    </w:lvl>
+    <w:lvl w:ilvl="6" w:tentative="1">
+      <w:start w:val="1"/>
+      <w:numFmt w:val="bullet"/>
+      <w:lvlText w:val=""/>
+      <w:lvlJc w:val="left"/>
+      <w:pPr>
+        <w:tabs>
+          <w:tab w:val="num" w:pos="5040"/>
+        </w:tabs>
+        <w:ind w:left="5040" w:hanging="360"/>
+      </w:pPr>
+      <w:rPr>
+        <w:rFonts w:ascii="Wingdings" w:hAnsi="Wingdings" w:hint="default"/>
+        <w:sz w:val="20"/>
+      </w:rPr>
+    </w:lvl>
+    <w:lvl w:ilvl="7" w:tentative="1">
+      <w:start w:val="1"/>
+      <w:numFmt w:val="bullet"/>
+      <w:lvlText w:val=""/>
+      <w:lvlJc w:val="left"/>
+      <w:pPr>
+        <w:tabs>
+          <w:tab w:val="num" w:pos="5760"/>
+        </w:tabs>
+        <w:ind w:left="5760" w:hanging="360"/>
+      </w:pPr>
+      <w:rPr>
+        <w:rFonts w:ascii="Wingdings" w:hAnsi="Wingdings" w:hint="default"/>
+        <w:sz w:val="20"/>
+      </w:rPr>
+    </w:lvl>
+    <w:lvl w:ilvl="8" w:tentative="1">
+      <w:start w:val="1"/>
+      <w:numFmt w:val="bullet"/>
+      <w:lvlText w:val=""/>
+      <w:lvlJc w:val="left"/>
+      <w:pPr>
+        <w:tabs>
+          <w:tab w:val="num" w:pos="6480"/>
+        </w:tabs>
+        <w:ind w:left="6480" w:hanging="360"/>
+      </w:pPr>
+      <w:rPr>
+        <w:rFonts w:ascii="Wingdings" w:hAnsi="Wingdings" w:hint="default"/>
+        <w:sz w:val="20"/>
+      </w:rPr>
+    </w:lvl>
+  </w:abstractNum>
+  <w:abstractNum w:abstractNumId="5" w15:restartNumberingAfterBreak="0">
+    <w:nsid w:val="57884981"/>
+    <w:multiLevelType w:val="multilevel"/>
+    <w:tmpl w:val="19CAD9E4"/>
+    <w:lvl w:ilvl="0">
+      <w:start w:val="1"/>
+      <w:numFmt w:val="bullet"/>
+      <w:lvlText w:val=""/>
+      <w:lvlJc w:val="left"/>
+      <w:pPr>
+        <w:tabs>
+          <w:tab w:val="num" w:pos="720"/>
+        </w:tabs>
+        <w:ind w:left="720" w:hanging="360"/>
+      </w:pPr>
+      <w:rPr>
+        <w:rFonts w:ascii="Symbol" w:hAnsi="Symbol" w:hint="default"/>
+        <w:sz w:val="20"/>
+      </w:rPr>
+    </w:lvl>
+    <w:lvl w:ilvl="1" w:tentative="1">
+      <w:start w:val="1"/>
+      <w:numFmt w:val="bullet"/>
+      <w:lvlText w:val="o"/>
+      <w:lvlJc w:val="left"/>
+      <w:pPr>
+        <w:tabs>
+          <w:tab w:val="num" w:pos="1440"/>
+        </w:tabs>
+        <w:ind w:left="1440" w:hanging="360"/>
+      </w:pPr>
+      <w:rPr>
+        <w:rFonts w:ascii="Courier New" w:hAnsi="Courier New" w:hint="default"/>
+        <w:sz w:val="20"/>
+      </w:rPr>
+    </w:lvl>
+    <w:lvl w:ilvl="2" w:tentative="1">
+      <w:start w:val="1"/>
+      <w:numFmt w:val="bullet"/>
+      <w:lvlText w:val=""/>
+      <w:lvlJc w:val="left"/>
+      <w:pPr>
+        <w:tabs>
+          <w:tab w:val="num" w:pos="2160"/>
+        </w:tabs>
+        <w:ind w:left="2160" w:hanging="360"/>
+      </w:pPr>
+      <w:rPr>
+        <w:rFonts w:ascii="Wingdings" w:hAnsi="Wingdings" w:hint="default"/>
+        <w:sz w:val="20"/>
+      </w:rPr>
+    </w:lvl>
+    <w:lvl w:ilvl="3" w:tentative="1">
+      <w:start w:val="1"/>
+      <w:numFmt w:val="bullet"/>
+      <w:lvlText w:val=""/>
+      <w:lvlJc w:val="left"/>
+      <w:pPr>
+        <w:tabs>
+          <w:tab w:val="num" w:pos="2880"/>
+        </w:tabs>
+        <w:ind w:left="2880" w:hanging="360"/>
+      </w:pPr>
+      <w:rPr>
+        <w:rFonts w:ascii="Wingdings" w:hAnsi="Wingdings" w:hint="default"/>
+        <w:sz w:val="20"/>
+      </w:rPr>
+    </w:lvl>
+    <w:lvl w:ilvl="4" w:tentative="1">
+      <w:start w:val="1"/>
+      <w:numFmt w:val="bullet"/>
+      <w:lvlText w:val=""/>
+      <w:lvlJc w:val="left"/>
+      <w:pPr>
+        <w:tabs>
+          <w:tab w:val="num" w:pos="3600"/>
+        </w:tabs>
+        <w:ind w:left="3600" w:hanging="360"/>
+      </w:pPr>
+      <w:rPr>
+        <w:rFonts w:ascii="Wingdings" w:hAnsi="Wingdings" w:hint="default"/>
+        <w:sz w:val="20"/>
+      </w:rPr>
+    </w:lvl>
+    <w:lvl w:ilvl="5" w:tentative="1">
+      <w:start w:val="1"/>
+      <w:numFmt w:val="bullet"/>
+      <w:lvlText w:val=""/>
+      <w:lvlJc w:val="left"/>
+      <w:pPr>
+        <w:tabs>
+          <w:tab w:val="num" w:pos="4320"/>
+        </w:tabs>
+        <w:ind w:left="4320" w:hanging="360"/>
+      </w:pPr>
+      <w:rPr>
+        <w:rFonts w:ascii="Wingdings" w:hAnsi="Wingdings" w:hint="default"/>
+        <w:sz w:val="20"/>
+      </w:rPr>
+    </w:lvl>
+    <w:lvl w:ilvl="6" w:tentative="1">
+      <w:start w:val="1"/>
+      <w:numFmt w:val="bullet"/>
+      <w:lvlText w:val=""/>
+      <w:lvlJc w:val="left"/>
+      <w:pPr>
+        <w:tabs>
+          <w:tab w:val="num" w:pos="5040"/>
+        </w:tabs>
+        <w:ind w:left="5040" w:hanging="360"/>
+      </w:pPr>
+      <w:rPr>
+        <w:rFonts w:ascii="Wingdings" w:hAnsi="Wingdings" w:hint="default"/>
+        <w:sz w:val="20"/>
+      </w:rPr>
+    </w:lvl>
+    <w:lvl w:ilvl="7" w:tentative="1">
+      <w:start w:val="1"/>
+      <w:numFmt w:val="bullet"/>
+      <w:lvlText w:val=""/>
+      <w:lvlJc w:val="left"/>
+      <w:pPr>
+        <w:tabs>
+          <w:tab w:val="num" w:pos="5760"/>
+        </w:tabs>
+        <w:ind w:left="5760" w:hanging="360"/>
+      </w:pPr>
+      <w:rPr>
+        <w:rFonts w:ascii="Wingdings" w:hAnsi="Wingdings" w:hint="default"/>
+        <w:sz w:val="20"/>
+      </w:rPr>
+    </w:lvl>
+    <w:lvl w:ilvl="8" w:tentative="1">
+      <w:start w:val="1"/>
+      <w:numFmt w:val="bullet"/>
+      <w:lvlText w:val=""/>
+      <w:lvlJc w:val="left"/>
+      <w:pPr>
+        <w:tabs>
+          <w:tab w:val="num" w:pos="6480"/>
+        </w:tabs>
+        <w:ind w:left="6480" w:hanging="360"/>
+      </w:pPr>
+      <w:rPr>
+        <w:rFonts w:ascii="Wingdings" w:hAnsi="Wingdings" w:hint="default"/>
+        <w:sz w:val="20"/>
+      </w:rPr>
+    </w:lvl>
+  </w:abstractNum>
+  <w:abstractNum w:abstractNumId="6" w15:restartNumberingAfterBreak="0">
+    <w:nsid w:val="5EB0457E"/>
+    <w:multiLevelType w:val="multilevel"/>
+    <w:tmpl w:val="50CE7A88"/>
+    <w:lvl w:ilvl="0">
+      <w:start w:val="1"/>
+      <w:numFmt w:val="bullet"/>
+      <w:lvlText w:val=""/>
+      <w:lvlJc w:val="left"/>
+      <w:pPr>
+        <w:tabs>
+          <w:tab w:val="num" w:pos="720"/>
+        </w:tabs>
+        <w:ind w:left="720" w:hanging="360"/>
+      </w:pPr>
+      <w:rPr>
+        <w:rFonts w:ascii="Symbol" w:hAnsi="Symbol" w:hint="default"/>
+        <w:sz w:val="20"/>
+      </w:rPr>
+    </w:lvl>
+    <w:lvl w:ilvl="1" w:tentative="1">
+      <w:start w:val="1"/>
+      <w:numFmt w:val="bullet"/>
+      <w:lvlText w:val="o"/>
+      <w:lvlJc w:val="left"/>
+      <w:pPr>
+        <w:tabs>
+          <w:tab w:val="num" w:pos="1440"/>
+        </w:tabs>
+        <w:ind w:left="1440" w:hanging="360"/>
+      </w:pPr>
+      <w:rPr>
+        <w:rFonts w:ascii="Courier New" w:hAnsi="Courier New" w:hint="default"/>
+        <w:sz w:val="20"/>
+      </w:rPr>
+    </w:lvl>
+    <w:lvl w:ilvl="2" w:tentative="1">
+      <w:start w:val="1"/>
+      <w:numFmt w:val="bullet"/>
+      <w:lvlText w:val=""/>
+      <w:lvlJc w:val="left"/>
+      <w:pPr>
+        <w:tabs>
+          <w:tab w:val="num" w:pos="2160"/>
+        </w:tabs>
+        <w:ind w:left="2160" w:hanging="360"/>
+      </w:pPr>
+      <w:rPr>
+        <w:rFonts w:ascii="Wingdings" w:hAnsi="Wingdings" w:hint="default"/>
+        <w:sz w:val="20"/>
+      </w:rPr>
+    </w:lvl>
+    <w:lvl w:ilvl="3" w:tentative="1">
+      <w:start w:val="1"/>
+      <w:numFmt w:val="bullet"/>
+      <w:lvlText w:val=""/>
+      <w:lvlJc w:val="left"/>
+      <w:pPr>
+        <w:tabs>
+          <w:tab w:val="num" w:pos="2880"/>
+        </w:tabs>
+        <w:ind w:left="2880" w:hanging="360"/>
+      </w:pPr>
+      <w:rPr>
+        <w:rFonts w:ascii="Wingdings" w:hAnsi="Wingdings" w:hint="default"/>
+        <w:sz w:val="20"/>
+      </w:rPr>
+    </w:lvl>
+    <w:lvl w:ilvl="4" w:tentative="1">
+      <w:start w:val="1"/>
+      <w:numFmt w:val="bullet"/>
+      <w:lvlText w:val=""/>
+      <w:lvlJc w:val="left"/>
+      <w:pPr>
+        <w:tabs>
+          <w:tab w:val="num" w:pos="3600"/>
+        </w:tabs>
+        <w:ind w:left="3600" w:hanging="360"/>
+      </w:pPr>
+      <w:rPr>
+        <w:rFonts w:ascii="Wingdings" w:hAnsi="Wingdings" w:hint="default"/>
+        <w:sz w:val="20"/>
+      </w:rPr>
+    </w:lvl>
+    <w:lvl w:ilvl="5" w:tentative="1">
+      <w:start w:val="1"/>
+      <w:numFmt w:val="bullet"/>
+      <w:lvlText w:val=""/>
+      <w:lvlJc w:val="left"/>
+      <w:pPr>
+        <w:tabs>
+          <w:tab w:val="num" w:pos="4320"/>
+        </w:tabs>
+        <w:ind w:left="4320" w:hanging="360"/>
+      </w:pPr>
+      <w:rPr>
+        <w:rFonts w:ascii="Wingdings" w:hAnsi="Wingdings" w:hint="default"/>
+        <w:sz w:val="20"/>
+      </w:rPr>
+    </w:lvl>
+    <w:lvl w:ilvl="6" w:tentative="1">
+      <w:start w:val="1"/>
+      <w:numFmt w:val="bullet"/>
+      <w:lvlText w:val=""/>
+      <w:lvlJc w:val="left"/>
+      <w:pPr>
+        <w:tabs>
+          <w:tab w:val="num" w:pos="5040"/>
+        </w:tabs>
+        <w:ind w:left="5040" w:hanging="360"/>
+      </w:pPr>
+      <w:rPr>
+        <w:rFonts w:ascii="Wingdings" w:hAnsi="Wingdings" w:hint="default"/>
+        <w:sz w:val="20"/>
+      </w:rPr>
+    </w:lvl>
+    <w:lvl w:ilvl="7" w:tentative="1">
+      <w:start w:val="1"/>
+      <w:numFmt w:val="bullet"/>
+      <w:lvlText w:val=""/>
+      <w:lvlJc w:val="left"/>
+      <w:pPr>
+        <w:tabs>
+          <w:tab w:val="num" w:pos="5760"/>
+        </w:tabs>
+        <w:ind w:left="5760" w:hanging="360"/>
+      </w:pPr>
+      <w:rPr>
+        <w:rFonts w:ascii="Wingdings" w:hAnsi="Wingdings" w:hint="default"/>
+        <w:sz w:val="20"/>
+      </w:rPr>
+    </w:lvl>
+    <w:lvl w:ilvl="8" w:tentative="1">
+      <w:start w:val="1"/>
+      <w:numFmt w:val="bullet"/>
+      <w:lvlText w:val=""/>
+      <w:lvlJc w:val="left"/>
+      <w:pPr>
+        <w:tabs>
+          <w:tab w:val="num" w:pos="6480"/>
+        </w:tabs>
+        <w:ind w:left="6480" w:hanging="360"/>
+      </w:pPr>
+      <w:rPr>
+        <w:rFonts w:ascii="Wingdings" w:hAnsi="Wingdings" w:hint="default"/>
+        <w:sz w:val="20"/>
+      </w:rPr>
+    </w:lvl>
+  </w:abstractNum>
+  <w:abstractNum w:abstractNumId="7" w15:restartNumberingAfterBreak="0">
+    <w:nsid w:val="61B64246"/>
+    <w:multiLevelType w:val="multilevel"/>
+    <w:tmpl w:val="8B6AFBFA"/>
+    <w:lvl w:ilvl="0">
+      <w:start w:val="1"/>
+      <w:numFmt w:val="bullet"/>
+      <w:lvlText w:val=""/>
+      <w:lvlJc w:val="left"/>
+      <w:pPr>
+        <w:tabs>
+          <w:tab w:val="num" w:pos="720"/>
+        </w:tabs>
+        <w:ind w:left="720" w:hanging="360"/>
+      </w:pPr>
+      <w:rPr>
+        <w:rFonts w:ascii="Symbol" w:hAnsi="Symbol" w:hint="default"/>
+        <w:sz w:val="20"/>
+      </w:rPr>
+    </w:lvl>
+    <w:lvl w:ilvl="1" w:tentative="1">
+      <w:start w:val="1"/>
+      <w:numFmt w:val="bullet"/>
+      <w:lvlText w:val="o"/>
+      <w:lvlJc w:val="left"/>
+      <w:pPr>
+        <w:tabs>
+          <w:tab w:val="num" w:pos="1440"/>
+        </w:tabs>
+        <w:ind w:left="1440" w:hanging="360"/>
+      </w:pPr>
+      <w:rPr>
+        <w:rFonts w:ascii="Courier New" w:hAnsi="Courier New" w:hint="default"/>
+        <w:sz w:val="20"/>
+      </w:rPr>
+    </w:lvl>
+    <w:lvl w:ilvl="2" w:tentative="1">
+      <w:start w:val="1"/>
+      <w:numFmt w:val="bullet"/>
+      <w:lvlText w:val=""/>
+      <w:lvlJc w:val="left"/>
+      <w:pPr>
+        <w:tabs>
+          <w:tab w:val="num" w:pos="2160"/>
+        </w:tabs>
+        <w:ind w:left="2160" w:hanging="360"/>
+      </w:pPr>
+      <w:rPr>
+        <w:rFonts w:ascii="Wingdings" w:hAnsi="Wingdings" w:hint="default"/>
+        <w:sz w:val="20"/>
+      </w:rPr>
+    </w:lvl>
+    <w:lvl w:ilvl="3" w:tentative="1">
+      <w:start w:val="1"/>
+      <w:numFmt w:val="bullet"/>
+      <w:lvlText w:val=""/>
+      <w:lvlJc w:val="left"/>
+      <w:pPr>
+        <w:tabs>
+          <w:tab w:val="num" w:pos="2880"/>
+        </w:tabs>
+        <w:ind w:left="2880" w:hanging="360"/>
+      </w:pPr>
+      <w:rPr>
+        <w:rFonts w:ascii="Wingdings" w:hAnsi="Wingdings" w:hint="default"/>
+        <w:sz w:val="20"/>
+      </w:rPr>
+    </w:lvl>
+    <w:lvl w:ilvl="4" w:tentative="1">
+      <w:start w:val="1"/>
+      <w:numFmt w:val="bullet"/>
+      <w:lvlText w:val=""/>
+      <w:lvlJc w:val="left"/>
+      <w:pPr>
+        <w:tabs>
+          <w:tab w:val="num" w:pos="3600"/>
+        </w:tabs>
+        <w:ind w:left="3600" w:hanging="360"/>
+      </w:pPr>
+      <w:rPr>
+        <w:rFonts w:ascii="Wingdings" w:hAnsi="Wingdings" w:hint="default"/>
+        <w:sz w:val="20"/>
+      </w:rPr>
+    </w:lvl>
+    <w:lvl w:ilvl="5" w:tentative="1">
+      <w:start w:val="1"/>
+      <w:numFmt w:val="bullet"/>
+      <w:lvlText w:val=""/>
+      <w:lvlJc w:val="left"/>
+      <w:pPr>
+        <w:tabs>
+          <w:tab w:val="num" w:pos="4320"/>
+        </w:tabs>
+        <w:ind w:left="4320" w:hanging="360"/>
+      </w:pPr>
+      <w:rPr>
+        <w:rFonts w:ascii="Wingdings" w:hAnsi="Wingdings" w:hint="default"/>
+        <w:sz w:val="20"/>
+      </w:rPr>
+    </w:lvl>
+    <w:lvl w:ilvl="6" w:tentative="1">
+      <w:start w:val="1"/>
+      <w:numFmt w:val="bullet"/>
+      <w:lvlText w:val=""/>
+      <w:lvlJc w:val="left"/>
+      <w:pPr>
+        <w:tabs>
+          <w:tab w:val="num" w:pos="5040"/>
+        </w:tabs>
+        <w:ind w:left="5040" w:hanging="360"/>
+      </w:pPr>
+      <w:rPr>
+        <w:rFonts w:ascii="Wingdings" w:hAnsi="Wingdings" w:hint="default"/>
+        <w:sz w:val="20"/>
+      </w:rPr>
+    </w:lvl>
+    <w:lvl w:ilvl="7" w:tentative="1">
+      <w:start w:val="1"/>
+      <w:numFmt w:val="bullet"/>
+      <w:lvlText w:val=""/>
+      <w:lvlJc w:val="left"/>
+      <w:pPr>
+        <w:tabs>
+          <w:tab w:val="num" w:pos="5760"/>
+        </w:tabs>
+        <w:ind w:left="5760" w:hanging="360"/>
+      </w:pPr>
+      <w:rPr>
+        <w:rFonts w:ascii="Wingdings" w:hAnsi="Wingdings" w:hint="default"/>
+        <w:sz w:val="20"/>
+      </w:rPr>
+    </w:lvl>
+    <w:lvl w:ilvl="8" w:tentative="1">
+      <w:start w:val="1"/>
+      <w:numFmt w:val="bullet"/>
+      <w:lvlText w:val=""/>
+      <w:lvlJc w:val="left"/>
+      <w:pPr>
+        <w:tabs>
+          <w:tab w:val="num" w:pos="6480"/>
+        </w:tabs>
+        <w:ind w:left="6480" w:hanging="360"/>
+      </w:pPr>
+      <w:rPr>
+        <w:rFonts w:ascii="Wingdings" w:hAnsi="Wingdings" w:hint="default"/>
+        <w:sz w:val="20"/>
+      </w:rPr>
+    </w:lvl>
+  </w:abstractNum>
+  <w:abstractNum w:abstractNumId="8" w15:restartNumberingAfterBreak="0">
+    <w:nsid w:val="652A3BC9"/>
+    <w:multiLevelType w:val="multilevel"/>
+    <w:tmpl w:val="B60ED846"/>
+    <w:lvl w:ilvl="0">
+      <w:start w:val="1"/>
+      <w:numFmt w:val="bullet"/>
+      <w:lvlText w:val=""/>
+      <w:lvlJc w:val="left"/>
+      <w:pPr>
+        <w:tabs>
+          <w:tab w:val="num" w:pos="720"/>
+        </w:tabs>
+        <w:ind w:left="720" w:hanging="360"/>
+      </w:pPr>
+      <w:rPr>
+        <w:rFonts w:ascii="Symbol" w:hAnsi="Symbol" w:hint="default"/>
+        <w:sz w:val="20"/>
+      </w:rPr>
+    </w:lvl>
+    <w:lvl w:ilvl="1" w:tentative="1">
+      <w:start w:val="1"/>
+      <w:numFmt w:val="bullet"/>
+      <w:lvlText w:val="o"/>
+      <w:lvlJc w:val="left"/>
+      <w:pPr>
+        <w:tabs>
+          <w:tab w:val="num" w:pos="1440"/>
+        </w:tabs>
+        <w:ind w:left="1440" w:hanging="360"/>
+      </w:pPr>
+      <w:rPr>
+        <w:rFonts w:ascii="Courier New" w:hAnsi="Courier New" w:hint="default"/>
+        <w:sz w:val="20"/>
+      </w:rPr>
+    </w:lvl>
+    <w:lvl w:ilvl="2" w:tentative="1">
+      <w:start w:val="1"/>
+      <w:numFmt w:val="bullet"/>
+      <w:lvlText w:val=""/>
+      <w:lvlJc w:val="left"/>
+      <w:pPr>
+        <w:tabs>
+          <w:tab w:val="num" w:pos="2160"/>
+        </w:tabs>
+        <w:ind w:left="2160" w:hanging="360"/>
+      </w:pPr>
+      <w:rPr>
+        <w:rFonts w:ascii="Wingdings" w:hAnsi="Wingdings" w:hint="default"/>
+        <w:sz w:val="20"/>
+      </w:rPr>
+    </w:lvl>
+    <w:lvl w:ilvl="3" w:tentative="1">
+      <w:start w:val="1"/>
+      <w:numFmt w:val="bullet"/>
+      <w:lvlText w:val=""/>
+      <w:lvlJc w:val="left"/>
+      <w:pPr>
+        <w:tabs>
+          <w:tab w:val="num" w:pos="2880"/>
+        </w:tabs>
+        <w:ind w:left="2880" w:hanging="360"/>
+      </w:pPr>
+      <w:rPr>
+        <w:rFonts w:ascii="Wingdings" w:hAnsi="Wingdings" w:hint="default"/>
+        <w:sz w:val="20"/>
+      </w:rPr>
+    </w:lvl>
+    <w:lvl w:ilvl="4" w:tentative="1">
+      <w:start w:val="1"/>
+      <w:numFmt w:val="bullet"/>
+      <w:lvlText w:val=""/>
+      <w:lvlJc w:val="left"/>
+      <w:pPr>
+        <w:tabs>
+          <w:tab w:val="num" w:pos="3600"/>
+        </w:tabs>
+        <w:ind w:left="3600" w:hanging="360"/>
+      </w:pPr>
+      <w:rPr>
+        <w:rFonts w:ascii="Wingdings" w:hAnsi="Wingdings" w:hint="default"/>
+        <w:sz w:val="20"/>
+      </w:rPr>
+    </w:lvl>
+    <w:lvl w:ilvl="5" w:tentative="1">
+      <w:start w:val="1"/>
+      <w:numFmt w:val="bullet"/>
+      <w:lvlText w:val=""/>
+      <w:lvlJc w:val="left"/>
+      <w:pPr>
+        <w:tabs>
+          <w:tab w:val="num" w:pos="4320"/>
+        </w:tabs>
+        <w:ind w:left="4320" w:hanging="360"/>
+      </w:pPr>
+      <w:rPr>
+        <w:rFonts w:ascii="Wingdings" w:hAnsi="Wingdings" w:hint="default"/>
+        <w:sz w:val="20"/>
+      </w:rPr>
+    </w:lvl>
+    <w:lvl w:ilvl="6" w:tentative="1">
+      <w:start w:val="1"/>
+      <w:numFmt w:val="bullet"/>
+      <w:lvlText w:val=""/>
+      <w:lvlJc w:val="left"/>
+      <w:pPr>
+        <w:tabs>
+          <w:tab w:val="num" w:pos="5040"/>
+        </w:tabs>
+        <w:ind w:left="5040" w:hanging="360"/>
+      </w:pPr>
+      <w:rPr>
+        <w:rFonts w:ascii="Wingdings" w:hAnsi="Wingdings" w:hint="default"/>
+        <w:sz w:val="20"/>
+      </w:rPr>
+    </w:lvl>
+    <w:lvl w:ilvl="7" w:tentative="1">
+      <w:start w:val="1"/>
+      <w:numFmt w:val="bullet"/>
+      <w:lvlText w:val=""/>
+      <w:lvlJc w:val="left"/>
+      <w:pPr>
+        <w:tabs>
+          <w:tab w:val="num" w:pos="5760"/>
+        </w:tabs>
+        <w:ind w:left="5760" w:hanging="360"/>
+      </w:pPr>
+      <w:rPr>
+        <w:rFonts w:ascii="Wingdings" w:hAnsi="Wingdings" w:hint="default"/>
+        <w:sz w:val="20"/>
+      </w:rPr>
+    </w:lvl>
+    <w:lvl w:ilvl="8" w:tentative="1">
+      <w:start w:val="1"/>
+      <w:numFmt w:val="bullet"/>
+      <w:lvlText w:val=""/>
+      <w:lvlJc w:val="left"/>
+      <w:pPr>
+        <w:tabs>
+          <w:tab w:val="num" w:pos="6480"/>
+        </w:tabs>
+        <w:ind w:left="6480" w:hanging="360"/>
+      </w:pPr>
+      <w:rPr>
+        <w:rFonts w:ascii="Wingdings" w:hAnsi="Wingdings" w:hint="default"/>
+        <w:sz w:val="20"/>
+      </w:rPr>
+    </w:lvl>
+  </w:abstractNum>
+  <w:abstractNum w:abstractNumId="9" w15:restartNumberingAfterBreak="0">
+    <w:nsid w:val="6A981CD5"/>
+    <w:multiLevelType w:val="multilevel"/>
+    <w:tmpl w:val="83582492"/>
+    <w:lvl w:ilvl="0">
+      <w:start w:val="1"/>
+      <w:numFmt w:val="bullet"/>
+      <w:lvlText w:val=""/>
+      <w:lvlJc w:val="left"/>
+      <w:pPr>
+        <w:tabs>
+          <w:tab w:val="num" w:pos="720"/>
+        </w:tabs>
+        <w:ind w:left="720" w:hanging="360"/>
+      </w:pPr>
+      <w:rPr>
+        <w:rFonts w:ascii="Symbol" w:hAnsi="Symbol" w:hint="default"/>
+        <w:sz w:val="20"/>
+      </w:rPr>
+    </w:lvl>
+    <w:lvl w:ilvl="1" w:tentative="1">
+      <w:start w:val="1"/>
+      <w:numFmt w:val="bullet"/>
+      <w:lvlText w:val="o"/>
+      <w:lvlJc w:val="left"/>
+      <w:pPr>
+        <w:tabs>
+          <w:tab w:val="num" w:pos="1440"/>
+        </w:tabs>
+        <w:ind w:left="1440" w:hanging="360"/>
+      </w:pPr>
+      <w:rPr>
+        <w:rFonts w:ascii="Courier New" w:hAnsi="Courier New" w:hint="default"/>
+        <w:sz w:val="20"/>
+      </w:rPr>
+    </w:lvl>
+    <w:lvl w:ilvl="2" w:tentative="1">
+      <w:start w:val="1"/>
+      <w:numFmt w:val="bullet"/>
+      <w:lvlText w:val=""/>
+      <w:lvlJc w:val="left"/>
+      <w:pPr>
+        <w:tabs>
+          <w:tab w:val="num" w:pos="2160"/>
+        </w:tabs>
+        <w:ind w:left="2160" w:hanging="360"/>
+      </w:pPr>
+      <w:rPr>
+        <w:rFonts w:ascii="Wingdings" w:hAnsi="Wingdings" w:hint="default"/>
+        <w:sz w:val="20"/>
+      </w:rPr>
+    </w:lvl>
+    <w:lvl w:ilvl="3" w:tentative="1">
+      <w:start w:val="1"/>
+      <w:numFmt w:val="bullet"/>
+      <w:lvlText w:val=""/>
+      <w:lvlJc w:val="left"/>
+      <w:pPr>
+        <w:tabs>
+          <w:tab w:val="num" w:pos="2880"/>
+        </w:tabs>
+        <w:ind w:left="2880" w:hanging="360"/>
+      </w:pPr>
+      <w:rPr>
+        <w:rFonts w:ascii="Wingdings" w:hAnsi="Wingdings" w:hint="default"/>
+        <w:sz w:val="20"/>
+      </w:rPr>
+    </w:lvl>
+    <w:lvl w:ilvl="4" w:tentative="1">
+      <w:start w:val="1"/>
+      <w:numFmt w:val="bullet"/>
+      <w:lvlText w:val=""/>
+      <w:lvlJc w:val="left"/>
+      <w:pPr>
+        <w:tabs>
+          <w:tab w:val="num" w:pos="3600"/>
+        </w:tabs>
+        <w:ind w:left="3600" w:hanging="360"/>
+      </w:pPr>
+      <w:rPr>
+        <w:rFonts w:ascii="Wingdings" w:hAnsi="Wingdings" w:hint="default"/>
+        <w:sz w:val="20"/>
+      </w:rPr>
+    </w:lvl>
+    <w:lvl w:ilvl="5" w:tentative="1">
+      <w:start w:val="1"/>
+      <w:numFmt w:val="bullet"/>
+      <w:lvlText w:val=""/>
+      <w:lvlJc w:val="left"/>
+      <w:pPr>
+        <w:tabs>
+          <w:tab w:val="num" w:pos="4320"/>
+        </w:tabs>
+        <w:ind w:left="4320" w:hanging="360"/>
+      </w:pPr>
+      <w:rPr>
+        <w:rFonts w:ascii="Wingdings" w:hAnsi="Wingdings" w:hint="default"/>
+        <w:sz w:val="20"/>
+      </w:rPr>
+    </w:lvl>
+    <w:lvl w:ilvl="6" w:tentative="1">
+      <w:start w:val="1"/>
+      <w:numFmt w:val="bullet"/>
+      <w:lvlText w:val=""/>
+      <w:lvlJc w:val="left"/>
+      <w:pPr>
+        <w:tabs>
+          <w:tab w:val="num" w:pos="5040"/>
+        </w:tabs>
+        <w:ind w:left="5040" w:hanging="360"/>
+      </w:pPr>
+      <w:rPr>
+        <w:rFonts w:ascii="Wingdings" w:hAnsi="Wingdings" w:hint="default"/>
+        <w:sz w:val="20"/>
+      </w:rPr>
+    </w:lvl>
+    <w:lvl w:ilvl="7" w:tentative="1">
+      <w:start w:val="1"/>
+      <w:numFmt w:val="bullet"/>
+      <w:lvlText w:val=""/>
+      <w:lvlJc w:val="left"/>
+      <w:pPr>
+        <w:tabs>
+          <w:tab w:val="num" w:pos="5760"/>
+        </w:tabs>
+        <w:ind w:left="5760" w:hanging="360"/>
+      </w:pPr>
+      <w:rPr>
+        <w:rFonts w:ascii="Wingdings" w:hAnsi="Wingdings" w:hint="default"/>
+        <w:sz w:val="20"/>
+      </w:rPr>
+    </w:lvl>
+    <w:lvl w:ilvl="8" w:tentative="1">
+      <w:start w:val="1"/>
+      <w:numFmt w:val="bullet"/>
+      <w:lvlText w:val=""/>
+      <w:lvlJc w:val="left"/>
+      <w:pPr>
+        <w:tabs>
+          <w:tab w:val="num" w:pos="6480"/>
+        </w:tabs>
+        <w:ind w:left="6480" w:hanging="360"/>
+      </w:pPr>
+      <w:rPr>
+        <w:rFonts w:ascii="Wingdings" w:hAnsi="Wingdings" w:hint="default"/>
+        <w:sz w:val="20"/>
+      </w:rPr>
+    </w:lvl>
+  </w:abstractNum>
+  <w:abstractNum w:abstractNumId="10" w15:restartNumberingAfterBreak="0">
     <w:nsid w:val="6ACB45FF"/>
     <w:multiLevelType w:val="hybridMultilevel"/>
     <w:tmpl w:val="C8B43668"/>
@@ -4070,7 +11106,7 @@
     </w:lvl>
   </w:abstractNum>
   <w:num w:numId="1" w16cid:durableId="2098400204">
-    <w:abstractNumId w:val="1"/>
+    <w:abstractNumId w:val="10"/>
     <w:lvlOverride w:ilvl="0">
       <w:startOverride w:val="1"/>
     </w:lvlOverride>
@@ -4100,7 +11136,7 @@
     </w:lvlOverride>
   </w:num>
   <w:num w:numId="2" w16cid:durableId="1791242882">
-    <w:abstractNumId w:val="0"/>
+    <w:abstractNumId w:val="3"/>
     <w:lvlOverride w:ilvl="0"/>
     <w:lvlOverride w:ilvl="1">
       <w:startOverride w:val="1"/>
@@ -4126,6 +11162,33 @@
     <w:lvlOverride w:ilvl="8">
       <w:startOverride w:val="1"/>
     </w:lvlOverride>
+  </w:num>
+  <w:num w:numId="3" w16cid:durableId="976375042">
+    <w:abstractNumId w:val="8"/>
+  </w:num>
+  <w:num w:numId="4" w16cid:durableId="438991447">
+    <w:abstractNumId w:val="7"/>
+  </w:num>
+  <w:num w:numId="5" w16cid:durableId="1939024380">
+    <w:abstractNumId w:val="1"/>
+  </w:num>
+  <w:num w:numId="6" w16cid:durableId="625543185">
+    <w:abstractNumId w:val="6"/>
+  </w:num>
+  <w:num w:numId="7" w16cid:durableId="424498792">
+    <w:abstractNumId w:val="2"/>
+  </w:num>
+  <w:num w:numId="8" w16cid:durableId="1606227937">
+    <w:abstractNumId w:val="0"/>
+  </w:num>
+  <w:num w:numId="9" w16cid:durableId="1145004941">
+    <w:abstractNumId w:val="5"/>
+  </w:num>
+  <w:num w:numId="10" w16cid:durableId="693653573">
+    <w:abstractNumId w:val="9"/>
+  </w:num>
+  <w:num w:numId="11" w16cid:durableId="768040142">
+    <w:abstractNumId w:val="4"/>
   </w:num>
 </w:numbering>
 </file>

--- a/DB/lab10/lab10DB.docx
+++ b/DB/lab10/lab10DB.docx
@@ -425,7 +425,7 @@
         <w:rPr>
           <w:b/>
           <w:bCs/>
-          <w:lang w:val="ru-RU"/>
+          <w:lang w:val="en-US"/>
         </w:rPr>
       </w:pPr>
       <w:r>
@@ -450,7 +450,7 @@
         <w:rPr>
           <w:b/>
           <w:bCs/>
-          <w:lang w:val="ru-RU"/>
+          <w:lang w:val="en-US"/>
         </w:rPr>
       </w:pPr>
     </w:p>
@@ -5272,7 +5272,7 @@
         <w:rPr>
           <w:b/>
           <w:bCs/>
-          <w:lang w:val="en-US"/>
+          <w:lang w:val="ru-RU"/>
         </w:rPr>
       </w:pPr>
       <w:r>
@@ -5282,7 +5282,47 @@
           <w:lang w:val="en-US"/>
         </w:rPr>
         <w:lastRenderedPageBreak/>
-        <w:t xml:space="preserve">        DBMS_OUTPUT.PUT_</w:t>
+        <w:t xml:space="preserve">        DBMS</w:t>
+      </w:r>
+      <w:r>
+        <w:rPr>
+          <w:b/>
+          <w:bCs/>
+          <w:lang w:val="ru-RU"/>
+        </w:rPr>
+        <w:t>_</w:t>
+      </w:r>
+      <w:r>
+        <w:rPr>
+          <w:b/>
+          <w:bCs/>
+          <w:lang w:val="en-US"/>
+        </w:rPr>
+        <w:t>OUTPUT</w:t>
+      </w:r>
+      <w:r>
+        <w:rPr>
+          <w:b/>
+          <w:bCs/>
+          <w:lang w:val="ru-RU"/>
+        </w:rPr>
+        <w:t>.</w:t>
+      </w:r>
+      <w:r>
+        <w:rPr>
+          <w:b/>
+          <w:bCs/>
+          <w:lang w:val="en-US"/>
+        </w:rPr>
+        <w:t>PUT</w:t>
+      </w:r>
+      <w:r>
+        <w:rPr>
+          <w:b/>
+          <w:bCs/>
+          <w:lang w:val="ru-RU"/>
+        </w:rPr>
+        <w:t>_</w:t>
       </w:r>
       <w:proofErr w:type="gramStart"/>
       <w:r>
@@ -5291,32 +5331,56 @@
           <w:bCs/>
           <w:lang w:val="en-US"/>
         </w:rPr>
-        <w:t>LINE(</w:t>
+        <w:t>LINE</w:t>
+      </w:r>
+      <w:r>
+        <w:rPr>
+          <w:b/>
+          <w:bCs/>
+          <w:lang w:val="ru-RU"/>
+        </w:rPr>
+        <w:t>(</w:t>
       </w:r>
       <w:proofErr w:type="gramEnd"/>
       <w:r>
         <w:rPr>
           <w:b/>
           <w:bCs/>
-          <w:lang w:val="en-US"/>
+          <w:lang w:val="ru-RU"/>
         </w:rPr>
         <w:t>'</w:t>
       </w:r>
-      <w:proofErr w:type="spellStart"/>
-      <w:r>
-        <w:rPr>
-          <w:b/>
-          <w:bCs/>
-          <w:lang w:val="en-US"/>
-        </w:rPr>
-        <w:t>v_val</w:t>
-      </w:r>
-      <w:proofErr w:type="spellEnd"/>
-      <w:r>
-        <w:rPr>
-          <w:b/>
-          <w:bCs/>
-          <w:lang w:val="en-US"/>
+      <w:r>
+        <w:rPr>
+          <w:b/>
+          <w:bCs/>
+          <w:lang w:val="en-US"/>
+        </w:rPr>
+        <w:t>v</w:t>
+      </w:r>
+      <w:r>
+        <w:rPr>
+          <w:b/>
+          <w:bCs/>
+          <w:lang w:val="ru-RU"/>
+        </w:rPr>
+        <w:t>_</w:t>
+      </w:r>
+      <w:proofErr w:type="spellStart"/>
+      <w:r>
+        <w:rPr>
+          <w:b/>
+          <w:bCs/>
+          <w:lang w:val="en-US"/>
+        </w:rPr>
+        <w:t>val</w:t>
+      </w:r>
+      <w:proofErr w:type="spellEnd"/>
+      <w:r>
+        <w:rPr>
+          <w:b/>
+          <w:bCs/>
+          <w:lang w:val="ru-RU"/>
         </w:rPr>
         <w:t xml:space="preserve"> </w:t>
       </w:r>
@@ -5332,7 +5396,7 @@
         <w:rPr>
           <w:b/>
           <w:bCs/>
-          <w:lang w:val="en-US"/>
+          <w:lang w:val="ru-RU"/>
         </w:rPr>
         <w:t xml:space="preserve"> </w:t>
       </w:r>
@@ -5348,7 +5412,7 @@
         <w:rPr>
           <w:b/>
           <w:bCs/>
-          <w:lang w:val="en-US"/>
+          <w:lang w:val="ru-RU"/>
         </w:rPr>
         <w:t xml:space="preserve"> </w:t>
       </w:r>
@@ -5364,7 +5428,7 @@
         <w:rPr>
           <w:b/>
           <w:bCs/>
-          <w:lang w:val="en-US"/>
+          <w:lang w:val="ru-RU"/>
         </w:rPr>
         <w:t xml:space="preserve"> </w:t>
       </w:r>
@@ -5380,7 +5444,7 @@
         <w:rPr>
           <w:b/>
           <w:bCs/>
-          <w:lang w:val="en-US"/>
+          <w:lang w:val="ru-RU"/>
         </w:rPr>
         <w:t>');</w:t>
       </w:r>
@@ -5398,9 +5462,17 @@
         <w:rPr>
           <w:b/>
           <w:bCs/>
-          <w:lang w:val="en-US"/>
-        </w:rPr>
-        <w:t xml:space="preserve">    END IF;</w:t>
+          <w:lang w:val="ru-RU"/>
+        </w:rPr>
+        <w:t xml:space="preserve">    </w:t>
+      </w:r>
+      <w:r>
+        <w:rPr>
+          <w:b/>
+          <w:bCs/>
+          <w:lang w:val="en-US"/>
+        </w:rPr>
+        <w:t>END IF;</w:t>
       </w:r>
     </w:p>
     <w:p>
@@ -7148,7 +7220,7 @@
         <w:rPr>
           <w:b/>
           <w:bCs/>
-          <w:lang w:val="ru-RU"/>
+          <w:lang w:val="en-US"/>
         </w:rPr>
       </w:pPr>
       <w:r>
@@ -7163,7 +7235,7 @@
         <w:rPr>
           <w:b/>
           <w:bCs/>
-          <w:lang w:val="ru-RU"/>
+          <w:lang w:val="en-US"/>
         </w:rPr>
         <w:t>END LOOP;</w:t>
       </w:r>
@@ -7174,14 +7246,14 @@
         <w:rPr>
           <w:b/>
           <w:bCs/>
-          <w:lang w:val="ru-RU"/>
-        </w:rPr>
-      </w:pPr>
-      <w:r>
-        <w:rPr>
-          <w:b/>
-          <w:bCs/>
-          <w:lang w:val="ru-RU"/>
+          <w:lang w:val="en-US"/>
+        </w:rPr>
+      </w:pPr>
+      <w:r>
+        <w:rPr>
+          <w:b/>
+          <w:bCs/>
+          <w:lang w:val="en-US"/>
         </w:rPr>
         <w:t>END;</w:t>
       </w:r>
@@ -7190,72 +7262,70 @@
       <w:pPr>
         <w:spacing w:after="0" w:line="240" w:lineRule="auto"/>
         <w:rPr>
-          <w:lang w:val="ru-RU"/>
-        </w:rPr>
-      </w:pPr>
-    </w:p>
-    <w:p>
-      <w:pPr>
-        <w:spacing w:after="0" w:line="240" w:lineRule="auto"/>
-        <w:rPr>
-          <w:lang w:val="ru-RU"/>
-        </w:rPr>
-      </w:pPr>
-    </w:p>
-    <w:p>
-      <w:pPr>
-        <w:spacing w:after="0" w:line="240" w:lineRule="auto"/>
-        <w:rPr>
-          <w:lang w:val="ru-RU"/>
-        </w:rPr>
-      </w:pPr>
-    </w:p>
-    <w:p>
-      <w:pPr>
-        <w:spacing w:after="0" w:line="240" w:lineRule="auto"/>
-        <w:rPr>
-          <w:lang w:val="ru-RU"/>
-        </w:rPr>
-      </w:pPr>
-    </w:p>
-    <w:p>
-      <w:pPr>
-        <w:spacing w:after="0" w:line="240" w:lineRule="auto"/>
-        <w:rPr>
-          <w:lang w:val="ru-RU"/>
-        </w:rPr>
-      </w:pPr>
-    </w:p>
-    <w:p>
-      <w:pPr>
-        <w:spacing w:after="0" w:line="240" w:lineRule="auto"/>
-        <w:rPr>
-          <w:lang w:val="ru-RU"/>
-        </w:rPr>
-      </w:pPr>
-    </w:p>
-    <w:p>
-      <w:pPr>
-        <w:spacing w:after="0" w:line="240" w:lineRule="auto"/>
-        <w:rPr>
-          <w:lang w:val="ru-RU"/>
-        </w:rPr>
-      </w:pPr>
-    </w:p>
-    <w:p>
-      <w:pPr>
-        <w:spacing w:after="0" w:line="240" w:lineRule="auto"/>
-        <w:rPr>
-          <w:b/>
-          <w:bCs/>
-          <w:lang w:val="ru-BY"/>
-        </w:rPr>
-      </w:pPr>
-      <w:r>
-        <w:rPr>
-          <w:b/>
-          <w:bCs/>
-          <w:lang w:val="ru-BY"/>
+          <w:lang w:val="en-US"/>
+        </w:rPr>
+      </w:pPr>
+    </w:p>
+    <w:p>
+      <w:pPr>
+        <w:spacing w:after="0" w:line="240" w:lineRule="auto"/>
+        <w:rPr>
+          <w:lang w:val="en-US"/>
+        </w:rPr>
+      </w:pPr>
+    </w:p>
+    <w:p>
+      <w:pPr>
+        <w:spacing w:after="0" w:line="240" w:lineRule="auto"/>
+        <w:rPr>
+          <w:lang w:val="en-US"/>
+        </w:rPr>
+      </w:pPr>
+    </w:p>
+    <w:p>
+      <w:pPr>
+        <w:spacing w:after="0" w:line="240" w:lineRule="auto"/>
+        <w:rPr>
+          <w:lang w:val="en-US"/>
+        </w:rPr>
+      </w:pPr>
+    </w:p>
+    <w:p>
+      <w:pPr>
+        <w:spacing w:after="0" w:line="240" w:lineRule="auto"/>
+        <w:rPr>
+          <w:lang w:val="en-US"/>
+        </w:rPr>
+      </w:pPr>
+    </w:p>
+    <w:p>
+      <w:pPr>
+        <w:spacing w:after="0" w:line="240" w:lineRule="auto"/>
+        <w:rPr>
+          <w:lang w:val="en-US"/>
+        </w:rPr>
+      </w:pPr>
+    </w:p>
+    <w:p>
+      <w:pPr>
+        <w:spacing w:after="0" w:line="240" w:lineRule="auto"/>
+        <w:rPr>
+          <w:lang w:val="en-US"/>
+        </w:rPr>
+      </w:pPr>
+    </w:p>
+    <w:p>
+      <w:pPr>
+        <w:spacing w:after="0" w:line="240" w:lineRule="auto"/>
+        <w:rPr>
+          <w:b/>
+          <w:bCs/>
+        </w:rPr>
+      </w:pPr>
+      <w:r>
+        <w:rPr>
+          <w:b/>
+          <w:bCs/>
         </w:rPr>
         <w:t>1. Поясните тезис «PL/SQL – процедурное расширение SQL»</w:t>
       </w:r>
@@ -7263,95 +7333,64 @@
     <w:p>
       <w:pPr>
         <w:spacing w:after="0" w:line="240" w:lineRule="auto"/>
-        <w:rPr>
-          <w:lang w:val="ru-BY"/>
-        </w:rPr>
-      </w:pPr>
-      <w:r>
-        <w:rPr>
-          <w:lang w:val="ru-BY"/>
-        </w:rPr>
+      </w:pPr>
+      <w:r>
         <w:t xml:space="preserve">SQL сам по себе является декларативным языком: он описывает, </w:t>
       </w:r>
       <w:r>
         <w:rPr>
           <w:i/>
           <w:iCs/>
-          <w:lang w:val="ru-BY"/>
         </w:rPr>
         <w:t>что</w:t>
       </w:r>
       <w:r>
-        <w:rPr>
-          <w:lang w:val="ru-BY"/>
-        </w:rPr>
         <w:t xml:space="preserve"> нужно получить из базы данных, но не указывает, </w:t>
       </w:r>
       <w:r>
         <w:rPr>
           <w:i/>
           <w:iCs/>
-          <w:lang w:val="ru-BY"/>
         </w:rPr>
         <w:t>как</w:t>
       </w:r>
       <w:r>
-        <w:rPr>
-          <w:lang w:val="ru-BY"/>
-        </w:rPr>
         <w:t xml:space="preserve"> это сделать (в нем нет переменных, циклов и ветвлений). Язык PL/SQL (</w:t>
       </w:r>
       <w:proofErr w:type="spellStart"/>
       <w:r>
-        <w:rPr>
-          <w:lang w:val="ru-BY"/>
-        </w:rPr>
         <w:t>Procedural</w:t>
       </w:r>
       <w:proofErr w:type="spellEnd"/>
       <w:r>
-        <w:rPr>
-          <w:lang w:val="ru-BY"/>
-        </w:rPr>
         <w:t xml:space="preserve"> Language </w:t>
       </w:r>
       <w:proofErr w:type="spellStart"/>
       <w:r>
-        <w:rPr>
-          <w:lang w:val="ru-BY"/>
-        </w:rPr>
         <w:t>for</w:t>
       </w:r>
       <w:proofErr w:type="spellEnd"/>
       <w:r>
-        <w:rPr>
-          <w:lang w:val="ru-BY"/>
-        </w:rPr>
         <w:t xml:space="preserve"> SQL) решает эту проблему, объединяя мощь SQL с возможностями традиционных процедурных языков программирования. В PL/SQL добавлены переменные, константы, условные операторы (IF, CASE), циклы (LOOP, FOR, WHILE) и средства обработки исключений (ошибок). Это позволяет реализовывать сложную бизнес-логику прямо на сервере Oracle.</w:t>
       </w:r>
     </w:p>
     <w:p>
       <w:pPr>
         <w:spacing w:after="0" w:line="240" w:lineRule="auto"/>
-        <w:rPr>
-          <w:lang w:val="ru-BY"/>
-        </w:rPr>
-      </w:pPr>
-    </w:p>
-    <w:p>
-      <w:pPr>
-        <w:spacing w:after="0" w:line="240" w:lineRule="auto"/>
-        <w:rPr>
-          <w:b/>
-          <w:bCs/>
-          <w:lang w:val="ru-BY"/>
-        </w:rPr>
-      </w:pPr>
-      <w:r>
-        <w:rPr>
-          <w:b/>
-          <w:bCs/>
-          <w:lang w:val="ru-BY"/>
+      </w:pPr>
+    </w:p>
+    <w:p>
+      <w:pPr>
+        <w:spacing w:after="0" w:line="240" w:lineRule="auto"/>
+        <w:rPr>
+          <w:b/>
+          <w:bCs/>
+        </w:rPr>
+      </w:pPr>
+      <w:r>
+        <w:rPr>
+          <w:b/>
+          <w:bCs/>
         </w:rPr>
         <w:t>2. Чувствителен ли к регистру язык PL/SQL?</w:t>
       </w:r>
@@ -7359,67 +7398,44 @@
     <w:p>
       <w:pPr>
         <w:spacing w:after="0" w:line="240" w:lineRule="auto"/>
-        <w:rPr>
-          <w:lang w:val="ru-BY"/>
-        </w:rPr>
-      </w:pPr>
-      <w:r>
-        <w:rPr>
-          <w:lang w:val="ru-BY"/>
-        </w:rPr>
+      </w:pPr>
+      <w:r>
         <w:t xml:space="preserve">Сам язык PL/SQL не чувствителен к регистру. Например, ключевые слова BEGIN и </w:t>
       </w:r>
       <w:proofErr w:type="spellStart"/>
       <w:r>
-        <w:rPr>
-          <w:lang w:val="ru-BY"/>
-        </w:rPr>
         <w:t>begin</w:t>
       </w:r>
       <w:proofErr w:type="spellEnd"/>
       <w:r>
-        <w:rPr>
-          <w:lang w:val="ru-BY"/>
-        </w:rPr>
         <w:t xml:space="preserve">, а также имена переменных </w:t>
       </w:r>
       <w:proofErr w:type="spellStart"/>
       <w:r>
-        <w:rPr>
-          <w:lang w:val="ru-BY"/>
-        </w:rPr>
         <w:t>v_val</w:t>
       </w:r>
       <w:proofErr w:type="spellEnd"/>
       <w:r>
-        <w:rPr>
-          <w:lang w:val="ru-BY"/>
-        </w:rPr>
         <w:t xml:space="preserve"> и V_VAL воспринимаются компилятором абсолютно одинаково. Исключением являются строковые литералы (символьные данные внутри одинарных кавычек), которые чувствительны к регистру: 'Текст' и 'текст' — это разные значения.</w:t>
       </w:r>
     </w:p>
     <w:p>
       <w:pPr>
         <w:spacing w:after="0" w:line="240" w:lineRule="auto"/>
-        <w:rPr>
-          <w:lang w:val="ru-BY"/>
-        </w:rPr>
-      </w:pPr>
-    </w:p>
-    <w:p>
-      <w:pPr>
-        <w:spacing w:after="0" w:line="240" w:lineRule="auto"/>
-        <w:rPr>
-          <w:b/>
-          <w:bCs/>
-          <w:lang w:val="ru-BY"/>
-        </w:rPr>
-      </w:pPr>
-      <w:r>
-        <w:rPr>
-          <w:b/>
-          <w:bCs/>
-          <w:lang w:val="ru-BY"/>
+      </w:pPr>
+    </w:p>
+    <w:p>
+      <w:pPr>
+        <w:spacing w:after="0" w:line="240" w:lineRule="auto"/>
+        <w:rPr>
+          <w:b/>
+          <w:bCs/>
+        </w:rPr>
+      </w:pPr>
+      <w:r>
+        <w:rPr>
+          <w:b/>
+          <w:bCs/>
         </w:rPr>
         <w:t>3. Какие виды блоков бывают в PL/SQL?</w:t>
       </w:r>
@@ -7427,14 +7443,8 @@
     <w:p>
       <w:pPr>
         <w:spacing w:after="0" w:line="240" w:lineRule="auto"/>
-        <w:rPr>
-          <w:lang w:val="ru-BY"/>
-        </w:rPr>
-      </w:pPr>
-      <w:r>
-        <w:rPr>
-          <w:lang w:val="ru-BY"/>
-        </w:rPr>
+      </w:pPr>
+      <w:r>
         <w:t>В PL/SQL блоки делятся на следующие виды:</w:t>
       </w:r>
     </w:p>
@@ -7445,15 +7455,11 @@
           <w:numId w:val="3"/>
         </w:numPr>
         <w:spacing w:after="0" w:line="240" w:lineRule="auto"/>
-        <w:rPr>
-          <w:lang w:val="ru-BY"/>
-        </w:rPr>
-      </w:pPr>
-      <w:r>
-        <w:rPr>
-          <w:b/>
-          <w:bCs/>
-          <w:lang w:val="ru-BY"/>
+      </w:pPr>
+      <w:r>
+        <w:rPr>
+          <w:b/>
+          <w:bCs/>
         </w:rPr>
         <w:t>Анонимные блоки (</w:t>
       </w:r>
@@ -7462,7 +7468,6 @@
         <w:rPr>
           <w:b/>
           <w:bCs/>
-          <w:lang w:val="ru-BY"/>
         </w:rPr>
         <w:t>Anonymous</w:t>
       </w:r>
@@ -7471,7 +7476,6 @@
         <w:rPr>
           <w:b/>
           <w:bCs/>
-          <w:lang w:val="ru-BY"/>
         </w:rPr>
         <w:t xml:space="preserve"> </w:t>
       </w:r>
@@ -7480,7 +7484,6 @@
         <w:rPr>
           <w:b/>
           <w:bCs/>
-          <w:lang w:val="ru-BY"/>
         </w:rPr>
         <w:t>blocks</w:t>
       </w:r>
@@ -7489,14 +7492,10 @@
         <w:rPr>
           <w:b/>
           <w:bCs/>
-          <w:lang w:val="ru-BY"/>
         </w:rPr>
         <w:t>)</w:t>
       </w:r>
       <w:r>
-        <w:rPr>
-          <w:lang w:val="ru-BY"/>
-        </w:rPr>
         <w:t xml:space="preserve"> — безымянные блоки, которые не сохраняются в базе данных. Они компилируются и выполняются сразу при запуске.</w:t>
       </w:r>
     </w:p>
@@ -7507,15 +7506,11 @@
           <w:numId w:val="3"/>
         </w:numPr>
         <w:spacing w:after="0" w:line="240" w:lineRule="auto"/>
-        <w:rPr>
-          <w:lang w:val="ru-BY"/>
-        </w:rPr>
-      </w:pPr>
-      <w:r>
-        <w:rPr>
-          <w:b/>
-          <w:bCs/>
-          <w:lang w:val="ru-BY"/>
+      </w:pPr>
+      <w:r>
+        <w:rPr>
+          <w:b/>
+          <w:bCs/>
         </w:rPr>
         <w:t>Именованные блоки (</w:t>
       </w:r>
@@ -7524,7 +7519,6 @@
         <w:rPr>
           <w:b/>
           <w:bCs/>
-          <w:lang w:val="ru-BY"/>
         </w:rPr>
         <w:t>Named</w:t>
       </w:r>
@@ -7533,7 +7527,6 @@
         <w:rPr>
           <w:b/>
           <w:bCs/>
-          <w:lang w:val="ru-BY"/>
         </w:rPr>
         <w:t xml:space="preserve"> </w:t>
       </w:r>
@@ -7542,7 +7535,6 @@
         <w:rPr>
           <w:b/>
           <w:bCs/>
-          <w:lang w:val="ru-BY"/>
         </w:rPr>
         <w:t>blocks</w:t>
       </w:r>
@@ -7551,14 +7543,10 @@
         <w:rPr>
           <w:b/>
           <w:bCs/>
-          <w:lang w:val="ru-BY"/>
         </w:rPr>
         <w:t>)</w:t>
       </w:r>
       <w:r>
-        <w:rPr>
-          <w:lang w:val="ru-BY"/>
-        </w:rPr>
         <w:t xml:space="preserve"> — блоки, имеющие имя (функции, процедуры, пакеты, триггеры). Они сохраняются на сервере базы данных в скомпилированном виде и могут быть вызваны многократно.</w:t>
       </w:r>
     </w:p>
@@ -7569,22 +7557,15 @@
           <w:numId w:val="3"/>
         </w:numPr>
         <w:spacing w:after="0" w:line="240" w:lineRule="auto"/>
-        <w:rPr>
-          <w:lang w:val="ru-BY"/>
-        </w:rPr>
-      </w:pPr>
-      <w:r>
-        <w:rPr>
-          <w:b/>
-          <w:bCs/>
-          <w:lang w:val="ru-BY"/>
+      </w:pPr>
+      <w:r>
+        <w:rPr>
+          <w:b/>
+          <w:bCs/>
         </w:rPr>
         <w:t>Вложенные блоки</w:t>
       </w:r>
       <w:r>
-        <w:rPr>
-          <w:lang w:val="ru-BY"/>
-        </w:rPr>
         <w:t xml:space="preserve"> — любые блоки (анонимные или именованные), которые помещены внутрь других блоков PL/SQL.</w:t>
       </w:r>
     </w:p>
@@ -7592,25 +7573,20 @@
       <w:pPr>
         <w:spacing w:after="0" w:line="240" w:lineRule="auto"/>
         <w:ind w:left="720"/>
-        <w:rPr>
-          <w:lang w:val="ru-BY"/>
-        </w:rPr>
-      </w:pPr>
-    </w:p>
-    <w:p>
-      <w:pPr>
-        <w:spacing w:after="0" w:line="240" w:lineRule="auto"/>
-        <w:rPr>
-          <w:b/>
-          <w:bCs/>
-          <w:lang w:val="ru-BY"/>
-        </w:rPr>
-      </w:pPr>
-      <w:r>
-        <w:rPr>
-          <w:b/>
-          <w:bCs/>
-          <w:lang w:val="ru-BY"/>
+      </w:pPr>
+    </w:p>
+    <w:p>
+      <w:pPr>
+        <w:spacing w:after="0" w:line="240" w:lineRule="auto"/>
+        <w:rPr>
+          <w:b/>
+          <w:bCs/>
+        </w:rPr>
+      </w:pPr>
+      <w:r>
+        <w:rPr>
+          <w:b/>
+          <w:bCs/>
         </w:rPr>
         <w:t>4. Что такое анонимный блок?</w:t>
       </w:r>
@@ -7618,39 +7594,28 @@
     <w:p>
       <w:pPr>
         <w:spacing w:after="0" w:line="240" w:lineRule="auto"/>
-        <w:rPr>
-          <w:lang w:val="ru-BY"/>
-        </w:rPr>
-      </w:pPr>
-      <w:r>
-        <w:rPr>
-          <w:lang w:val="ru-BY"/>
-        </w:rPr>
+      </w:pPr>
+      <w:r>
         <w:t>Анонимный блок — это блок программного кода на PL/SQL, у которого нет секции заголовка (имени). Поскольку он не имеет имени, он не может быть сохранен в базе данных как самостоятельный объект (в отличие от процедур и функций). Анонимные блоки обычно используются для разового выполнения скриптов, тестирования кода или как часть клиентского приложения.</w:t>
       </w:r>
     </w:p>
     <w:p>
       <w:pPr>
         <w:spacing w:after="0" w:line="240" w:lineRule="auto"/>
-        <w:rPr>
-          <w:lang w:val="ru-BY"/>
-        </w:rPr>
-      </w:pPr>
-    </w:p>
-    <w:p>
-      <w:pPr>
-        <w:spacing w:after="0" w:line="240" w:lineRule="auto"/>
-        <w:rPr>
-          <w:b/>
-          <w:bCs/>
-          <w:lang w:val="ru-BY"/>
-        </w:rPr>
-      </w:pPr>
-      <w:r>
-        <w:rPr>
-          <w:b/>
-          <w:bCs/>
-          <w:lang w:val="ru-BY"/>
+      </w:pPr>
+    </w:p>
+    <w:p>
+      <w:pPr>
+        <w:spacing w:after="0" w:line="240" w:lineRule="auto"/>
+        <w:rPr>
+          <w:b/>
+          <w:bCs/>
+        </w:rPr>
+      </w:pPr>
+      <w:r>
+        <w:rPr>
+          <w:b/>
+          <w:bCs/>
         </w:rPr>
         <w:t>5. Как выглядит простейший анонимный блок PL/SQL?</w:t>
       </w:r>
@@ -7658,45 +7623,24 @@
     <w:p>
       <w:pPr>
         <w:spacing w:after="0" w:line="240" w:lineRule="auto"/>
-        <w:rPr>
-          <w:lang w:val="ru-BY"/>
-        </w:rPr>
-      </w:pPr>
-      <w:r>
-        <w:rPr>
-          <w:lang w:val="ru-BY"/>
-        </w:rPr>
+      </w:pPr>
+      <w:r>
         <w:t>Простейший анонимный блок состоит только из обязательной исполняемой секции, ограниченной ключевыми словами BEGIN и END;. Поскольку внутри этой секции должен быть хотя бы один оператор, в простейшем случае используется оператор-заглушка NULL;, который ничего не делает.</w:t>
       </w:r>
     </w:p>
     <w:p>
       <w:pPr>
         <w:spacing w:after="0" w:line="240" w:lineRule="auto"/>
-        <w:rPr>
-          <w:lang w:val="ru-BY"/>
-        </w:rPr>
-      </w:pPr>
-      <w:proofErr w:type="spellStart"/>
-      <w:r>
-        <w:rPr>
-          <w:lang w:val="ru-BY"/>
-        </w:rPr>
-        <w:t>sql</w:t>
-      </w:r>
-      <w:proofErr w:type="spellEnd"/>
-    </w:p>
-    <w:p>
-      <w:pPr>
-        <w:spacing w:after="0" w:line="240" w:lineRule="auto"/>
-        <w:rPr>
-          <w:lang w:val="ru-BY"/>
-        </w:rPr>
-      </w:pPr>
-      <w:r>
-        <w:rPr>
-          <w:b/>
-          <w:bCs/>
-          <w:lang w:val="ru-BY"/>
+      </w:pPr>
+    </w:p>
+    <w:p>
+      <w:pPr>
+        <w:spacing w:after="0" w:line="240" w:lineRule="auto"/>
+      </w:pPr>
+      <w:r>
+        <w:rPr>
+          <w:b/>
+          <w:bCs/>
         </w:rPr>
         <w:t>BEGIN</w:t>
       </w:r>
@@ -7704,61 +7648,43 @@
     <w:p>
       <w:pPr>
         <w:spacing w:after="0" w:line="240" w:lineRule="auto"/>
-        <w:rPr>
-          <w:lang w:val="ru-BY"/>
-        </w:rPr>
-      </w:pPr>
-      <w:r>
-        <w:rPr>
-          <w:lang w:val="ru-BY"/>
-        </w:rPr>
+      </w:pPr>
+      <w:r>
         <w:t xml:space="preserve">    NULL;</w:t>
       </w:r>
     </w:p>
     <w:p>
       <w:pPr>
         <w:spacing w:after="0" w:line="240" w:lineRule="auto"/>
-        <w:rPr>
-          <w:lang w:val="ru-BY"/>
-        </w:rPr>
-      </w:pPr>
-      <w:r>
-        <w:rPr>
-          <w:b/>
-          <w:bCs/>
-          <w:lang w:val="ru-BY"/>
+      </w:pPr>
+      <w:r>
+        <w:rPr>
+          <w:b/>
+          <w:bCs/>
         </w:rPr>
         <w:t>END</w:t>
       </w:r>
       <w:r>
-        <w:rPr>
-          <w:lang w:val="ru-BY"/>
-        </w:rPr>
         <w:t>;</w:t>
       </w:r>
     </w:p>
     <w:p>
       <w:pPr>
         <w:spacing w:after="0" w:line="240" w:lineRule="auto"/>
-        <w:rPr>
-          <w:lang w:val="ru-BY"/>
-        </w:rPr>
-      </w:pPr>
-    </w:p>
-    <w:p>
-      <w:pPr>
-        <w:spacing w:after="0" w:line="240" w:lineRule="auto"/>
-        <w:rPr>
-          <w:b/>
-          <w:bCs/>
-          <w:lang w:val="ru-BY"/>
-        </w:rPr>
-      </w:pPr>
-      <w:r>
-        <w:rPr>
-          <w:b/>
-          <w:bCs/>
-          <w:lang w:val="ru-BY"/>
+      </w:pPr>
+    </w:p>
+    <w:p>
+      <w:pPr>
+        <w:spacing w:after="0" w:line="240" w:lineRule="auto"/>
+        <w:rPr>
+          <w:b/>
+          <w:bCs/>
+        </w:rPr>
+      </w:pPr>
+      <w:r>
+        <w:rPr>
+          <w:b/>
+          <w:bCs/>
         </w:rPr>
         <w:lastRenderedPageBreak/>
         <w:t xml:space="preserve">6. Как отобразить вывод процедуры </w:t>
@@ -7768,7 +7694,6 @@
         <w:rPr>
           <w:b/>
           <w:bCs/>
-          <w:lang w:val="ru-BY"/>
         </w:rPr>
         <w:t>dbms_output.put_line</w:t>
       </w:r>
@@ -7777,7 +7702,6 @@
         <w:rPr>
           <w:b/>
           <w:bCs/>
-          <w:lang w:val="ru-BY"/>
         </w:rPr>
         <w:t xml:space="preserve"> в SQL*Plus и SQL Developer?</w:t>
       </w:r>
@@ -7789,15 +7713,11 @@
           <w:numId w:val="4"/>
         </w:numPr>
         <w:spacing w:after="0" w:line="240" w:lineRule="auto"/>
-        <w:rPr>
-          <w:lang w:val="ru-BY"/>
-        </w:rPr>
-      </w:pPr>
-      <w:r>
-        <w:rPr>
-          <w:b/>
-          <w:bCs/>
-          <w:lang w:val="ru-BY"/>
+      </w:pPr>
+      <w:r>
+        <w:rPr>
+          <w:b/>
+          <w:bCs/>
         </w:rPr>
         <w:t xml:space="preserve">В </w:t>
       </w:r>
@@ -7806,7 +7726,6 @@
         <w:rPr>
           <w:b/>
           <w:bCs/>
-          <w:lang w:val="ru-BY"/>
         </w:rPr>
         <w:t>SQL</w:t>
       </w:r>
@@ -7816,7 +7735,6 @@
           <w:bCs/>
           <w:i/>
           <w:iCs/>
-          <w:lang w:val="ru-BY"/>
         </w:rPr>
         <w:t>Plus</w:t>
       </w:r>
@@ -7827,14 +7745,10 @@
           <w:bCs/>
           <w:i/>
           <w:iCs/>
-          <w:lang w:val="ru-BY"/>
         </w:rPr>
         <w:t>:</w:t>
       </w:r>
       <w:r>
-        <w:rPr>
-          <w:lang w:val="ru-BY"/>
-        </w:rPr>
         <w:t xml:space="preserve"> перед запуском блока необходимо выполнить команду SET SERVEROUTPUT ON (эта команда включает отображение серверного вывода в консоли).</w:t>
       </w:r>
     </w:p>
@@ -7845,15 +7759,11 @@
           <w:numId w:val="4"/>
         </w:numPr>
         <w:spacing w:after="0" w:line="240" w:lineRule="auto"/>
-        <w:rPr>
-          <w:lang w:val="ru-BY"/>
-        </w:rPr>
-      </w:pPr>
-      <w:r>
-        <w:rPr>
-          <w:b/>
-          <w:bCs/>
-          <w:lang w:val="ru-BY"/>
+      </w:pPr>
+      <w:r>
+        <w:rPr>
+          <w:b/>
+          <w:bCs/>
         </w:rPr>
         <w:t xml:space="preserve">В SQL Developer / </w:t>
       </w:r>
@@ -7862,7 +7772,6 @@
         <w:rPr>
           <w:b/>
           <w:bCs/>
-          <w:lang w:val="ru-BY"/>
         </w:rPr>
         <w:t>DataGrip</w:t>
       </w:r>
@@ -7871,56 +7780,34 @@
         <w:rPr>
           <w:b/>
           <w:bCs/>
-          <w:lang w:val="ru-BY"/>
         </w:rPr>
         <w:t>:</w:t>
       </w:r>
       <w:r>
-        <w:rPr>
-          <w:lang w:val="ru-BY"/>
-        </w:rPr>
         <w:t xml:space="preserve"> необходимо явно включить панель "DBMS </w:t>
       </w:r>
       <w:proofErr w:type="spellStart"/>
       <w:r>
-        <w:rPr>
-          <w:lang w:val="ru-BY"/>
-        </w:rPr>
         <w:t>Output</w:t>
       </w:r>
       <w:proofErr w:type="spellEnd"/>
       <w:r>
-        <w:rPr>
-          <w:lang w:val="ru-BY"/>
-        </w:rPr>
         <w:t>". В интерфейсе для этого обычно есть кнопка в виде зеленого плюса (</w:t>
       </w:r>
       <w:proofErr w:type="spellStart"/>
       <w:r>
-        <w:rPr>
-          <w:lang w:val="ru-BY"/>
-        </w:rPr>
         <w:t>Enable</w:t>
       </w:r>
       <w:proofErr w:type="spellEnd"/>
       <w:r>
-        <w:rPr>
-          <w:lang w:val="ru-BY"/>
-        </w:rPr>
         <w:t xml:space="preserve"> DBMS </w:t>
       </w:r>
       <w:proofErr w:type="spellStart"/>
       <w:r>
-        <w:rPr>
-          <w:lang w:val="ru-BY"/>
-        </w:rPr>
         <w:t>Output</w:t>
       </w:r>
       <w:proofErr w:type="spellEnd"/>
       <w:r>
-        <w:rPr>
-          <w:lang w:val="ru-BY"/>
-        </w:rPr>
         <w:t>) для текущего подключения к БД.</w:t>
       </w:r>
     </w:p>
@@ -7928,25 +7815,20 @@
       <w:pPr>
         <w:spacing w:after="0" w:line="240" w:lineRule="auto"/>
         <w:ind w:left="720"/>
-        <w:rPr>
-          <w:lang w:val="ru-BY"/>
-        </w:rPr>
-      </w:pPr>
-    </w:p>
-    <w:p>
-      <w:pPr>
-        <w:spacing w:after="0" w:line="240" w:lineRule="auto"/>
-        <w:rPr>
-          <w:b/>
-          <w:bCs/>
-          <w:lang w:val="ru-BY"/>
-        </w:rPr>
-      </w:pPr>
-      <w:r>
-        <w:rPr>
-          <w:b/>
-          <w:bCs/>
-          <w:lang w:val="ru-BY"/>
+      </w:pPr>
+    </w:p>
+    <w:p>
+      <w:pPr>
+        <w:spacing w:after="0" w:line="240" w:lineRule="auto"/>
+        <w:rPr>
+          <w:b/>
+          <w:bCs/>
+        </w:rPr>
+      </w:pPr>
+      <w:r>
+        <w:rPr>
+          <w:b/>
+          <w:bCs/>
         </w:rPr>
         <w:t>7. Из каких секций состоит программа на языке PL/SQL?</w:t>
       </w:r>
@@ -7954,14 +7836,8 @@
     <w:p>
       <w:pPr>
         <w:spacing w:after="0" w:line="240" w:lineRule="auto"/>
-        <w:rPr>
-          <w:lang w:val="ru-BY"/>
-        </w:rPr>
-      </w:pPr>
-      <w:r>
-        <w:rPr>
-          <w:lang w:val="ru-BY"/>
-        </w:rPr>
+      </w:pPr>
+      <w:r>
         <w:t>Программа на PL/SQL состоит из базовых блоков, структура которых включает четыре возможные секции:</w:t>
       </w:r>
     </w:p>
@@ -7972,42 +7848,24 @@
           <w:numId w:val="5"/>
         </w:numPr>
         <w:spacing w:after="0" w:line="240" w:lineRule="auto"/>
-        <w:rPr>
-          <w:lang w:val="ru-BY"/>
-        </w:rPr>
-      </w:pPr>
-      <w:r>
-        <w:rPr>
-          <w:lang w:val="ru-BY"/>
-        </w:rPr>
+      </w:pPr>
+      <w:r>
         <w:t>Секция заголовка (</w:t>
       </w:r>
       <w:proofErr w:type="spellStart"/>
       <w:r>
-        <w:rPr>
-          <w:lang w:val="ru-BY"/>
-        </w:rPr>
         <w:t>Header</w:t>
       </w:r>
       <w:proofErr w:type="spellEnd"/>
       <w:r>
-        <w:rPr>
-          <w:lang w:val="ru-BY"/>
-        </w:rPr>
         <w:t xml:space="preserve"> </w:t>
       </w:r>
       <w:proofErr w:type="spellStart"/>
       <w:r>
-        <w:rPr>
-          <w:lang w:val="ru-BY"/>
-        </w:rPr>
         <w:t>section</w:t>
       </w:r>
       <w:proofErr w:type="spellEnd"/>
       <w:r>
-        <w:rPr>
-          <w:lang w:val="ru-BY"/>
-        </w:rPr>
         <w:t>)</w:t>
       </w:r>
     </w:p>
@@ -8018,42 +7876,24 @@
           <w:numId w:val="5"/>
         </w:numPr>
         <w:spacing w:after="0" w:line="240" w:lineRule="auto"/>
-        <w:rPr>
-          <w:lang w:val="ru-BY"/>
-        </w:rPr>
-      </w:pPr>
-      <w:r>
-        <w:rPr>
-          <w:lang w:val="ru-BY"/>
-        </w:rPr>
+      </w:pPr>
+      <w:r>
         <w:t>Секция объявлений (</w:t>
       </w:r>
       <w:proofErr w:type="spellStart"/>
       <w:r>
-        <w:rPr>
-          <w:lang w:val="ru-BY"/>
-        </w:rPr>
         <w:t>Declaration</w:t>
       </w:r>
       <w:proofErr w:type="spellEnd"/>
       <w:r>
-        <w:rPr>
-          <w:lang w:val="ru-BY"/>
-        </w:rPr>
         <w:t xml:space="preserve"> </w:t>
       </w:r>
       <w:proofErr w:type="spellStart"/>
       <w:r>
-        <w:rPr>
-          <w:lang w:val="ru-BY"/>
-        </w:rPr>
         <w:t>section</w:t>
       </w:r>
       <w:proofErr w:type="spellEnd"/>
       <w:r>
-        <w:rPr>
-          <w:lang w:val="ru-BY"/>
-        </w:rPr>
         <w:t>)</w:t>
       </w:r>
     </w:p>
@@ -8064,42 +7904,24 @@
           <w:numId w:val="5"/>
         </w:numPr>
         <w:spacing w:after="0" w:line="240" w:lineRule="auto"/>
-        <w:rPr>
-          <w:lang w:val="ru-BY"/>
-        </w:rPr>
-      </w:pPr>
-      <w:r>
-        <w:rPr>
-          <w:lang w:val="ru-BY"/>
-        </w:rPr>
+      </w:pPr>
+      <w:r>
         <w:t>Исполняемая секция / тело блока (</w:t>
       </w:r>
       <w:proofErr w:type="spellStart"/>
       <w:r>
-        <w:rPr>
-          <w:lang w:val="ru-BY"/>
-        </w:rPr>
         <w:t>Execution</w:t>
       </w:r>
       <w:proofErr w:type="spellEnd"/>
       <w:r>
-        <w:rPr>
-          <w:lang w:val="ru-BY"/>
-        </w:rPr>
         <w:t xml:space="preserve"> </w:t>
       </w:r>
       <w:proofErr w:type="spellStart"/>
       <w:r>
-        <w:rPr>
-          <w:lang w:val="ru-BY"/>
-        </w:rPr>
         <w:t>section</w:t>
       </w:r>
       <w:proofErr w:type="spellEnd"/>
       <w:r>
-        <w:rPr>
-          <w:lang w:val="ru-BY"/>
-        </w:rPr>
         <w:t>)</w:t>
       </w:r>
     </w:p>
@@ -8110,42 +7932,24 @@
           <w:numId w:val="5"/>
         </w:numPr>
         <w:spacing w:after="0" w:line="240" w:lineRule="auto"/>
-        <w:rPr>
-          <w:lang w:val="ru-BY"/>
-        </w:rPr>
-      </w:pPr>
-      <w:r>
-        <w:rPr>
-          <w:lang w:val="ru-BY"/>
-        </w:rPr>
+      </w:pPr>
+      <w:r>
         <w:t>Секция обработки исключений (</w:t>
       </w:r>
       <w:proofErr w:type="spellStart"/>
       <w:r>
-        <w:rPr>
-          <w:lang w:val="ru-BY"/>
-        </w:rPr>
         <w:t>Exception</w:t>
       </w:r>
       <w:proofErr w:type="spellEnd"/>
       <w:r>
-        <w:rPr>
-          <w:lang w:val="ru-BY"/>
-        </w:rPr>
         <w:t xml:space="preserve"> </w:t>
       </w:r>
       <w:proofErr w:type="spellStart"/>
       <w:r>
-        <w:rPr>
-          <w:lang w:val="ru-BY"/>
-        </w:rPr>
         <w:t>section</w:t>
       </w:r>
       <w:proofErr w:type="spellEnd"/>
       <w:r>
-        <w:rPr>
-          <w:lang w:val="ru-BY"/>
-        </w:rPr>
         <w:t>)</w:t>
       </w:r>
     </w:p>
@@ -8153,25 +7957,20 @@
       <w:pPr>
         <w:spacing w:after="0" w:line="240" w:lineRule="auto"/>
         <w:ind w:left="720"/>
-        <w:rPr>
-          <w:lang w:val="ru-BY"/>
-        </w:rPr>
-      </w:pPr>
-    </w:p>
-    <w:p>
-      <w:pPr>
-        <w:spacing w:after="0" w:line="240" w:lineRule="auto"/>
-        <w:rPr>
-          <w:b/>
-          <w:bCs/>
-          <w:lang w:val="ru-BY"/>
-        </w:rPr>
-      </w:pPr>
-      <w:r>
-        <w:rPr>
-          <w:b/>
-          <w:bCs/>
-          <w:lang w:val="ru-BY"/>
+      </w:pPr>
+    </w:p>
+    <w:p>
+      <w:pPr>
+        <w:spacing w:after="0" w:line="240" w:lineRule="auto"/>
+        <w:rPr>
+          <w:b/>
+          <w:bCs/>
+        </w:rPr>
+      </w:pPr>
+      <w:r>
+        <w:rPr>
+          <w:b/>
+          <w:bCs/>
         </w:rPr>
         <w:t>8. Объясните их назначение</w:t>
       </w:r>
@@ -8183,22 +7982,15 @@
           <w:numId w:val="6"/>
         </w:numPr>
         <w:spacing w:after="0" w:line="240" w:lineRule="auto"/>
-        <w:rPr>
-          <w:lang w:val="ru-BY"/>
-        </w:rPr>
-      </w:pPr>
-      <w:r>
-        <w:rPr>
-          <w:b/>
-          <w:bCs/>
-          <w:lang w:val="ru-BY"/>
+      </w:pPr>
+      <w:r>
+        <w:rPr>
+          <w:b/>
+          <w:bCs/>
         </w:rPr>
         <w:t>Секция заголовка</w:t>
       </w:r>
       <w:r>
-        <w:rPr>
-          <w:lang w:val="ru-BY"/>
-        </w:rPr>
         <w:t xml:space="preserve"> используется только в именованных блоках; она содержит тип объекта (процедура, функция), его имя и список входных/выходных параметров.</w:t>
       </w:r>
     </w:p>
@@ -8209,22 +8001,15 @@
           <w:numId w:val="6"/>
         </w:numPr>
         <w:spacing w:after="0" w:line="240" w:lineRule="auto"/>
-        <w:rPr>
-          <w:lang w:val="ru-BY"/>
-        </w:rPr>
-      </w:pPr>
-      <w:r>
-        <w:rPr>
-          <w:b/>
-          <w:bCs/>
-          <w:lang w:val="ru-BY"/>
+      </w:pPr>
+      <w:r>
+        <w:rPr>
+          <w:b/>
+          <w:bCs/>
         </w:rPr>
         <w:t>Секция объявлений</w:t>
       </w:r>
       <w:r>
-        <w:rPr>
-          <w:lang w:val="ru-BY"/>
-        </w:rPr>
         <w:t xml:space="preserve"> (начинается с DECLARE или IS/AS в именованных) используется для определения локальных переменных, констант, типов данных и пользовательских исключений, которые будут применяться в блоке.</w:t>
       </w:r>
     </w:p>
@@ -8235,22 +8020,15 @@
           <w:numId w:val="6"/>
         </w:numPr>
         <w:spacing w:after="0" w:line="240" w:lineRule="auto"/>
-        <w:rPr>
-          <w:lang w:val="ru-BY"/>
-        </w:rPr>
-      </w:pPr>
-      <w:r>
-        <w:rPr>
-          <w:b/>
-          <w:bCs/>
-          <w:lang w:val="ru-BY"/>
+      </w:pPr>
+      <w:r>
+        <w:rPr>
+          <w:b/>
+          <w:bCs/>
         </w:rPr>
         <w:t>Исполняемая секция</w:t>
       </w:r>
       <w:r>
-        <w:rPr>
-          <w:lang w:val="ru-BY"/>
-        </w:rPr>
         <w:t xml:space="preserve"> (между BEGIN и EXCEPTION или END) содержит сам рабочий код программы — SQL-запросы и процедурные операторы PL/SQL, реализующие алгоритм.</w:t>
       </w:r>
     </w:p>
@@ -8261,22 +8039,15 @@
           <w:numId w:val="6"/>
         </w:numPr>
         <w:spacing w:after="0" w:line="240" w:lineRule="auto"/>
-        <w:rPr>
-          <w:lang w:val="ru-BY"/>
-        </w:rPr>
-      </w:pPr>
-      <w:r>
-        <w:rPr>
-          <w:b/>
-          <w:bCs/>
-          <w:lang w:val="ru-BY"/>
+      </w:pPr>
+      <w:r>
+        <w:rPr>
+          <w:b/>
+          <w:bCs/>
         </w:rPr>
         <w:t>Секция обработки исключений</w:t>
       </w:r>
       <w:r>
-        <w:rPr>
-          <w:lang w:val="ru-BY"/>
-        </w:rPr>
         <w:t xml:space="preserve"> (начинается с EXCEPTION и заканчивается перед END) предназначена для перехвата и обработки ошибок (исключительных ситуаций), возникших во время работы исполняемой секции.</w:t>
       </w:r>
     </w:p>
@@ -8286,14 +8057,12 @@
         <w:rPr>
           <w:b/>
           <w:bCs/>
-          <w:lang w:val="ru-BY"/>
-        </w:rPr>
-      </w:pPr>
-      <w:r>
-        <w:rPr>
-          <w:b/>
-          <w:bCs/>
-          <w:lang w:val="ru-BY"/>
+        </w:rPr>
+      </w:pPr>
+      <w:r>
+        <w:rPr>
+          <w:b/>
+          <w:bCs/>
         </w:rPr>
         <w:t>9. Какие из них обязательные?</w:t>
       </w:r>
@@ -8301,53 +8070,38 @@
     <w:p>
       <w:pPr>
         <w:spacing w:after="0" w:line="240" w:lineRule="auto"/>
-        <w:rPr>
-          <w:lang w:val="ru-BY"/>
-        </w:rPr>
-      </w:pPr>
-      <w:r>
-        <w:rPr>
-          <w:lang w:val="ru-BY"/>
-        </w:rPr>
+      </w:pPr>
+      <w:r>
         <w:t xml:space="preserve">Обязательной является только </w:t>
       </w:r>
       <w:r>
         <w:rPr>
           <w:b/>
           <w:bCs/>
-          <w:lang w:val="ru-BY"/>
         </w:rPr>
         <w:t>исполняемая секция</w:t>
       </w:r>
       <w:r>
-        <w:rPr>
-          <w:lang w:val="ru-BY"/>
-        </w:rPr>
         <w:t>. Любой блок PL/SQL (даже простейший) должен содержать BEGIN и END, а между ними — хотя бы один выполняемый оператор. Секции объявлений и исключений являются необязательными. Заголовок обязателен только для именованных блоков, но не для анонимных.</w:t>
       </w:r>
     </w:p>
     <w:p>
       <w:pPr>
         <w:spacing w:after="0" w:line="240" w:lineRule="auto"/>
-        <w:rPr>
-          <w:lang w:val="ru-BY"/>
-        </w:rPr>
-      </w:pPr>
-    </w:p>
-    <w:p>
-      <w:pPr>
-        <w:spacing w:after="0" w:line="240" w:lineRule="auto"/>
-        <w:rPr>
-          <w:b/>
-          <w:bCs/>
-          <w:lang w:val="ru-BY"/>
-        </w:rPr>
-      </w:pPr>
-      <w:r>
-        <w:rPr>
-          <w:b/>
-          <w:bCs/>
-          <w:lang w:val="ru-BY"/>
+      </w:pPr>
+    </w:p>
+    <w:p>
+      <w:pPr>
+        <w:spacing w:after="0" w:line="240" w:lineRule="auto"/>
+        <w:rPr>
+          <w:b/>
+          <w:bCs/>
+        </w:rPr>
+      </w:pPr>
+      <w:r>
+        <w:rPr>
+          <w:b/>
+          <w:bCs/>
         </w:rPr>
         <w:t>10. Что такое исключение PL/SQL?</w:t>
       </w:r>
@@ -8355,53 +8109,36 @@
     <w:p>
       <w:pPr>
         <w:spacing w:after="0" w:line="240" w:lineRule="auto"/>
-        <w:rPr>
-          <w:lang w:val="ru-BY"/>
-        </w:rPr>
-      </w:pPr>
-      <w:r>
-        <w:rPr>
-          <w:lang w:val="ru-BY"/>
-        </w:rPr>
+      </w:pPr>
+      <w:r>
         <w:t>Исключение (</w:t>
       </w:r>
       <w:proofErr w:type="spellStart"/>
       <w:r>
-        <w:rPr>
-          <w:lang w:val="ru-BY"/>
-        </w:rPr>
         <w:t>Exception</w:t>
       </w:r>
       <w:proofErr w:type="spellEnd"/>
       <w:r>
-        <w:rPr>
-          <w:lang w:val="ru-BY"/>
-        </w:rPr>
         <w:t>) — это состояние ошибки или нештатная ситуация (например, деление на ноль или отсутствие данных при выполнении запроса SELECT INTO), которая прерывает нормальное выполнение кода. При возникновении исключения нормальный поток программы останавливается, и управление немедленно передается в секцию EXCEPTION текущего блока для обработки этой ошибки.</w:t>
       </w:r>
     </w:p>
     <w:p>
       <w:pPr>
         <w:spacing w:after="0" w:line="240" w:lineRule="auto"/>
-        <w:rPr>
-          <w:lang w:val="ru-BY"/>
-        </w:rPr>
-      </w:pPr>
-    </w:p>
-    <w:p>
-      <w:pPr>
-        <w:spacing w:after="0" w:line="240" w:lineRule="auto"/>
-        <w:rPr>
-          <w:b/>
-          <w:bCs/>
-          <w:lang w:val="ru-BY"/>
-        </w:rPr>
-      </w:pPr>
-      <w:r>
-        <w:rPr>
-          <w:b/>
-          <w:bCs/>
-          <w:lang w:val="ru-BY"/>
+      </w:pPr>
+    </w:p>
+    <w:p>
+      <w:pPr>
+        <w:spacing w:after="0" w:line="240" w:lineRule="auto"/>
+        <w:rPr>
+          <w:b/>
+          <w:bCs/>
+        </w:rPr>
+      </w:pPr>
+      <w:r>
+        <w:rPr>
+          <w:b/>
+          <w:bCs/>
         </w:rPr>
         <w:t>11. Что такое вложенные блоки PL/SQL?</w:t>
       </w:r>
@@ -8409,39 +8146,28 @@
     <w:p>
       <w:pPr>
         <w:spacing w:after="0" w:line="240" w:lineRule="auto"/>
-        <w:rPr>
-          <w:lang w:val="ru-BY"/>
-        </w:rPr>
-      </w:pPr>
-      <w:r>
-        <w:rPr>
-          <w:lang w:val="ru-BY"/>
-        </w:rPr>
+      </w:pPr>
+      <w:r>
         <w:t>Вложенные блоки — это полноценные блоки PL/SQL (начинающиеся со своих собственных DECLARE, BEGIN, EXCEPTION и END), которые физически размещены внутри исполняемой секции или секции обработки исключений другого (родительского) блока PL/SQL.</w:t>
       </w:r>
     </w:p>
     <w:p>
       <w:pPr>
         <w:spacing w:after="0" w:line="240" w:lineRule="auto"/>
-        <w:rPr>
-          <w:lang w:val="ru-BY"/>
-        </w:rPr>
-      </w:pPr>
-    </w:p>
-    <w:p>
-      <w:pPr>
-        <w:spacing w:after="0" w:line="240" w:lineRule="auto"/>
-        <w:rPr>
-          <w:b/>
-          <w:bCs/>
-          <w:lang w:val="ru-BY"/>
-        </w:rPr>
-      </w:pPr>
-      <w:r>
-        <w:rPr>
-          <w:b/>
-          <w:bCs/>
-          <w:lang w:val="ru-BY"/>
+      </w:pPr>
+    </w:p>
+    <w:p>
+      <w:pPr>
+        <w:spacing w:after="0" w:line="240" w:lineRule="auto"/>
+        <w:rPr>
+          <w:b/>
+          <w:bCs/>
+        </w:rPr>
+      </w:pPr>
+      <w:r>
+        <w:rPr>
+          <w:b/>
+          <w:bCs/>
         </w:rPr>
         <w:t>12. Для чего они применяются?</w:t>
       </w:r>
@@ -8449,80 +8175,63 @@
     <w:p>
       <w:pPr>
         <w:spacing w:after="0" w:line="240" w:lineRule="auto"/>
-        <w:rPr>
-          <w:lang w:val="ru-BY"/>
-        </w:rPr>
-      </w:pPr>
-      <w:r>
-        <w:rPr>
-          <w:lang w:val="ru-BY"/>
-        </w:rPr>
+      </w:pPr>
+      <w:r>
         <w:t>Вложенные блоки применяются для ограничения области видимости переменных (переменная, объявленная во вложенном блоке, не видна во внешнем) и для более тонкого контроля над ошибками. Они позволяют перехватить исключение в конкретном проблемном участке кода (например, при выполнении конкретного SQL-запроса) и продолжить выполнение оставшейся части внешнего блока, не прерывая работу всей программы.</w:t>
       </w:r>
     </w:p>
     <w:p>
       <w:pPr>
         <w:spacing w:after="0" w:line="240" w:lineRule="auto"/>
-        <w:rPr>
-          <w:lang w:val="ru-BY"/>
-        </w:rPr>
-      </w:pPr>
-    </w:p>
-    <w:p>
-      <w:pPr>
-        <w:spacing w:after="0" w:line="240" w:lineRule="auto"/>
-        <w:rPr>
-          <w:b/>
-          <w:bCs/>
-          <w:lang w:val="ru-BY"/>
-        </w:rPr>
-      </w:pPr>
-      <w:r>
-        <w:rPr>
-          <w:b/>
-          <w:bCs/>
-          <w:lang w:val="ru-BY"/>
-        </w:rPr>
+      </w:pPr>
+    </w:p>
+    <w:p>
+      <w:pPr>
+        <w:spacing w:after="0" w:line="240" w:lineRule="auto"/>
+      </w:pPr>
+    </w:p>
+    <w:p>
+      <w:pPr>
+        <w:spacing w:after="0" w:line="240" w:lineRule="auto"/>
+        <w:rPr>
+          <w:b/>
+          <w:bCs/>
+        </w:rPr>
+      </w:pPr>
+      <w:r>
+        <w:rPr>
+          <w:b/>
+          <w:bCs/>
+        </w:rPr>
+        <w:lastRenderedPageBreak/>
         <w:t>13. Как работают секции исключения во вложенных блоках?</w:t>
       </w:r>
     </w:p>
     <w:p>
       <w:pPr>
         <w:spacing w:after="0" w:line="240" w:lineRule="auto"/>
-        <w:rPr>
-          <w:lang w:val="ru-BY"/>
-        </w:rPr>
-      </w:pPr>
-      <w:r>
-        <w:rPr>
-          <w:lang w:val="ru-BY"/>
-        </w:rPr>
-        <w:lastRenderedPageBreak/>
+      </w:pPr>
+      <w:r>
         <w:t>Если во вложенном блоке возникает ошибка, система сначала ищет обработчик для этой ошибки в секции EXCEPTION самого вложенного блока. Если обработчик найден, он выполняется, и управление передается первому оператору внешнего блока, следующему сразу за вложенным блоком. Если подходящего обработчика во вложенном блоке нет, исключение «всплывает» (распространяется) во внешний блок: выполнение вложенного блока прерывается, и система начинает искать обработчик уже в секции EXCEPTION родительского блока.</w:t>
       </w:r>
     </w:p>
     <w:p>
       <w:pPr>
         <w:spacing w:after="0" w:line="240" w:lineRule="auto"/>
-        <w:rPr>
-          <w:lang w:val="ru-BY"/>
-        </w:rPr>
-      </w:pPr>
-    </w:p>
-    <w:p>
-      <w:pPr>
-        <w:spacing w:after="0" w:line="240" w:lineRule="auto"/>
-        <w:rPr>
-          <w:b/>
-          <w:bCs/>
-          <w:lang w:val="ru-BY"/>
-        </w:rPr>
-      </w:pPr>
-      <w:r>
-        <w:rPr>
-          <w:b/>
-          <w:bCs/>
-          <w:lang w:val="ru-BY"/>
+      </w:pPr>
+    </w:p>
+    <w:p>
+      <w:pPr>
+        <w:spacing w:after="0" w:line="240" w:lineRule="auto"/>
+        <w:rPr>
+          <w:b/>
+          <w:bCs/>
+        </w:rPr>
+      </w:pPr>
+      <w:r>
+        <w:rPr>
+          <w:b/>
+          <w:bCs/>
         </w:rPr>
         <w:t>14. Совпадают ли типы данных базы данных Oracle и PL/SQL?</w:t>
       </w:r>
@@ -8530,39 +8239,28 @@
     <w:p>
       <w:pPr>
         <w:spacing w:after="0" w:line="240" w:lineRule="auto"/>
-        <w:rPr>
-          <w:lang w:val="ru-BY"/>
-        </w:rPr>
-      </w:pPr>
-      <w:r>
-        <w:rPr>
-          <w:lang w:val="ru-BY"/>
-        </w:rPr>
+      </w:pPr>
+      <w:r>
         <w:t>Нет, они не совпадают полностью. Язык PL/SQL поддерживает все SQL-типы данных Oracle (например, VARCHAR2, NUMBER, DATE), но дополнительно включает свои собственные, специфичные только для PL/SQL типы данных. К PL/SQL-специфичным типам относятся, например, BOOLEAN (логический тип), PLS_INTEGER (целочисленный тип, оптимизированный для быстрых вычислений) и %TYPE / %ROWTYPE. Эти типы нельзя использовать для определения столбцов в обычных таблицах БД.</w:t>
       </w:r>
     </w:p>
     <w:p>
       <w:pPr>
         <w:spacing w:after="0" w:line="240" w:lineRule="auto"/>
-        <w:rPr>
-          <w:lang w:val="ru-BY"/>
-        </w:rPr>
-      </w:pPr>
-    </w:p>
-    <w:p>
-      <w:pPr>
-        <w:spacing w:after="0" w:line="240" w:lineRule="auto"/>
-        <w:rPr>
-          <w:b/>
-          <w:bCs/>
-          <w:lang w:val="ru-BY"/>
-        </w:rPr>
-      </w:pPr>
-      <w:r>
-        <w:rPr>
-          <w:b/>
-          <w:bCs/>
-          <w:lang w:val="ru-BY"/>
+      </w:pPr>
+    </w:p>
+    <w:p>
+      <w:pPr>
+        <w:spacing w:after="0" w:line="240" w:lineRule="auto"/>
+        <w:rPr>
+          <w:b/>
+          <w:bCs/>
+        </w:rPr>
+      </w:pPr>
+      <w:r>
+        <w:rPr>
+          <w:b/>
+          <w:bCs/>
         </w:rPr>
         <w:t>15. Какая семантика символов используется в Oracle?</w:t>
       </w:r>
@@ -8570,14 +8268,8 @@
     <w:p>
       <w:pPr>
         <w:spacing w:after="0" w:line="240" w:lineRule="auto"/>
-        <w:rPr>
-          <w:lang w:val="ru-BY"/>
-        </w:rPr>
-      </w:pPr>
-      <w:r>
-        <w:rPr>
-          <w:lang w:val="ru-BY"/>
-        </w:rPr>
+      </w:pPr>
+      <w:r>
         <w:t>При объявлении длины строковых типов (например, VARCHAR2(10)) Oracle может интерпретировать это число как байты (BYTE-семантика) или как символы (CHAR-семантика).</w:t>
       </w:r>
     </w:p>
@@ -8588,28 +8280,16 @@
           <w:numId w:val="7"/>
         </w:numPr>
         <w:spacing w:after="0" w:line="240" w:lineRule="auto"/>
-        <w:rPr>
-          <w:lang w:val="ru-BY"/>
-        </w:rPr>
-      </w:pPr>
-      <w:r>
-        <w:rPr>
-          <w:lang w:val="ru-BY"/>
-        </w:rPr>
+      </w:pPr>
+      <w:r>
         <w:t xml:space="preserve">По умолчанию часто используется байтовая семантика (VARCHAR2(10 BYTE)). Это означает ограничение в 10 байт. В </w:t>
       </w:r>
       <w:proofErr w:type="spellStart"/>
       <w:r>
-        <w:rPr>
-          <w:lang w:val="ru-BY"/>
-        </w:rPr>
         <w:t>многобайтовых</w:t>
       </w:r>
       <w:proofErr w:type="spellEnd"/>
       <w:r>
-        <w:rPr>
-          <w:lang w:val="ru-BY"/>
-        </w:rPr>
         <w:t xml:space="preserve"> кодировках (например, UTF-8) русская буква занимает 2 байта, поэтому в 10 байт поместится только 5 русских букв.</w:t>
       </w:r>
     </w:p>
@@ -8620,14 +8300,8 @@
           <w:numId w:val="7"/>
         </w:numPr>
         <w:spacing w:after="0" w:line="240" w:lineRule="auto"/>
-        <w:rPr>
-          <w:lang w:val="ru-BY"/>
-        </w:rPr>
-      </w:pPr>
-      <w:r>
-        <w:rPr>
-          <w:lang w:val="ru-BY"/>
-        </w:rPr>
+      </w:pPr>
+      <w:r>
         <w:t>Символьная семантика (VARCHAR2(10 CHAR)) гарантирует, что в строку поместится ровно 10 символов, независимо от того, сколько байт каждый символ занимает в используемой кодировке.</w:t>
       </w:r>
     </w:p>
@@ -8635,25 +8309,20 @@
       <w:pPr>
         <w:spacing w:after="0" w:line="240" w:lineRule="auto"/>
         <w:ind w:left="720"/>
-        <w:rPr>
-          <w:lang w:val="ru-BY"/>
-        </w:rPr>
-      </w:pPr>
-    </w:p>
-    <w:p>
-      <w:pPr>
-        <w:spacing w:after="0" w:line="240" w:lineRule="auto"/>
-        <w:rPr>
-          <w:b/>
-          <w:bCs/>
-          <w:lang w:val="ru-BY"/>
-        </w:rPr>
-      </w:pPr>
-      <w:r>
-        <w:rPr>
-          <w:b/>
-          <w:bCs/>
-          <w:lang w:val="ru-BY"/>
+      </w:pPr>
+    </w:p>
+    <w:p>
+      <w:pPr>
+        <w:spacing w:after="0" w:line="240" w:lineRule="auto"/>
+        <w:rPr>
+          <w:b/>
+          <w:bCs/>
+        </w:rPr>
+      </w:pPr>
+      <w:r>
+        <w:rPr>
+          <w:b/>
+          <w:bCs/>
         </w:rPr>
         <w:t>16. Перечислите все типы данных для хранения символьной информации в БД Oracle и программе на PL/SQL.</w:t>
       </w:r>
@@ -8665,14 +8334,8 @@
           <w:numId w:val="8"/>
         </w:numPr>
         <w:spacing w:after="0" w:line="240" w:lineRule="auto"/>
-        <w:rPr>
-          <w:lang w:val="ru-BY"/>
-        </w:rPr>
-      </w:pPr>
-      <w:r>
-        <w:rPr>
-          <w:lang w:val="ru-BY"/>
-        </w:rPr>
+      </w:pPr>
+      <w:r>
         <w:t>CHAR — строка фиксированной длины (дополняется пробелами до указанного размера).</w:t>
       </w:r>
     </w:p>
@@ -8683,14 +8346,8 @@
           <w:numId w:val="8"/>
         </w:numPr>
         <w:spacing w:after="0" w:line="240" w:lineRule="auto"/>
-        <w:rPr>
-          <w:lang w:val="ru-BY"/>
-        </w:rPr>
-      </w:pPr>
-      <w:r>
-        <w:rPr>
-          <w:lang w:val="ru-BY"/>
-        </w:rPr>
+      </w:pPr>
+      <w:r>
         <w:t>VARCHAR2 — строка переменной длины (в БД до 4000 байт/символов, в PL/SQL — до 32 767 байт).</w:t>
       </w:r>
     </w:p>
@@ -8701,28 +8358,16 @@
           <w:numId w:val="8"/>
         </w:numPr>
         <w:spacing w:after="0" w:line="240" w:lineRule="auto"/>
-        <w:rPr>
-          <w:lang w:val="ru-BY"/>
-        </w:rPr>
-      </w:pPr>
-      <w:r>
-        <w:rPr>
-          <w:lang w:val="ru-BY"/>
-        </w:rPr>
+      </w:pPr>
+      <w:r>
         <w:t xml:space="preserve">NCHAR — строка фиксированной длины в национальной кодировке </w:t>
       </w:r>
       <w:proofErr w:type="spellStart"/>
       <w:r>
-        <w:rPr>
-          <w:lang w:val="ru-BY"/>
-        </w:rPr>
         <w:t>Unicode</w:t>
       </w:r>
       <w:proofErr w:type="spellEnd"/>
       <w:r>
-        <w:rPr>
-          <w:lang w:val="ru-BY"/>
-        </w:rPr>
         <w:t>.</w:t>
       </w:r>
     </w:p>
@@ -8733,28 +8378,16 @@
           <w:numId w:val="8"/>
         </w:numPr>
         <w:spacing w:after="0" w:line="240" w:lineRule="auto"/>
-        <w:rPr>
-          <w:lang w:val="ru-BY"/>
-        </w:rPr>
-      </w:pPr>
-      <w:r>
-        <w:rPr>
-          <w:lang w:val="ru-BY"/>
-        </w:rPr>
+      </w:pPr>
+      <w:r>
         <w:t xml:space="preserve">NVARCHAR2 — строка переменной длины в национальной кодировке </w:t>
       </w:r>
       <w:proofErr w:type="spellStart"/>
       <w:r>
-        <w:rPr>
-          <w:lang w:val="ru-BY"/>
-        </w:rPr>
         <w:t>Unicode</w:t>
       </w:r>
       <w:proofErr w:type="spellEnd"/>
       <w:r>
-        <w:rPr>
-          <w:lang w:val="ru-BY"/>
-        </w:rPr>
         <w:t>.</w:t>
       </w:r>
     </w:p>
@@ -8765,42 +8398,24 @@
           <w:numId w:val="8"/>
         </w:numPr>
         <w:spacing w:after="0" w:line="240" w:lineRule="auto"/>
-        <w:rPr>
-          <w:lang w:val="ru-BY"/>
-        </w:rPr>
-      </w:pPr>
-      <w:r>
-        <w:rPr>
-          <w:lang w:val="ru-BY"/>
-        </w:rPr>
+      </w:pPr>
+      <w:r>
         <w:t>CLOB (</w:t>
       </w:r>
       <w:proofErr w:type="spellStart"/>
       <w:r>
-        <w:rPr>
-          <w:lang w:val="ru-BY"/>
-        </w:rPr>
         <w:t>Character</w:t>
       </w:r>
       <w:proofErr w:type="spellEnd"/>
       <w:r>
-        <w:rPr>
-          <w:lang w:val="ru-BY"/>
-        </w:rPr>
         <w:t xml:space="preserve"> </w:t>
       </w:r>
       <w:proofErr w:type="spellStart"/>
       <w:r>
-        <w:rPr>
-          <w:lang w:val="ru-BY"/>
-        </w:rPr>
         <w:t>Large</w:t>
       </w:r>
       <w:proofErr w:type="spellEnd"/>
       <w:r>
-        <w:rPr>
-          <w:lang w:val="ru-BY"/>
-        </w:rPr>
         <w:t xml:space="preserve"> Object) — для хранения очень больших текстов (до 4 ГБ).</w:t>
       </w:r>
     </w:p>
@@ -8811,28 +8426,16 @@
           <w:numId w:val="8"/>
         </w:numPr>
         <w:spacing w:after="0" w:line="240" w:lineRule="auto"/>
-        <w:rPr>
-          <w:lang w:val="ru-BY"/>
-        </w:rPr>
-      </w:pPr>
-      <w:r>
-        <w:rPr>
-          <w:lang w:val="ru-BY"/>
-        </w:rPr>
+      </w:pPr>
+      <w:r>
         <w:t xml:space="preserve">NCLOB — для хранения больших текстов в кодировке </w:t>
       </w:r>
       <w:proofErr w:type="spellStart"/>
       <w:r>
-        <w:rPr>
-          <w:lang w:val="ru-BY"/>
-        </w:rPr>
         <w:t>Unicode</w:t>
       </w:r>
       <w:proofErr w:type="spellEnd"/>
       <w:r>
-        <w:rPr>
-          <w:lang w:val="ru-BY"/>
-        </w:rPr>
         <w:t>.</w:t>
       </w:r>
     </w:p>
@@ -8843,14 +8446,8 @@
           <w:numId w:val="8"/>
         </w:numPr>
         <w:spacing w:after="0" w:line="240" w:lineRule="auto"/>
-        <w:rPr>
-          <w:lang w:val="ru-BY"/>
-        </w:rPr>
-      </w:pPr>
-      <w:r>
-        <w:rPr>
-          <w:lang w:val="ru-BY"/>
-        </w:rPr>
+      </w:pPr>
+      <w:r>
         <w:t>LONG — устаревший тип для символьных данных (оставлен для обратной совместимости).</w:t>
       </w:r>
     </w:p>
@@ -8858,25 +8455,20 @@
       <w:pPr>
         <w:spacing w:after="0" w:line="240" w:lineRule="auto"/>
         <w:ind w:left="720"/>
-        <w:rPr>
-          <w:lang w:val="ru-BY"/>
-        </w:rPr>
-      </w:pPr>
-    </w:p>
-    <w:p>
-      <w:pPr>
-        <w:spacing w:after="0" w:line="240" w:lineRule="auto"/>
-        <w:rPr>
-          <w:b/>
-          <w:bCs/>
-          <w:lang w:val="ru-BY"/>
-        </w:rPr>
-      </w:pPr>
-      <w:r>
-        <w:rPr>
-          <w:b/>
-          <w:bCs/>
-          <w:lang w:val="ru-BY"/>
+      </w:pPr>
+    </w:p>
+    <w:p>
+      <w:pPr>
+        <w:spacing w:after="0" w:line="240" w:lineRule="auto"/>
+        <w:rPr>
+          <w:b/>
+          <w:bCs/>
+        </w:rPr>
+      </w:pPr>
+      <w:r>
+        <w:rPr>
+          <w:b/>
+          <w:bCs/>
         </w:rPr>
         <w:t>17. Перечислите все типы данных для хранения числовых данных в БД Oracle и программе на PL/SQL.</w:t>
       </w:r>
@@ -8888,28 +8480,16 @@
           <w:numId w:val="9"/>
         </w:numPr>
         <w:spacing w:after="0" w:line="240" w:lineRule="auto"/>
-        <w:rPr>
-          <w:lang w:val="ru-BY"/>
-        </w:rPr>
-      </w:pPr>
-      <w:r>
-        <w:rPr>
-          <w:lang w:val="ru-BY"/>
-        </w:rPr>
+      </w:pPr>
+      <w:r>
         <w:t>NUMBER(</w:t>
       </w:r>
       <w:proofErr w:type="spellStart"/>
       <w:r>
-        <w:rPr>
-          <w:lang w:val="ru-BY"/>
-        </w:rPr>
         <w:t>p,s</w:t>
       </w:r>
       <w:proofErr w:type="spellEnd"/>
       <w:r>
-        <w:rPr>
-          <w:lang w:val="ru-BY"/>
-        </w:rPr>
         <w:t>) — универсальный тип для чисел с плавающей и фиксированной точкой (где p — точность, s — масштаб). Поддерживается и в БД, и в PL/SQL.</w:t>
       </w:r>
     </w:p>
@@ -8920,14 +8500,8 @@
           <w:numId w:val="9"/>
         </w:numPr>
         <w:spacing w:after="0" w:line="240" w:lineRule="auto"/>
-        <w:rPr>
-          <w:lang w:val="ru-BY"/>
-        </w:rPr>
-      </w:pPr>
-      <w:r>
-        <w:rPr>
-          <w:lang w:val="ru-BY"/>
-        </w:rPr>
+      </w:pPr>
+      <w:r>
         <w:t>FLOAT — подтип NUMBER для чисел с плавающей точкой.</w:t>
       </w:r>
     </w:p>
@@ -8938,28 +8512,18 @@
           <w:numId w:val="9"/>
         </w:numPr>
         <w:spacing w:after="0" w:line="240" w:lineRule="auto"/>
-        <w:rPr>
-          <w:lang w:val="ru-BY"/>
-        </w:rPr>
-      </w:pPr>
-      <w:r>
-        <w:rPr>
-          <w:lang w:val="ru-BY"/>
-        </w:rPr>
+      </w:pPr>
+      <w:r>
         <w:t xml:space="preserve">PLS_INTEGER — тип данных, доступный </w:t>
       </w:r>
       <w:r>
         <w:rPr>
           <w:b/>
           <w:bCs/>
-          <w:lang w:val="ru-BY"/>
         </w:rPr>
         <w:t>только в PL/SQL</w:t>
       </w:r>
       <w:r>
-        <w:rPr>
-          <w:lang w:val="ru-BY"/>
-        </w:rPr>
         <w:t>. Используется для высокопроизводительных целочисленных вычислений (диапазон от -2,147,483,648 до 2,147,483,647).</w:t>
       </w:r>
     </w:p>
@@ -8970,14 +8534,8 @@
           <w:numId w:val="9"/>
         </w:numPr>
         <w:spacing w:after="0" w:line="240" w:lineRule="auto"/>
-        <w:rPr>
-          <w:lang w:val="ru-BY"/>
-        </w:rPr>
-      </w:pPr>
-      <w:r>
-        <w:rPr>
-          <w:lang w:val="ru-BY"/>
-        </w:rPr>
+      </w:pPr>
+      <w:r>
         <w:t>BINARY_INTEGER — аналогичен PLS_INTEGER (только в PL/SQL).</w:t>
       </w:r>
     </w:p>
@@ -8988,14 +8546,8 @@
           <w:numId w:val="9"/>
         </w:numPr>
         <w:spacing w:after="0" w:line="240" w:lineRule="auto"/>
-        <w:rPr>
-          <w:lang w:val="ru-BY"/>
-        </w:rPr>
-      </w:pPr>
-      <w:r>
-        <w:rPr>
-          <w:lang w:val="ru-BY"/>
-        </w:rPr>
+      </w:pPr>
+      <w:r>
         <w:t>BINARY_FLOAT и BINARY_DOUBLE — числа с плавающей точкой одинарной и двойной точности (соответствуют стандарту IEEE 754), полезны для научных вычислений.</w:t>
       </w:r>
     </w:p>
@@ -9003,41 +8555,45 @@
       <w:pPr>
         <w:spacing w:after="0" w:line="240" w:lineRule="auto"/>
         <w:ind w:left="720"/>
-        <w:rPr>
-          <w:lang w:val="ru-BY"/>
-        </w:rPr>
-      </w:pPr>
-    </w:p>
-    <w:p>
-      <w:pPr>
-        <w:spacing w:after="0" w:line="240" w:lineRule="auto"/>
-        <w:rPr>
-          <w:b/>
-          <w:bCs/>
-          <w:lang w:val="ru-BY"/>
-        </w:rPr>
-      </w:pPr>
-      <w:r>
-        <w:rPr>
-          <w:b/>
-          <w:bCs/>
-          <w:lang w:val="ru-BY"/>
-        </w:rPr>
+      </w:pPr>
+    </w:p>
+    <w:p>
+      <w:pPr>
+        <w:spacing w:after="0" w:line="240" w:lineRule="auto"/>
+        <w:ind w:left="720"/>
+      </w:pPr>
+    </w:p>
+    <w:p>
+      <w:pPr>
+        <w:spacing w:after="0" w:line="240" w:lineRule="auto"/>
+        <w:ind w:left="720"/>
+      </w:pPr>
+    </w:p>
+    <w:p>
+      <w:pPr>
+        <w:spacing w:after="0" w:line="240" w:lineRule="auto"/>
+        <w:rPr>
+          <w:b/>
+          <w:bCs/>
+        </w:rPr>
+      </w:pPr>
+      <w:r>
+        <w:rPr>
+          <w:b/>
+          <w:bCs/>
+        </w:rPr>
+        <w:lastRenderedPageBreak/>
         <w:t>18. Перечислите все операции, которые использовались при выполнении работы.</w:t>
       </w:r>
     </w:p>
     <w:p>
       <w:pPr>
         <w:spacing w:after="0" w:line="240" w:lineRule="auto"/>
-        <w:rPr>
-          <w:lang w:val="ru-BY"/>
-        </w:rPr>
       </w:pPr>
       <w:r>
         <w:rPr>
           <w:i/>
           <w:iCs/>
-          <w:lang w:val="ru-BY"/>
         </w:rPr>
         <w:t>(Основано на решениях пунктов вашей лабораторной работы)</w:t>
       </w:r>
@@ -9049,22 +8605,15 @@
           <w:numId w:val="10"/>
         </w:numPr>
         <w:spacing w:after="0" w:line="240" w:lineRule="auto"/>
-        <w:rPr>
-          <w:lang w:val="ru-BY"/>
-        </w:rPr>
-      </w:pPr>
-      <w:r>
-        <w:rPr>
-          <w:b/>
-          <w:bCs/>
-          <w:lang w:val="ru-BY"/>
+      </w:pPr>
+      <w:r>
+        <w:rPr>
+          <w:b/>
+          <w:bCs/>
         </w:rPr>
         <w:t>Арифметические операции:</w:t>
       </w:r>
       <w:r>
-        <w:rPr>
-          <w:lang w:val="ru-BY"/>
-        </w:rPr>
         <w:t xml:space="preserve"> + (сложение), * (умножение).</w:t>
       </w:r>
     </w:p>
@@ -9075,23 +8624,15 @@
           <w:numId w:val="10"/>
         </w:numPr>
         <w:spacing w:after="0" w:line="240" w:lineRule="auto"/>
-        <w:rPr>
-          <w:lang w:val="ru-BY"/>
-        </w:rPr>
-      </w:pPr>
-      <w:r>
-        <w:rPr>
-          <w:b/>
-          <w:bCs/>
-          <w:lang w:val="ru-BY"/>
-        </w:rPr>
-        <w:lastRenderedPageBreak/>
+      </w:pPr>
+      <w:r>
+        <w:rPr>
+          <w:b/>
+          <w:bCs/>
+        </w:rPr>
         <w:t>Оператор присваивания:</w:t>
       </w:r>
       <w:r>
-        <w:rPr>
-          <w:lang w:val="ru-BY"/>
-        </w:rPr>
         <w:t xml:space="preserve"> := (используется для инициализации и изменения переменных).</w:t>
       </w:r>
     </w:p>
@@ -9102,22 +8643,15 @@
           <w:numId w:val="10"/>
         </w:numPr>
         <w:spacing w:after="0" w:line="240" w:lineRule="auto"/>
-        <w:rPr>
-          <w:lang w:val="ru-BY"/>
-        </w:rPr>
-      </w:pPr>
-      <w:r>
-        <w:rPr>
-          <w:b/>
-          <w:bCs/>
-          <w:lang w:val="ru-BY"/>
+      </w:pPr>
+      <w:r>
+        <w:rPr>
+          <w:b/>
+          <w:bCs/>
         </w:rPr>
         <w:t>Оператор конкатенации:</w:t>
       </w:r>
       <w:r>
-        <w:rPr>
-          <w:lang w:val="ru-BY"/>
-        </w:rPr>
         <w:t xml:space="preserve"> || (объединение строк для вывода текста).</w:t>
       </w:r>
     </w:p>
@@ -9128,22 +8662,15 @@
           <w:numId w:val="10"/>
         </w:numPr>
         <w:spacing w:after="0" w:line="240" w:lineRule="auto"/>
-        <w:rPr>
-          <w:lang w:val="ru-BY"/>
-        </w:rPr>
-      </w:pPr>
-      <w:r>
-        <w:rPr>
-          <w:b/>
-          <w:bCs/>
-          <w:lang w:val="ru-BY"/>
+      </w:pPr>
+      <w:r>
+        <w:rPr>
+          <w:b/>
+          <w:bCs/>
         </w:rPr>
         <w:t>Операторы отношения (сравнения):</w:t>
       </w:r>
       <w:r>
-        <w:rPr>
-          <w:lang w:val="ru-BY"/>
-        </w:rPr>
         <w:t xml:space="preserve"> &gt;, &lt;, =, &lt;=, &gt;=.</w:t>
       </w:r>
     </w:p>
@@ -9154,22 +8681,15 @@
           <w:numId w:val="10"/>
         </w:numPr>
         <w:spacing w:after="0" w:line="240" w:lineRule="auto"/>
-        <w:rPr>
-          <w:lang w:val="ru-BY"/>
-        </w:rPr>
-      </w:pPr>
-      <w:r>
-        <w:rPr>
-          <w:b/>
-          <w:bCs/>
-          <w:lang w:val="ru-BY"/>
+      </w:pPr>
+      <w:r>
+        <w:rPr>
+          <w:b/>
+          <w:bCs/>
         </w:rPr>
         <w:t>Вызов функций и встроенных пакетов:</w:t>
       </w:r>
       <w:r>
-        <w:rPr>
-          <w:lang w:val="ru-BY"/>
-        </w:rPr>
         <w:t xml:space="preserve"> MOD() (остаток от деления), TO_CHAR(), DBMS_OUTPUT.PUT_LINE() (вывод текста).</w:t>
       </w:r>
     </w:p>
@@ -9177,25 +8697,20 @@
       <w:pPr>
         <w:spacing w:after="0" w:line="240" w:lineRule="auto"/>
         <w:ind w:left="720"/>
-        <w:rPr>
-          <w:lang w:val="ru-BY"/>
-        </w:rPr>
-      </w:pPr>
-    </w:p>
-    <w:p>
-      <w:pPr>
-        <w:spacing w:after="0" w:line="240" w:lineRule="auto"/>
-        <w:rPr>
-          <w:b/>
-          <w:bCs/>
-          <w:lang w:val="ru-BY"/>
-        </w:rPr>
-      </w:pPr>
-      <w:r>
-        <w:rPr>
-          <w:b/>
-          <w:bCs/>
-          <w:lang w:val="ru-BY"/>
+      </w:pPr>
+    </w:p>
+    <w:p>
+      <w:pPr>
+        <w:spacing w:after="0" w:line="240" w:lineRule="auto"/>
+        <w:rPr>
+          <w:b/>
+          <w:bCs/>
+        </w:rPr>
+      </w:pPr>
+      <w:r>
+        <w:rPr>
+          <w:b/>
+          <w:bCs/>
         </w:rPr>
         <w:t>19. Перечислите представления словаря БД, хранящие информацию, связанную с PL/SQL.</w:t>
       </w:r>
@@ -9203,14 +8718,8 @@
     <w:p>
       <w:pPr>
         <w:spacing w:after="0" w:line="240" w:lineRule="auto"/>
-        <w:rPr>
-          <w:lang w:val="ru-BY"/>
-        </w:rPr>
-      </w:pPr>
-      <w:r>
-        <w:rPr>
-          <w:lang w:val="ru-BY"/>
-        </w:rPr>
+      </w:pPr>
+      <w:r>
         <w:t>Представления словаря данных (с префиксами USER_, ALL_, DBA_) для работы с PL/SQL:</w:t>
       </w:r>
     </w:p>
@@ -9221,14 +8730,8 @@
           <w:numId w:val="11"/>
         </w:numPr>
         <w:spacing w:after="0" w:line="240" w:lineRule="auto"/>
-        <w:rPr>
-          <w:lang w:val="ru-BY"/>
-        </w:rPr>
-      </w:pPr>
-      <w:r>
-        <w:rPr>
-          <w:lang w:val="ru-BY"/>
-        </w:rPr>
+      </w:pPr>
+      <w:r>
         <w:t>USER_SOURCE — исходный код сохраненных программ (процедур, функций, пакетов).</w:t>
       </w:r>
     </w:p>
@@ -9239,14 +8742,8 @@
           <w:numId w:val="11"/>
         </w:numPr>
         <w:spacing w:after="0" w:line="240" w:lineRule="auto"/>
-        <w:rPr>
-          <w:lang w:val="ru-BY"/>
-        </w:rPr>
-      </w:pPr>
-      <w:r>
-        <w:rPr>
-          <w:lang w:val="ru-BY"/>
-        </w:rPr>
+      </w:pPr>
+      <w:r>
         <w:t>USER_OBJECTS — список и статусы всех объектов (например, чтобы проверить, скомпилировалась ли процедура или статус "INVALID").</w:t>
       </w:r>
     </w:p>
@@ -9257,14 +8754,8 @@
           <w:numId w:val="11"/>
         </w:numPr>
         <w:spacing w:after="0" w:line="240" w:lineRule="auto"/>
-        <w:rPr>
-          <w:lang w:val="ru-BY"/>
-        </w:rPr>
-      </w:pPr>
-      <w:r>
-        <w:rPr>
-          <w:lang w:val="ru-BY"/>
-        </w:rPr>
+      </w:pPr>
+      <w:r>
         <w:t>USER_ERRORS — ошибки компиляции PL/SQL-кода.</w:t>
       </w:r>
     </w:p>
@@ -9275,14 +8766,8 @@
           <w:numId w:val="11"/>
         </w:numPr>
         <w:spacing w:after="0" w:line="240" w:lineRule="auto"/>
-        <w:rPr>
-          <w:lang w:val="ru-BY"/>
-        </w:rPr>
-      </w:pPr>
-      <w:r>
-        <w:rPr>
-          <w:lang w:val="ru-BY"/>
-        </w:rPr>
+      </w:pPr>
+      <w:r>
         <w:t>USER_DEPENDENCIES — зависимости между объектами PL/SQL.</w:t>
       </w:r>
     </w:p>
@@ -9293,14 +8778,8 @@
           <w:numId w:val="11"/>
         </w:numPr>
         <w:spacing w:after="0" w:line="240" w:lineRule="auto"/>
-        <w:rPr>
-          <w:lang w:val="ru-BY"/>
-        </w:rPr>
-      </w:pPr>
-      <w:r>
-        <w:rPr>
-          <w:lang w:val="ru-BY"/>
-        </w:rPr>
+      </w:pPr>
+      <w:r>
         <w:t>USER_PROCEDURES — информация о процедурах и функциях.</w:t>
       </w:r>
     </w:p>
@@ -9308,25 +8787,20 @@
       <w:pPr>
         <w:spacing w:after="0" w:line="240" w:lineRule="auto"/>
         <w:ind w:left="720"/>
-        <w:rPr>
-          <w:lang w:val="ru-BY"/>
-        </w:rPr>
-      </w:pPr>
-    </w:p>
-    <w:p>
-      <w:pPr>
-        <w:spacing w:after="0" w:line="240" w:lineRule="auto"/>
-        <w:rPr>
-          <w:b/>
-          <w:bCs/>
-          <w:lang w:val="ru-BY"/>
-        </w:rPr>
-      </w:pPr>
-      <w:r>
-        <w:rPr>
-          <w:b/>
-          <w:bCs/>
-          <w:lang w:val="ru-BY"/>
+      </w:pPr>
+    </w:p>
+    <w:p>
+      <w:pPr>
+        <w:spacing w:after="0" w:line="240" w:lineRule="auto"/>
+        <w:rPr>
+          <w:b/>
+          <w:bCs/>
+        </w:rPr>
+      </w:pPr>
+      <w:r>
+        <w:rPr>
+          <w:b/>
+          <w:bCs/>
         </w:rPr>
         <w:t>20. Как получить все параметры Oracle, связанные с PL/SQL?</w:t>
       </w:r>
@@ -9334,29 +8808,17 @@
     <w:p>
       <w:pPr>
         <w:spacing w:after="0" w:line="240" w:lineRule="auto"/>
-        <w:rPr>
-          <w:lang w:val="ru-BY"/>
-        </w:rPr>
-      </w:pPr>
-      <w:r>
-        <w:rPr>
-          <w:lang w:val="ru-BY"/>
-        </w:rPr>
+      </w:pPr>
+      <w:r>
         <w:t>Для получения параметров базы данных Oracle используется динамическое представление производительности V$PARAMETER (или V$SYSTEM_PARAMETER). Для просмотра параметров, относящихся к PL/SQL, необходимо выполнить SQL-запрос с фильтрацией по имени параметра:</w:t>
       </w:r>
     </w:p>
     <w:p>
       <w:pPr>
         <w:spacing w:after="0" w:line="240" w:lineRule="auto"/>
-        <w:rPr>
-          <w:lang w:val="ru-BY"/>
-        </w:rPr>
-      </w:pPr>
-      <w:proofErr w:type="spellStart"/>
-      <w:r>
-        <w:rPr>
-          <w:lang w:val="ru-BY"/>
-        </w:rPr>
+      </w:pPr>
+      <w:proofErr w:type="spellStart"/>
+      <w:r>
         <w:t>sql</w:t>
       </w:r>
       <w:proofErr w:type="spellEnd"/>
@@ -9364,36 +8826,23 @@
     <w:p>
       <w:pPr>
         <w:spacing w:after="0" w:line="240" w:lineRule="auto"/>
-        <w:rPr>
-          <w:lang w:val="ru-BY"/>
-        </w:rPr>
-      </w:pPr>
-      <w:r>
-        <w:rPr>
-          <w:b/>
-          <w:bCs/>
-          <w:lang w:val="ru-BY"/>
+      </w:pPr>
+      <w:r>
+        <w:rPr>
+          <w:b/>
+          <w:bCs/>
         </w:rPr>
         <w:t>SELECT</w:t>
       </w:r>
       <w:r>
-        <w:rPr>
-          <w:lang w:val="ru-BY"/>
-        </w:rPr>
         <w:t xml:space="preserve"> </w:t>
       </w:r>
       <w:proofErr w:type="spellStart"/>
       <w:r>
-        <w:rPr>
-          <w:lang w:val="ru-BY"/>
-        </w:rPr>
         <w:t>name</w:t>
       </w:r>
       <w:proofErr w:type="spellEnd"/>
       <w:r>
-        <w:rPr>
-          <w:lang w:val="ru-BY"/>
-        </w:rPr>
         <w:t xml:space="preserve">, </w:t>
       </w:r>
       <w:proofErr w:type="spellStart"/>
@@ -9401,166 +8850,103 @@
         <w:rPr>
           <w:b/>
           <w:bCs/>
-          <w:lang w:val="ru-BY"/>
         </w:rPr>
         <w:t>value</w:t>
       </w:r>
       <w:proofErr w:type="spellEnd"/>
       <w:r>
-        <w:rPr>
-          <w:lang w:val="ru-BY"/>
-        </w:rPr>
         <w:t xml:space="preserve"> </w:t>
       </w:r>
     </w:p>
     <w:p>
       <w:pPr>
         <w:spacing w:after="0" w:line="240" w:lineRule="auto"/>
-        <w:rPr>
-          <w:lang w:val="ru-BY"/>
-        </w:rPr>
-      </w:pPr>
-      <w:r>
-        <w:rPr>
-          <w:b/>
-          <w:bCs/>
-          <w:lang w:val="ru-BY"/>
+      </w:pPr>
+      <w:r>
+        <w:rPr>
+          <w:b/>
+          <w:bCs/>
         </w:rPr>
         <w:t>FROM</w:t>
       </w:r>
       <w:r>
-        <w:rPr>
-          <w:lang w:val="ru-BY"/>
-        </w:rPr>
         <w:t xml:space="preserve"> </w:t>
       </w:r>
       <w:proofErr w:type="spellStart"/>
       <w:r>
-        <w:rPr>
-          <w:lang w:val="ru-BY"/>
-        </w:rPr>
         <w:t>v$parameter</w:t>
       </w:r>
       <w:proofErr w:type="spellEnd"/>
       <w:r>
-        <w:rPr>
-          <w:lang w:val="ru-BY"/>
-        </w:rPr>
         <w:t xml:space="preserve"> </w:t>
       </w:r>
     </w:p>
     <w:p>
       <w:pPr>
         <w:spacing w:after="0" w:line="240" w:lineRule="auto"/>
-        <w:rPr>
-          <w:lang w:val="ru-BY"/>
-        </w:rPr>
-      </w:pPr>
-      <w:r>
-        <w:rPr>
-          <w:b/>
-          <w:bCs/>
-          <w:lang w:val="ru-BY"/>
+      </w:pPr>
+      <w:r>
+        <w:rPr>
+          <w:b/>
+          <w:bCs/>
         </w:rPr>
         <w:t>WHERE</w:t>
       </w:r>
       <w:r>
-        <w:rPr>
-          <w:lang w:val="ru-BY"/>
-        </w:rPr>
         <w:t xml:space="preserve"> </w:t>
       </w:r>
       <w:proofErr w:type="spellStart"/>
       <w:r>
-        <w:rPr>
-          <w:lang w:val="ru-BY"/>
-        </w:rPr>
         <w:t>name</w:t>
       </w:r>
       <w:proofErr w:type="spellEnd"/>
       <w:r>
-        <w:rPr>
-          <w:lang w:val="ru-BY"/>
-        </w:rPr>
         <w:t xml:space="preserve"> LIKE '%</w:t>
       </w:r>
       <w:proofErr w:type="spellStart"/>
       <w:r>
-        <w:rPr>
-          <w:lang w:val="ru-BY"/>
-        </w:rPr>
         <w:t>plsql</w:t>
       </w:r>
       <w:proofErr w:type="spellEnd"/>
       <w:r>
-        <w:rPr>
-          <w:lang w:val="ru-BY"/>
-        </w:rPr>
         <w:t>%';</w:t>
       </w:r>
     </w:p>
     <w:p>
       <w:pPr>
         <w:spacing w:after="0" w:line="240" w:lineRule="auto"/>
-        <w:rPr>
-          <w:lang w:val="ru-BY"/>
-        </w:rPr>
-      </w:pPr>
-      <w:r>
-        <w:rPr>
-          <w:lang w:val="ru-BY"/>
-        </w:rPr>
+      </w:pPr>
+      <w:r>
         <w:t xml:space="preserve">К таким параметрам относятся, например, </w:t>
       </w:r>
       <w:proofErr w:type="spellStart"/>
       <w:r>
-        <w:rPr>
-          <w:lang w:val="ru-BY"/>
-        </w:rPr>
         <w:t>plsql_warnings</w:t>
       </w:r>
       <w:proofErr w:type="spellEnd"/>
       <w:r>
-        <w:rPr>
-          <w:lang w:val="ru-BY"/>
-        </w:rPr>
         <w:t xml:space="preserve">, </w:t>
       </w:r>
       <w:proofErr w:type="spellStart"/>
       <w:r>
-        <w:rPr>
-          <w:lang w:val="ru-BY"/>
-        </w:rPr>
         <w:t>plsql_optimize_level</w:t>
       </w:r>
       <w:proofErr w:type="spellEnd"/>
       <w:r>
-        <w:rPr>
-          <w:lang w:val="ru-BY"/>
-        </w:rPr>
         <w:t xml:space="preserve">, </w:t>
       </w:r>
       <w:proofErr w:type="spellStart"/>
       <w:r>
-        <w:rPr>
-          <w:lang w:val="ru-BY"/>
-        </w:rPr>
         <w:t>plsql_ccflags</w:t>
       </w:r>
       <w:proofErr w:type="spellEnd"/>
       <w:r>
-        <w:rPr>
-          <w:lang w:val="ru-BY"/>
-        </w:rPr>
         <w:t xml:space="preserve"> и другие.</w:t>
       </w:r>
     </w:p>
     <w:p>
       <w:pPr>
         <w:spacing w:after="0" w:line="240" w:lineRule="auto"/>
-        <w:rPr>
-          <w:lang w:val="ru-BY"/>
-        </w:rPr>
       </w:pPr>
     </w:p>
     <w:sectPr>
@@ -11796,6 +11182,7 @@
   <w:style w:type="character" w:default="1" w:styleId="a0">
     <w:name w:val="Default Paragraph Font"/>
     <w:uiPriority w:val="1"/>
+    <w:semiHidden/>
     <w:unhideWhenUsed/>
   </w:style>
   <w:style w:type="table" w:default="1" w:styleId="a1">
